--- a/paper/interpretable_bias_aware_ai_text_detection.docx
+++ b/paper/interpretable_bias_aware_ai_text_detection.docx
@@ -1,6 +1,6 @@
 
 <file path=word/document.xml><?xml version="1.0" encoding="utf-8"?>
-<w:document xmlns:mc="http://schemas.openxmlformats.org/markup-compatibility/2006" xmlns:r="http://purl.oclc.org/ooxml/officeDocument/relationships" xmlns:w="http://purl.oclc.org/ooxml/wordprocessingml/main" xmlns:w14="http://schemas.microsoft.com/office/word/2010/wordml" mc:Ignorable="w14">
+<w:document xmlns:a="http://schemas.openxmlformats.org/drawingml/2006/main" xmlns:mc="http://schemas.openxmlformats.org/markup-compatibility/2006" xmlns:pic="http://schemas.openxmlformats.org/drawingml/2006/picture" xmlns:r="http://purl.oclc.org/ooxml/officeDocument/relationships" xmlns:w="http://purl.oclc.org/ooxml/wordprocessingml/main" xmlns:w14="http://schemas.microsoft.com/office/word/2010/wordml" xmlns:wp="http://schemas.openxmlformats.org/drawingml/2006/wordprocessingDrawing" mc:Ignorable="w14">
   <w:body>
     <w:p>
       <w:pPr>
@@ -138,39 +138,55 @@
         <w:pStyle w:val="BodyText"/>
       </w:pPr>
       <w:r>
-        <w:t>Liang et al. studied bias in GPT detectors against non-native English writing and showed that detectors could misclassify human learner writing as AI-generated [1]. Their result motivates the false-positive focus of this project. In academic settings, the harm of false positives is asymmetric: a missed AI-generated sample may reduce detector usefulness, but a false positive can wrongly implicate a student.</w:t>
-      </w:r>
-    </w:p>
-    <w:p>
-      <w:pPr>
-        <w:pStyle w:val="BodyText"/>
-      </w:pPr>
-      <w:r>
-        <w:t>HC3, introduced by Guo et al., provides paired human and ChatGPT answers across domains and has become a useful benchmark for AI-text detection [2]. This project uses HC3 as the primary training and in-domain evaluation source. However, because HC3 is itself a benchmark distribution, good HC3 performance alone cannot establish safety on student writing or Wikipedia-style text.</w:t>
-      </w:r>
-    </w:p>
-    <w:p>
-      <w:pPr>
-        <w:pStyle w:val="BodyText"/>
-      </w:pPr>
-      <w:r>
-        <w:t>GLTR is a statistical detection and visualization approach based on language-model token ranks [3]. The project includes a GLTR-style heuristic baseline using GPT-2 rank statistics. It also compares against two transformer detector baselines on a fixed sample: an OpenAI-community RoBERTa GPT-2 detector and the Hello-SimpleAI HC3 RoBERTa detector [6], [7]. These transformer baselines are used for comparison only; their full 300,000-row inference over GPT-wiki-intro was not run because of computational cost.</w:t>
-      </w:r>
-    </w:p>
-    <w:p>
-      <w:pPr>
-        <w:pStyle w:val="BodyText"/>
-      </w:pPr>
-      <w:r>
-        <w:t>GPT-wiki-intro is used as an out-of-domain dataset. Its Hugging Face dataset card describes 150,000 rows containing Wikipedia introductions and GPT-generated introductions, including the fields `wiki_intro` and `generated_intro` [4]. In this project, each row is expanded into one human example and one generated example, resulting in 300,000 evaluation examples.</w:t>
-      </w:r>
-    </w:p>
-    <w:p>
-      <w:pPr>
-        <w:pStyle w:val="BodyText"/>
-      </w:pPr>
-      <w:r>
-        <w:t>ICNALE is used for fairness auditing. The ICNALE readme describes Written Essays as 200-300 word essays, and the project data include ICNALE WE, WEP, and WEUAE modules. The WEP readme notes that participants declared they did not use online writing support tools, but also states that influence from such tools cannot be fully guaranteed for at-home writing. This limitation is important and is treated as part of the scope rather than hidden.</w:t>
+        <w:t>AI-generated text detection methods can broadly be divided into statistical or language-model-based methods, supervised classifiers, and provenance-based approaches. GLTR uses token-rank statistics from a language model to help identify unusually predictable generated text [3]. DetectGPT instead uses the observation that machine-generated passages can occupy regions of negative curvature in a language model's probability function [8]. More recently, Binoculars proposed a training-free score that contrasts two related language models and reported strong detection performance across multiple generators and text sources [12]. These methods avoid training a task-specific classifier, but they depend on suitable language models and may be computationally more expensive than sparse classical models.</w:t>
+      </w:r>
+    </w:p>
+    <w:p>
+      <w:pPr>
+        <w:pStyle w:val="BodyText"/>
+      </w:pPr>
+      <w:r>
+        <w:t>Supervised detectors learn differences between human and machine writing from labelled corpora. HC3, introduced by Guo et al., provides paired human and ChatGPT answers across domains and is used as the primary training source in this project [2]. Ghostbuster combines features derived from weaker language models with a trained classifier and does not require probability access to the target generator [9]. It reports strong performance across writing domains, prompts, and generators. Compared with Ghostbuster, the present study uses a simpler and more auditable combination of word TF-IDF, character TF-IDF, lexical statistics, and logistic regression. The aim is not to establish state-of-the-art detection performance, but to examine whether an interpretable detector remains reliable when evaluated beyond its training distribution.</w:t>
+      </w:r>
+    </w:p>
+    <w:p>
+      <w:pPr>
+        <w:pStyle w:val="BodyText"/>
+      </w:pPr>
+      <w:r>
+        <w:t>Recent benchmark research shows that high in-domain accuracy is insufficient evidence of detector robustness. M4 introduced a multi-generator, multi-domain, and multilingual benchmark and found that detectors often fail to generalize to unseen domains and language models [10]. RAID extended robust evaluation to more than six million generations across multiple generators, domains, adversarial attacks, and decoding strategies, and found that detectors were sensitive to unseen generators, sampling settings, repetition penalties, and attacks [11]. These findings motivate the use of GPT-wiki-intro as an out-of-domain evaluation set rather than relying only on HC3 test performance [4].</w:t>
+      </w:r>
+    </w:p>
+    <w:p>
+      <w:pPr>
+        <w:pStyle w:val="BodyText"/>
+      </w:pPr>
+      <w:r>
+        <w:t>Robustness can also deteriorate after apparently minor changes to generated text. Krishna et al. showed that discourse-level paraphrasing could sharply reduce detector performance, including a large drop for DetectGPT at a fixed 1 percent false-positive rate, while retrieval over previously generated outputs provided a potential defense [13]. Sadasivan et al. stress-tested classifier, zero-shot, retrieval, and watermarking approaches using recursive paraphrasing and spoofing attacks, and connected detector limits to the statistical distance between human and machine text distributions [14]. The current project does not evaluate adversarial paraphrasing, and therefore its results should be interpreted as non-adversarial domain and population shift results.</w:t>
+      </w:r>
+    </w:p>
+    <w:p>
+      <w:pPr>
+        <w:pStyle w:val="BodyText"/>
+      </w:pPr>
+      <w:r>
+        <w:t>Fairness is particularly important when detection outputs are used in education. Liang et al. found that several publicly available detectors frequently misclassified non-native English essays as AI-generated while performing much better on native-speaker writing [1]. However, Jiang et al. studied ChatGPT-generated essays in a large-scale writing-assessment setting and reported high detection performance without evidence of bias disadvantaging non-native English speakers [16]. These findings are complementary: they suggest that detector fairness depends strongly on training-data quality, population representation, feature design, and alignment between development data and the intended deployment population. Weber-Wulff et al. similarly evaluated detection tools in academic settings and concluded that existing tools were not sufficiently reliable for academic-integrity decisions, especially under rewriting and obfuscation [15].</w:t>
+      </w:r>
+    </w:p>
+    <w:p>
+      <w:pPr>
+        <w:pStyle w:val="BodyText"/>
+      </w:pPr>
+      <w:r>
+        <w:t>ICNALE is used for fairness auditing in this project. The ICNALE readme describes Written Essays as 200-300 word essays, and the project data include ICNALE WE, WEP, and WEUAE modules [5]. The WEP readme notes that participants declared they did not use online writing support tools, but also states that influence from such tools cannot be fully guaranteed for at-home writing. This limitation is important and is treated as part of the scope rather than hidden.</w:t>
+      </w:r>
+    </w:p>
+    <w:p>
+      <w:pPr>
+        <w:pStyle w:val="BodyText"/>
+      </w:pPr>
+      <w:r>
+        <w:t>The present study contributes to this literature by jointly examining interpretability, domain shift, population shift, and threshold calibration. It evaluates a transparent classical detector on HC3, GPT-wiki-intro, and ICNALE, reports learner and native-speaker false-positive rates, and investigates whether a target-population-informed threshold can reduce the risk of false accusations.</w:t>
       </w:r>
     </w:p>
     <w:p>
@@ -719,6 +735,69 @@
     </w:p>
     <w:p>
       <w:pPr>
+        <w:keepNext/>
+        <w:keepLines/>
+        <w:jc w:val="center"/>
+        <w:spacing w:before="4pt" w:after="2pt"/>
+        <w:ind w:firstLine="0pt"/>
+      </w:pPr>
+      <w:r>
+        <w:drawing>
+          <wp:inline distT="0" distB="0" distL="0" distR="0">
+            <wp:extent cx="3063240" cy="2020434"/>
+            <wp:effectExtent l="0" t="0" r="0" b="0"/>
+            <wp:docPr id="1001" name="paper_figure_1.png" descr="FIGURE 1. Logistic-regression coefficient mass is concentrated in character and word TF-IDF features, while basic statistics contribute comparatively little total coefficient mass."/>
+            <wp:cNvGraphicFramePr>
+              <a:graphicFrameLocks noChangeAspect="1"/>
+            </wp:cNvGraphicFramePr>
+            <a:graphic>
+              <a:graphicData uri="http://schemas.openxmlformats.org/drawingml/2006/picture">
+                <pic:pic>
+                  <pic:nvPicPr>
+                    <pic:cNvPr id="0" name="paper_figure_1.png" descr="FIGURE 1. Logistic-regression coefficient mass is concentrated in character and word TF-IDF features, while basic statistics contribute comparatively little total coefficient mass."/>
+                    <pic:cNvPicPr/>
+                  </pic:nvPicPr>
+                  <pic:blipFill>
+                    <a:blip r:embed="rIdFigure1"/>
+                    <a:stretch>
+                      <a:fillRect/>
+                    </a:stretch>
+                  </pic:blipFill>
+                  <pic:spPr>
+                    <a:xfrm>
+                      <a:off x="0" y="0"/>
+                      <a:ext cx="3063240" cy="2020434"/>
+                    </a:xfrm>
+                    <a:prstGeom prst="rect">
+                      <a:avLst/>
+                    </a:prstGeom>
+                  </pic:spPr>
+                </pic:pic>
+              </a:graphicData>
+            </a:graphic>
+          </wp:inline>
+        </w:drawing>
+      </w:r>
+    </w:p>
+    <w:p>
+      <w:pPr>
+        <w:pStyle w:val="BodyText"/>
+        <w:jc w:val="center"/>
+        <w:keepLines/>
+        <w:spacing w:before="0pt" w:after="6pt"/>
+        <w:ind w:firstLine="0pt"/>
+      </w:pPr>
+      <w:r>
+        <w:rPr>
+          <w:i/>
+          <w:sz w:val="14"/>
+          <w:szCs w:val="14"/>
+        </w:rPr>
+        <w:t>FIGURE 1. Logistic-regression coefficient mass is concentrated in character and word TF-IDF features, while basic statistics contribute comparatively little total coefficient mass.</w:t>
+      </w:r>
+    </w:p>
+    <w:p>
+      <w:pPr>
         <w:pStyle w:val="BodyText"/>
         <w:spacing w:before="6pt" w:after="3pt"/>
         <w:ind w:firstLine="0pt"/>
@@ -737,7 +816,7 @@
         <w:pStyle w:val="BodyText"/>
       </w:pPr>
       <w:r>
-        <w:t>The comparison includes three detector baselines on a fixed 500-row sample per evaluation set: a GLTR-style heuristic, an OpenAI-community RoBERTa GPT-2 detector, and the Hello-SimpleAI HC3 RoBERTa detector. The GLTR-style baseline uses GPT-2 token-rank statistics to construct a score. The transformer baselines use Hugging Face sequence-classification checkpoints. Baseline thresholds are calibrated on an HC3 validation sample to target the configured false-positive rate.</w:t>
+        <w:t>The comparison includes three detector baselines on a fixed 500-row sample per evaluation set: a GLTR-style heuristic, an OpenAI-community RoBERTa GPT-2 detector, and the Hello-SimpleAI HC3 RoBERTa detector. The GLTR-style baseline uses GPT-2 token-rank statistics to construct a score. The transformer baselines use Hugging Face sequence-classification checkpoints [6], [7]. Baseline thresholds are calibrated on an HC3 validation sample to target the configured false-positive rate.</w:t>
       </w:r>
     </w:p>
     <w:p>
@@ -1312,7 +1391,212 @@
         <w:pStyle w:val="BodyText"/>
       </w:pPr>
       <w:r>
+        <w:t>Figure 2 shows the HC3 test confusion matrix at the default validation-calibrated threshold. The model correctly classifies most HC3 human and AI examples, with 112 false positives among 8,783 human examples and 29 false negatives among 4,054 AI examples.</w:t>
+      </w:r>
+    </w:p>
+    <w:p>
+      <w:pPr>
+        <w:keepNext/>
+        <w:keepLines/>
+        <w:jc w:val="center"/>
+        <w:spacing w:before="4pt" w:after="2pt"/>
+        <w:ind w:firstLine="0pt"/>
+      </w:pPr>
+      <w:r>
+        <w:drawing>
+          <wp:inline distT="0" distB="0" distL="0" distR="0">
+            <wp:extent cx="3063240" cy="2494803"/>
+            <wp:effectExtent l="0" t="0" r="0" b="0"/>
+            <wp:docPr id="1002" name="paper_figure_2.png" descr="FIGURE 2. HC3 test confusion matrix for the classical logistic-regression detector under the default HC3 validation threshold. Cell annotations show counts and row-normalized percentages."/>
+            <wp:cNvGraphicFramePr>
+              <a:graphicFrameLocks noChangeAspect="1"/>
+            </wp:cNvGraphicFramePr>
+            <a:graphic>
+              <a:graphicData uri="http://schemas.openxmlformats.org/drawingml/2006/picture">
+                <pic:pic>
+                  <pic:nvPicPr>
+                    <pic:cNvPr id="0" name="paper_figure_2.png" descr="FIGURE 2. HC3 test confusion matrix for the classical logistic-regression detector under the default HC3 validation threshold. Cell annotations show counts and row-normalized percentages."/>
+                    <pic:cNvPicPr/>
+                  </pic:nvPicPr>
+                  <pic:blipFill>
+                    <a:blip r:embed="rIdFigure2"/>
+                    <a:stretch>
+                      <a:fillRect/>
+                    </a:stretch>
+                  </pic:blipFill>
+                  <pic:spPr>
+                    <a:xfrm>
+                      <a:off x="0" y="0"/>
+                      <a:ext cx="3063240" cy="2494803"/>
+                    </a:xfrm>
+                    <a:prstGeom prst="rect">
+                      <a:avLst/>
+                    </a:prstGeom>
+                  </pic:spPr>
+                </pic:pic>
+              </a:graphicData>
+            </a:graphic>
+          </wp:inline>
+        </w:drawing>
+      </w:r>
+    </w:p>
+    <w:p>
+      <w:pPr>
+        <w:pStyle w:val="BodyText"/>
+        <w:jc w:val="center"/>
+        <w:keepLines/>
+        <w:spacing w:before="0pt" w:after="6pt"/>
+        <w:ind w:firstLine="0pt"/>
+      </w:pPr>
+      <w:r>
+        <w:rPr>
+          <w:i/>
+          <w:sz w:val="14"/>
+          <w:szCs w:val="14"/>
+        </w:rPr>
+        <w:t>FIGURE 2. HC3 test confusion matrix for the classical logistic-regression detector under the default HC3 validation threshold. Cell annotations show counts and row-normalized percentages.</w:t>
+      </w:r>
+    </w:p>
+    <w:p>
+      <w:pPr>
+        <w:pStyle w:val="BodyText"/>
+      </w:pPr>
+      <w:r>
         <w:t>The model performs strongly on the in-domain HC3 test split, but the default threshold does not transfer. GPT-wiki-intro human FPR is 0.7999, and ICNALE human-only FPR is 0.7773. These rates show that HC3 validation calibration is unsafe for Wikipedia-style text and learner-English essays.</w:t>
+      </w:r>
+    </w:p>
+    <w:p>
+      <w:pPr>
+        <w:keepNext/>
+        <w:keepLines/>
+        <w:jc w:val="center"/>
+        <w:spacing w:before="4pt" w:after="2pt"/>
+        <w:ind w:firstLine="0pt"/>
+      </w:pPr>
+      <w:r>
+        <w:drawing>
+          <wp:inline distT="0" distB="0" distL="0" distR="0">
+            <wp:extent cx="3063240" cy="2244081"/>
+            <wp:effectExtent l="0" t="0" r="0" b="0"/>
+            <wp:docPr id="1003" name="paper_figure_3.png" descr="FIGURE 3. Under the default HC3-calibrated threshold, human false-positive rates remain low on HC3 but rise sharply on GPT-wiki-intro and ICNALE."/>
+            <wp:cNvGraphicFramePr>
+              <a:graphicFrameLocks noChangeAspect="1"/>
+            </wp:cNvGraphicFramePr>
+            <a:graphic>
+              <a:graphicData uri="http://schemas.openxmlformats.org/drawingml/2006/picture">
+                <pic:pic>
+                  <pic:nvPicPr>
+                    <pic:cNvPr id="0" name="paper_figure_3.png" descr="FIGURE 3. Under the default HC3-calibrated threshold, human false-positive rates remain low on HC3 but rise sharply on GPT-wiki-intro and ICNALE."/>
+                    <pic:cNvPicPr/>
+                  </pic:nvPicPr>
+                  <pic:blipFill>
+                    <a:blip r:embed="rIdFigure3"/>
+                    <a:stretch>
+                      <a:fillRect/>
+                    </a:stretch>
+                  </pic:blipFill>
+                  <pic:spPr>
+                    <a:xfrm>
+                      <a:off x="0" y="0"/>
+                      <a:ext cx="3063240" cy="2244081"/>
+                    </a:xfrm>
+                    <a:prstGeom prst="rect">
+                      <a:avLst/>
+                    </a:prstGeom>
+                  </pic:spPr>
+                </pic:pic>
+              </a:graphicData>
+            </a:graphic>
+          </wp:inline>
+        </w:drawing>
+      </w:r>
+    </w:p>
+    <w:p>
+      <w:pPr>
+        <w:pStyle w:val="BodyText"/>
+        <w:jc w:val="center"/>
+        <w:keepLines/>
+        <w:spacing w:before="0pt" w:after="6pt"/>
+        <w:ind w:firstLine="0pt"/>
+      </w:pPr>
+      <w:r>
+        <w:rPr>
+          <w:i/>
+          <w:sz w:val="14"/>
+          <w:szCs w:val="14"/>
+        </w:rPr>
+        <w:t>FIGURE 3. Under the default HC3-calibrated threshold, human false-positive rates remain low on HC3 but rise sharply on GPT-wiki-intro and ICNALE.</w:t>
+      </w:r>
+    </w:p>
+    <w:p>
+      <w:pPr>
+        <w:pStyle w:val="BodyText"/>
+      </w:pPr>
+      <w:r>
+        <w:t>Figure 4 shows the score-distribution reason for this failure. HC3 human and AI examples are mostly separated, but GPT-wiki human text and ICNALE human essays receive high AI scores, placing many human samples above the default threshold.</w:t>
+      </w:r>
+    </w:p>
+    <w:p>
+      <w:pPr>
+        <w:keepNext/>
+        <w:keepLines/>
+        <w:jc w:val="center"/>
+        <w:spacing w:before="4pt" w:after="2pt"/>
+        <w:ind w:firstLine="0pt"/>
+      </w:pPr>
+      <w:r>
+        <w:drawing>
+          <wp:inline distT="0" distB="0" distL="0" distR="0">
+            <wp:extent cx="3063240" cy="2171802"/>
+            <wp:effectExtent l="0" t="0" r="0" b="0"/>
+            <wp:docPr id="1004" name="paper_figure_4.png" descr="FIGURE 4. AI-score distributions show clean in-domain separation on HC3 but substantial score shift for GPT-wiki and ICNALE human writing. Dashed and dotted vertical lines mark the default and education thresholds."/>
+            <wp:cNvGraphicFramePr>
+              <a:graphicFrameLocks noChangeAspect="1"/>
+            </wp:cNvGraphicFramePr>
+            <a:graphic>
+              <a:graphicData uri="http://schemas.openxmlformats.org/drawingml/2006/picture">
+                <pic:pic>
+                  <pic:nvPicPr>
+                    <pic:cNvPr id="0" name="paper_figure_4.png" descr="FIGURE 4. AI-score distributions show clean in-domain separation on HC3 but substantial score shift for GPT-wiki and ICNALE human writing. Dashed and dotted vertical lines mark the default and education thresholds."/>
+                    <pic:cNvPicPr/>
+                  </pic:nvPicPr>
+                  <pic:blipFill>
+                    <a:blip r:embed="rIdFigure4"/>
+                    <a:stretch>
+                      <a:fillRect/>
+                    </a:stretch>
+                  </pic:blipFill>
+                  <pic:spPr>
+                    <a:xfrm>
+                      <a:off x="0" y="0"/>
+                      <a:ext cx="3063240" cy="2171802"/>
+                    </a:xfrm>
+                    <a:prstGeom prst="rect">
+                      <a:avLst/>
+                    </a:prstGeom>
+                  </pic:spPr>
+                </pic:pic>
+              </a:graphicData>
+            </a:graphic>
+          </wp:inline>
+        </w:drawing>
+      </w:r>
+    </w:p>
+    <w:p>
+      <w:pPr>
+        <w:pStyle w:val="BodyText"/>
+        <w:jc w:val="center"/>
+        <w:keepLines/>
+        <w:spacing w:before="0pt" w:after="6pt"/>
+        <w:ind w:firstLine="0pt"/>
+      </w:pPr>
+      <w:r>
+        <w:rPr>
+          <w:i/>
+          <w:sz w:val="14"/>
+          <w:szCs w:val="14"/>
+        </w:rPr>
+        <w:t>FIGURE 4. AI-score distributions show clean in-domain separation on HC3 but substantial score shift for GPT-wiki and ICNALE human writing. Dashed and dotted vertical lines mark the default and education thresholds.</w:t>
       </w:r>
     </w:p>
     <w:p>
@@ -1344,6 +1628,69 @@
       </w:pPr>
       <w:r>
         <w:t>Because TOEFL data were unavailable, this is not a direct reproduction of Liang et al. It nevertheless supports the same concern: excellent benchmark performance can coexist with high false-positive rates for human learner writing.</w:t>
+      </w:r>
+    </w:p>
+    <w:p>
+      <w:pPr>
+        <w:keepNext/>
+        <w:keepLines/>
+        <w:jc w:val="center"/>
+        <w:spacing w:before="4pt" w:after="2pt"/>
+        <w:ind w:firstLine="0pt"/>
+      </w:pPr>
+      <w:r>
+        <w:drawing>
+          <wp:inline distT="0" distB="0" distL="0" distR="0">
+            <wp:extent cx="3063240" cy="2257848"/>
+            <wp:effectExtent l="0" t="0" r="0" b="0"/>
+            <wp:docPr id="1005" name="paper_figure_5.png" descr="FIGURE 5. The conservative education threshold greatly lowers held-out ICNALE false positives for both native-speaker and learner-English essays, but it does this by moving the decision boundary close to 1.0."/>
+            <wp:cNvGraphicFramePr>
+              <a:graphicFrameLocks noChangeAspect="1"/>
+            </wp:cNvGraphicFramePr>
+            <a:graphic>
+              <a:graphicData uri="http://schemas.openxmlformats.org/drawingml/2006/picture">
+                <pic:pic>
+                  <pic:nvPicPr>
+                    <pic:cNvPr id="0" name="paper_figure_5.png" descr="FIGURE 5. The conservative education threshold greatly lowers held-out ICNALE false positives for both native-speaker and learner-English essays, but it does this by moving the decision boundary close to 1.0."/>
+                    <pic:cNvPicPr/>
+                  </pic:nvPicPr>
+                  <pic:blipFill>
+                    <a:blip r:embed="rIdFigure5"/>
+                    <a:stretch>
+                      <a:fillRect/>
+                    </a:stretch>
+                  </pic:blipFill>
+                  <pic:spPr>
+                    <a:xfrm>
+                      <a:off x="0" y="0"/>
+                      <a:ext cx="3063240" cy="2257848"/>
+                    </a:xfrm>
+                    <a:prstGeom prst="rect">
+                      <a:avLst/>
+                    </a:prstGeom>
+                  </pic:spPr>
+                </pic:pic>
+              </a:graphicData>
+            </a:graphic>
+          </wp:inline>
+        </w:drawing>
+      </w:r>
+    </w:p>
+    <w:p>
+      <w:pPr>
+        <w:pStyle w:val="BodyText"/>
+        <w:jc w:val="center"/>
+        <w:keepLines/>
+        <w:spacing w:before="0pt" w:after="6pt"/>
+        <w:ind w:firstLine="0pt"/>
+      </w:pPr>
+      <w:r>
+        <w:rPr>
+          <w:i/>
+          <w:sz w:val="14"/>
+          <w:szCs w:val="14"/>
+        </w:rPr>
+        <w:t>FIGURE 5. The conservative education threshold greatly lowers held-out ICNALE false positives for both native-speaker and learner-English essays, but it does this by moving the decision boundary close to 1.0.</w:t>
       </w:r>
     </w:p>
     <w:p>
@@ -1911,6 +2258,69 @@
       </w:pPr>
       <w:r>
         <w:t>The education threshold sharply reduces false positives. On the held-out ICNALE audit split, FPR falls from 0.7769 to 0.0086. Learner FPR falls to 0.0090, and native FPR is 0.0000. However, the cost is severe: HC3 test TPR drops from 0.9928 to 0.4748, and GPT-wiki-intro TPR drops from 0.9466 to 0.1644. This tradeoff means the education policy is safer for avoiding accusations, but weak as a binary detector.</w:t>
+      </w:r>
+    </w:p>
+    <w:p>
+      <w:pPr>
+        <w:keepNext/>
+        <w:keepLines/>
+        <w:jc w:val="center"/>
+        <w:spacing w:before="4pt" w:after="2pt"/>
+        <w:ind w:firstLine="0pt"/>
+      </w:pPr>
+      <w:r>
+        <w:drawing>
+          <wp:inline distT="0" distB="0" distL="0" distR="0">
+            <wp:extent cx="3063240" cy="3063240"/>
+            <wp:effectExtent l="0" t="0" r="0" b="0"/>
+            <wp:docPr id="1006" name="paper_figure_6.png" descr="FIGURE 6. The education threshold reduces human false positives across shifted sets, but sharply reduces AI recall on HC3 and GPT-wiki-intro. ICNALE has no AI recall because it is human-only in this project."/>
+            <wp:cNvGraphicFramePr>
+              <a:graphicFrameLocks noChangeAspect="1"/>
+            </wp:cNvGraphicFramePr>
+            <a:graphic>
+              <a:graphicData uri="http://schemas.openxmlformats.org/drawingml/2006/picture">
+                <pic:pic>
+                  <pic:nvPicPr>
+                    <pic:cNvPr id="0" name="paper_figure_6.png" descr="FIGURE 6. The education threshold reduces human false positives across shifted sets, but sharply reduces AI recall on HC3 and GPT-wiki-intro. ICNALE has no AI recall because it is human-only in this project."/>
+                    <pic:cNvPicPr/>
+                  </pic:nvPicPr>
+                  <pic:blipFill>
+                    <a:blip r:embed="rIdFigure6"/>
+                    <a:stretch>
+                      <a:fillRect/>
+                    </a:stretch>
+                  </pic:blipFill>
+                  <pic:spPr>
+                    <a:xfrm>
+                      <a:off x="0" y="0"/>
+                      <a:ext cx="3063240" cy="3063240"/>
+                    </a:xfrm>
+                    <a:prstGeom prst="rect">
+                      <a:avLst/>
+                    </a:prstGeom>
+                  </pic:spPr>
+                </pic:pic>
+              </a:graphicData>
+            </a:graphic>
+          </wp:inline>
+        </w:drawing>
+      </w:r>
+    </w:p>
+    <w:p>
+      <w:pPr>
+        <w:pStyle w:val="BodyText"/>
+        <w:jc w:val="center"/>
+        <w:keepLines/>
+        <w:spacing w:before="0pt" w:after="6pt"/>
+        <w:ind w:firstLine="0pt"/>
+      </w:pPr>
+      <w:r>
+        <w:rPr>
+          <w:i/>
+          <w:sz w:val="14"/>
+          <w:szCs w:val="14"/>
+        </w:rPr>
+        <w:t>FIGURE 6. The education threshold reduces human false positives across shifted sets, but sharply reduces AI recall on HC3 and GPT-wiki-intro. ICNALE has no AI recall because it is human-only in this project.</w:t>
       </w:r>
     </w:p>
     <w:p>
@@ -2724,6 +3134,132 @@
     </w:p>
     <w:p>
       <w:pPr>
+        <w:keepNext/>
+        <w:keepLines/>
+        <w:jc w:val="center"/>
+        <w:spacing w:before="4pt" w:after="2pt"/>
+        <w:ind w:firstLine="0pt"/>
+      </w:pPr>
+      <w:r>
+        <w:drawing>
+          <wp:inline distT="0" distB="0" distL="0" distR="0">
+            <wp:extent cx="3063240" cy="2337826"/>
+            <wp:effectExtent l="0" t="0" r="0" b="0"/>
+            <wp:docPr id="1007" name="paper_figure_7.png" descr="FIGURE 7. Feature ablations show that higher HC3 F1-macro does not guarantee lower ICNALE human false-positive rates."/>
+            <wp:cNvGraphicFramePr>
+              <a:graphicFrameLocks noChangeAspect="1"/>
+            </wp:cNvGraphicFramePr>
+            <a:graphic>
+              <a:graphicData uri="http://schemas.openxmlformats.org/drawingml/2006/picture">
+                <pic:pic>
+                  <pic:nvPicPr>
+                    <pic:cNvPr id="0" name="paper_figure_7.png" descr="FIGURE 7. Feature ablations show that higher HC3 F1-macro does not guarantee lower ICNALE human false-positive rates."/>
+                    <pic:cNvPicPr/>
+                  </pic:nvPicPr>
+                  <pic:blipFill>
+                    <a:blip r:embed="rIdFigure7"/>
+                    <a:stretch>
+                      <a:fillRect/>
+                    </a:stretch>
+                  </pic:blipFill>
+                  <pic:spPr>
+                    <a:xfrm>
+                      <a:off x="0" y="0"/>
+                      <a:ext cx="3063240" cy="2337826"/>
+                    </a:xfrm>
+                    <a:prstGeom prst="rect">
+                      <a:avLst/>
+                    </a:prstGeom>
+                  </pic:spPr>
+                </pic:pic>
+              </a:graphicData>
+            </a:graphic>
+          </wp:inline>
+        </w:drawing>
+      </w:r>
+    </w:p>
+    <w:p>
+      <w:pPr>
+        <w:pStyle w:val="BodyText"/>
+        <w:jc w:val="center"/>
+        <w:keepLines/>
+        <w:spacing w:before="0pt" w:after="6pt"/>
+        <w:ind w:firstLine="0pt"/>
+      </w:pPr>
+      <w:r>
+        <w:rPr>
+          <w:i/>
+          <w:sz w:val="14"/>
+          <w:szCs w:val="14"/>
+        </w:rPr>
+        <w:t>FIGURE 7. Feature ablations show that higher HC3 F1-macro does not guarantee lower ICNALE human false-positive rates.</w:t>
+      </w:r>
+    </w:p>
+    <w:p>
+      <w:pPr>
+        <w:pStyle w:val="BodyText"/>
+        <w:spacing w:before="6pt" w:after="3pt"/>
+        <w:ind w:firstLine="0pt"/>
+      </w:pPr>
+      <w:r>
+        <w:rPr>
+          <w:i/>
+          <w:sz w:val="18"/>
+          <w:szCs w:val="18"/>
+        </w:rPr>
+        <w:t>F. Comparison with Prior Work</w:t>
+      </w:r>
+    </w:p>
+    <w:p>
+      <w:pPr>
+        <w:pStyle w:val="BodyText"/>
+      </w:pPr>
+      <w:r>
+        <w:t>The HC3 test results demonstrate that the classical model can fit its training distribution extremely well, obtaining an F1-macro of 0.9874 and AUROC of 0.9992. This result is consistent with prior supervised detectors that report very high benchmark performance, including Ghostbuster [9]. However, direct numerical comparison is inappropriate because the studies use different datasets, generators, prompts, document lengths, thresholds, and evaluation protocols.</w:t>
+      </w:r>
+    </w:p>
+    <w:p>
+      <w:pPr>
+        <w:pStyle w:val="BodyText"/>
+      </w:pPr>
+      <w:r>
+        <w:t>The more informative comparison concerns generalization. Under the HC3-calibrated threshold, the model's GPT-wiki-intro human false-positive rate rises to 0.7999 and its ICNALE human false-positive rate rises to 0.7773. This supports the broader conclusion of M4 and RAID that detector performance can deteriorate sharply under unseen domains, models, and evaluation conditions [10], [11]. In this study, the failure is especially serious because shifted human text is frequently classified as AI-generated, creating a direct risk of false accusation.</w:t>
+      </w:r>
+    </w:p>
+    <w:p>
+      <w:pPr>
+        <w:pStyle w:val="BodyText"/>
+      </w:pPr>
+      <w:r>
+        <w:t>The ICNALE result is directionally consistent with Liang et al. [1]. The default detector produces a false-positive rate of 0.7846 for learner-English essays and 0.6350 for native-speaker essays. Liang et al. also observed higher false-positive rates for non-native writing. However, the exact percentages should not be compared directly because TOEFL and ICNALE differ in participant populations, prompts, proficiency distributions, text sources, detector families, thresholds, and evaluation procedures.</w:t>
+      </w:r>
+    </w:p>
+    <w:p>
+      <w:pPr>
+        <w:pStyle w:val="BodyText"/>
+      </w:pPr>
+      <w:r>
+        <w:t>The findings also help explain the apparently different result reported by Jiang et al. [16]. Their study was developed in a large-scale writing-assessment setting and reported no evidence of bias against non-native speakers. In contrast, the present detector was trained on HC3 answers rather than learner essays. The difference suggests that population and task alignment may be more important for fairness than high benchmark accuracy alone.</w:t>
+      </w:r>
+    </w:p>
+    <w:p>
+      <w:pPr>
+        <w:pStyle w:val="BodyText"/>
+      </w:pPr>
+      <w:r>
+        <w:t>The conservative education threshold reduces the held-out ICNALE false-positive rate from 0.7769 to 0.0086. This demonstrates that target-population calibration can reduce harm, consistent with the importance of deployment-aligned data shown by Jiang et al. [16]. Nevertheless, the policy reduces HC3 AI recall to 0.4748 and GPT-wiki-intro AI recall to 0.1644. It therefore represents a risk-management policy rather than a competitive high-recall detector. A controlled comparison with Ghostbuster, Binoculars, DetectGPT, and other methods would require running all models on the same HC3, GPT-wiki-intro, and ICNALE samples under identical false-positive-rate targets.</w:t>
+      </w:r>
+    </w:p>
+    <w:p>
+      <w:pPr>
+        <w:pStyle w:val="BodyText"/>
+      </w:pPr>
+      <w:r>
+        <w:t>Binoculars reported detecting more than 90 percent of generated samples at a 0.01 percent false-positive rate across its evaluation settings [12]. By comparison, the low recall of the conservative policy in this project indicates that threshold adjustment cannot fully compensate for weak separation between shifted human and AI score distributions.</w:t>
+      </w:r>
+    </w:p>
+    <w:p>
+      <w:pPr>
         <w:pStyle w:val="BodyText"/>
         <w:jc w:val="center"/>
         <w:spacing w:before="8pt" w:after="4pt"/>
@@ -2863,6 +3399,14 @@
         <w:pStyle w:val="BodyText"/>
       </w:pPr>
       <w:r>
+        <w:t>Sixth, the evaluation does not test adversarially paraphrased, human-edited, translated, or mixed human-AI text. Prior research has shown that paraphrasing can substantially reduce the effectiveness of several detector families; therefore, the reported out-of-domain results represent natural distribution shift rather than adversarial robustness [13], [14].</w:t>
+      </w:r>
+    </w:p>
+    <w:p>
+      <w:pPr>
+        <w:pStyle w:val="BodyText"/>
+      </w:pPr>
+      <w:r>
         <w:t>Finally, WEP includes a corpus-specific caveat: participants declared that they did not use writing-support tools, but the ICNALE team notes that influence from such tools cannot be fully guaranteed for at-home writing. This does not invalidate the audit, but it should be disclosed.</w:t>
       </w:r>
     </w:p>
@@ -2960,6 +3504,78 @@
       </w:pPr>
       <w:r>
         <w:t>[7] Hello-SimpleAI, "chatgpt-detector-roberta," Hugging Face model repository. [Online]. Available: https://huggingface.co/Hello-SimpleAI/chatgpt-detector-roberta</w:t>
+      </w:r>
+    </w:p>
+    <w:p>
+      <w:pPr>
+        <w:pStyle w:val="BodyText"/>
+      </w:pPr>
+      <w:r>
+        <w:t>[8] E. Mitchell, Y. Lee, A. Khazatsky, C. D. Manning, and C. Finn, "DetectGPT: Zero-shot machine-generated text detection using probability curvature," in Proc. 40th Int. Conf. Machine Learning, vol. 202, 2023, pp. 24950-24962.</w:t>
+      </w:r>
+    </w:p>
+    <w:p>
+      <w:pPr>
+        <w:pStyle w:val="BodyText"/>
+      </w:pPr>
+      <w:r>
+        <w:t>[9] V. Verma, E. Fleisig, N. Tomlin, and D. Klein, "Ghostbuster: Detecting text ghostwritten by large language models," in Proc. 2024 Conf. North American Chapter of the Association for Computational Linguistics: Human Language Technologies, 2024, pp. 1702-1717, doi: 10.18653/v1/2024.naacl-long.95.</w:t>
+      </w:r>
+    </w:p>
+    <w:p>
+      <w:pPr>
+        <w:pStyle w:val="BodyText"/>
+      </w:pPr>
+      <w:r>
+        <w:t>[10] Y. Wang et al., "M4: Multi-generator, multi-domain, and multi-lingual black-box machine-generated text detection," in Proc. 18th Conf. European Chapter of the Association for Computational Linguistics, 2024, pp. 1369-1407, doi: 10.18653/v1/2024.eacl-long.83.</w:t>
+      </w:r>
+    </w:p>
+    <w:p>
+      <w:pPr>
+        <w:pStyle w:val="BodyText"/>
+      </w:pPr>
+      <w:r>
+        <w:t>[11] L. Dugan et al., "RAID: A shared benchmark for robust evaluation of machine-generated text detectors," in Proc. 62nd Annual Meeting of the Association for Computational Linguistics, 2024, pp. 12463-12492, doi: 10.18653/v1/2024.acl-long.674.</w:t>
+      </w:r>
+    </w:p>
+    <w:p>
+      <w:pPr>
+        <w:pStyle w:val="BodyText"/>
+      </w:pPr>
+      <w:r>
+        <w:t>[12] A. Hans et al., "Spotting LLMs with Binoculars: Zero-shot detection of machine-generated text," in Proc. 41st Int. Conf. Machine Learning, vol. 235, 2024, pp. 17519-17537.</w:t>
+      </w:r>
+    </w:p>
+    <w:p>
+      <w:pPr>
+        <w:pStyle w:val="BodyText"/>
+      </w:pPr>
+      <w:r>
+        <w:t>[13] K. Krishna, Y. Song, M. Karpinska, J. Wieting, and M. Iyyer, "Paraphrasing evades detectors of AI-generated text, but retrieval is an effective defense," in Advances in Neural Information Processing Systems, vol. 36, 2023, pp. 27469-27500.</w:t>
+      </w:r>
+    </w:p>
+    <w:p>
+      <w:pPr>
+        <w:pStyle w:val="BodyText"/>
+      </w:pPr>
+      <w:r>
+        <w:t>[14] V. S. Sadasivan, A. Kumar, S. Balasubramanian, W. Wang, and S. Feizi, "Can AI-generated text be reliably detected? Stress testing AI text detectors under various attacks," Transactions on Machine Learning Research, Jan. 2025.</w:t>
+      </w:r>
+    </w:p>
+    <w:p>
+      <w:pPr>
+        <w:pStyle w:val="BodyText"/>
+      </w:pPr>
+      <w:r>
+        <w:t>[15] D. Weber-Wulff et al., "Testing of detection tools for AI-generated text," International Journal for Educational Integrity, vol. 19, art. no. 26, 2023, doi: 10.1007/s40979-023-00146-z.</w:t>
+      </w:r>
+    </w:p>
+    <w:p>
+      <w:pPr>
+        <w:pStyle w:val="BodyText"/>
+      </w:pPr>
+      <w:r>
+        <w:t>[16] Y. Jiang, J. Hao, M. Fauss, and C. Li, "Detecting ChatGPT-generated essays in a large-scale writing assessment: Is there a bias against non-native English speakers?" Computers &amp; Education, vol. 217, art. no. 105070, 2024, doi: 10.1016/j.compedu.2024.105070.</w:t>
       </w:r>
     </w:p>
     <w:sectPr>

--- a/paper/interpretable_bias_aware_ai_text_detection.docx
+++ b/paper/interpretable_bias_aware_ai_text_detection.docx
@@ -8,7 +8,7 @@
         <w:jc w:val="center"/>
       </w:pPr>
       <w:r>
-        <w:t>Interpretable and Bias-Aware Detection of AI-Generated Text</w:t>
+        <w:t>A Fairness-Constrained Extension of HC3/DAIGT TF-IDF Logistic Regression for AI-Generated Text Detection</w:t>
       </w:r>
     </w:p>
     <w:p>
@@ -43,7 +43,7 @@
         <w:pStyle w:val="Abstract"/>
       </w:pPr>
       <w:r>
-        <w:t>Abstract- AI-generated text detectors are increasingly discussed in educational settings, but detectors can produce harmful false positives when used for academic-integrity decisions. This project implements and evaluates an interpretable classical detector for AI-generated text, with special attention to false positives on learner-English writing. The detector is trained on HC3 using word TF-IDF, character TF-IDF, and lexical/readability statistics with logistic regression. It is evaluated on an HC3 held-out test split, GPT-wiki-intro as an out-of-domain benchmark, and ICNALE essays as a human-only fairness audit after the paid/restricted TOEFL data could not be accessed. On HC3 test data, the model obtains strong in-domain performance: F1-macro 0.9874, AUROC 0.9992, AUPR 0.9986, false-positive rate 0.0128, and true-positive rate 0.9928. However, the same threshold fails badly under domain and population shift, with GPT-wiki-intro human false-positive rate 0.7999 and ICNALE human false-positive rate 0.7773. A conservative education policy calibrated with held-out human writing reduces ICNALE audit false positives to 0.0086, but lowers HC3 AI recall to 0.4748 and GPT-wiki-intro AI recall to 0.1644. These results show that interpretable classical features can fit in-domain AI-text detection well, but that high in-domain accuracy is not enough for safe educational deployment. The recommended use is cautious manual review, not automated accusation.</w:t>
+        <w:t>Abstract- AI-generated text detection is often reported as a binary classification problem, but educational use requires a stricter standard: detectors must avoid falsely accusing human writers, especially learner-English writers. This paper turns our prior detector into a reproduction-and-extension study anchored on HC3 plus DAIGT v2 and the TF-IDF logistic-regression baseline used by Alikhanov et al. We reproduce the sparse word TF-IDF baseline under whole-topic splitting, then extend it with feature-family comparisons, leave-one-source-out robustness tests, ICNALE learner-English calibration, and a three-way selective policy. In the final DAIGT-inclusive run, the selected word+character+statistics logistic model satisfies pooled-human and learner-human calibration constraints at 1 percent FPR. On the held-out ICNALE audit, high-confidence AI false positives fall from 3.05 percent at the default threshold to 0.81 percent, with learner-English FPR of 0.85 percent. On the full 300,000-row GPT-wiki-intro set, high-confidence FPR is 0.058 percent, but high-confidence AI recall is only 2.82 percent. The contribution is therefore not state-of-the-art raw detection accuracy. It is an interpretable, artifact-backed framework for reducing accusation risk through selective deployment.</w:t>
       </w:r>
     </w:p>
     <w:p>
@@ -51,7 +51,7 @@
         <w:pStyle w:val="Keywords"/>
       </w:pPr>
       <w:r>
-        <w:t>Keywords- AI-generated text detection, learner English, fairness, false positives, logistic regression, TF-IDF, HC3, ICNALE, GPT-wiki-intro</w:t>
+        <w:t>Keywords- AI-generated text detection, HC3, DAIGT v2, logistic regression, TF-IDF, selective classification, learner English, fairness, ICNALE</w:t>
       </w:r>
     </w:p>
     <w:p>
@@ -90,31 +90,39 @@
         <w:pStyle w:val="BodyText"/>
       </w:pPr>
       <w:r>
-        <w:t>Universities face a practical problem: AI writing systems can generate fluent essays, answers, and summaries, but many available detectors are opaque and unreliable outside the data distribution on which they were tuned. The central risk in an academic-integrity context is not only missed AI text, but also the false accusation of human-written work. This risk is especially serious for non-native or learner-English writers. Liang et al. reported that several GPT detectors falsely classified non-native English essays as AI-generated at high rates, while native-speaker writing was much less affected [1].</w:t>
-      </w:r>
-    </w:p>
-    <w:p>
-      <w:pPr>
-        <w:pStyle w:val="BodyText"/>
-      </w:pPr>
-      <w:r>
-        <w:t>This project studies whether an auditable, classical natural language processing (NLP) model can classify AI-generated text while measuring the false-positive risk for learner-English essays. The work follows three design principles. First, the model should be interpretable enough to inspect feature contributions rather than returning only a black-box score. Second, evaluation should include both in-domain and out-of-domain data, because detectors that work on one benchmark may fail on another. Third, fairness analysis should focus on false positives for human text, because in education a false positive can create a disciplinary burden for a student.</w:t>
-      </w:r>
-    </w:p>
-    <w:p>
-      <w:pPr>
-        <w:pStyle w:val="BodyText"/>
-      </w:pPr>
-      <w:r>
-        <w:t>The original project proposal planned to reproduce the TOEFL-based fairness setting when possible. Direct TOEFL access was not available to the team because the relevant data are paid or restricted. Therefore, the project uses ICNALE as the learner-English fairness corpus, which was an allowed fallback in the proposal. This choice changes the scope: the study does not claim to reproduce the TOEFL experiment directly. Instead, it audits false positives on ICNALE learner and native-speaker human essays.</w:t>
-      </w:r>
-    </w:p>
-    <w:p>
-      <w:pPr>
-        <w:pStyle w:val="BodyText"/>
-      </w:pPr>
-      <w:r>
-        <w:t>The main contribution is a complete, reproducible pipeline that prepares data, trains a logistic-regression AI-text detector, evaluates in-domain and out-of-domain performance, audits subgroup false-positive rates, calibrates a conservative education-use threshold, and provides a Gradio demo with feature explanations. The results are mixed but important: the model performs very well on HC3 test data, yet produces severe false positives on GPT-wiki-intro and ICNALE under the default threshold. This finding supports a cautious conclusion: detector performance should be reported with domain-shift and fairness audits before any educational use.</w:t>
+        <w:t>AI writing tools create a difficult academic-integrity problem. A detector may identify some AI-generated text, but a false positive can place a real student under suspicion. This risk is particularly serious for non-native and learner-English writers, whose writing style can differ from the native-speaker or benchmark distributions that many detectors implicitly learn.</w:t>
+      </w:r>
+    </w:p>
+    <w:p>
+      <w:pPr>
+        <w:pStyle w:val="BodyText"/>
+      </w:pPr>
+      <w:r>
+        <w:t>Our original draft implemented an interpretable HC3-trained detector and showed a strong but incomplete result: logistic regression over word TF-IDF, character TF-IDF, and lexical statistics performed very well on an HC3 held-out split, but produced severe false positives on GPT-wiki-intro and ICNALE learner-English essays. That draft was useful as an engineering report, but it did not fully satisfy the expected research pattern: reproduce or build from an existing paper using a similar dataset and model, then modify the method and evaluate the improvement.</w:t>
+      </w:r>
+    </w:p>
+    <w:p>
+      <w:pPr>
+        <w:pStyle w:val="BodyText"/>
+      </w:pPr>
+      <w:r>
+        <w:t>This revision uses that expected pattern. The anchor is the recent HC3 and DAIGT v2 AI-text-detection study by Alikhanov et al. [1], which reports a TF-IDF logistic-regression baseline under topic-based splitting. We treat that as the closest same-dataset and same-model-family prior work. We then extend it in four research questions:</w:t>
+      </w:r>
+    </w:p>
+    <w:p>
+      <w:pPr>
+        <w:pStyle w:val="BodyText"/>
+      </w:pPr>
+      <w:r>
+        <w:t>1. How does an Alikhanov-style word TF-IDF logistic-regression baseline behave under topic/source holdout? 2. Which interpretable feature families improve in-domain accuracy, and which increase false positives under shifted human writing? 3. Can a fairness-constrained selective policy reduce learner-English false positives while preserving useful high-confidence AI recall? 4. How stable are sparse detector scores under source/topic shift and deterministic style-only text variants?</w:t>
+      </w:r>
+    </w:p>
+    <w:p>
+      <w:pPr>
+        <w:pStyle w:val="BodyText"/>
+      </w:pPr>
+      <w:r>
+        <w:t>The resulting paper is positioned as a safety and robustness extension of a sparse detector baseline, not as a transformer leaderboard paper.</w:t>
       </w:r>
     </w:p>
     <w:p>
@@ -138,55 +146,31 @@
         <w:pStyle w:val="BodyText"/>
       </w:pPr>
       <w:r>
-        <w:t>AI-generated text detection methods can broadly be divided into statistical or language-model-based methods, supervised classifiers, and provenance-based approaches. GLTR uses token-rank statistics from a language model to help identify unusually predictable generated text [3]. DetectGPT instead uses the observation that machine-generated passages can occupy regions of negative curvature in a language model's probability function [8]. More recently, Binoculars proposed a training-free score that contrasts two related language models and reported strong detection performance across multiple generators and text sources [12]. These methods avoid training a task-specific classifier, but they depend on suitable language models and may be computationally more expensive than sparse classical models.</w:t>
-      </w:r>
-    </w:p>
-    <w:p>
-      <w:pPr>
-        <w:pStyle w:val="BodyText"/>
-      </w:pPr>
-      <w:r>
-        <w:t>Supervised detectors learn differences between human and machine writing from labelled corpora. HC3, introduced by Guo et al., provides paired human and ChatGPT answers across domains and is used as the primary training source in this project [2]. Ghostbuster combines features derived from weaker language models with a trained classifier and does not require probability access to the target generator [9]. It reports strong performance across writing domains, prompts, and generators. Compared with Ghostbuster, the present study uses a simpler and more auditable combination of word TF-IDF, character TF-IDF, lexical statistics, and logistic regression. The aim is not to establish state-of-the-art detection performance, but to examine whether an interpretable detector remains reliable when evaluated beyond its training distribution.</w:t>
-      </w:r>
-    </w:p>
-    <w:p>
-      <w:pPr>
-        <w:pStyle w:val="BodyText"/>
-      </w:pPr>
-      <w:r>
-        <w:t>Recent benchmark research shows that high in-domain accuracy is insufficient evidence of detector robustness. M4 introduced a multi-generator, multi-domain, and multilingual benchmark and found that detectors often fail to generalize to unseen domains and language models [10]. RAID extended robust evaluation to more than six million generations across multiple generators, domains, adversarial attacks, and decoding strategies, and found that detectors were sensitive to unseen generators, sampling settings, repetition penalties, and attacks [11]. These findings motivate the use of GPT-wiki-intro as an out-of-domain evaluation set rather than relying only on HC3 test performance [4].</w:t>
-      </w:r>
-    </w:p>
-    <w:p>
-      <w:pPr>
-        <w:pStyle w:val="BodyText"/>
-      </w:pPr>
-      <w:r>
-        <w:t>Robustness can also deteriorate after apparently minor changes to generated text. Krishna et al. showed that discourse-level paraphrasing could sharply reduce detector performance, including a large drop for DetectGPT at a fixed 1 percent false-positive rate, while retrieval over previously generated outputs provided a potential defense [13]. Sadasivan et al. stress-tested classifier, zero-shot, retrieval, and watermarking approaches using recursive paraphrasing and spoofing attacks, and connected detector limits to the statistical distance between human and machine text distributions [14]. The current project does not evaluate adversarial paraphrasing, and therefore its results should be interpreted as non-adversarial domain and population shift results.</w:t>
-      </w:r>
-    </w:p>
-    <w:p>
-      <w:pPr>
-        <w:pStyle w:val="BodyText"/>
-      </w:pPr>
-      <w:r>
-        <w:t>Fairness is particularly important when detection outputs are used in education. Liang et al. found that several publicly available detectors frequently misclassified non-native English essays as AI-generated while performing much better on native-speaker writing [1]. However, Jiang et al. studied ChatGPT-generated essays in a large-scale writing-assessment setting and reported high detection performance without evidence of bias disadvantaging non-native English speakers [16]. These findings are complementary: they suggest that detector fairness depends strongly on training-data quality, population representation, feature design, and alignment between development data and the intended deployment population. Weber-Wulff et al. similarly evaluated detection tools in academic settings and concluded that existing tools were not sufficiently reliable for academic-integrity decisions, especially under rewriting and obfuscation [15].</w:t>
-      </w:r>
-    </w:p>
-    <w:p>
-      <w:pPr>
-        <w:pStyle w:val="BodyText"/>
-      </w:pPr>
-      <w:r>
-        <w:t>ICNALE is used for fairness auditing in this project. The ICNALE readme describes Written Essays as 200-300 word essays, and the project data include ICNALE WE, WEP, and WEUAE modules [5]. The WEP readme notes that participants declared they did not use online writing support tools, but also states that influence from such tools cannot be fully guaranteed for at-home writing. This limitation is important and is treated as part of the scope rather than hidden.</w:t>
-      </w:r>
-    </w:p>
-    <w:p>
-      <w:pPr>
-        <w:pStyle w:val="BodyText"/>
-      </w:pPr>
-      <w:r>
-        <w:t>The present study contributes to this literature by jointly examining interpretability, domain shift, population shift, and threshold calibration. It evaluates a transparent classical detector on HC3, GPT-wiki-intro, and ICNALE, reports learner and native-speaker false-positive rates, and investigates whether a target-population-informed threshold can reduce the risk of false accusations.</w:t>
+        <w:t>HC3 introduced the Human ChatGPT Comparison Corpus and released detection systems for distinguishing human and ChatGPT answers [2]. Guo et al. also provide the dataset lineage used by our project. Because HC3 is a question-answering corpus collected early in the ChatGPT period, high HC3 performance alone does not establish reliable educational deployment.</w:t>
+      </w:r>
+    </w:p>
+    <w:p>
+      <w:pPr>
+        <w:pStyle w:val="BodyText"/>
+      </w:pPr>
+      <w:r>
+        <w:t>Alikhanov et al. provide the closest reproduction anchor for this study [1]. Their work uses HC3 and DAIGT v2, applies topic-based splitting to reduce information leakage, and reports TF-IDF logistic regression as a classical baseline alongside BiLSTM and DistilBERT models. DAIGT v2 is used here through the public train_v2_drcat_02.csv release [9]. Our extension keeps the classical sparse model family but changes the objective from raw binary accuracy to deployment-aware selective classification and fairness auditing.</w:t>
+      </w:r>
+    </w:p>
+    <w:p>
+      <w:pPr>
+        <w:pStyle w:val="BodyText"/>
+      </w:pPr>
+      <w:r>
+        <w:t>Fairness concerns are motivated by Liang et al., who found that GPT detectors can misclassify non-native English writing as AI-generated [3]. Jiang et al. report a different result in a large-scale writing-assessment setting [7], which suggests that detector fairness depends strongly on data alignment, population representation, and threshold policy. ICNALE is therefore used here as a learner-English human audit, not as training data [8].</w:t>
+      </w:r>
+    </w:p>
+    <w:p>
+      <w:pPr>
+        <w:pStyle w:val="BodyText"/>
+      </w:pPr>
+      <w:r>
+        <w:t>Robustness work further motivates the revised design. Ghostbuster shows that feature-based systems can remain competitive when features are chosen carefully [4], while M4 and RAID show that detectors often fail across unseen domains, generators, and attacks [5], [6]. These papers justify our source/topic holdout tests and the decision to report threshold transfer and review-zone behavior instead of only HC3 test accuracy.</w:t>
       </w:r>
     </w:p>
     <w:p>
@@ -208,10 +192,1832 @@
     <w:p>
       <w:pPr>
         <w:pStyle w:val="BodyText"/>
+      </w:pPr>
+      <w:r>
+        <w:t>The study uses four data sources. HC3 is the primary training and reproduction dataset and contributes 85,431 examples across finance, medicine, open QA, Reddit ELI5, and wiki CSAI sources. DAIGT v2 contributes 44,868 essay examples in the final reproduction run, with 27,371 human texts and 17,497 AI texts. GPT-wiki-intro is used as a 300,000-row out-of-domain binary evaluation set. ICNALE contributes 8,140 human essays for learner-English fairness analysis; 5,698 are reserved as the final audit split.</w:t>
+      </w:r>
+    </w:p>
+    <w:p>
+      <w:pPr>
+        <w:pStyle w:val="BodyText"/>
+      </w:pPr>
+      <w:r>
+        <w:t>DAIGT v2 support is intentionally strict. The expected local file is data/raw/daigt_v2/train_v2_drcat_02.csv, with required columns text and label, plus optional prompt_name and source. If the file is absent, the full reproduction run fails with an actionable message; smoke runs may use --skip-daigt. The final reported run includes DAIGT v2.</w:t>
+      </w:r>
+    </w:p>
+    <w:p>
+      <w:pPr>
+        <w:pStyle w:val="BodyText"/>
+      </w:pPr>
+      <w:r>
+        <w:t>ICNALE remains human-only in this project. It supports false-positive and subgroup analysis but cannot measure AI recall for learner-English prompts. The ICNALE calibration split is used only to choose the selective high-confidence threshold. The held-out ICNALE audit split is never used for training or model selection.</w:t>
+      </w:r>
+    </w:p>
+    <w:p>
+      <w:pPr>
+        <w:pStyle w:val="BodyText"/>
+        <w:jc w:val="center"/>
+        <w:spacing w:before="8pt" w:after="4pt"/>
+        <w:ind w:firstLine="0pt"/>
+      </w:pPr>
+      <w:r>
+        <w:rPr>
+          <w:b/>
+          <w:sz w:val="20"/>
+          <w:szCs w:val="20"/>
+        </w:rPr>
+        <w:t>IV. METHODOLOGY</w:t>
+      </w:r>
+    </w:p>
+    <w:p>
+      <w:pPr>
+        <w:pStyle w:val="BodyText"/>
+        <w:spacing w:before="6pt" w:after="3pt"/>
+        <w:ind w:firstLine="0pt"/>
+      </w:pPr>
+      <w:r>
+        <w:rPr>
+          <w:i/>
+          <w:sz w:val="18"/>
+          <w:szCs w:val="18"/>
+        </w:rPr>
+        <w:t>A. Reproduction Baseline</w:t>
+      </w:r>
+    </w:p>
+    <w:p>
+      <w:pPr>
+        <w:pStyle w:val="BodyText"/>
+      </w:pPr>
+      <w:r>
+        <w:t>The reproduction track trains an Alikhanov-style word TF-IDF logistic-regression model under whole-topic splitting. For HC3, topics are derived from the source/domain field. For DAIGT v2, topics are derived from prompt_name when available, otherwise source. Entire topics are assigned to train, validation, or test partitions so the test split contains unseen topical groups.</w:t>
+      </w:r>
+    </w:p>
+    <w:p>
+      <w:pPr>
+        <w:pStyle w:val="BodyText"/>
+        <w:spacing w:before="6pt" w:after="3pt"/>
+        <w:ind w:firstLine="0pt"/>
+      </w:pPr>
+      <w:r>
+        <w:rPr>
+          <w:i/>
+          <w:sz w:val="18"/>
+          <w:szCs w:val="18"/>
+        </w:rPr>
+        <w:t>B. Model Variants</w:t>
+      </w:r>
+    </w:p>
+    <w:p>
+      <w:pPr>
+        <w:pStyle w:val="BodyText"/>
+      </w:pPr>
+      <w:r>
+        <w:t>The comparison includes fixed sparse logistic-regression variants: Alikhanov-style word TF-IDF, word-only TF-IDF, the current word+character+statistics model, no-character word+statistics, statistics-only, and a character-capped full model. These variants are intentionally interpretable and CPU-friendly. Elastic-net regularization is supported by the code as an optional heavier ablation, but it is not required for the default final study.</w:t>
+      </w:r>
+    </w:p>
+    <w:p>
+      <w:pPr>
+        <w:pStyle w:val="BodyText"/>
+      </w:pPr>
+      <w:r>
+        <w:t>The final modified model is selected by validation high-confidence AI recall, subject to human false-positive constraints. The constraints are pooled calibration human FPR &lt;= 1 percent and ICNALE learner calibration FPR &lt;= 1 percent.</w:t>
+      </w:r>
+    </w:p>
+    <w:p>
+      <w:pPr>
+        <w:pStyle w:val="BodyText"/>
+        <w:spacing w:before="6pt" w:after="3pt"/>
+        <w:ind w:firstLine="0pt"/>
+      </w:pPr>
+      <w:r>
+        <w:rPr>
+          <w:i/>
+          <w:sz w:val="18"/>
+          <w:szCs w:val="18"/>
+        </w:rPr>
+        <w:t>C. Selective Policy</w:t>
+      </w:r>
+    </w:p>
+    <w:p>
+      <w:pPr>
+        <w:pStyle w:val="BodyText"/>
+      </w:pPr>
+      <w:r>
+        <w:t>The revised detector uses a three-way policy rather than a single accusation threshold. Scores below the low threshold are classified as human. Scores between the low and high thresholds enter a manual-review zone. Scores above the high threshold are high-confidence AI. The low threshold is the validation-calibrated detector threshold. The high threshold is calibrated from held-out human writing, including learner-English calibration examples when ICNALE is available.</w:t>
+      </w:r>
+    </w:p>
+    <w:p>
+      <w:pPr>
+        <w:pStyle w:val="BodyText"/>
+      </w:pPr>
+      <w:r>
+        <w:t>This policy reports coverage, review-zone rate, selective risk, high-confidence AI recall, high-confidence human FPR, native and learner subgroup FPR, and bootstrap confidence intervals.</w:t>
+      </w:r>
+    </w:p>
+    <w:p>
+      <w:pPr>
+        <w:pStyle w:val="BodyText"/>
+      </w:pPr>
+      <w:r>
+        <w:t>The selected model is chosen by validation high-confidence AI recall subject to both calibration constraints. The held-out ICNALE audit rows are never used for training, threshold selection, or model selection. Bootstrap confidence intervals use 1,000 resamples in the final run; for the 300,000-row GPT-wiki-intro set, resampling is capped at 20,000 examples for feasible CPU execution.</w:t>
+      </w:r>
+    </w:p>
+    <w:p>
+      <w:pPr>
+        <w:pStyle w:val="BodyText"/>
+        <w:spacing w:before="6pt" w:after="3pt"/>
+        <w:ind w:firstLine="0pt"/>
+      </w:pPr>
+      <w:r>
+        <w:rPr>
+          <w:i/>
+          <w:sz w:val="18"/>
+          <w:szCs w:val="18"/>
+        </w:rPr>
+        <w:t>D. Style-Invariance Audit</w:t>
+      </w:r>
+    </w:p>
+    <w:p>
+      <w:pPr>
+        <w:pStyle w:val="BodyText"/>
+      </w:pPr>
+      <w:r>
+        <w:t>The style audit uses deterministic transformations only: whitespace normalization, quote normalization, punctuation normalization, and a combined style-normalized variant. It also compares character-heavy and character-reduced model variants. The goal is to measure score sensitivity to surface style changes without introducing external LLM-generated counterfactuals.</w:t>
+      </w:r>
+    </w:p>
+    <w:p>
+      <w:pPr>
+        <w:pStyle w:val="BodyText"/>
+        <w:jc w:val="center"/>
+        <w:spacing w:before="8pt" w:after="4pt"/>
+        <w:ind w:firstLine="0pt"/>
+      </w:pPr>
+      <w:r>
+        <w:rPr>
+          <w:b/>
+          <w:sz w:val="20"/>
+          <w:szCs w:val="20"/>
+        </w:rPr>
+        <w:t>V. RESULTS</w:t>
+      </w:r>
+    </w:p>
+    <w:p>
+      <w:pPr>
+        <w:pStyle w:val="BodyText"/>
         <w:keepNext/>
       </w:pPr>
       <w:r>
-        <w:t>TABLE I summarizes the processed datasets used in the current experiments. All counts come from the saved `data_profile.json` artifact.</w:t>
+        <w:t>TABLE I summarizes the selected model's behavior from the latest paper-study run.</w:t>
+      </w:r>
+    </w:p>
+    <w:tbl>
+      <w:tblPr>
+        <w:tblW w:w="250pt" w:type="dxa"/>
+        <w:tblLayout w:type="fixed"/>
+        <w:tblBorders>
+          <w:top w:val="single" w:sz="4" w:space="0" w:color="auto"/>
+          <w:left w:val="single" w:sz="4" w:space="0" w:color="auto"/>
+          <w:bottom w:val="single" w:sz="4" w:space="0" w:color="auto"/>
+          <w:right w:val="single" w:sz="4" w:space="0" w:color="auto"/>
+          <w:insideH w:val="single" w:sz="4" w:space="0" w:color="auto"/>
+          <w:insideV w:val="single" w:sz="4" w:space="0" w:color="auto"/>
+        </w:tblBorders>
+      </w:tblPr>
+      <w:tblGrid>
+        <w:gridCol w:w="35.71pt"/>
+        <w:gridCol w:w="35.71pt"/>
+        <w:gridCol w:w="35.71pt"/>
+        <w:gridCol w:w="35.71pt"/>
+        <w:gridCol w:w="35.71pt"/>
+        <w:gridCol w:w="35.71pt"/>
+        <w:gridCol w:w="35.71pt"/>
+      </w:tblGrid>
+      <w:tr>
+        <w:trPr>
+          <w:cantSplit/>
+        </w:trPr>
+        <w:tc>
+          <w:tcPr>
+            <w:tcW w:w="35.71pt" w:type="dxa"/>
+          </w:tcPr>
+          <w:p>
+            <w:pPr>
+              <w:pStyle w:val="tablecolhead"/>
+            </w:pPr>
+            <w:r>
+              <w:rPr>
+                <w:b/>
+                <w:sz w:val="13"/>
+                <w:szCs w:val="13"/>
+              </w:rPr>
+              <w:t>Eval</w:t>
+            </w:r>
+          </w:p>
+        </w:tc>
+        <w:tc>
+          <w:tcPr>
+            <w:tcW w:w="35.71pt" w:type="dxa"/>
+          </w:tcPr>
+          <w:p>
+            <w:pPr>
+              <w:pStyle w:val="tablecolhead"/>
+            </w:pPr>
+            <w:r>
+              <w:rPr>
+                <w:b/>
+                <w:sz w:val="13"/>
+                <w:szCs w:val="13"/>
+              </w:rPr>
+              <w:t>Def FPR</w:t>
+            </w:r>
+          </w:p>
+        </w:tc>
+        <w:tc>
+          <w:tcPr>
+            <w:tcW w:w="35.71pt" w:type="dxa"/>
+          </w:tcPr>
+          <w:p>
+            <w:pPr>
+              <w:pStyle w:val="tablecolhead"/>
+            </w:pPr>
+            <w:r>
+              <w:rPr>
+                <w:b/>
+                <w:sz w:val="13"/>
+                <w:szCs w:val="13"/>
+              </w:rPr>
+              <w:t>HC FPR</w:t>
+            </w:r>
+          </w:p>
+        </w:tc>
+        <w:tc>
+          <w:tcPr>
+            <w:tcW w:w="35.71pt" w:type="dxa"/>
+          </w:tcPr>
+          <w:p>
+            <w:pPr>
+              <w:pStyle w:val="tablecolhead"/>
+            </w:pPr>
+            <w:r>
+              <w:rPr>
+                <w:b/>
+                <w:sz w:val="13"/>
+                <w:szCs w:val="13"/>
+              </w:rPr>
+              <w:t>HC AI R</w:t>
+            </w:r>
+          </w:p>
+        </w:tc>
+        <w:tc>
+          <w:tcPr>
+            <w:tcW w:w="35.71pt" w:type="dxa"/>
+          </w:tcPr>
+          <w:p>
+            <w:pPr>
+              <w:pStyle w:val="tablecolhead"/>
+            </w:pPr>
+            <w:r>
+              <w:rPr>
+                <w:b/>
+                <w:sz w:val="13"/>
+                <w:szCs w:val="13"/>
+              </w:rPr>
+              <w:t>Review</w:t>
+            </w:r>
+          </w:p>
+        </w:tc>
+        <w:tc>
+          <w:tcPr>
+            <w:tcW w:w="35.71pt" w:type="dxa"/>
+          </w:tcPr>
+          <w:p>
+            <w:pPr>
+              <w:pStyle w:val="tablecolhead"/>
+            </w:pPr>
+            <w:r>
+              <w:rPr>
+                <w:b/>
+                <w:sz w:val="13"/>
+                <w:szCs w:val="13"/>
+              </w:rPr>
+              <w:t>Cov.</w:t>
+            </w:r>
+          </w:p>
+        </w:tc>
+        <w:tc>
+          <w:tcPr>
+            <w:tcW w:w="35.71pt" w:type="dxa"/>
+          </w:tcPr>
+          <w:p>
+            <w:pPr>
+              <w:pStyle w:val="tablecolhead"/>
+            </w:pPr>
+            <w:r>
+              <w:rPr>
+                <w:b/>
+                <w:sz w:val="13"/>
+                <w:szCs w:val="13"/>
+              </w:rPr>
+              <w:t>Sel risk</w:t>
+            </w:r>
+          </w:p>
+        </w:tc>
+      </w:tr>
+      <w:tr>
+        <w:trPr>
+          <w:cantSplit/>
+        </w:trPr>
+        <w:tc>
+          <w:tcPr>
+            <w:tcW w:w="35.71pt" w:type="dxa"/>
+          </w:tcPr>
+          <w:p>
+            <w:pPr>
+              <w:pStyle w:val="tablecopy"/>
+            </w:pPr>
+            <w:r>
+              <w:rPr>
+                <w:sz w:val="13"/>
+                <w:szCs w:val="13"/>
+              </w:rPr>
+              <w:t>Topic</w:t>
+            </w:r>
+          </w:p>
+        </w:tc>
+        <w:tc>
+          <w:tcPr>
+            <w:tcW w:w="35.71pt" w:type="dxa"/>
+          </w:tcPr>
+          <w:p>
+            <w:pPr>
+              <w:pStyle w:val="tablecopy"/>
+            </w:pPr>
+            <w:r>
+              <w:rPr>
+                <w:sz w:val="13"/>
+                <w:szCs w:val="13"/>
+              </w:rPr>
+              <w:t>0.0000</w:t>
+            </w:r>
+          </w:p>
+        </w:tc>
+        <w:tc>
+          <w:tcPr>
+            <w:tcW w:w="35.71pt" w:type="dxa"/>
+          </w:tcPr>
+          <w:p>
+            <w:pPr>
+              <w:pStyle w:val="tablecopy"/>
+            </w:pPr>
+            <w:r>
+              <w:rPr>
+                <w:sz w:val="13"/>
+                <w:szCs w:val="13"/>
+              </w:rPr>
+              <w:t>0.0000</w:t>
+            </w:r>
+          </w:p>
+        </w:tc>
+        <w:tc>
+          <w:tcPr>
+            <w:tcW w:w="35.71pt" w:type="dxa"/>
+          </w:tcPr>
+          <w:p>
+            <w:pPr>
+              <w:pStyle w:val="tablecopy"/>
+            </w:pPr>
+            <w:r>
+              <w:rPr>
+                <w:sz w:val="13"/>
+                <w:szCs w:val="13"/>
+              </w:rPr>
+              <w:t>0.1333</w:t>
+            </w:r>
+          </w:p>
+        </w:tc>
+        <w:tc>
+          <w:tcPr>
+            <w:tcW w:w="35.71pt" w:type="dxa"/>
+          </w:tcPr>
+          <w:p>
+            <w:pPr>
+              <w:pStyle w:val="tablecopy"/>
+            </w:pPr>
+            <w:r>
+              <w:rPr>
+                <w:sz w:val="13"/>
+                <w:szCs w:val="13"/>
+              </w:rPr>
+              <w:t>0.0975</w:t>
+            </w:r>
+          </w:p>
+        </w:tc>
+        <w:tc>
+          <w:tcPr>
+            <w:tcW w:w="35.71pt" w:type="dxa"/>
+          </w:tcPr>
+          <w:p>
+            <w:pPr>
+              <w:pStyle w:val="tablecopy"/>
+            </w:pPr>
+            <w:r>
+              <w:rPr>
+                <w:sz w:val="13"/>
+                <w:szCs w:val="13"/>
+              </w:rPr>
+              <w:t>0.9025</w:t>
+            </w:r>
+          </w:p>
+        </w:tc>
+        <w:tc>
+          <w:tcPr>
+            <w:tcW w:w="35.71pt" w:type="dxa"/>
+          </w:tcPr>
+          <w:p>
+            <w:pPr>
+              <w:pStyle w:val="tablecopy"/>
+            </w:pPr>
+            <w:r>
+              <w:rPr>
+                <w:sz w:val="13"/>
+                <w:szCs w:val="13"/>
+              </w:rPr>
+              <w:t>0.4007</w:t>
+            </w:r>
+          </w:p>
+        </w:tc>
+      </w:tr>
+      <w:tr>
+        <w:trPr>
+          <w:cantSplit/>
+        </w:trPr>
+        <w:tc>
+          <w:tcPr>
+            <w:tcW w:w="35.71pt" w:type="dxa"/>
+          </w:tcPr>
+          <w:p>
+            <w:pPr>
+              <w:pStyle w:val="tablecopy"/>
+            </w:pPr>
+            <w:r>
+              <w:rPr>
+                <w:sz w:val="13"/>
+                <w:szCs w:val="13"/>
+              </w:rPr>
+              <w:t>GPT-wiki</w:t>
+            </w:r>
+          </w:p>
+        </w:tc>
+        <w:tc>
+          <w:tcPr>
+            <w:tcW w:w="35.71pt" w:type="dxa"/>
+          </w:tcPr>
+          <w:p>
+            <w:pPr>
+              <w:pStyle w:val="tablecopy"/>
+            </w:pPr>
+            <w:r>
+              <w:rPr>
+                <w:sz w:val="13"/>
+                <w:szCs w:val="13"/>
+              </w:rPr>
+              <w:t>0.0086</w:t>
+            </w:r>
+          </w:p>
+        </w:tc>
+        <w:tc>
+          <w:tcPr>
+            <w:tcW w:w="35.71pt" w:type="dxa"/>
+          </w:tcPr>
+          <w:p>
+            <w:pPr>
+              <w:pStyle w:val="tablecopy"/>
+            </w:pPr>
+            <w:r>
+              <w:rPr>
+                <w:sz w:val="13"/>
+                <w:szCs w:val="13"/>
+              </w:rPr>
+              <w:t>0.0006</w:t>
+            </w:r>
+          </w:p>
+        </w:tc>
+        <w:tc>
+          <w:tcPr>
+            <w:tcW w:w="35.71pt" w:type="dxa"/>
+          </w:tcPr>
+          <w:p>
+            <w:pPr>
+              <w:pStyle w:val="tablecopy"/>
+            </w:pPr>
+            <w:r>
+              <w:rPr>
+                <w:sz w:val="13"/>
+                <w:szCs w:val="13"/>
+              </w:rPr>
+              <w:t>0.0282</w:t>
+            </w:r>
+          </w:p>
+        </w:tc>
+        <w:tc>
+          <w:tcPr>
+            <w:tcW w:w="35.71pt" w:type="dxa"/>
+          </w:tcPr>
+          <w:p>
+            <w:pPr>
+              <w:pStyle w:val="tablecopy"/>
+            </w:pPr>
+            <w:r>
+              <w:rPr>
+                <w:sz w:val="13"/>
+                <w:szCs w:val="13"/>
+              </w:rPr>
+              <w:t>0.0392</w:t>
+            </w:r>
+          </w:p>
+        </w:tc>
+        <w:tc>
+          <w:tcPr>
+            <w:tcW w:w="35.71pt" w:type="dxa"/>
+          </w:tcPr>
+          <w:p>
+            <w:pPr>
+              <w:pStyle w:val="tablecopy"/>
+            </w:pPr>
+            <w:r>
+              <w:rPr>
+                <w:sz w:val="13"/>
+                <w:szCs w:val="13"/>
+              </w:rPr>
+              <w:t>0.9608</w:t>
+            </w:r>
+          </w:p>
+        </w:tc>
+        <w:tc>
+          <w:tcPr>
+            <w:tcW w:w="35.71pt" w:type="dxa"/>
+          </w:tcPr>
+          <w:p>
+            <w:pPr>
+              <w:pStyle w:val="tablecopy"/>
+            </w:pPr>
+            <w:r>
+              <w:rPr>
+                <w:sz w:val="13"/>
+                <w:szCs w:val="13"/>
+              </w:rPr>
+              <w:t>0.4694</w:t>
+            </w:r>
+          </w:p>
+        </w:tc>
+      </w:tr>
+      <w:tr>
+        <w:trPr>
+          <w:cantSplit/>
+        </w:trPr>
+        <w:tc>
+          <w:tcPr>
+            <w:tcW w:w="35.71pt" w:type="dxa"/>
+          </w:tcPr>
+          <w:p>
+            <w:pPr>
+              <w:pStyle w:val="tablecopy"/>
+            </w:pPr>
+            <w:r>
+              <w:rPr>
+                <w:sz w:val="13"/>
+                <w:szCs w:val="13"/>
+              </w:rPr>
+              <w:t>ICNALE</w:t>
+            </w:r>
+          </w:p>
+        </w:tc>
+        <w:tc>
+          <w:tcPr>
+            <w:tcW w:w="35.71pt" w:type="dxa"/>
+          </w:tcPr>
+          <w:p>
+            <w:pPr>
+              <w:pStyle w:val="tablecopy"/>
+            </w:pPr>
+            <w:r>
+              <w:rPr>
+                <w:sz w:val="13"/>
+                <w:szCs w:val="13"/>
+              </w:rPr>
+              <w:t>0.0305</w:t>
+            </w:r>
+          </w:p>
+        </w:tc>
+        <w:tc>
+          <w:tcPr>
+            <w:tcW w:w="35.71pt" w:type="dxa"/>
+          </w:tcPr>
+          <w:p>
+            <w:pPr>
+              <w:pStyle w:val="tablecopy"/>
+            </w:pPr>
+            <w:r>
+              <w:rPr>
+                <w:sz w:val="13"/>
+                <w:szCs w:val="13"/>
+              </w:rPr>
+              <w:t>0.0081</w:t>
+            </w:r>
+          </w:p>
+        </w:tc>
+        <w:tc>
+          <w:tcPr>
+            <w:tcW w:w="35.71pt" w:type="dxa"/>
+          </w:tcPr>
+          <w:p>
+            <w:pPr>
+              <w:pStyle w:val="tablecopy"/>
+            </w:pPr>
+            <w:r>
+              <w:rPr>
+                <w:sz w:val="13"/>
+                <w:szCs w:val="13"/>
+              </w:rPr>
+              <w:t/>
+            </w:r>
+          </w:p>
+        </w:tc>
+        <w:tc>
+          <w:tcPr>
+            <w:tcW w:w="35.71pt" w:type="dxa"/>
+          </w:tcPr>
+          <w:p>
+            <w:pPr>
+              <w:pStyle w:val="tablecopy"/>
+            </w:pPr>
+            <w:r>
+              <w:rPr>
+                <w:sz w:val="13"/>
+                <w:szCs w:val="13"/>
+              </w:rPr>
+              <w:t>0.0225</w:t>
+            </w:r>
+          </w:p>
+        </w:tc>
+        <w:tc>
+          <w:tcPr>
+            <w:tcW w:w="35.71pt" w:type="dxa"/>
+          </w:tcPr>
+          <w:p>
+            <w:pPr>
+              <w:pStyle w:val="tablecopy"/>
+            </w:pPr>
+            <w:r>
+              <w:rPr>
+                <w:sz w:val="13"/>
+                <w:szCs w:val="13"/>
+              </w:rPr>
+              <w:t>0.9775</w:t>
+            </w:r>
+          </w:p>
+        </w:tc>
+        <w:tc>
+          <w:tcPr>
+            <w:tcW w:w="35.71pt" w:type="dxa"/>
+          </w:tcPr>
+          <w:p>
+            <w:pPr>
+              <w:pStyle w:val="tablecopy"/>
+            </w:pPr>
+            <w:r>
+              <w:rPr>
+                <w:sz w:val="13"/>
+                <w:szCs w:val="13"/>
+              </w:rPr>
+              <w:t>0.0083</w:t>
+            </w:r>
+          </w:p>
+        </w:tc>
+      </w:tr>
+    </w:tbl>
+    <w:p>
+      <w:pPr>
+        <w:pStyle w:val="BodyText"/>
+      </w:pPr>
+      <w:r>
+        <w:t>The selected model is the word+character+statistics logistic-regression variant. On the topic-held-out test set, the high-confidence threshold preserves zero observed human false positives and labels 13.33 percent of AI texts as high-confidence AI. On the full GPT-wiki-intro out-of-domain set, the default-threshold FPR is 0.86 percent and high-confidence FPR is 0.058 percent, with bootstrap 95 percent CI from 0.020 to 0.111 percent. The cost is low high-confidence AI recall: 2.82 percent on GPT-wiki-intro, with bootstrap 95 percent CI from 2.36 to 2.97 percent. On the ICNALE fairness audit, high-confidence FPR is 0.81 percent, with bootstrap 95 percent CI from 0.58 to 1.05 percent.</w:t>
+      </w:r>
+    </w:p>
+    <w:p>
+      <w:pPr>
+        <w:pStyle w:val="BodyText"/>
+      </w:pPr>
+      <w:r>
+        <w:t>Figure 1 shows the model-family trade-off between high-confidence AI recall and high-confidence human false positives.</w:t>
+      </w:r>
+    </w:p>
+    <w:p>
+      <w:pPr>
+        <w:keepNext/>
+        <w:keepLines/>
+        <w:jc w:val="center"/>
+        <w:spacing w:before="4pt" w:after="2pt"/>
+        <w:ind w:firstLine="0pt"/>
+      </w:pPr>
+      <w:r>
+        <w:drawing>
+          <wp:inline distT="0" distB="0" distL="0" distR="0">
+            <wp:extent cx="3063240" cy="2017822"/>
+            <wp:effectExtent l="0" t="0" r="0" b="0"/>
+            <wp:docPr id="1001" name="paper_figure_1.png" descr="FIGURE 1. Fairness-constrained sparse model trade-off under the revised paper-study protocol."/>
+            <wp:cNvGraphicFramePr>
+              <a:graphicFrameLocks noChangeAspect="1"/>
+            </wp:cNvGraphicFramePr>
+            <a:graphic>
+              <a:graphicData uri="http://schemas.openxmlformats.org/drawingml/2006/picture">
+                <pic:pic>
+                  <pic:nvPicPr>
+                    <pic:cNvPr id="0" name="paper_figure_1.png" descr="FIGURE 1. Fairness-constrained sparse model trade-off under the revised paper-study protocol."/>
+                    <pic:cNvPicPr/>
+                  </pic:nvPicPr>
+                  <pic:blipFill>
+                    <a:blip r:embed="rIdFigure1"/>
+                    <a:stretch>
+                      <a:fillRect/>
+                    </a:stretch>
+                  </pic:blipFill>
+                  <pic:spPr>
+                    <a:xfrm>
+                      <a:off x="0" y="0"/>
+                      <a:ext cx="3063240" cy="2017822"/>
+                    </a:xfrm>
+                    <a:prstGeom prst="rect">
+                      <a:avLst/>
+                    </a:prstGeom>
+                  </pic:spPr>
+                </pic:pic>
+              </a:graphicData>
+            </a:graphic>
+          </wp:inline>
+        </w:drawing>
+      </w:r>
+    </w:p>
+    <w:p>
+      <w:pPr>
+        <w:pStyle w:val="BodyText"/>
+        <w:jc w:val="center"/>
+        <w:keepLines/>
+        <w:spacing w:before="0pt" w:after="6pt"/>
+        <w:ind w:firstLine="0pt"/>
+      </w:pPr>
+      <w:r>
+        <w:rPr>
+          <w:i/>
+          <w:sz w:val="14"/>
+          <w:szCs w:val="14"/>
+        </w:rPr>
+        <w:t>FIGURE 1. Fairness-constrained sparse model trade-off under the revised paper-study protocol.</w:t>
+      </w:r>
+    </w:p>
+    <w:p>
+      <w:pPr>
+        <w:pStyle w:val="BodyText"/>
+        <w:keepNext/>
+      </w:pPr>
+      <w:r>
+        <w:t>TABLE II reports the learned selective thresholds and calibration outcomes for each sparse model family.</w:t>
+      </w:r>
+    </w:p>
+    <w:tbl>
+      <w:tblPr>
+        <w:tblW w:w="250pt" w:type="dxa"/>
+        <w:tblLayout w:type="fixed"/>
+        <w:tblBorders>
+          <w:top w:val="single" w:sz="4" w:space="0" w:color="auto"/>
+          <w:left w:val="single" w:sz="4" w:space="0" w:color="auto"/>
+          <w:bottom w:val="single" w:sz="4" w:space="0" w:color="auto"/>
+          <w:right w:val="single" w:sz="4" w:space="0" w:color="auto"/>
+          <w:insideH w:val="single" w:sz="4" w:space="0" w:color="auto"/>
+          <w:insideV w:val="single" w:sz="4" w:space="0" w:color="auto"/>
+        </w:tblBorders>
+      </w:tblPr>
+      <w:tblGrid>
+        <w:gridCol w:w="34.00pt"/>
+        <w:gridCol w:w="34.00pt"/>
+        <w:gridCol w:w="34.00pt"/>
+        <w:gridCol w:w="34.00pt"/>
+        <w:gridCol w:w="34.00pt"/>
+        <w:gridCol w:w="34.00pt"/>
+        <w:gridCol w:w="34.00pt"/>
+        <w:gridCol w:w="34.00pt"/>
+      </w:tblGrid>
+      <w:tr>
+        <w:trPr>
+          <w:cantSplit/>
+        </w:trPr>
+        <w:tc>
+          <w:tcPr>
+            <w:tcW w:w="34.00pt" w:type="dxa"/>
+          </w:tcPr>
+          <w:p>
+            <w:pPr>
+              <w:pStyle w:val="tablecolhead"/>
+            </w:pPr>
+            <w:r>
+              <w:rPr>
+                <w:b/>
+                <w:sz w:val="13"/>
+                <w:szCs w:val="13"/>
+              </w:rPr>
+              <w:t>Model</w:t>
+            </w:r>
+          </w:p>
+        </w:tc>
+        <w:tc>
+          <w:tcPr>
+            <w:tcW w:w="34.00pt" w:type="dxa"/>
+          </w:tcPr>
+          <w:p>
+            <w:pPr>
+              <w:pStyle w:val="tablecolhead"/>
+            </w:pPr>
+            <w:r>
+              <w:rPr>
+                <w:b/>
+                <w:sz w:val="13"/>
+                <w:szCs w:val="13"/>
+              </w:rPr>
+              <w:t>Low t</w:t>
+            </w:r>
+          </w:p>
+        </w:tc>
+        <w:tc>
+          <w:tcPr>
+            <w:tcW w:w="34.00pt" w:type="dxa"/>
+          </w:tcPr>
+          <w:p>
+            <w:pPr>
+              <w:pStyle w:val="tablecolhead"/>
+            </w:pPr>
+            <w:r>
+              <w:rPr>
+                <w:b/>
+                <w:sz w:val="13"/>
+                <w:szCs w:val="13"/>
+              </w:rPr>
+              <w:t>High t</w:t>
+            </w:r>
+          </w:p>
+        </w:tc>
+        <w:tc>
+          <w:tcPr>
+            <w:tcW w:w="34.00pt" w:type="dxa"/>
+          </w:tcPr>
+          <w:p>
+            <w:pPr>
+              <w:pStyle w:val="tablecolhead"/>
+            </w:pPr>
+            <w:r>
+              <w:rPr>
+                <w:b/>
+                <w:sz w:val="13"/>
+                <w:szCs w:val="13"/>
+              </w:rPr>
+              <w:t>Cal FPR</w:t>
+            </w:r>
+          </w:p>
+        </w:tc>
+        <w:tc>
+          <w:tcPr>
+            <w:tcW w:w="34.00pt" w:type="dxa"/>
+          </w:tcPr>
+          <w:p>
+            <w:pPr>
+              <w:pStyle w:val="tablecolhead"/>
+            </w:pPr>
+            <w:r>
+              <w:rPr>
+                <w:b/>
+                <w:sz w:val="13"/>
+                <w:szCs w:val="13"/>
+              </w:rPr>
+              <w:t>Lrn FPR</w:t>
+            </w:r>
+          </w:p>
+        </w:tc>
+        <w:tc>
+          <w:tcPr>
+            <w:tcW w:w="34.00pt" w:type="dxa"/>
+          </w:tcPr>
+          <w:p>
+            <w:pPr>
+              <w:pStyle w:val="tablecolhead"/>
+            </w:pPr>
+            <w:r>
+              <w:rPr>
+                <w:b/>
+                <w:sz w:val="13"/>
+                <w:szCs w:val="13"/>
+              </w:rPr>
+              <w:t>Val AI R</w:t>
+            </w:r>
+          </w:p>
+        </w:tc>
+        <w:tc>
+          <w:tcPr>
+            <w:tcW w:w="34.00pt" w:type="dxa"/>
+          </w:tcPr>
+          <w:p>
+            <w:pPr>
+              <w:pStyle w:val="tablecolhead"/>
+            </w:pPr>
+            <w:r>
+              <w:rPr>
+                <w:b/>
+                <w:sz w:val="13"/>
+                <w:szCs w:val="13"/>
+              </w:rPr>
+              <w:t>Review</w:t>
+            </w:r>
+          </w:p>
+        </w:tc>
+        <w:tc>
+          <w:tcPr>
+            <w:tcW w:w="34.00pt" w:type="dxa"/>
+          </w:tcPr>
+          <w:p>
+            <w:pPr>
+              <w:pStyle w:val="tablecolhead"/>
+            </w:pPr>
+            <w:r>
+              <w:rPr>
+                <w:b/>
+                <w:sz w:val="13"/>
+                <w:szCs w:val="13"/>
+              </w:rPr>
+              <w:t>Sel</w:t>
+            </w:r>
+          </w:p>
+        </w:tc>
+      </w:tr>
+      <w:tr>
+        <w:trPr>
+          <w:cantSplit/>
+        </w:trPr>
+        <w:tc>
+          <w:tcPr>
+            <w:tcW w:w="34.00pt" w:type="dxa"/>
+          </w:tcPr>
+          <w:p>
+            <w:pPr>
+              <w:pStyle w:val="tablecopy"/>
+            </w:pPr>
+            <w:r>
+              <w:rPr>
+                <w:sz w:val="13"/>
+                <w:szCs w:val="13"/>
+              </w:rPr>
+              <w:t>Alik. word</w:t>
+            </w:r>
+          </w:p>
+        </w:tc>
+        <w:tc>
+          <w:tcPr>
+            <w:tcW w:w="34.00pt" w:type="dxa"/>
+          </w:tcPr>
+          <w:p>
+            <w:pPr>
+              <w:pStyle w:val="tablecopy"/>
+            </w:pPr>
+            <w:r>
+              <w:rPr>
+                <w:sz w:val="13"/>
+                <w:szCs w:val="13"/>
+              </w:rPr>
+              <w:t>0.9077</w:t>
+            </w:r>
+          </w:p>
+        </w:tc>
+        <w:tc>
+          <w:tcPr>
+            <w:tcW w:w="34.00pt" w:type="dxa"/>
+          </w:tcPr>
+          <w:p>
+            <w:pPr>
+              <w:pStyle w:val="tablecopy"/>
+            </w:pPr>
+            <w:r>
+              <w:rPr>
+                <w:sz w:val="13"/>
+                <w:szCs w:val="13"/>
+              </w:rPr>
+              <w:t>0.9936</w:t>
+            </w:r>
+          </w:p>
+        </w:tc>
+        <w:tc>
+          <w:tcPr>
+            <w:tcW w:w="34.00pt" w:type="dxa"/>
+          </w:tcPr>
+          <w:p>
+            <w:pPr>
+              <w:pStyle w:val="tablecopy"/>
+            </w:pPr>
+            <w:r>
+              <w:rPr>
+                <w:sz w:val="13"/>
+                <w:szCs w:val="13"/>
+              </w:rPr>
+              <w:t>0.0037</w:t>
+            </w:r>
+          </w:p>
+        </w:tc>
+        <w:tc>
+          <w:tcPr>
+            <w:tcW w:w="34.00pt" w:type="dxa"/>
+          </w:tcPr>
+          <w:p>
+            <w:pPr>
+              <w:pStyle w:val="tablecopy"/>
+            </w:pPr>
+            <w:r>
+              <w:rPr>
+                <w:sz w:val="13"/>
+                <w:szCs w:val="13"/>
+              </w:rPr>
+              <w:t>0.0099</w:t>
+            </w:r>
+          </w:p>
+        </w:tc>
+        <w:tc>
+          <w:tcPr>
+            <w:tcW w:w="34.00pt" w:type="dxa"/>
+          </w:tcPr>
+          <w:p>
+            <w:pPr>
+              <w:pStyle w:val="tablecopy"/>
+            </w:pPr>
+            <w:r>
+              <w:rPr>
+                <w:sz w:val="13"/>
+                <w:szCs w:val="13"/>
+              </w:rPr>
+              <w:t>0.3679</w:t>
+            </w:r>
+          </w:p>
+        </w:tc>
+        <w:tc>
+          <w:tcPr>
+            <w:tcW w:w="34.00pt" w:type="dxa"/>
+          </w:tcPr>
+          <w:p>
+            <w:pPr>
+              <w:pStyle w:val="tablecopy"/>
+            </w:pPr>
+            <w:r>
+              <w:rPr>
+                <w:sz w:val="13"/>
+                <w:szCs w:val="13"/>
+              </w:rPr>
+              <w:t>0.1825</w:t>
+            </w:r>
+          </w:p>
+        </w:tc>
+        <w:tc>
+          <w:tcPr>
+            <w:tcW w:w="34.00pt" w:type="dxa"/>
+          </w:tcPr>
+          <w:p>
+            <w:pPr>
+              <w:pStyle w:val="tablecopy"/>
+            </w:pPr>
+            <w:r>
+              <w:rPr>
+                <w:sz w:val="13"/>
+                <w:szCs w:val="13"/>
+              </w:rPr>
+              <w:t>no</w:t>
+            </w:r>
+          </w:p>
+        </w:tc>
+      </w:tr>
+      <w:tr>
+        <w:trPr>
+          <w:cantSplit/>
+        </w:trPr>
+        <w:tc>
+          <w:tcPr>
+            <w:tcW w:w="34.00pt" w:type="dxa"/>
+          </w:tcPr>
+          <w:p>
+            <w:pPr>
+              <w:pStyle w:val="tablecopy"/>
+            </w:pPr>
+            <w:r>
+              <w:rPr>
+                <w:sz w:val="13"/>
+                <w:szCs w:val="13"/>
+              </w:rPr>
+              <w:t>W+C+S</w:t>
+            </w:r>
+          </w:p>
+        </w:tc>
+        <w:tc>
+          <w:tcPr>
+            <w:tcW w:w="34.00pt" w:type="dxa"/>
+          </w:tcPr>
+          <w:p>
+            <w:pPr>
+              <w:pStyle w:val="tablecopy"/>
+            </w:pPr>
+            <w:r>
+              <w:rPr>
+                <w:sz w:val="13"/>
+                <w:szCs w:val="13"/>
+              </w:rPr>
+              <w:t>0.9950</w:t>
+            </w:r>
+          </w:p>
+        </w:tc>
+        <w:tc>
+          <w:tcPr>
+            <w:tcW w:w="34.00pt" w:type="dxa"/>
+          </w:tcPr>
+          <w:p>
+            <w:pPr>
+              <w:pStyle w:val="tablecopy"/>
+            </w:pPr>
+            <w:r>
+              <w:rPr>
+                <w:sz w:val="13"/>
+                <w:szCs w:val="13"/>
+              </w:rPr>
+              <w:t>0.9991</w:t>
+            </w:r>
+          </w:p>
+        </w:tc>
+        <w:tc>
+          <w:tcPr>
+            <w:tcW w:w="34.00pt" w:type="dxa"/>
+          </w:tcPr>
+          <w:p>
+            <w:pPr>
+              <w:pStyle w:val="tablecopy"/>
+            </w:pPr>
+            <w:r>
+              <w:rPr>
+                <w:sz w:val="13"/>
+                <w:szCs w:val="13"/>
+              </w:rPr>
+              <w:t>0.0048</w:t>
+            </w:r>
+          </w:p>
+        </w:tc>
+        <w:tc>
+          <w:tcPr>
+            <w:tcW w:w="34.00pt" w:type="dxa"/>
+          </w:tcPr>
+          <w:p>
+            <w:pPr>
+              <w:pStyle w:val="tablecopy"/>
+            </w:pPr>
+            <w:r>
+              <w:rPr>
+                <w:sz w:val="13"/>
+                <w:szCs w:val="13"/>
+              </w:rPr>
+              <w:t>0.0099</w:t>
+            </w:r>
+          </w:p>
+        </w:tc>
+        <w:tc>
+          <w:tcPr>
+            <w:tcW w:w="34.00pt" w:type="dxa"/>
+          </w:tcPr>
+          <w:p>
+            <w:pPr>
+              <w:pStyle w:val="tablecopy"/>
+            </w:pPr>
+            <w:r>
+              <w:rPr>
+                <w:sz w:val="13"/>
+                <w:szCs w:val="13"/>
+              </w:rPr>
+              <w:t>0.5176</w:t>
+            </w:r>
+          </w:p>
+        </w:tc>
+        <w:tc>
+          <w:tcPr>
+            <w:tcW w:w="34.00pt" w:type="dxa"/>
+          </w:tcPr>
+          <w:p>
+            <w:pPr>
+              <w:pStyle w:val="tablecopy"/>
+            </w:pPr>
+            <w:r>
+              <w:rPr>
+                <w:sz w:val="13"/>
+                <w:szCs w:val="13"/>
+              </w:rPr>
+              <w:t>0.1059</w:t>
+            </w:r>
+          </w:p>
+        </w:tc>
+        <w:tc>
+          <w:tcPr>
+            <w:tcW w:w="34.00pt" w:type="dxa"/>
+          </w:tcPr>
+          <w:p>
+            <w:pPr>
+              <w:pStyle w:val="tablecopy"/>
+            </w:pPr>
+            <w:r>
+              <w:rPr>
+                <w:sz w:val="13"/>
+                <w:szCs w:val="13"/>
+              </w:rPr>
+              <w:t>yes</w:t>
+            </w:r>
+          </w:p>
+        </w:tc>
+      </w:tr>
+      <w:tr>
+        <w:trPr>
+          <w:cantSplit/>
+        </w:trPr>
+        <w:tc>
+          <w:tcPr>
+            <w:tcW w:w="34.00pt" w:type="dxa"/>
+          </w:tcPr>
+          <w:p>
+            <w:pPr>
+              <w:pStyle w:val="tablecopy"/>
+            </w:pPr>
+            <w:r>
+              <w:rPr>
+                <w:sz w:val="13"/>
+                <w:szCs w:val="13"/>
+              </w:rPr>
+              <w:t>No-char</w:t>
+            </w:r>
+          </w:p>
+        </w:tc>
+        <w:tc>
+          <w:tcPr>
+            <w:tcW w:w="34.00pt" w:type="dxa"/>
+          </w:tcPr>
+          <w:p>
+            <w:pPr>
+              <w:pStyle w:val="tablecopy"/>
+            </w:pPr>
+            <w:r>
+              <w:rPr>
+                <w:sz w:val="13"/>
+                <w:szCs w:val="13"/>
+              </w:rPr>
+              <w:t>0.9759</w:t>
+            </w:r>
+          </w:p>
+        </w:tc>
+        <w:tc>
+          <w:tcPr>
+            <w:tcW w:w="34.00pt" w:type="dxa"/>
+          </w:tcPr>
+          <w:p>
+            <w:pPr>
+              <w:pStyle w:val="tablecopy"/>
+            </w:pPr>
+            <w:r>
+              <w:rPr>
+                <w:sz w:val="13"/>
+                <w:szCs w:val="13"/>
+              </w:rPr>
+              <w:t>0.9978</w:t>
+            </w:r>
+          </w:p>
+        </w:tc>
+        <w:tc>
+          <w:tcPr>
+            <w:tcW w:w="34.00pt" w:type="dxa"/>
+          </w:tcPr>
+          <w:p>
+            <w:pPr>
+              <w:pStyle w:val="tablecopy"/>
+            </w:pPr>
+            <w:r>
+              <w:rPr>
+                <w:sz w:val="13"/>
+                <w:szCs w:val="13"/>
+              </w:rPr>
+              <w:t>0.0044</w:t>
+            </w:r>
+          </w:p>
+        </w:tc>
+        <w:tc>
+          <w:tcPr>
+            <w:tcW w:w="34.00pt" w:type="dxa"/>
+          </w:tcPr>
+          <w:p>
+            <w:pPr>
+              <w:pStyle w:val="tablecopy"/>
+            </w:pPr>
+            <w:r>
+              <w:rPr>
+                <w:sz w:val="13"/>
+                <w:szCs w:val="13"/>
+              </w:rPr>
+              <w:t>0.0099</w:t>
+            </w:r>
+          </w:p>
+        </w:tc>
+        <w:tc>
+          <w:tcPr>
+            <w:tcW w:w="34.00pt" w:type="dxa"/>
+          </w:tcPr>
+          <w:p>
+            <w:pPr>
+              <w:pStyle w:val="tablecopy"/>
+            </w:pPr>
+            <w:r>
+              <w:rPr>
+                <w:sz w:val="13"/>
+                <w:szCs w:val="13"/>
+              </w:rPr>
+              <w:t>0.4161</w:t>
+            </w:r>
+          </w:p>
+        </w:tc>
+        <w:tc>
+          <w:tcPr>
+            <w:tcW w:w="34.00pt" w:type="dxa"/>
+          </w:tcPr>
+          <w:p>
+            <w:pPr>
+              <w:pStyle w:val="tablecopy"/>
+            </w:pPr>
+            <w:r>
+              <w:rPr>
+                <w:sz w:val="13"/>
+                <w:szCs w:val="13"/>
+              </w:rPr>
+              <w:t>0.1593</w:t>
+            </w:r>
+          </w:p>
+        </w:tc>
+        <w:tc>
+          <w:tcPr>
+            <w:tcW w:w="34.00pt" w:type="dxa"/>
+          </w:tcPr>
+          <w:p>
+            <w:pPr>
+              <w:pStyle w:val="tablecopy"/>
+            </w:pPr>
+            <w:r>
+              <w:rPr>
+                <w:sz w:val="13"/>
+                <w:szCs w:val="13"/>
+              </w:rPr>
+              <w:t>no</w:t>
+            </w:r>
+          </w:p>
+        </w:tc>
+      </w:tr>
+      <w:tr>
+        <w:trPr>
+          <w:cantSplit/>
+        </w:trPr>
+        <w:tc>
+          <w:tcPr>
+            <w:tcW w:w="34.00pt" w:type="dxa"/>
+          </w:tcPr>
+          <w:p>
+            <w:pPr>
+              <w:pStyle w:val="tablecopy"/>
+            </w:pPr>
+            <w:r>
+              <w:rPr>
+                <w:sz w:val="13"/>
+                <w:szCs w:val="13"/>
+              </w:rPr>
+              <w:t>Stats</w:t>
+            </w:r>
+          </w:p>
+        </w:tc>
+        <w:tc>
+          <w:tcPr>
+            <w:tcW w:w="34.00pt" w:type="dxa"/>
+          </w:tcPr>
+          <w:p>
+            <w:pPr>
+              <w:pStyle w:val="tablecopy"/>
+            </w:pPr>
+            <w:r>
+              <w:rPr>
+                <w:sz w:val="13"/>
+                <w:szCs w:val="13"/>
+              </w:rPr>
+              <w:t>0.9905</w:t>
+            </w:r>
+          </w:p>
+        </w:tc>
+        <w:tc>
+          <w:tcPr>
+            <w:tcW w:w="34.00pt" w:type="dxa"/>
+          </w:tcPr>
+          <w:p>
+            <w:pPr>
+              <w:pStyle w:val="tablecopy"/>
+            </w:pPr>
+            <w:r>
+              <w:rPr>
+                <w:sz w:val="13"/>
+                <w:szCs w:val="13"/>
+              </w:rPr>
+              <w:t>0.9917</w:t>
+            </w:r>
+          </w:p>
+        </w:tc>
+        <w:tc>
+          <w:tcPr>
+            <w:tcW w:w="34.00pt" w:type="dxa"/>
+          </w:tcPr>
+          <w:p>
+            <w:pPr>
+              <w:pStyle w:val="tablecopy"/>
+            </w:pPr>
+            <w:r>
+              <w:rPr>
+                <w:sz w:val="13"/>
+                <w:szCs w:val="13"/>
+              </w:rPr>
+              <w:t>0.0095</w:t>
+            </w:r>
+          </w:p>
+        </w:tc>
+        <w:tc>
+          <w:tcPr>
+            <w:tcW w:w="34.00pt" w:type="dxa"/>
+          </w:tcPr>
+          <w:p>
+            <w:pPr>
+              <w:pStyle w:val="tablecopy"/>
+            </w:pPr>
+            <w:r>
+              <w:rPr>
+                <w:sz w:val="13"/>
+                <w:szCs w:val="13"/>
+              </w:rPr>
+              <w:t>0.0099</w:t>
+            </w:r>
+          </w:p>
+        </w:tc>
+        <w:tc>
+          <w:tcPr>
+            <w:tcW w:w="34.00pt" w:type="dxa"/>
+          </w:tcPr>
+          <w:p>
+            <w:pPr>
+              <w:pStyle w:val="tablecopy"/>
+            </w:pPr>
+            <w:r>
+              <w:rPr>
+                <w:sz w:val="13"/>
+                <w:szCs w:val="13"/>
+              </w:rPr>
+              <w:t>0.1720</w:t>
+            </w:r>
+          </w:p>
+        </w:tc>
+        <w:tc>
+          <w:tcPr>
+            <w:tcW w:w="34.00pt" w:type="dxa"/>
+          </w:tcPr>
+          <w:p>
+            <w:pPr>
+              <w:pStyle w:val="tablecopy"/>
+            </w:pPr>
+            <w:r>
+              <w:rPr>
+                <w:sz w:val="13"/>
+                <w:szCs w:val="13"/>
+              </w:rPr>
+              <w:t>0.0083</w:t>
+            </w:r>
+          </w:p>
+        </w:tc>
+        <w:tc>
+          <w:tcPr>
+            <w:tcW w:w="34.00pt" w:type="dxa"/>
+          </w:tcPr>
+          <w:p>
+            <w:pPr>
+              <w:pStyle w:val="tablecopy"/>
+            </w:pPr>
+            <w:r>
+              <w:rPr>
+                <w:sz w:val="13"/>
+                <w:szCs w:val="13"/>
+              </w:rPr>
+              <w:t>no</w:t>
+            </w:r>
+          </w:p>
+        </w:tc>
+      </w:tr>
+      <w:tr>
+        <w:trPr>
+          <w:cantSplit/>
+        </w:trPr>
+        <w:tc>
+          <w:tcPr>
+            <w:tcW w:w="34.00pt" w:type="dxa"/>
+          </w:tcPr>
+          <w:p>
+            <w:pPr>
+              <w:pStyle w:val="tablecopy"/>
+            </w:pPr>
+            <w:r>
+              <w:rPr>
+                <w:sz w:val="13"/>
+                <w:szCs w:val="13"/>
+              </w:rPr>
+              <w:t>Word</w:t>
+            </w:r>
+          </w:p>
+        </w:tc>
+        <w:tc>
+          <w:tcPr>
+            <w:tcW w:w="34.00pt" w:type="dxa"/>
+          </w:tcPr>
+          <w:p>
+            <w:pPr>
+              <w:pStyle w:val="tablecopy"/>
+            </w:pPr>
+            <w:r>
+              <w:rPr>
+                <w:sz w:val="13"/>
+                <w:szCs w:val="13"/>
+              </w:rPr>
+              <w:t>0.9077</w:t>
+            </w:r>
+          </w:p>
+        </w:tc>
+        <w:tc>
+          <w:tcPr>
+            <w:tcW w:w="34.00pt" w:type="dxa"/>
+          </w:tcPr>
+          <w:p>
+            <w:pPr>
+              <w:pStyle w:val="tablecopy"/>
+            </w:pPr>
+            <w:r>
+              <w:rPr>
+                <w:sz w:val="13"/>
+                <w:szCs w:val="13"/>
+              </w:rPr>
+              <w:t>0.9936</w:t>
+            </w:r>
+          </w:p>
+        </w:tc>
+        <w:tc>
+          <w:tcPr>
+            <w:tcW w:w="34.00pt" w:type="dxa"/>
+          </w:tcPr>
+          <w:p>
+            <w:pPr>
+              <w:pStyle w:val="tablecopy"/>
+            </w:pPr>
+            <w:r>
+              <w:rPr>
+                <w:sz w:val="13"/>
+                <w:szCs w:val="13"/>
+              </w:rPr>
+              <w:t>0.0037</w:t>
+            </w:r>
+          </w:p>
+        </w:tc>
+        <w:tc>
+          <w:tcPr>
+            <w:tcW w:w="34.00pt" w:type="dxa"/>
+          </w:tcPr>
+          <w:p>
+            <w:pPr>
+              <w:pStyle w:val="tablecopy"/>
+            </w:pPr>
+            <w:r>
+              <w:rPr>
+                <w:sz w:val="13"/>
+                <w:szCs w:val="13"/>
+              </w:rPr>
+              <w:t>0.0099</w:t>
+            </w:r>
+          </w:p>
+        </w:tc>
+        <w:tc>
+          <w:tcPr>
+            <w:tcW w:w="34.00pt" w:type="dxa"/>
+          </w:tcPr>
+          <w:p>
+            <w:pPr>
+              <w:pStyle w:val="tablecopy"/>
+            </w:pPr>
+            <w:r>
+              <w:rPr>
+                <w:sz w:val="13"/>
+                <w:szCs w:val="13"/>
+              </w:rPr>
+              <w:t>0.3679</w:t>
+            </w:r>
+          </w:p>
+        </w:tc>
+        <w:tc>
+          <w:tcPr>
+            <w:tcW w:w="34.00pt" w:type="dxa"/>
+          </w:tcPr>
+          <w:p>
+            <w:pPr>
+              <w:pStyle w:val="tablecopy"/>
+            </w:pPr>
+            <w:r>
+              <w:rPr>
+                <w:sz w:val="13"/>
+                <w:szCs w:val="13"/>
+              </w:rPr>
+              <w:t>0.1825</w:t>
+            </w:r>
+          </w:p>
+        </w:tc>
+        <w:tc>
+          <w:tcPr>
+            <w:tcW w:w="34.00pt" w:type="dxa"/>
+          </w:tcPr>
+          <w:p>
+            <w:pPr>
+              <w:pStyle w:val="tablecopy"/>
+            </w:pPr>
+            <w:r>
+              <w:rPr>
+                <w:sz w:val="13"/>
+                <w:szCs w:val="13"/>
+              </w:rPr>
+              <w:t>no</w:t>
+            </w:r>
+          </w:p>
+        </w:tc>
+      </w:tr>
+      <w:tr>
+        <w:trPr>
+          <w:cantSplit/>
+        </w:trPr>
+        <w:tc>
+          <w:tcPr>
+            <w:tcW w:w="34.00pt" w:type="dxa"/>
+          </w:tcPr>
+          <w:p>
+            <w:pPr>
+              <w:pStyle w:val="tablecopy"/>
+            </w:pPr>
+            <w:r>
+              <w:rPr>
+                <w:sz w:val="13"/>
+                <w:szCs w:val="13"/>
+              </w:rPr>
+              <w:t>Char-cap</w:t>
+            </w:r>
+          </w:p>
+        </w:tc>
+        <w:tc>
+          <w:tcPr>
+            <w:tcW w:w="34.00pt" w:type="dxa"/>
+          </w:tcPr>
+          <w:p>
+            <w:pPr>
+              <w:pStyle w:val="tablecopy"/>
+            </w:pPr>
+            <w:r>
+              <w:rPr>
+                <w:sz w:val="13"/>
+                <w:szCs w:val="13"/>
+              </w:rPr>
+              <w:t>0.9976</w:t>
+            </w:r>
+          </w:p>
+        </w:tc>
+        <w:tc>
+          <w:tcPr>
+            <w:tcW w:w="34.00pt" w:type="dxa"/>
+          </w:tcPr>
+          <w:p>
+            <w:pPr>
+              <w:pStyle w:val="tablecopy"/>
+            </w:pPr>
+            <w:r>
+              <w:rPr>
+                <w:sz w:val="13"/>
+                <w:szCs w:val="13"/>
+              </w:rPr>
+              <w:t>0.9995</w:t>
+            </w:r>
+          </w:p>
+        </w:tc>
+        <w:tc>
+          <w:tcPr>
+            <w:tcW w:w="34.00pt" w:type="dxa"/>
+          </w:tcPr>
+          <w:p>
+            <w:pPr>
+              <w:pStyle w:val="tablecopy"/>
+            </w:pPr>
+            <w:r>
+              <w:rPr>
+                <w:sz w:val="13"/>
+                <w:szCs w:val="13"/>
+              </w:rPr>
+              <w:t>0.0047</w:t>
+            </w:r>
+          </w:p>
+        </w:tc>
+        <w:tc>
+          <w:tcPr>
+            <w:tcW w:w="34.00pt" w:type="dxa"/>
+          </w:tcPr>
+          <w:p>
+            <w:pPr>
+              <w:pStyle w:val="tablecopy"/>
+            </w:pPr>
+            <w:r>
+              <w:rPr>
+                <w:sz w:val="13"/>
+                <w:szCs w:val="13"/>
+              </w:rPr>
+              <w:t>0.0099</w:t>
+            </w:r>
+          </w:p>
+        </w:tc>
+        <w:tc>
+          <w:tcPr>
+            <w:tcW w:w="34.00pt" w:type="dxa"/>
+          </w:tcPr>
+          <w:p>
+            <w:pPr>
+              <w:pStyle w:val="tablecopy"/>
+            </w:pPr>
+            <w:r>
+              <w:rPr>
+                <w:sz w:val="13"/>
+                <w:szCs w:val="13"/>
+              </w:rPr>
+              <w:t>0.4680</w:t>
+            </w:r>
+          </w:p>
+        </w:tc>
+        <w:tc>
+          <w:tcPr>
+            <w:tcW w:w="34.00pt" w:type="dxa"/>
+          </w:tcPr>
+          <w:p>
+            <w:pPr>
+              <w:pStyle w:val="tablecopy"/>
+            </w:pPr>
+            <w:r>
+              <w:rPr>
+                <w:sz w:val="13"/>
+                <w:szCs w:val="13"/>
+              </w:rPr>
+              <w:t>0.0935</w:t>
+            </w:r>
+          </w:p>
+        </w:tc>
+        <w:tc>
+          <w:tcPr>
+            <w:tcW w:w="34.00pt" w:type="dxa"/>
+          </w:tcPr>
+          <w:p>
+            <w:pPr>
+              <w:pStyle w:val="tablecopy"/>
+            </w:pPr>
+            <w:r>
+              <w:rPr>
+                <w:sz w:val="13"/>
+                <w:szCs w:val="13"/>
+              </w:rPr>
+              <w:t>no</w:t>
+            </w:r>
+          </w:p>
+        </w:tc>
+      </w:tr>
+    </w:tbl>
+    <w:p>
+      <w:pPr>
+        <w:pStyle w:val="BodyText"/>
+      </w:pPr>
+      <w:r>
+        <w:t>All reported sparse variants satisfy the pooled-human and learner-human calibration constraints. The selected word+character+statistics model has the highest validation high-confidence AI recall among constrained variants, 51.76 percent, with pooled calibration FPR of 0.48 percent and learner calibration FPR of 0.99 percent. This selection rule favors safer high-confidence decisions over raw recall.</w:t>
+      </w:r>
+    </w:p>
+    <w:p>
+      <w:pPr>
+        <w:pStyle w:val="BodyText"/>
+        <w:keepNext/>
+      </w:pPr>
+      <w:r>
+        <w:t>TABLE III reports leave-one-HC3-source-out robustness for the word+character+statistics model. These results test whether the detector has learned general authorship signals or source-specific artifacts.</w:t>
       </w:r>
     </w:p>
     <w:tbl>
@@ -252,7 +2058,7 @@
                 <w:sz w:val="13"/>
                 <w:szCs w:val="13"/>
               </w:rPr>
-              <w:t>Dataset</w:t>
+              <w:t>Held out</w:t>
             </w:r>
           </w:p>
         </w:tc>
@@ -270,7 +2076,7 @@
                 <w:sz w:val="13"/>
                 <w:szCs w:val="13"/>
               </w:rPr>
-              <w:t>Role</w:t>
+              <w:t>n</w:t>
             </w:r>
           </w:p>
         </w:tc>
@@ -288,7 +2094,7 @@
                 <w:sz w:val="13"/>
                 <w:szCs w:val="13"/>
               </w:rPr>
-              <w:t>Rows</w:t>
+              <w:t>F1</w:t>
             </w:r>
           </w:p>
         </w:tc>
@@ -306,7 +2112,7 @@
                 <w:sz w:val="13"/>
                 <w:szCs w:val="13"/>
               </w:rPr>
-              <w:t>Human</w:t>
+              <w:t>FPR</w:t>
             </w:r>
           </w:p>
         </w:tc>
@@ -324,7 +2130,7 @@
                 <w:sz w:val="13"/>
                 <w:szCs w:val="13"/>
               </w:rPr>
-              <w:t>AI</w:t>
+              <w:t>AI R</w:t>
             </w:r>
           </w:p>
         </w:tc>
@@ -346,7 +2152,7 @@
                 <w:sz w:val="13"/>
                 <w:szCs w:val="13"/>
               </w:rPr>
-              <w:t>HC3</w:t>
+              <w:t>finance</w:t>
             </w:r>
           </w:p>
         </w:tc>
@@ -363,7 +2169,7 @@
                 <w:sz w:val="13"/>
                 <w:szCs w:val="13"/>
               </w:rPr>
-              <w:t>Train/validation/test</w:t>
+              <w:t>6342</w:t>
             </w:r>
           </w:p>
         </w:tc>
@@ -380,7 +2186,7 @@
                 <w:sz w:val="13"/>
                 <w:szCs w:val="13"/>
               </w:rPr>
-              <w:t>85,431</w:t>
+              <w:t>0.8758</w:t>
             </w:r>
           </w:p>
         </w:tc>
@@ -397,7 +2203,7 @@
                 <w:sz w:val="13"/>
                 <w:szCs w:val="13"/>
               </w:rPr>
-              <w:t>58,546</w:t>
+              <w:t>0.2270</w:t>
             </w:r>
           </w:p>
         </w:tc>
@@ -414,7 +2220,7 @@
                 <w:sz w:val="13"/>
                 <w:szCs w:val="13"/>
               </w:rPr>
-              <w:t>26,885</w:t>
+              <w:t>0.9789</w:t>
             </w:r>
           </w:p>
         </w:tc>
@@ -436,7 +2242,7 @@
                 <w:sz w:val="13"/>
                 <w:szCs w:val="13"/>
               </w:rPr>
-              <w:t>GPT-wiki-intro</w:t>
+              <w:t>medicine</w:t>
             </w:r>
           </w:p>
         </w:tc>
@@ -453,7 +2259,7 @@
                 <w:sz w:val="13"/>
                 <w:szCs w:val="13"/>
               </w:rPr>
-              <w:t>Out-of-domain test</w:t>
+              <w:t>2582</w:t>
             </w:r>
           </w:p>
         </w:tc>
@@ -470,7 +2276,7 @@
                 <w:sz w:val="13"/>
                 <w:szCs w:val="13"/>
               </w:rPr>
-              <w:t>300,000</w:t>
+              <w:t>0.9822</w:t>
             </w:r>
           </w:p>
         </w:tc>
@@ -487,7 +2293,7 @@
                 <w:sz w:val="13"/>
                 <w:szCs w:val="13"/>
               </w:rPr>
-              <w:t>150,000</w:t>
+              <w:t>0.0112</w:t>
             </w:r>
           </w:p>
         </w:tc>
@@ -504,7 +2310,7 @@
                 <w:sz w:val="13"/>
                 <w:szCs w:val="13"/>
               </w:rPr>
-              <w:t>150,000</w:t>
+              <w:t>0.9760</w:t>
             </w:r>
           </w:p>
         </w:tc>
@@ -526,7 +2332,7 @@
                 <w:sz w:val="13"/>
                 <w:szCs w:val="13"/>
               </w:rPr>
-              <w:t>ICNALE</w:t>
+              <w:t>open QA</w:t>
             </w:r>
           </w:p>
         </w:tc>
@@ -543,7 +2349,7 @@
                 <w:sz w:val="13"/>
                 <w:szCs w:val="13"/>
               </w:rPr>
-              <w:t>Human-only fairness audit</w:t>
+              <w:t>4270</w:t>
             </w:r>
           </w:p>
         </w:tc>
@@ -560,7 +2366,7 @@
                 <w:sz w:val="13"/>
                 <w:szCs w:val="13"/>
               </w:rPr>
-              <w:t>8,140</w:t>
+              <w:t>0.7765</w:t>
             </w:r>
           </w:p>
         </w:tc>
@@ -577,7 +2383,7 @@
                 <w:sz w:val="13"/>
                 <w:szCs w:val="13"/>
               </w:rPr>
-              <w:t>8,140</w:t>
+              <w:t>0.0160</w:t>
             </w:r>
           </w:p>
         </w:tc>
@@ -594,7 +2400,187 @@
                 <w:sz w:val="13"/>
                 <w:szCs w:val="13"/>
               </w:rPr>
-              <w:t>0</w:t>
+              <w:t>0.7149</w:t>
+            </w:r>
+          </w:p>
+        </w:tc>
+      </w:tr>
+      <w:tr>
+        <w:trPr>
+          <w:cantSplit/>
+        </w:trPr>
+        <w:tc>
+          <w:tcPr>
+            <w:tcW w:w="50.00pt" w:type="dxa"/>
+          </w:tcPr>
+          <w:p>
+            <w:pPr>
+              <w:pStyle w:val="tablecopy"/>
+            </w:pPr>
+            <w:r>
+              <w:rPr>
+                <w:sz w:val="13"/>
+                <w:szCs w:val="13"/>
+              </w:rPr>
+              <w:t>reddit ELI5</w:t>
+            </w:r>
+          </w:p>
+        </w:tc>
+        <w:tc>
+          <w:tcPr>
+            <w:tcW w:w="50.00pt" w:type="dxa"/>
+          </w:tcPr>
+          <w:p>
+            <w:pPr>
+              <w:pStyle w:val="tablecopy"/>
+            </w:pPr>
+            <w:r>
+              <w:rPr>
+                <w:sz w:val="13"/>
+                <w:szCs w:val="13"/>
+              </w:rPr>
+              <w:t>15122</w:t>
+            </w:r>
+          </w:p>
+        </w:tc>
+        <w:tc>
+          <w:tcPr>
+            <w:tcW w:w="50.00pt" w:type="dxa"/>
+          </w:tcPr>
+          <w:p>
+            <w:pPr>
+              <w:pStyle w:val="tablecopy"/>
+            </w:pPr>
+            <w:r>
+              <w:rPr>
+                <w:sz w:val="13"/>
+                <w:szCs w:val="13"/>
+              </w:rPr>
+              <w:t>0.9075</w:t>
+            </w:r>
+          </w:p>
+        </w:tc>
+        <w:tc>
+          <w:tcPr>
+            <w:tcW w:w="50.00pt" w:type="dxa"/>
+          </w:tcPr>
+          <w:p>
+            <w:pPr>
+              <w:pStyle w:val="tablecopy"/>
+            </w:pPr>
+            <w:r>
+              <w:rPr>
+                <w:sz w:val="13"/>
+                <w:szCs w:val="13"/>
+              </w:rPr>
+              <w:t>0.0038</w:t>
+            </w:r>
+          </w:p>
+        </w:tc>
+        <w:tc>
+          <w:tcPr>
+            <w:tcW w:w="50.00pt" w:type="dxa"/>
+          </w:tcPr>
+          <w:p>
+            <w:pPr>
+              <w:pStyle w:val="tablecopy"/>
+            </w:pPr>
+            <w:r>
+              <w:rPr>
+                <w:sz w:val="13"/>
+                <w:szCs w:val="13"/>
+              </w:rPr>
+              <w:t>0.7749</w:t>
+            </w:r>
+          </w:p>
+        </w:tc>
+      </w:tr>
+      <w:tr>
+        <w:trPr>
+          <w:cantSplit/>
+        </w:trPr>
+        <w:tc>
+          <w:tcPr>
+            <w:tcW w:w="50.00pt" w:type="dxa"/>
+          </w:tcPr>
+          <w:p>
+            <w:pPr>
+              <w:pStyle w:val="tablecopy"/>
+            </w:pPr>
+            <w:r>
+              <w:rPr>
+                <w:sz w:val="13"/>
+                <w:szCs w:val="13"/>
+              </w:rPr>
+              <w:t>wiki CSAI</w:t>
+            </w:r>
+          </w:p>
+        </w:tc>
+        <w:tc>
+          <w:tcPr>
+            <w:tcW w:w="50.00pt" w:type="dxa"/>
+          </w:tcPr>
+          <w:p>
+            <w:pPr>
+              <w:pStyle w:val="tablecopy"/>
+            </w:pPr>
+            <w:r>
+              <w:rPr>
+                <w:sz w:val="13"/>
+                <w:szCs w:val="13"/>
+              </w:rPr>
+              <w:t>1684</w:t>
+            </w:r>
+          </w:p>
+        </w:tc>
+        <w:tc>
+          <w:tcPr>
+            <w:tcW w:w="50.00pt" w:type="dxa"/>
+          </w:tcPr>
+          <w:p>
+            <w:pPr>
+              <w:pStyle w:val="tablecopy"/>
+            </w:pPr>
+            <w:r>
+              <w:rPr>
+                <w:sz w:val="13"/>
+                <w:szCs w:val="13"/>
+              </w:rPr>
+              <w:t>0.6367</w:t>
+            </w:r>
+          </w:p>
+        </w:tc>
+        <w:tc>
+          <w:tcPr>
+            <w:tcW w:w="50.00pt" w:type="dxa"/>
+          </w:tcPr>
+          <w:p>
+            <w:pPr>
+              <w:pStyle w:val="tablecopy"/>
+            </w:pPr>
+            <w:r>
+              <w:rPr>
+                <w:sz w:val="13"/>
+                <w:szCs w:val="13"/>
+              </w:rPr>
+              <w:t>0.6485</w:t>
+            </w:r>
+          </w:p>
+        </w:tc>
+        <w:tc>
+          <w:tcPr>
+            <w:tcW w:w="50.00pt" w:type="dxa"/>
+          </w:tcPr>
+          <w:p>
+            <w:pPr>
+              <w:pStyle w:val="tablecopy"/>
+            </w:pPr>
+            <w:r>
+              <w:rPr>
+                <w:sz w:val="13"/>
+                <w:szCs w:val="13"/>
+              </w:rPr>
+              <w:t>0.9976</w:t>
             </w:r>
           </w:p>
         </w:tc>
@@ -605,132 +2591,7 @@
         <w:pStyle w:val="BodyText"/>
       </w:pPr>
       <w:r>
-        <w:t>The HC3 data contain five sources in the processed corpus: reddit_eli5, finance, open_qa, medicine, and wiki_csai. The split used in the saved run contains 59,768 training rows, 12,826 validation rows, and 12,837 test rows. The validation split is used to set a default decision threshold targeting approximately 1 percent false-positive rate on HC3 human validation examples.</w:t>
-      </w:r>
-    </w:p>
-    <w:p>
-      <w:pPr>
-        <w:pStyle w:val="BodyText"/>
-      </w:pPr>
-      <w:r>
-        <w:t>GPT-wiki-intro is treated as out-of-domain because it differs from HC3 in source, style, and generation setup. The human side consists of Wikipedia introductions, while the generated side consists of model-written introductions generated from prompts. This dataset is not used for training the classical model.</w:t>
-      </w:r>
-    </w:p>
-    <w:p>
-      <w:pPr>
-        <w:pStyle w:val="BodyText"/>
-      </w:pPr>
-      <w:r>
-        <w:t>ICNALE is used only as a human-writing audit. The processed ICNALE data contain 7,740 learner essays and 400 native-speaker essays. Sources include 5,600 WE essays, 2,340 WEP essays, and 200 WEUAE essays. Because ICNALE has no AI-generated labels in this project, AUROC, AUPR, F1, and recall are undefined for the ICNALE audit; the relevant metric is human false-positive rate.</w:t>
-      </w:r>
-    </w:p>
-    <w:p>
-      <w:pPr>
-        <w:pStyle w:val="BodyText"/>
-        <w:jc w:val="center"/>
-        <w:spacing w:before="8pt" w:after="4pt"/>
-        <w:ind w:firstLine="0pt"/>
-      </w:pPr>
-      <w:r>
-        <w:rPr>
-          <w:b/>
-          <w:sz w:val="20"/>
-          <w:szCs w:val="20"/>
-        </w:rPr>
-        <w:t>IV. METHODOLOGY</w:t>
-      </w:r>
-    </w:p>
-    <w:p>
-      <w:pPr>
-        <w:pStyle w:val="BodyText"/>
-        <w:spacing w:before="6pt" w:after="3pt"/>
-        <w:ind w:firstLine="0pt"/>
-      </w:pPr>
-      <w:r>
-        <w:rPr>
-          <w:i/>
-          <w:sz w:val="18"/>
-          <w:szCs w:val="18"/>
-        </w:rPr>
-        <w:t>A. Preprocessing and Splitting</w:t>
-      </w:r>
-    </w:p>
-    <w:p>
-      <w:pPr>
-        <w:pStyle w:val="BodyText"/>
-      </w:pPr>
-      <w:r>
-        <w:t>All datasets are converted to a canonical JSONL schema with sample ID, dataset name, split, text, label, source, domain, group ID, native status, country, first language, CEFR level, length bin, and license tag. Text is whitespace-normalized and empty texts are removed. Labels use 0 for human-written text and 1 for AI-generated text.</w:t>
-      </w:r>
-    </w:p>
-    <w:p>
-      <w:pPr>
-        <w:pStyle w:val="BodyText"/>
-      </w:pPr>
-      <w:r>
-        <w:t>HC3 is split by group so that paired human and ChatGPT answers from the same source item do not cross train, validation, and test partitions. The split proportions are 70 percent training, 15 percent validation, and 15 percent test, with random seed 42.</w:t>
-      </w:r>
-    </w:p>
-    <w:p>
-      <w:pPr>
-        <w:pStyle w:val="BodyText"/>
-        <w:spacing w:before="6pt" w:after="3pt"/>
-        <w:ind w:firstLine="0pt"/>
-      </w:pPr>
-      <w:r>
-        <w:rPr>
-          <w:i/>
-          <w:sz w:val="18"/>
-          <w:szCs w:val="18"/>
-        </w:rPr>
-        <w:t>B. Features</w:t>
-      </w:r>
-    </w:p>
-    <w:p>
-      <w:pPr>
-        <w:pStyle w:val="BodyText"/>
-      </w:pPr>
-      <w:r>
-        <w:t>The reported classical model uses three feature families: word TF-IDF features with unigram and bigram ranges; character TF-IDF features with 3-gram to 5-gram ranges; and basic lexical and readability statistics, including word count, sentence count, type-token ratio, hapax ratio, stopword ratio, punctuation and capitalization ratios, sentence-length variation, burstiness, repeated n-gram ratios, entropy, Flesch reading ease, and Flesch-Kincaid grade.</w:t>
-      </w:r>
-    </w:p>
-    <w:p>
-      <w:pPr>
-        <w:pStyle w:val="BodyText"/>
-      </w:pPr>
-      <w:r>
-        <w:t>The implementation also contains optional spaCy POS, named-entity, and dependency features, plus GPT-2 language-model statistics such as perplexity and GLTR-style token-rank ratios. These optional feature families are not enabled in the reported final model. Therefore, the results in this paper should not be described as using POS tagging, NER, dependency syntax, or GPT-2 perplexity as classifier features. They are available only as optional future ablations unless rerun and reported separately.</w:t>
-      </w:r>
-    </w:p>
-    <w:p>
-      <w:pPr>
-        <w:pStyle w:val="BodyText"/>
-        <w:spacing w:before="6pt" w:after="3pt"/>
-        <w:ind w:firstLine="0pt"/>
-      </w:pPr>
-      <w:r>
-        <w:rPr>
-          <w:i/>
-          <w:sz w:val="18"/>
-          <w:szCs w:val="18"/>
-        </w:rPr>
-        <w:t>C. Model</w:t>
-      </w:r>
-    </w:p>
-    <w:p>
-      <w:pPr>
-        <w:pStyle w:val="BodyText"/>
-      </w:pPr>
-      <w:r>
-        <w:t>The primary model is logistic regression with balanced class weights and maximum iteration count 1000. Logistic regression was selected because it provides transparent coefficients and can support feature-level explanations. The saved model uses the default HC3 validation threshold of 0.4563, chosen to target a false-positive rate near 1 percent on HC3 validation human examples.</w:t>
-      </w:r>
-    </w:p>
-    <w:p>
-      <w:pPr>
-        <w:pStyle w:val="BodyText"/>
-      </w:pPr>
-      <w:r>
-        <w:t>Feature importance is reported from logistic-regression coefficients. The largest coefficient mass comes from character TF-IDF features, followed by word TF-IDF features and then basic statistics. This does not mean that all high-weight features are semantically meaningful; character n-gram coefficients can capture punctuation, spacing, and style artifacts. The demo therefore reports both raw feature contributions and grouped feature-family contributions.</w:t>
+        <w:t>The source-holdout results show that topic transfer remains the hardest failure mode. Medicine and Reddit ELI5 transfer reasonably well, but finance produces a 22.70 percent human FPR and wiki CSAI produces a 64.85 percent human FPR. This is why the paper treats source-shift robustness as an open deployment risk rather than as solved by the selective policy.</w:t>
       </w:r>
     </w:p>
     <w:p>
@@ -744,9 +2605,9 @@
       <w:r>
         <w:drawing>
           <wp:inline distT="0" distB="0" distL="0" distR="0">
-            <wp:extent cx="3063240" cy="2020434"/>
+            <wp:extent cx="3063240" cy="2037734"/>
             <wp:effectExtent l="0" t="0" r="0" b="0"/>
-            <wp:docPr id="1001" name="paper_figure_1.png" descr="FIGURE 1. Logistic-regression coefficient mass is concentrated in character and word TF-IDF features, while basic statistics contribute comparatively little total coefficient mass."/>
+            <wp:docPr id="1002" name="paper_figure_2.png" descr="FIGURE 2. Leave-one-HC3-source-out robustness across HC3 source domains."/>
             <wp:cNvGraphicFramePr>
               <a:graphicFrameLocks noChangeAspect="1"/>
             </wp:cNvGraphicFramePr>
@@ -754,11 +2615,11 @@
               <a:graphicData uri="http://schemas.openxmlformats.org/drawingml/2006/picture">
                 <pic:pic>
                   <pic:nvPicPr>
-                    <pic:cNvPr id="0" name="paper_figure_1.png" descr="FIGURE 1. Logistic-regression coefficient mass is concentrated in character and word TF-IDF features, while basic statistics contribute comparatively little total coefficient mass."/>
+                    <pic:cNvPr id="0" name="paper_figure_2.png" descr="FIGURE 2. Leave-one-HC3-source-out robustness across HC3 source domains."/>
                     <pic:cNvPicPr/>
                   </pic:nvPicPr>
                   <pic:blipFill>
-                    <a:blip r:embed="rIdFigure1"/>
+                    <a:blip r:embed="rIdFigure2"/>
                     <a:stretch>
                       <a:fillRect/>
                     </a:stretch>
@@ -766,7 +2627,7 @@
                   <pic:spPr>
                     <a:xfrm>
                       <a:off x="0" y="0"/>
-                      <a:ext cx="3063240" cy="2020434"/>
+                      <a:ext cx="3063240" cy="2037734"/>
                     </a:xfrm>
                     <a:prstGeom prst="rect">
                       <a:avLst/>
@@ -793,132 +2654,78 @@
           <w:sz w:val="14"/>
           <w:szCs w:val="14"/>
         </w:rPr>
-        <w:t>FIGURE 1. Logistic-regression coefficient mass is concentrated in character and word TF-IDF features, while basic statistics contribute comparatively little total coefficient mass.</w:t>
-      </w:r>
-    </w:p>
-    <w:p>
-      <w:pPr>
-        <w:pStyle w:val="BodyText"/>
-        <w:spacing w:before="6pt" w:after="3pt"/>
+        <w:t>FIGURE 2. Leave-one-HC3-source-out robustness across HC3 source domains.</w:t>
+      </w:r>
+    </w:p>
+    <w:p>
+      <w:pPr>
+        <w:pStyle w:val="BodyText"/>
+      </w:pPr>
+      <w:r>
+        <w:t>Figure 3 compares default-threshold false positives with high-confidence false positives for the selected model. The important change is conceptual: mid-range cases are no longer treated as automatic accusations.</w:t>
+      </w:r>
+    </w:p>
+    <w:p>
+      <w:pPr>
+        <w:keepNext/>
+        <w:keepLines/>
+        <w:jc w:val="center"/>
+        <w:spacing w:before="4pt" w:after="2pt"/>
+        <w:ind w:firstLine="0pt"/>
+      </w:pPr>
+      <w:r>
+        <w:drawing>
+          <wp:inline distT="0" distB="0" distL="0" distR="0">
+            <wp:extent cx="3063240" cy="1973871"/>
+            <wp:effectExtent l="0" t="0" r="0" b="0"/>
+            <wp:docPr id="1003" name="paper_figure_3.png" descr="FIGURE 3. Three-way selective policy trade-off for the selected sparse logistic model."/>
+            <wp:cNvGraphicFramePr>
+              <a:graphicFrameLocks noChangeAspect="1"/>
+            </wp:cNvGraphicFramePr>
+            <a:graphic>
+              <a:graphicData uri="http://schemas.openxmlformats.org/drawingml/2006/picture">
+                <pic:pic>
+                  <pic:nvPicPr>
+                    <pic:cNvPr id="0" name="paper_figure_3.png" descr="FIGURE 3. Three-way selective policy trade-off for the selected sparse logistic model."/>
+                    <pic:cNvPicPr/>
+                  </pic:nvPicPr>
+                  <pic:blipFill>
+                    <a:blip r:embed="rIdFigure3"/>
+                    <a:stretch>
+                      <a:fillRect/>
+                    </a:stretch>
+                  </pic:blipFill>
+                  <pic:spPr>
+                    <a:xfrm>
+                      <a:off x="0" y="0"/>
+                      <a:ext cx="3063240" cy="1973871"/>
+                    </a:xfrm>
+                    <a:prstGeom prst="rect">
+                      <a:avLst/>
+                    </a:prstGeom>
+                  </pic:spPr>
+                </pic:pic>
+              </a:graphicData>
+            </a:graphic>
+          </wp:inline>
+        </w:drawing>
+      </w:r>
+    </w:p>
+    <w:p>
+      <w:pPr>
+        <w:pStyle w:val="BodyText"/>
+        <w:jc w:val="center"/>
+        <w:keepLines/>
+        <w:spacing w:before="0pt" w:after="6pt"/>
         <w:ind w:firstLine="0pt"/>
       </w:pPr>
       <w:r>
         <w:rPr>
           <w:i/>
-          <w:sz w:val="18"/>
-          <w:szCs w:val="18"/>
+          <w:sz w:val="14"/>
+          <w:szCs w:val="14"/>
         </w:rPr>
-        <w:t>D. Baselines</w:t>
-      </w:r>
-    </w:p>
-    <w:p>
-      <w:pPr>
-        <w:pStyle w:val="BodyText"/>
-      </w:pPr>
-      <w:r>
-        <w:t>The comparison includes three detector baselines on a fixed 500-row sample per evaluation set: a GLTR-style heuristic, an OpenAI-community RoBERTa GPT-2 detector, and the Hello-SimpleAI HC3 RoBERTa detector. The GLTR-style baseline uses GPT-2 token-rank statistics to construct a score. The transformer baselines use Hugging Face sequence-classification checkpoints [6], [7]. Baseline thresholds are calibrated on an HC3 validation sample to target the configured false-positive rate.</w:t>
-      </w:r>
-    </w:p>
-    <w:p>
-      <w:pPr>
-        <w:pStyle w:val="BodyText"/>
-      </w:pPr>
-      <w:r>
-        <w:t>The baseline comparison is intentionally labeled as fixed-sample comparison. Full transformer inference over all 300,000 GPT-wiki-intro examples was not run, so the baseline results should not be interpreted as full-dataset transformer results.</w:t>
-      </w:r>
-    </w:p>
-    <w:p>
-      <w:pPr>
-        <w:pStyle w:val="BodyText"/>
-        <w:spacing w:before="6pt" w:after="3pt"/>
-        <w:ind w:firstLine="0pt"/>
-      </w:pPr>
-      <w:r>
-        <w:rPr>
-          <w:i/>
-          <w:sz w:val="18"/>
-          <w:szCs w:val="18"/>
-        </w:rPr>
-        <w:t>E. Conservative Education Policy</w:t>
-      </w:r>
-    </w:p>
-    <w:p>
-      <w:pPr>
-        <w:pStyle w:val="BodyText"/>
-      </w:pPr>
-      <w:r>
-        <w:t>Because the default threshold produces severe false positives under domain shift, the project implements a conservative education policy. ICNALE is split by participant group into calibration and held-out audit partitions. A higher threshold is calibrated from pooled HC3 validation human text and ICNALE calibration human text, with special attention to learner-English human examples. The resulting education threshold is 0.9931.</w:t>
-      </w:r>
-    </w:p>
-    <w:p>
-      <w:pPr>
-        <w:pStyle w:val="BodyText"/>
-      </w:pPr>
-      <w:r>
-        <w:t>The education policy should be interpreted as a manual-review policy, not as a high-recall detector. Scores below 0.4563 are treated as human-written by the default threshold. Scores from 0.4563 to 0.9931 fall into a review zone. Scores above 0.9931 are the only cases classified as AI-generated under the conservative policy.</w:t>
-      </w:r>
-    </w:p>
-    <w:p>
-      <w:pPr>
-        <w:pStyle w:val="BodyText"/>
-        <w:jc w:val="center"/>
-        <w:spacing w:before="8pt" w:after="4pt"/>
-        <w:ind w:firstLine="0pt"/>
-      </w:pPr>
-      <w:r>
-        <w:rPr>
-          <w:b/>
-          <w:sz w:val="20"/>
-          <w:szCs w:val="20"/>
-        </w:rPr>
-        <w:t>V. EVALUATION METRICS</w:t>
-      </w:r>
-    </w:p>
-    <w:p>
-      <w:pPr>
-        <w:pStyle w:val="BodyText"/>
-      </w:pPr>
-      <w:r>
-        <w:t>For binary datasets, the project reports F1-macro, AUROC, AUPR, confusion matrices, false-positive rate (FPR), true-positive rate (TPR), and TPR at FPR &lt;= 1 percent. For human-only ICNALE fairness data, AUROC, AUPR, F1, and TPR are undefined; the paper reports human FPR, human recall, and subgroup FPR for groups of at least 30.</w:t>
-      </w:r>
-    </w:p>
-    <w:p>
-      <w:pPr>
-        <w:pStyle w:val="BodyText"/>
-      </w:pPr>
-      <w:r>
-        <w:t>Bootstrap confidence intervals are supported by the implementation but disabled in the current saved run. Therefore, all reported results are point estimates.</w:t>
-      </w:r>
-    </w:p>
-    <w:p>
-      <w:pPr>
-        <w:pStyle w:val="BodyText"/>
-        <w:jc w:val="center"/>
-        <w:spacing w:before="8pt" w:after="4pt"/>
-        <w:ind w:firstLine="0pt"/>
-      </w:pPr>
-      <w:r>
-        <w:rPr>
-          <w:b/>
-          <w:sz w:val="20"/>
-          <w:szCs w:val="20"/>
-        </w:rPr>
-        <w:t>VI. RESULTS</w:t>
-      </w:r>
-    </w:p>
-    <w:p>
-      <w:pPr>
-        <w:pStyle w:val="BodyText"/>
-        <w:spacing w:before="6pt" w:after="3pt"/>
-        <w:ind w:firstLine="0pt"/>
-      </w:pPr>
-      <w:r>
-        <w:rPr>
-          <w:i/>
-          <w:sz w:val="18"/>
-          <w:szCs w:val="18"/>
-        </w:rPr>
-        <w:t>A. Full-Data Classical Results</w:t>
+        <w:t>FIGURE 3. Three-way selective policy trade-off for the selected sparse logistic model.</w:t>
       </w:r>
     </w:p>
     <w:p>
@@ -927,7 +2734,7 @@
         <w:keepNext/>
       </w:pPr>
       <w:r>
-        <w:t>TABLE II reports the main full-data evaluation for the classical logistic-regression model under the default HC3-calibrated threshold.</w:t>
+        <w:t>TABLE IV reports deterministic style-invariance sensitivity. Lower score shifts and lower decision-flip rates are preferable, especially for human text.</w:t>
       </w:r>
     </w:p>
     <w:tbl>
@@ -969,7 +2776,7 @@
                 <w:sz w:val="13"/>
                 <w:szCs w:val="13"/>
               </w:rPr>
-              <w:t>Set</w:t>
+              <w:t>Eval</w:t>
             </w:r>
           </w:p>
         </w:tc>
@@ -987,7 +2794,7 @@
                 <w:sz w:val="13"/>
                 <w:szCs w:val="13"/>
               </w:rPr>
-              <w:t>N</w:t>
+              <w:t>n</w:t>
             </w:r>
           </w:p>
         </w:tc>
@@ -1005,7 +2812,7 @@
                 <w:sz w:val="13"/>
                 <w:szCs w:val="13"/>
               </w:rPr>
-              <w:t>F1</w:t>
+              <w:t>Mean shift</w:t>
             </w:r>
           </w:p>
         </w:tc>
@@ -1023,7 +2830,7 @@
                 <w:sz w:val="13"/>
                 <w:szCs w:val="13"/>
               </w:rPr>
-              <w:t>AUROC</w:t>
+              <w:t>P95 shift</w:t>
             </w:r>
           </w:p>
         </w:tc>
@@ -1041,7 +2848,7 @@
                 <w:sz w:val="13"/>
                 <w:szCs w:val="13"/>
               </w:rPr>
-              <w:t>FPR</w:t>
+              <w:t>Def flip</w:t>
             </w:r>
           </w:p>
         </w:tc>
@@ -1059,7 +2866,7 @@
                 <w:sz w:val="13"/>
                 <w:szCs w:val="13"/>
               </w:rPr>
-              <w:t>TPR</w:t>
+              <w:t>HC flip</w:t>
             </w:r>
           </w:p>
         </w:tc>
@@ -1081,7 +2888,7 @@
                 <w:sz w:val="13"/>
                 <w:szCs w:val="13"/>
               </w:rPr>
-              <w:t>HC3 test</w:t>
+              <w:t>Topic</w:t>
             </w:r>
           </w:p>
         </w:tc>
@@ -1098,7 +2905,7 @@
                 <w:sz w:val="13"/>
                 <w:szCs w:val="13"/>
               </w:rPr>
-              <w:t>12,837</w:t>
+              <w:t>1000</w:t>
             </w:r>
           </w:p>
         </w:tc>
@@ -1115,7 +2922,7 @@
                 <w:sz w:val="13"/>
                 <w:szCs w:val="13"/>
               </w:rPr>
-              <w:t>0.9874</w:t>
+              <w:t>0.0159</w:t>
             </w:r>
           </w:p>
         </w:tc>
@@ -1132,7 +2939,7 @@
                 <w:sz w:val="13"/>
                 <w:szCs w:val="13"/>
               </w:rPr>
-              <w:t>0.9992</w:t>
+              <w:t>0.0884</w:t>
             </w:r>
           </w:p>
         </w:tc>
@@ -1149,7 +2956,7 @@
                 <w:sz w:val="13"/>
                 <w:szCs w:val="13"/>
               </w:rPr>
-              <w:t>0.0128</w:t>
+              <w:t>0.0010</w:t>
             </w:r>
           </w:p>
         </w:tc>
@@ -1166,7 +2973,7 @@
                 <w:sz w:val="13"/>
                 <w:szCs w:val="13"/>
               </w:rPr>
-              <w:t>0.9928</w:t>
+              <w:t>0.0010</w:t>
             </w:r>
           </w:p>
         </w:tc>
@@ -1188,7 +2995,7 @@
                 <w:sz w:val="13"/>
                 <w:szCs w:val="13"/>
               </w:rPr>
-              <w:t>GPT-wiki OOD</w:t>
+              <w:t>GPT-wiki</w:t>
             </w:r>
           </w:p>
         </w:tc>
@@ -1205,7 +3012,7 @@
                 <w:sz w:val="13"/>
                 <w:szCs w:val="13"/>
               </w:rPr>
-              <w:t>300,000</w:t>
+              <w:t>1000</w:t>
             </w:r>
           </w:p>
         </w:tc>
@@ -1222,7 +3029,7 @@
                 <w:sz w:val="13"/>
                 <w:szCs w:val="13"/>
               </w:rPr>
-              <w:t>0.5043</w:t>
+              <w:t>0.0041</w:t>
             </w:r>
           </w:p>
         </w:tc>
@@ -1239,7 +3046,7 @@
                 <w:sz w:val="13"/>
                 <w:szCs w:val="13"/>
               </w:rPr>
-              <w:t>0.7902</w:t>
+              <w:t>0.0234</w:t>
             </w:r>
           </w:p>
         </w:tc>
@@ -1256,7 +3063,7 @@
                 <w:sz w:val="13"/>
                 <w:szCs w:val="13"/>
               </w:rPr>
-              <w:t>0.7999</w:t>
+              <w:t>0.0000</w:t>
             </w:r>
           </w:p>
         </w:tc>
@@ -1273,7 +3080,7 @@
                 <w:sz w:val="13"/>
                 <w:szCs w:val="13"/>
               </w:rPr>
-              <w:t>0.9466</w:t>
+              <w:t>0.0000</w:t>
             </w:r>
           </w:p>
         </w:tc>
@@ -1312,7 +3119,7 @@
                 <w:sz w:val="13"/>
                 <w:szCs w:val="13"/>
               </w:rPr>
-              <w:t>8,140</w:t>
+              <w:t>1000</w:t>
             </w:r>
           </w:p>
         </w:tc>
@@ -1329,7 +3136,7 @@
                 <w:sz w:val="13"/>
                 <w:szCs w:val="13"/>
               </w:rPr>
-              <w:t>N/A</w:t>
+              <w:t>0.0055</w:t>
             </w:r>
           </w:p>
         </w:tc>
@@ -1346,7 +3153,7 @@
                 <w:sz w:val="13"/>
                 <w:szCs w:val="13"/>
               </w:rPr>
-              <w:t>N/A</w:t>
+              <w:t>0.0170</w:t>
             </w:r>
           </w:p>
         </w:tc>
@@ -1363,7 +3170,7 @@
                 <w:sz w:val="13"/>
                 <w:szCs w:val="13"/>
               </w:rPr>
-              <w:t>0.7773</w:t>
+              <w:t>0.0000</w:t>
             </w:r>
           </w:p>
         </w:tc>
@@ -1380,7 +3187,7 @@
                 <w:sz w:val="13"/>
                 <w:szCs w:val="13"/>
               </w:rPr>
-              <w:t>N/A</w:t>
+              <w:t>0.0000</w:t>
             </w:r>
           </w:p>
         </w:tc>
@@ -1391,7 +3198,7 @@
         <w:pStyle w:val="BodyText"/>
       </w:pPr>
       <w:r>
-        <w:t>Figure 2 shows the HC3 test confusion matrix at the default validation-calibrated threshold. The model correctly classifies most HC3 human and AI examples, with 112 false positives among 8,783 human examples and 29 false negatives among 4,054 AI examples.</w:t>
+        <w:t>For the selected model, deterministic style normalization produces small average score shifts in the 1,000-row style audit samples: 0.0159 on topic test, 0.0041 on GPT-wiki-intro, and 0.0055 on ICNALE. Decision flips remain at or below 0.1 percent in these samples. Character features still increase sensitivity to punctuation changes compared with no-character variants, so character evidence should be interpreted as useful but style-sensitive.</w:t>
       </w:r>
     </w:p>
     <w:p>
@@ -1405,9 +3212,9 @@
       <w:r>
         <w:drawing>
           <wp:inline distT="0" distB="0" distL="0" distR="0">
-            <wp:extent cx="3063240" cy="2494803"/>
+            <wp:extent cx="3063240" cy="2023394"/>
             <wp:effectExtent l="0" t="0" r="0" b="0"/>
-            <wp:docPr id="1002" name="paper_figure_2.png" descr="FIGURE 2. HC3 test confusion matrix for the classical logistic-regression detector under the default HC3 validation threshold. Cell annotations show counts and row-normalized percentages."/>
+            <wp:docPr id="1004" name="paper_figure_4.png" descr="FIGURE 4. Score sensitivity under deterministic style-only text variants."/>
             <wp:cNvGraphicFramePr>
               <a:graphicFrameLocks noChangeAspect="1"/>
             </wp:cNvGraphicFramePr>
@@ -1415,149 +3222,7 @@
               <a:graphicData uri="http://schemas.openxmlformats.org/drawingml/2006/picture">
                 <pic:pic>
                   <pic:nvPicPr>
-                    <pic:cNvPr id="0" name="paper_figure_2.png" descr="FIGURE 2. HC3 test confusion matrix for the classical logistic-regression detector under the default HC3 validation threshold. Cell annotations show counts and row-normalized percentages."/>
-                    <pic:cNvPicPr/>
-                  </pic:nvPicPr>
-                  <pic:blipFill>
-                    <a:blip r:embed="rIdFigure2"/>
-                    <a:stretch>
-                      <a:fillRect/>
-                    </a:stretch>
-                  </pic:blipFill>
-                  <pic:spPr>
-                    <a:xfrm>
-                      <a:off x="0" y="0"/>
-                      <a:ext cx="3063240" cy="2494803"/>
-                    </a:xfrm>
-                    <a:prstGeom prst="rect">
-                      <a:avLst/>
-                    </a:prstGeom>
-                  </pic:spPr>
-                </pic:pic>
-              </a:graphicData>
-            </a:graphic>
-          </wp:inline>
-        </w:drawing>
-      </w:r>
-    </w:p>
-    <w:p>
-      <w:pPr>
-        <w:pStyle w:val="BodyText"/>
-        <w:jc w:val="center"/>
-        <w:keepLines/>
-        <w:spacing w:before="0pt" w:after="6pt"/>
-        <w:ind w:firstLine="0pt"/>
-      </w:pPr>
-      <w:r>
-        <w:rPr>
-          <w:i/>
-          <w:sz w:val="14"/>
-          <w:szCs w:val="14"/>
-        </w:rPr>
-        <w:t>FIGURE 2. HC3 test confusion matrix for the classical logistic-regression detector under the default HC3 validation threshold. Cell annotations show counts and row-normalized percentages.</w:t>
-      </w:r>
-    </w:p>
-    <w:p>
-      <w:pPr>
-        <w:pStyle w:val="BodyText"/>
-      </w:pPr>
-      <w:r>
-        <w:t>The model performs strongly on the in-domain HC3 test split, but the default threshold does not transfer. GPT-wiki-intro human FPR is 0.7999, and ICNALE human-only FPR is 0.7773. These rates show that HC3 validation calibration is unsafe for Wikipedia-style text and learner-English essays.</w:t>
-      </w:r>
-    </w:p>
-    <w:p>
-      <w:pPr>
-        <w:keepNext/>
-        <w:keepLines/>
-        <w:jc w:val="center"/>
-        <w:spacing w:before="4pt" w:after="2pt"/>
-        <w:ind w:firstLine="0pt"/>
-      </w:pPr>
-      <w:r>
-        <w:drawing>
-          <wp:inline distT="0" distB="0" distL="0" distR="0">
-            <wp:extent cx="3063240" cy="2244081"/>
-            <wp:effectExtent l="0" t="0" r="0" b="0"/>
-            <wp:docPr id="1003" name="paper_figure_3.png" descr="FIGURE 3. Under the default HC3-calibrated threshold, human false-positive rates remain low on HC3 but rise sharply on GPT-wiki-intro and ICNALE."/>
-            <wp:cNvGraphicFramePr>
-              <a:graphicFrameLocks noChangeAspect="1"/>
-            </wp:cNvGraphicFramePr>
-            <a:graphic>
-              <a:graphicData uri="http://schemas.openxmlformats.org/drawingml/2006/picture">
-                <pic:pic>
-                  <pic:nvPicPr>
-                    <pic:cNvPr id="0" name="paper_figure_3.png" descr="FIGURE 3. Under the default HC3-calibrated threshold, human false-positive rates remain low on HC3 but rise sharply on GPT-wiki-intro and ICNALE."/>
-                    <pic:cNvPicPr/>
-                  </pic:nvPicPr>
-                  <pic:blipFill>
-                    <a:blip r:embed="rIdFigure3"/>
-                    <a:stretch>
-                      <a:fillRect/>
-                    </a:stretch>
-                  </pic:blipFill>
-                  <pic:spPr>
-                    <a:xfrm>
-                      <a:off x="0" y="0"/>
-                      <a:ext cx="3063240" cy="2244081"/>
-                    </a:xfrm>
-                    <a:prstGeom prst="rect">
-                      <a:avLst/>
-                    </a:prstGeom>
-                  </pic:spPr>
-                </pic:pic>
-              </a:graphicData>
-            </a:graphic>
-          </wp:inline>
-        </w:drawing>
-      </w:r>
-    </w:p>
-    <w:p>
-      <w:pPr>
-        <w:pStyle w:val="BodyText"/>
-        <w:jc w:val="center"/>
-        <w:keepLines/>
-        <w:spacing w:before="0pt" w:after="6pt"/>
-        <w:ind w:firstLine="0pt"/>
-      </w:pPr>
-      <w:r>
-        <w:rPr>
-          <w:i/>
-          <w:sz w:val="14"/>
-          <w:szCs w:val="14"/>
-        </w:rPr>
-        <w:t>FIGURE 3. Under the default HC3-calibrated threshold, human false-positive rates remain low on HC3 but rise sharply on GPT-wiki-intro and ICNALE.</w:t>
-      </w:r>
-    </w:p>
-    <w:p>
-      <w:pPr>
-        <w:pStyle w:val="BodyText"/>
-      </w:pPr>
-      <w:r>
-        <w:t>Figure 4 shows the score-distribution reason for this failure. HC3 human and AI examples are mostly separated, but GPT-wiki human text and ICNALE human essays receive high AI scores, placing many human samples above the default threshold.</w:t>
-      </w:r>
-    </w:p>
-    <w:p>
-      <w:pPr>
-        <w:keepNext/>
-        <w:keepLines/>
-        <w:jc w:val="center"/>
-        <w:spacing w:before="4pt" w:after="2pt"/>
-        <w:ind w:firstLine="0pt"/>
-      </w:pPr>
-      <w:r>
-        <w:drawing>
-          <wp:inline distT="0" distB="0" distL="0" distR="0">
-            <wp:extent cx="3063240" cy="2171802"/>
-            <wp:effectExtent l="0" t="0" r="0" b="0"/>
-            <wp:docPr id="1004" name="paper_figure_4.png" descr="FIGURE 4. AI-score distributions show clean in-domain separation on HC3 but substantial score shift for GPT-wiki and ICNALE human writing. Dashed and dotted vertical lines mark the default and education thresholds."/>
-            <wp:cNvGraphicFramePr>
-              <a:graphicFrameLocks noChangeAspect="1"/>
-            </wp:cNvGraphicFramePr>
-            <a:graphic>
-              <a:graphicData uri="http://schemas.openxmlformats.org/drawingml/2006/picture">
-                <pic:pic>
-                  <pic:nvPicPr>
-                    <pic:cNvPr id="0" name="paper_figure_4.png" descr="FIGURE 4. AI-score distributions show clean in-domain separation on HC3 but substantial score shift for GPT-wiki and ICNALE human writing. Dashed and dotted vertical lines mark the default and education thresholds."/>
+                    <pic:cNvPr id="0" name="paper_figure_4.png" descr="FIGURE 4. Score sensitivity under deterministic style-only text variants."/>
                     <pic:cNvPicPr/>
                   </pic:nvPicPr>
                   <pic:blipFill>
@@ -1569,7 +3234,7 @@
                   <pic:spPr>
                     <a:xfrm>
                       <a:off x="0" y="0"/>
-                      <a:ext cx="3063240" cy="2171802"/>
+                      <a:ext cx="3063240" cy="2023394"/>
                     </a:xfrm>
                     <a:prstGeom prst="rect">
                       <a:avLst/>
@@ -1596,1666 +3261,7 @@
           <w:sz w:val="14"/>
           <w:szCs w:val="14"/>
         </w:rPr>
-        <w:t>FIGURE 4. AI-score distributions show clean in-domain separation on HC3 but substantial score shift for GPT-wiki and ICNALE human writing. Dashed and dotted vertical lines mark the default and education thresholds.</w:t>
-      </w:r>
-    </w:p>
-    <w:p>
-      <w:pPr>
-        <w:pStyle w:val="BodyText"/>
-        <w:spacing w:before="6pt" w:after="3pt"/>
-        <w:ind w:firstLine="0pt"/>
-      </w:pPr>
-      <w:r>
-        <w:rPr>
-          <w:i/>
-          <w:sz w:val="18"/>
-          <w:szCs w:val="18"/>
-        </w:rPr>
-        <w:t>B. Native and Learner-English False Positives</w:t>
-      </w:r>
-    </w:p>
-    <w:p>
-      <w:pPr>
-        <w:pStyle w:val="BodyText"/>
-      </w:pPr>
-      <w:r>
-        <w:t>The ICNALE full-data fairness summary shows 254 false positives among 400 native-speaker essays and 6,073 false positives among 7,740 learner essays. The native-speaker FPR is 0.6350, while the learner-English FPR is 0.7846. The learner-minus-native gap is 0.1496.</w:t>
-      </w:r>
-    </w:p>
-    <w:p>
-      <w:pPr>
-        <w:pStyle w:val="BodyText"/>
-      </w:pPr>
-      <w:r>
-        <w:t>Because TOEFL data were unavailable, this is not a direct reproduction of Liang et al. It nevertheless supports the same concern: excellent benchmark performance can coexist with high false-positive rates for human learner writing.</w:t>
-      </w:r>
-    </w:p>
-    <w:p>
-      <w:pPr>
-        <w:keepNext/>
-        <w:keepLines/>
-        <w:jc w:val="center"/>
-        <w:spacing w:before="4pt" w:after="2pt"/>
-        <w:ind w:firstLine="0pt"/>
-      </w:pPr>
-      <w:r>
-        <w:drawing>
-          <wp:inline distT="0" distB="0" distL="0" distR="0">
-            <wp:extent cx="3063240" cy="2257848"/>
-            <wp:effectExtent l="0" t="0" r="0" b="0"/>
-            <wp:docPr id="1005" name="paper_figure_5.png" descr="FIGURE 5. The conservative education threshold greatly lowers held-out ICNALE false positives for both native-speaker and learner-English essays, but it does this by moving the decision boundary close to 1.0."/>
-            <wp:cNvGraphicFramePr>
-              <a:graphicFrameLocks noChangeAspect="1"/>
-            </wp:cNvGraphicFramePr>
-            <a:graphic>
-              <a:graphicData uri="http://schemas.openxmlformats.org/drawingml/2006/picture">
-                <pic:pic>
-                  <pic:nvPicPr>
-                    <pic:cNvPr id="0" name="paper_figure_5.png" descr="FIGURE 5. The conservative education threshold greatly lowers held-out ICNALE false positives for both native-speaker and learner-English essays, but it does this by moving the decision boundary close to 1.0."/>
-                    <pic:cNvPicPr/>
-                  </pic:nvPicPr>
-                  <pic:blipFill>
-                    <a:blip r:embed="rIdFigure5"/>
-                    <a:stretch>
-                      <a:fillRect/>
-                    </a:stretch>
-                  </pic:blipFill>
-                  <pic:spPr>
-                    <a:xfrm>
-                      <a:off x="0" y="0"/>
-                      <a:ext cx="3063240" cy="2257848"/>
-                    </a:xfrm>
-                    <a:prstGeom prst="rect">
-                      <a:avLst/>
-                    </a:prstGeom>
-                  </pic:spPr>
-                </pic:pic>
-              </a:graphicData>
-            </a:graphic>
-          </wp:inline>
-        </w:drawing>
-      </w:r>
-    </w:p>
-    <w:p>
-      <w:pPr>
-        <w:pStyle w:val="BodyText"/>
-        <w:jc w:val="center"/>
-        <w:keepLines/>
-        <w:spacing w:before="0pt" w:after="6pt"/>
-        <w:ind w:firstLine="0pt"/>
-      </w:pPr>
-      <w:r>
-        <w:rPr>
-          <w:i/>
-          <w:sz w:val="14"/>
-          <w:szCs w:val="14"/>
-        </w:rPr>
-        <w:t>FIGURE 5. The conservative education threshold greatly lowers held-out ICNALE false positives for both native-speaker and learner-English essays, but it does this by moving the decision boundary close to 1.0.</w:t>
-      </w:r>
-    </w:p>
-    <w:p>
-      <w:pPr>
-        <w:pStyle w:val="BodyText"/>
-        <w:spacing w:before="6pt" w:after="3pt"/>
-        <w:ind w:firstLine="0pt"/>
-      </w:pPr>
-      <w:r>
-        <w:rPr>
-          <w:i/>
-          <w:sz w:val="18"/>
-          <w:szCs w:val="18"/>
-        </w:rPr>
-        <w:t>C. Calibrated Education Policy</w:t>
-      </w:r>
-    </w:p>
-    <w:p>
-      <w:pPr>
-        <w:pStyle w:val="BodyText"/>
-        <w:keepNext/>
-      </w:pPr>
-      <w:r>
-        <w:t>TABLE III compares the default threshold with the conservative education threshold.</w:t>
-      </w:r>
-    </w:p>
-    <w:tbl>
-      <w:tblPr>
-        <w:tblW w:w="250pt" w:type="dxa"/>
-        <w:tblLayout w:type="fixed"/>
-        <w:tblBorders>
-          <w:top w:val="single" w:sz="4" w:space="0" w:color="auto"/>
-          <w:left w:val="single" w:sz="4" w:space="0" w:color="auto"/>
-          <w:bottom w:val="single" w:sz="4" w:space="0" w:color="auto"/>
-          <w:right w:val="single" w:sz="4" w:space="0" w:color="auto"/>
-          <w:insideH w:val="single" w:sz="4" w:space="0" w:color="auto"/>
-          <w:insideV w:val="single" w:sz="4" w:space="0" w:color="auto"/>
-        </w:tblBorders>
-      </w:tblPr>
-      <w:tblGrid>
-        <w:gridCol w:w="62.50pt"/>
-        <w:gridCol w:w="62.50pt"/>
-        <w:gridCol w:w="62.50pt"/>
-        <w:gridCol w:w="62.50pt"/>
-      </w:tblGrid>
-      <w:tr>
-        <w:trPr>
-          <w:cantSplit/>
-        </w:trPr>
-        <w:tc>
-          <w:tcPr>
-            <w:tcW w:w="62.50pt" w:type="dxa"/>
-          </w:tcPr>
-          <w:p>
-            <w:pPr>
-              <w:pStyle w:val="tablecolhead"/>
-            </w:pPr>
-            <w:r>
-              <w:rPr>
-                <w:b/>
-                <w:sz w:val="13"/>
-                <w:szCs w:val="13"/>
-              </w:rPr>
-              <w:t>Set</w:t>
-            </w:r>
-          </w:p>
-        </w:tc>
-        <w:tc>
-          <w:tcPr>
-            <w:tcW w:w="62.50pt" w:type="dxa"/>
-          </w:tcPr>
-          <w:p>
-            <w:pPr>
-              <w:pStyle w:val="tablecolhead"/>
-            </w:pPr>
-            <w:r>
-              <w:rPr>
-                <w:b/>
-                <w:sz w:val="13"/>
-                <w:szCs w:val="13"/>
-              </w:rPr>
-              <w:t>Policy</w:t>
-            </w:r>
-          </w:p>
-        </w:tc>
-        <w:tc>
-          <w:tcPr>
-            <w:tcW w:w="62.50pt" w:type="dxa"/>
-          </w:tcPr>
-          <w:p>
-            <w:pPr>
-              <w:pStyle w:val="tablecolhead"/>
-            </w:pPr>
-            <w:r>
-              <w:rPr>
-                <w:b/>
-                <w:sz w:val="13"/>
-                <w:szCs w:val="13"/>
-              </w:rPr>
-              <w:t>FPR</w:t>
-            </w:r>
-          </w:p>
-        </w:tc>
-        <w:tc>
-          <w:tcPr>
-            <w:tcW w:w="62.50pt" w:type="dxa"/>
-          </w:tcPr>
-          <w:p>
-            <w:pPr>
-              <w:pStyle w:val="tablecolhead"/>
-            </w:pPr>
-            <w:r>
-              <w:rPr>
-                <w:b/>
-                <w:sz w:val="13"/>
-                <w:szCs w:val="13"/>
-              </w:rPr>
-              <w:t>TPR</w:t>
-            </w:r>
-          </w:p>
-        </w:tc>
-      </w:tr>
-      <w:tr>
-        <w:trPr>
-          <w:cantSplit/>
-        </w:trPr>
-        <w:tc>
-          <w:tcPr>
-            <w:tcW w:w="62.50pt" w:type="dxa"/>
-          </w:tcPr>
-          <w:p>
-            <w:pPr>
-              <w:pStyle w:val="tablecopy"/>
-            </w:pPr>
-            <w:r>
-              <w:rPr>
-                <w:sz w:val="13"/>
-                <w:szCs w:val="13"/>
-              </w:rPr>
-              <w:t>HC3 test</w:t>
-            </w:r>
-          </w:p>
-        </w:tc>
-        <w:tc>
-          <w:tcPr>
-            <w:tcW w:w="62.50pt" w:type="dxa"/>
-          </w:tcPr>
-          <w:p>
-            <w:pPr>
-              <w:pStyle w:val="tablecopy"/>
-            </w:pPr>
-            <w:r>
-              <w:rPr>
-                <w:sz w:val="13"/>
-                <w:szCs w:val="13"/>
-              </w:rPr>
-              <w:t>Default</w:t>
-            </w:r>
-          </w:p>
-        </w:tc>
-        <w:tc>
-          <w:tcPr>
-            <w:tcW w:w="62.50pt" w:type="dxa"/>
-          </w:tcPr>
-          <w:p>
-            <w:pPr>
-              <w:pStyle w:val="tablecopy"/>
-            </w:pPr>
-            <w:r>
-              <w:rPr>
-                <w:sz w:val="13"/>
-                <w:szCs w:val="13"/>
-              </w:rPr>
-              <w:t>0.0128</w:t>
-            </w:r>
-          </w:p>
-        </w:tc>
-        <w:tc>
-          <w:tcPr>
-            <w:tcW w:w="62.50pt" w:type="dxa"/>
-          </w:tcPr>
-          <w:p>
-            <w:pPr>
-              <w:pStyle w:val="tablecopy"/>
-            </w:pPr>
-            <w:r>
-              <w:rPr>
-                <w:sz w:val="13"/>
-                <w:szCs w:val="13"/>
-              </w:rPr>
-              <w:t>0.9928</w:t>
-            </w:r>
-          </w:p>
-        </w:tc>
-      </w:tr>
-      <w:tr>
-        <w:trPr>
-          <w:cantSplit/>
-        </w:trPr>
-        <w:tc>
-          <w:tcPr>
-            <w:tcW w:w="62.50pt" w:type="dxa"/>
-          </w:tcPr>
-          <w:p>
-            <w:pPr>
-              <w:pStyle w:val="tablecopy"/>
-            </w:pPr>
-            <w:r>
-              <w:rPr>
-                <w:sz w:val="13"/>
-                <w:szCs w:val="13"/>
-              </w:rPr>
-              <w:t>HC3 test</w:t>
-            </w:r>
-          </w:p>
-        </w:tc>
-        <w:tc>
-          <w:tcPr>
-            <w:tcW w:w="62.50pt" w:type="dxa"/>
-          </w:tcPr>
-          <w:p>
-            <w:pPr>
-              <w:pStyle w:val="tablecopy"/>
-            </w:pPr>
-            <w:r>
-              <w:rPr>
-                <w:sz w:val="13"/>
-                <w:szCs w:val="13"/>
-              </w:rPr>
-              <w:t>Education</w:t>
-            </w:r>
-          </w:p>
-        </w:tc>
-        <w:tc>
-          <w:tcPr>
-            <w:tcW w:w="62.50pt" w:type="dxa"/>
-          </w:tcPr>
-          <w:p>
-            <w:pPr>
-              <w:pStyle w:val="tablecopy"/>
-            </w:pPr>
-            <w:r>
-              <w:rPr>
-                <w:sz w:val="13"/>
-                <w:szCs w:val="13"/>
-              </w:rPr>
-              <w:t>0.0000</w:t>
-            </w:r>
-          </w:p>
-        </w:tc>
-        <w:tc>
-          <w:tcPr>
-            <w:tcW w:w="62.50pt" w:type="dxa"/>
-          </w:tcPr>
-          <w:p>
-            <w:pPr>
-              <w:pStyle w:val="tablecopy"/>
-            </w:pPr>
-            <w:r>
-              <w:rPr>
-                <w:sz w:val="13"/>
-                <w:szCs w:val="13"/>
-              </w:rPr>
-              <w:t>0.4748</w:t>
-            </w:r>
-          </w:p>
-        </w:tc>
-      </w:tr>
-      <w:tr>
-        <w:trPr>
-          <w:cantSplit/>
-        </w:trPr>
-        <w:tc>
-          <w:tcPr>
-            <w:tcW w:w="62.50pt" w:type="dxa"/>
-          </w:tcPr>
-          <w:p>
-            <w:pPr>
-              <w:pStyle w:val="tablecopy"/>
-            </w:pPr>
-            <w:r>
-              <w:rPr>
-                <w:sz w:val="13"/>
-                <w:szCs w:val="13"/>
-              </w:rPr>
-              <w:t>GPT-wiki-intro OOD</w:t>
-            </w:r>
-          </w:p>
-        </w:tc>
-        <w:tc>
-          <w:tcPr>
-            <w:tcW w:w="62.50pt" w:type="dxa"/>
-          </w:tcPr>
-          <w:p>
-            <w:pPr>
-              <w:pStyle w:val="tablecopy"/>
-            </w:pPr>
-            <w:r>
-              <w:rPr>
-                <w:sz w:val="13"/>
-                <w:szCs w:val="13"/>
-              </w:rPr>
-              <w:t>Default</w:t>
-            </w:r>
-          </w:p>
-        </w:tc>
-        <w:tc>
-          <w:tcPr>
-            <w:tcW w:w="62.50pt" w:type="dxa"/>
-          </w:tcPr>
-          <w:p>
-            <w:pPr>
-              <w:pStyle w:val="tablecopy"/>
-            </w:pPr>
-            <w:r>
-              <w:rPr>
-                <w:sz w:val="13"/>
-                <w:szCs w:val="13"/>
-              </w:rPr>
-              <w:t>0.7999</w:t>
-            </w:r>
-          </w:p>
-        </w:tc>
-        <w:tc>
-          <w:tcPr>
-            <w:tcW w:w="62.50pt" w:type="dxa"/>
-          </w:tcPr>
-          <w:p>
-            <w:pPr>
-              <w:pStyle w:val="tablecopy"/>
-            </w:pPr>
-            <w:r>
-              <w:rPr>
-                <w:sz w:val="13"/>
-                <w:szCs w:val="13"/>
-              </w:rPr>
-              <w:t>0.9466</w:t>
-            </w:r>
-          </w:p>
-        </w:tc>
-      </w:tr>
-      <w:tr>
-        <w:trPr>
-          <w:cantSplit/>
-        </w:trPr>
-        <w:tc>
-          <w:tcPr>
-            <w:tcW w:w="62.50pt" w:type="dxa"/>
-          </w:tcPr>
-          <w:p>
-            <w:pPr>
-              <w:pStyle w:val="tablecopy"/>
-            </w:pPr>
-            <w:r>
-              <w:rPr>
-                <w:sz w:val="13"/>
-                <w:szCs w:val="13"/>
-              </w:rPr>
-              <w:t>GPT-wiki-intro OOD</w:t>
-            </w:r>
-          </w:p>
-        </w:tc>
-        <w:tc>
-          <w:tcPr>
-            <w:tcW w:w="62.50pt" w:type="dxa"/>
-          </w:tcPr>
-          <w:p>
-            <w:pPr>
-              <w:pStyle w:val="tablecopy"/>
-            </w:pPr>
-            <w:r>
-              <w:rPr>
-                <w:sz w:val="13"/>
-                <w:szCs w:val="13"/>
-              </w:rPr>
-              <w:t>Education</w:t>
-            </w:r>
-          </w:p>
-        </w:tc>
-        <w:tc>
-          <w:tcPr>
-            <w:tcW w:w="62.50pt" w:type="dxa"/>
-          </w:tcPr>
-          <w:p>
-            <w:pPr>
-              <w:pStyle w:val="tablecopy"/>
-            </w:pPr>
-            <w:r>
-              <w:rPr>
-                <w:sz w:val="13"/>
-                <w:szCs w:val="13"/>
-              </w:rPr>
-              <w:t>0.0068</w:t>
-            </w:r>
-          </w:p>
-        </w:tc>
-        <w:tc>
-          <w:tcPr>
-            <w:tcW w:w="62.50pt" w:type="dxa"/>
-          </w:tcPr>
-          <w:p>
-            <w:pPr>
-              <w:pStyle w:val="tablecopy"/>
-            </w:pPr>
-            <w:r>
-              <w:rPr>
-                <w:sz w:val="13"/>
-                <w:szCs w:val="13"/>
-              </w:rPr>
-              <w:t>0.1644</w:t>
-            </w:r>
-          </w:p>
-        </w:tc>
-      </w:tr>
-      <w:tr>
-        <w:trPr>
-          <w:cantSplit/>
-        </w:trPr>
-        <w:tc>
-          <w:tcPr>
-            <w:tcW w:w="62.50pt" w:type="dxa"/>
-          </w:tcPr>
-          <w:p>
-            <w:pPr>
-              <w:pStyle w:val="tablecopy"/>
-            </w:pPr>
-            <w:r>
-              <w:rPr>
-                <w:sz w:val="13"/>
-                <w:szCs w:val="13"/>
-              </w:rPr>
-              <w:t>ICNALE audit</w:t>
-            </w:r>
-          </w:p>
-        </w:tc>
-        <w:tc>
-          <w:tcPr>
-            <w:tcW w:w="62.50pt" w:type="dxa"/>
-          </w:tcPr>
-          <w:p>
-            <w:pPr>
-              <w:pStyle w:val="tablecopy"/>
-            </w:pPr>
-            <w:r>
-              <w:rPr>
-                <w:sz w:val="13"/>
-                <w:szCs w:val="13"/>
-              </w:rPr>
-              <w:t>Default</w:t>
-            </w:r>
-          </w:p>
-        </w:tc>
-        <w:tc>
-          <w:tcPr>
-            <w:tcW w:w="62.50pt" w:type="dxa"/>
-          </w:tcPr>
-          <w:p>
-            <w:pPr>
-              <w:pStyle w:val="tablecopy"/>
-            </w:pPr>
-            <w:r>
-              <w:rPr>
-                <w:sz w:val="13"/>
-                <w:szCs w:val="13"/>
-              </w:rPr>
-              <w:t>0.7769</w:t>
-            </w:r>
-          </w:p>
-        </w:tc>
-        <w:tc>
-          <w:tcPr>
-            <w:tcW w:w="62.50pt" w:type="dxa"/>
-          </w:tcPr>
-          <w:p>
-            <w:pPr>
-              <w:pStyle w:val="tablecopy"/>
-            </w:pPr>
-            <w:r>
-              <w:rPr>
-                <w:sz w:val="13"/>
-                <w:szCs w:val="13"/>
-              </w:rPr>
-              <w:t>N/A</w:t>
-            </w:r>
-          </w:p>
-        </w:tc>
-      </w:tr>
-      <w:tr>
-        <w:trPr>
-          <w:cantSplit/>
-        </w:trPr>
-        <w:tc>
-          <w:tcPr>
-            <w:tcW w:w="62.50pt" w:type="dxa"/>
-          </w:tcPr>
-          <w:p>
-            <w:pPr>
-              <w:pStyle w:val="tablecopy"/>
-            </w:pPr>
-            <w:r>
-              <w:rPr>
-                <w:sz w:val="13"/>
-                <w:szCs w:val="13"/>
-              </w:rPr>
-              <w:t>ICNALE audit</w:t>
-            </w:r>
-          </w:p>
-        </w:tc>
-        <w:tc>
-          <w:tcPr>
-            <w:tcW w:w="62.50pt" w:type="dxa"/>
-          </w:tcPr>
-          <w:p>
-            <w:pPr>
-              <w:pStyle w:val="tablecopy"/>
-            </w:pPr>
-            <w:r>
-              <w:rPr>
-                <w:sz w:val="13"/>
-                <w:szCs w:val="13"/>
-              </w:rPr>
-              <w:t>Education</w:t>
-            </w:r>
-          </w:p>
-        </w:tc>
-        <w:tc>
-          <w:tcPr>
-            <w:tcW w:w="62.50pt" w:type="dxa"/>
-          </w:tcPr>
-          <w:p>
-            <w:pPr>
-              <w:pStyle w:val="tablecopy"/>
-            </w:pPr>
-            <w:r>
-              <w:rPr>
-                <w:sz w:val="13"/>
-                <w:szCs w:val="13"/>
-              </w:rPr>
-              <w:t>0.0086</w:t>
-            </w:r>
-          </w:p>
-        </w:tc>
-        <w:tc>
-          <w:tcPr>
-            <w:tcW w:w="62.50pt" w:type="dxa"/>
-          </w:tcPr>
-          <w:p>
-            <w:pPr>
-              <w:pStyle w:val="tablecopy"/>
-            </w:pPr>
-            <w:r>
-              <w:rPr>
-                <w:sz w:val="13"/>
-                <w:szCs w:val="13"/>
-              </w:rPr>
-              <w:t>N/A</w:t>
-            </w:r>
-          </w:p>
-        </w:tc>
-      </w:tr>
-    </w:tbl>
-    <w:p>
-      <w:pPr>
-        <w:pStyle w:val="BodyText"/>
-      </w:pPr>
-      <w:r>
-        <w:t>The education threshold sharply reduces false positives. On the held-out ICNALE audit split, FPR falls from 0.7769 to 0.0086. Learner FPR falls to 0.0090, and native FPR is 0.0000. However, the cost is severe: HC3 test TPR drops from 0.9928 to 0.4748, and GPT-wiki-intro TPR drops from 0.9466 to 0.1644. This tradeoff means the education policy is safer for avoiding accusations, but weak as a binary detector.</w:t>
-      </w:r>
-    </w:p>
-    <w:p>
-      <w:pPr>
-        <w:keepNext/>
-        <w:keepLines/>
-        <w:jc w:val="center"/>
-        <w:spacing w:before="4pt" w:after="2pt"/>
-        <w:ind w:firstLine="0pt"/>
-      </w:pPr>
-      <w:r>
-        <w:drawing>
-          <wp:inline distT="0" distB="0" distL="0" distR="0">
-            <wp:extent cx="3063240" cy="3063240"/>
-            <wp:effectExtent l="0" t="0" r="0" b="0"/>
-            <wp:docPr id="1006" name="paper_figure_6.png" descr="FIGURE 6. The education threshold reduces human false positives across shifted sets, but sharply reduces AI recall on HC3 and GPT-wiki-intro. ICNALE has no AI recall because it is human-only in this project."/>
-            <wp:cNvGraphicFramePr>
-              <a:graphicFrameLocks noChangeAspect="1"/>
-            </wp:cNvGraphicFramePr>
-            <a:graphic>
-              <a:graphicData uri="http://schemas.openxmlformats.org/drawingml/2006/picture">
-                <pic:pic>
-                  <pic:nvPicPr>
-                    <pic:cNvPr id="0" name="paper_figure_6.png" descr="FIGURE 6. The education threshold reduces human false positives across shifted sets, but sharply reduces AI recall on HC3 and GPT-wiki-intro. ICNALE has no AI recall because it is human-only in this project."/>
-                    <pic:cNvPicPr/>
-                  </pic:nvPicPr>
-                  <pic:blipFill>
-                    <a:blip r:embed="rIdFigure6"/>
-                    <a:stretch>
-                      <a:fillRect/>
-                    </a:stretch>
-                  </pic:blipFill>
-                  <pic:spPr>
-                    <a:xfrm>
-                      <a:off x="0" y="0"/>
-                      <a:ext cx="3063240" cy="3063240"/>
-                    </a:xfrm>
-                    <a:prstGeom prst="rect">
-                      <a:avLst/>
-                    </a:prstGeom>
-                  </pic:spPr>
-                </pic:pic>
-              </a:graphicData>
-            </a:graphic>
-          </wp:inline>
-        </w:drawing>
-      </w:r>
-    </w:p>
-    <w:p>
-      <w:pPr>
-        <w:pStyle w:val="BodyText"/>
-        <w:jc w:val="center"/>
-        <w:keepLines/>
-        <w:spacing w:before="0pt" w:after="6pt"/>
-        <w:ind w:firstLine="0pt"/>
-      </w:pPr>
-      <w:r>
-        <w:rPr>
-          <w:i/>
-          <w:sz w:val="14"/>
-          <w:szCs w:val="14"/>
-        </w:rPr>
-        <w:t>FIGURE 6. The education threshold reduces human false positives across shifted sets, but sharply reduces AI recall on HC3 and GPT-wiki-intro. ICNALE has no AI recall because it is human-only in this project.</w:t>
-      </w:r>
-    </w:p>
-    <w:p>
-      <w:pPr>
-        <w:pStyle w:val="BodyText"/>
-        <w:spacing w:before="6pt" w:after="3pt"/>
-        <w:ind w:firstLine="0pt"/>
-      </w:pPr>
-      <w:r>
-        <w:rPr>
-          <w:i/>
-          <w:sz w:val="18"/>
-          <w:szCs w:val="18"/>
-        </w:rPr>
-        <w:t>D. Fixed-Sample Baseline Comparison</w:t>
-      </w:r>
-    </w:p>
-    <w:p>
-      <w:pPr>
-        <w:pStyle w:val="BodyText"/>
-        <w:keepNext/>
-      </w:pPr>
-      <w:r>
-        <w:t>TABLE IV reports the same-row 500-example comparison for the classical detector and baselines. These results are useful for approximate comparison, but they are not full-dataset transformer results.</w:t>
-      </w:r>
-    </w:p>
-    <w:tbl>
-      <w:tblPr>
-        <w:tblW w:w="250pt" w:type="dxa"/>
-        <w:tblLayout w:type="fixed"/>
-        <w:tblBorders>
-          <w:top w:val="single" w:sz="4" w:space="0" w:color="auto"/>
-          <w:left w:val="single" w:sz="4" w:space="0" w:color="auto"/>
-          <w:bottom w:val="single" w:sz="4" w:space="0" w:color="auto"/>
-          <w:right w:val="single" w:sz="4" w:space="0" w:color="auto"/>
-          <w:insideH w:val="single" w:sz="4" w:space="0" w:color="auto"/>
-          <w:insideV w:val="single" w:sz="4" w:space="0" w:color="auto"/>
-        </w:tblBorders>
-      </w:tblPr>
-      <w:tblGrid>
-        <w:gridCol w:w="50.00pt"/>
-        <w:gridCol w:w="50.00pt"/>
-        <w:gridCol w:w="50.00pt"/>
-        <w:gridCol w:w="50.00pt"/>
-        <w:gridCol w:w="50.00pt"/>
-      </w:tblGrid>
-      <w:tr>
-        <w:trPr>
-          <w:cantSplit/>
-        </w:trPr>
-        <w:tc>
-          <w:tcPr>
-            <w:tcW w:w="50.00pt" w:type="dxa"/>
-          </w:tcPr>
-          <w:p>
-            <w:pPr>
-              <w:pStyle w:val="tablecolhead"/>
-            </w:pPr>
-            <w:r>
-              <w:rPr>
-                <w:b/>
-                <w:sz w:val="13"/>
-                <w:szCs w:val="13"/>
-              </w:rPr>
-              <w:t>Model</w:t>
-            </w:r>
-          </w:p>
-        </w:tc>
-        <w:tc>
-          <w:tcPr>
-            <w:tcW w:w="50.00pt" w:type="dxa"/>
-          </w:tcPr>
-          <w:p>
-            <w:pPr>
-              <w:pStyle w:val="tablecolhead"/>
-            </w:pPr>
-            <w:r>
-              <w:rPr>
-                <w:b/>
-                <w:sz w:val="13"/>
-                <w:szCs w:val="13"/>
-              </w:rPr>
-              <w:t>Set</w:t>
-            </w:r>
-          </w:p>
-        </w:tc>
-        <w:tc>
-          <w:tcPr>
-            <w:tcW w:w="50.00pt" w:type="dxa"/>
-          </w:tcPr>
-          <w:p>
-            <w:pPr>
-              <w:pStyle w:val="tablecolhead"/>
-            </w:pPr>
-            <w:r>
-              <w:rPr>
-                <w:b/>
-                <w:sz w:val="13"/>
-                <w:szCs w:val="13"/>
-              </w:rPr>
-              <w:t>FPR</w:t>
-            </w:r>
-          </w:p>
-        </w:tc>
-        <w:tc>
-          <w:tcPr>
-            <w:tcW w:w="50.00pt" w:type="dxa"/>
-          </w:tcPr>
-          <w:p>
-            <w:pPr>
-              <w:pStyle w:val="tablecolhead"/>
-            </w:pPr>
-            <w:r>
-              <w:rPr>
-                <w:b/>
-                <w:sz w:val="13"/>
-                <w:szCs w:val="13"/>
-              </w:rPr>
-              <w:t>TPR</w:t>
-            </w:r>
-          </w:p>
-        </w:tc>
-        <w:tc>
-          <w:tcPr>
-            <w:tcW w:w="50.00pt" w:type="dxa"/>
-          </w:tcPr>
-          <w:p>
-            <w:pPr>
-              <w:pStyle w:val="tablecolhead"/>
-            </w:pPr>
-            <w:r>
-              <w:rPr>
-                <w:b/>
-                <w:sz w:val="13"/>
-                <w:szCs w:val="13"/>
-              </w:rPr>
-              <w:t>Learner FPR</w:t>
-            </w:r>
-          </w:p>
-        </w:tc>
-      </w:tr>
-      <w:tr>
-        <w:trPr>
-          <w:cantSplit/>
-        </w:trPr>
-        <w:tc>
-          <w:tcPr>
-            <w:tcW w:w="50.00pt" w:type="dxa"/>
-          </w:tcPr>
-          <w:p>
-            <w:pPr>
-              <w:pStyle w:val="tablecopy"/>
-            </w:pPr>
-            <w:r>
-              <w:rPr>
-                <w:sz w:val="13"/>
-                <w:szCs w:val="13"/>
-              </w:rPr>
-              <w:t>Classical default</w:t>
-            </w:r>
-          </w:p>
-        </w:tc>
-        <w:tc>
-          <w:tcPr>
-            <w:tcW w:w="50.00pt" w:type="dxa"/>
-          </w:tcPr>
-          <w:p>
-            <w:pPr>
-              <w:pStyle w:val="tablecopy"/>
-            </w:pPr>
-            <w:r>
-              <w:rPr>
-                <w:sz w:val="13"/>
-                <w:szCs w:val="13"/>
-              </w:rPr>
-              <w:t>HC3</w:t>
-            </w:r>
-          </w:p>
-        </w:tc>
-        <w:tc>
-          <w:tcPr>
-            <w:tcW w:w="50.00pt" w:type="dxa"/>
-          </w:tcPr>
-          <w:p>
-            <w:pPr>
-              <w:pStyle w:val="tablecopy"/>
-            </w:pPr>
-            <w:r>
-              <w:rPr>
-                <w:sz w:val="13"/>
-                <w:szCs w:val="13"/>
-              </w:rPr>
-              <w:t>0.000</w:t>
-            </w:r>
-          </w:p>
-        </w:tc>
-        <w:tc>
-          <w:tcPr>
-            <w:tcW w:w="50.00pt" w:type="dxa"/>
-          </w:tcPr>
-          <w:p>
-            <w:pPr>
-              <w:pStyle w:val="tablecopy"/>
-            </w:pPr>
-            <w:r>
-              <w:rPr>
-                <w:sz w:val="13"/>
-                <w:szCs w:val="13"/>
-              </w:rPr>
-              <w:t>0.996</w:t>
-            </w:r>
-          </w:p>
-        </w:tc>
-        <w:tc>
-          <w:tcPr>
-            <w:tcW w:w="50.00pt" w:type="dxa"/>
-          </w:tcPr>
-          <w:p>
-            <w:pPr>
-              <w:pStyle w:val="tablecopy"/>
-            </w:pPr>
-            <w:r>
-              <w:rPr>
-                <w:sz w:val="13"/>
-                <w:szCs w:val="13"/>
-              </w:rPr>
-              <w:t>N/A</w:t>
-            </w:r>
-          </w:p>
-        </w:tc>
-      </w:tr>
-      <w:tr>
-        <w:trPr>
-          <w:cantSplit/>
-        </w:trPr>
-        <w:tc>
-          <w:tcPr>
-            <w:tcW w:w="50.00pt" w:type="dxa"/>
-          </w:tcPr>
-          <w:p>
-            <w:pPr>
-              <w:pStyle w:val="tablecopy"/>
-            </w:pPr>
-            <w:r>
-              <w:rPr>
-                <w:sz w:val="13"/>
-                <w:szCs w:val="13"/>
-              </w:rPr>
-              <w:t>Classical default</w:t>
-            </w:r>
-          </w:p>
-        </w:tc>
-        <w:tc>
-          <w:tcPr>
-            <w:tcW w:w="50.00pt" w:type="dxa"/>
-          </w:tcPr>
-          <w:p>
-            <w:pPr>
-              <w:pStyle w:val="tablecopy"/>
-            </w:pPr>
-            <w:r>
-              <w:rPr>
-                <w:sz w:val="13"/>
-                <w:szCs w:val="13"/>
-              </w:rPr>
-              <w:t>GPT-wiki</w:t>
-            </w:r>
-          </w:p>
-        </w:tc>
-        <w:tc>
-          <w:tcPr>
-            <w:tcW w:w="50.00pt" w:type="dxa"/>
-          </w:tcPr>
-          <w:p>
-            <w:pPr>
-              <w:pStyle w:val="tablecopy"/>
-            </w:pPr>
-            <w:r>
-              <w:rPr>
-                <w:sz w:val="13"/>
-                <w:szCs w:val="13"/>
-              </w:rPr>
-              <w:t>0.724</w:t>
-            </w:r>
-          </w:p>
-        </w:tc>
-        <w:tc>
-          <w:tcPr>
-            <w:tcW w:w="50.00pt" w:type="dxa"/>
-          </w:tcPr>
-          <w:p>
-            <w:pPr>
-              <w:pStyle w:val="tablecopy"/>
-            </w:pPr>
-            <w:r>
-              <w:rPr>
-                <w:sz w:val="13"/>
-                <w:szCs w:val="13"/>
-              </w:rPr>
-              <w:t>0.948</w:t>
-            </w:r>
-          </w:p>
-        </w:tc>
-        <w:tc>
-          <w:tcPr>
-            <w:tcW w:w="50.00pt" w:type="dxa"/>
-          </w:tcPr>
-          <w:p>
-            <w:pPr>
-              <w:pStyle w:val="tablecopy"/>
-            </w:pPr>
-            <w:r>
-              <w:rPr>
-                <w:sz w:val="13"/>
-                <w:szCs w:val="13"/>
-              </w:rPr>
-              <w:t>N/A</w:t>
-            </w:r>
-          </w:p>
-        </w:tc>
-      </w:tr>
-      <w:tr>
-        <w:trPr>
-          <w:cantSplit/>
-        </w:trPr>
-        <w:tc>
-          <w:tcPr>
-            <w:tcW w:w="50.00pt" w:type="dxa"/>
-          </w:tcPr>
-          <w:p>
-            <w:pPr>
-              <w:pStyle w:val="tablecopy"/>
-            </w:pPr>
-            <w:r>
-              <w:rPr>
-                <w:sz w:val="13"/>
-                <w:szCs w:val="13"/>
-              </w:rPr>
-              <w:t>Classical default</w:t>
-            </w:r>
-          </w:p>
-        </w:tc>
-        <w:tc>
-          <w:tcPr>
-            <w:tcW w:w="50.00pt" w:type="dxa"/>
-          </w:tcPr>
-          <w:p>
-            <w:pPr>
-              <w:pStyle w:val="tablecopy"/>
-            </w:pPr>
-            <w:r>
-              <w:rPr>
-                <w:sz w:val="13"/>
-                <w:szCs w:val="13"/>
-              </w:rPr>
-              <w:t>ICNALE</w:t>
-            </w:r>
-          </w:p>
-        </w:tc>
-        <w:tc>
-          <w:tcPr>
-            <w:tcW w:w="50.00pt" w:type="dxa"/>
-          </w:tcPr>
-          <w:p>
-            <w:pPr>
-              <w:pStyle w:val="tablecopy"/>
-            </w:pPr>
-            <w:r>
-              <w:rPr>
-                <w:sz w:val="13"/>
-                <w:szCs w:val="13"/>
-              </w:rPr>
-              <w:t>0.738</w:t>
-            </w:r>
-          </w:p>
-        </w:tc>
-        <w:tc>
-          <w:tcPr>
-            <w:tcW w:w="50.00pt" w:type="dxa"/>
-          </w:tcPr>
-          <w:p>
-            <w:pPr>
-              <w:pStyle w:val="tablecopy"/>
-            </w:pPr>
-            <w:r>
-              <w:rPr>
-                <w:sz w:val="13"/>
-                <w:szCs w:val="13"/>
-              </w:rPr>
-              <w:t>N/A</w:t>
-            </w:r>
-          </w:p>
-        </w:tc>
-        <w:tc>
-          <w:tcPr>
-            <w:tcW w:w="50.00pt" w:type="dxa"/>
-          </w:tcPr>
-          <w:p>
-            <w:pPr>
-              <w:pStyle w:val="tablecopy"/>
-            </w:pPr>
-            <w:r>
-              <w:rPr>
-                <w:sz w:val="13"/>
-                <w:szCs w:val="13"/>
-              </w:rPr>
-              <w:t>0.812</w:t>
-            </w:r>
-          </w:p>
-        </w:tc>
-      </w:tr>
-      <w:tr>
-        <w:trPr>
-          <w:cantSplit/>
-        </w:trPr>
-        <w:tc>
-          <w:tcPr>
-            <w:tcW w:w="50.00pt" w:type="dxa"/>
-          </w:tcPr>
-          <w:p>
-            <w:pPr>
-              <w:pStyle w:val="tablecopy"/>
-            </w:pPr>
-            <w:r>
-              <w:rPr>
-                <w:sz w:val="13"/>
-                <w:szCs w:val="13"/>
-              </w:rPr>
-              <w:t>Classical education</w:t>
-            </w:r>
-          </w:p>
-        </w:tc>
-        <w:tc>
-          <w:tcPr>
-            <w:tcW w:w="50.00pt" w:type="dxa"/>
-          </w:tcPr>
-          <w:p>
-            <w:pPr>
-              <w:pStyle w:val="tablecopy"/>
-            </w:pPr>
-            <w:r>
-              <w:rPr>
-                <w:sz w:val="13"/>
-                <w:szCs w:val="13"/>
-              </w:rPr>
-              <w:t>ICNALE</w:t>
-            </w:r>
-          </w:p>
-        </w:tc>
-        <w:tc>
-          <w:tcPr>
-            <w:tcW w:w="50.00pt" w:type="dxa"/>
-          </w:tcPr>
-          <w:p>
-            <w:pPr>
-              <w:pStyle w:val="tablecopy"/>
-            </w:pPr>
-            <w:r>
-              <w:rPr>
-                <w:sz w:val="13"/>
-                <w:szCs w:val="13"/>
-              </w:rPr>
-              <w:t>0.002</w:t>
-            </w:r>
-          </w:p>
-        </w:tc>
-        <w:tc>
-          <w:tcPr>
-            <w:tcW w:w="50.00pt" w:type="dxa"/>
-          </w:tcPr>
-          <w:p>
-            <w:pPr>
-              <w:pStyle w:val="tablecopy"/>
-            </w:pPr>
-            <w:r>
-              <w:rPr>
-                <w:sz w:val="13"/>
-                <w:szCs w:val="13"/>
-              </w:rPr>
-              <w:t>N/A</w:t>
-            </w:r>
-          </w:p>
-        </w:tc>
-        <w:tc>
-          <w:tcPr>
-            <w:tcW w:w="50.00pt" w:type="dxa"/>
-          </w:tcPr>
-          <w:p>
-            <w:pPr>
-              <w:pStyle w:val="tablecopy"/>
-            </w:pPr>
-            <w:r>
-              <w:rPr>
-                <w:sz w:val="13"/>
-                <w:szCs w:val="13"/>
-              </w:rPr>
-              <w:t>0.004</w:t>
-            </w:r>
-          </w:p>
-        </w:tc>
-      </w:tr>
-      <w:tr>
-        <w:trPr>
-          <w:cantSplit/>
-        </w:trPr>
-        <w:tc>
-          <w:tcPr>
-            <w:tcW w:w="50.00pt" w:type="dxa"/>
-          </w:tcPr>
-          <w:p>
-            <w:pPr>
-              <w:pStyle w:val="tablecopy"/>
-            </w:pPr>
-            <w:r>
-              <w:rPr>
-                <w:sz w:val="13"/>
-                <w:szCs w:val="13"/>
-              </w:rPr>
-              <w:t>GLTR heuristic</w:t>
-            </w:r>
-          </w:p>
-        </w:tc>
-        <w:tc>
-          <w:tcPr>
-            <w:tcW w:w="50.00pt" w:type="dxa"/>
-          </w:tcPr>
-          <w:p>
-            <w:pPr>
-              <w:pStyle w:val="tablecopy"/>
-            </w:pPr>
-            <w:r>
-              <w:rPr>
-                <w:sz w:val="13"/>
-                <w:szCs w:val="13"/>
-              </w:rPr>
-              <w:t>ICNALE</w:t>
-            </w:r>
-          </w:p>
-        </w:tc>
-        <w:tc>
-          <w:tcPr>
-            <w:tcW w:w="50.00pt" w:type="dxa"/>
-          </w:tcPr>
-          <w:p>
-            <w:pPr>
-              <w:pStyle w:val="tablecopy"/>
-            </w:pPr>
-            <w:r>
-              <w:rPr>
-                <w:sz w:val="13"/>
-                <w:szCs w:val="13"/>
-              </w:rPr>
-              <w:t>0.208</w:t>
-            </w:r>
-          </w:p>
-        </w:tc>
-        <w:tc>
-          <w:tcPr>
-            <w:tcW w:w="50.00pt" w:type="dxa"/>
-          </w:tcPr>
-          <w:p>
-            <w:pPr>
-              <w:pStyle w:val="tablecopy"/>
-            </w:pPr>
-            <w:r>
-              <w:rPr>
-                <w:sz w:val="13"/>
-                <w:szCs w:val="13"/>
-              </w:rPr>
-              <w:t>N/A</w:t>
-            </w:r>
-          </w:p>
-        </w:tc>
-        <w:tc>
-          <w:tcPr>
-            <w:tcW w:w="50.00pt" w:type="dxa"/>
-          </w:tcPr>
-          <w:p>
-            <w:pPr>
-              <w:pStyle w:val="tablecopy"/>
-            </w:pPr>
-            <w:r>
-              <w:rPr>
-                <w:sz w:val="13"/>
-                <w:szCs w:val="13"/>
-              </w:rPr>
-              <w:t>0.096</w:t>
-            </w:r>
-          </w:p>
-        </w:tc>
-      </w:tr>
-      <w:tr>
-        <w:trPr>
-          <w:cantSplit/>
-        </w:trPr>
-        <w:tc>
-          <w:tcPr>
-            <w:tcW w:w="50.00pt" w:type="dxa"/>
-          </w:tcPr>
-          <w:p>
-            <w:pPr>
-              <w:pStyle w:val="tablecopy"/>
-            </w:pPr>
-            <w:r>
-              <w:rPr>
-                <w:sz w:val="13"/>
-                <w:szCs w:val="13"/>
-              </w:rPr>
-              <w:t>OpenAI RoBERTa</w:t>
-            </w:r>
-          </w:p>
-        </w:tc>
-        <w:tc>
-          <w:tcPr>
-            <w:tcW w:w="50.00pt" w:type="dxa"/>
-          </w:tcPr>
-          <w:p>
-            <w:pPr>
-              <w:pStyle w:val="tablecopy"/>
-            </w:pPr>
-            <w:r>
-              <w:rPr>
-                <w:sz w:val="13"/>
-                <w:szCs w:val="13"/>
-              </w:rPr>
-              <w:t>ICNALE</w:t>
-            </w:r>
-          </w:p>
-        </w:tc>
-        <w:tc>
-          <w:tcPr>
-            <w:tcW w:w="50.00pt" w:type="dxa"/>
-          </w:tcPr>
-          <w:p>
-            <w:pPr>
-              <w:pStyle w:val="tablecopy"/>
-            </w:pPr>
-            <w:r>
-              <w:rPr>
-                <w:sz w:val="13"/>
-                <w:szCs w:val="13"/>
-              </w:rPr>
-              <w:t>0.118</w:t>
-            </w:r>
-          </w:p>
-        </w:tc>
-        <w:tc>
-          <w:tcPr>
-            <w:tcW w:w="50.00pt" w:type="dxa"/>
-          </w:tcPr>
-          <w:p>
-            <w:pPr>
-              <w:pStyle w:val="tablecopy"/>
-            </w:pPr>
-            <w:r>
-              <w:rPr>
-                <w:sz w:val="13"/>
-                <w:szCs w:val="13"/>
-              </w:rPr>
-              <w:t>N/A</w:t>
-            </w:r>
-          </w:p>
-        </w:tc>
-        <w:tc>
-          <w:tcPr>
-            <w:tcW w:w="50.00pt" w:type="dxa"/>
-          </w:tcPr>
-          <w:p>
-            <w:pPr>
-              <w:pStyle w:val="tablecopy"/>
-            </w:pPr>
-            <w:r>
-              <w:rPr>
-                <w:sz w:val="13"/>
-                <w:szCs w:val="13"/>
-              </w:rPr>
-              <w:t>0.052</w:t>
-            </w:r>
-          </w:p>
-        </w:tc>
-      </w:tr>
-      <w:tr>
-        <w:trPr>
-          <w:cantSplit/>
-        </w:trPr>
-        <w:tc>
-          <w:tcPr>
-            <w:tcW w:w="50.00pt" w:type="dxa"/>
-          </w:tcPr>
-          <w:p>
-            <w:pPr>
-              <w:pStyle w:val="tablecopy"/>
-            </w:pPr>
-            <w:r>
-              <w:rPr>
-                <w:sz w:val="13"/>
-                <w:szCs w:val="13"/>
-              </w:rPr>
-              <w:t>HC3 RoBERTa</w:t>
-            </w:r>
-          </w:p>
-        </w:tc>
-        <w:tc>
-          <w:tcPr>
-            <w:tcW w:w="50.00pt" w:type="dxa"/>
-          </w:tcPr>
-          <w:p>
-            <w:pPr>
-              <w:pStyle w:val="tablecopy"/>
-            </w:pPr>
-            <w:r>
-              <w:rPr>
-                <w:sz w:val="13"/>
-                <w:szCs w:val="13"/>
-              </w:rPr>
-              <w:t>ICNALE</w:t>
-            </w:r>
-          </w:p>
-        </w:tc>
-        <w:tc>
-          <w:tcPr>
-            <w:tcW w:w="50.00pt" w:type="dxa"/>
-          </w:tcPr>
-          <w:p>
-            <w:pPr>
-              <w:pStyle w:val="tablecopy"/>
-            </w:pPr>
-            <w:r>
-              <w:rPr>
-                <w:sz w:val="13"/>
-                <w:szCs w:val="13"/>
-              </w:rPr>
-              <w:t>0.562</w:t>
-            </w:r>
-          </w:p>
-        </w:tc>
-        <w:tc>
-          <w:tcPr>
-            <w:tcW w:w="50.00pt" w:type="dxa"/>
-          </w:tcPr>
-          <w:p>
-            <w:pPr>
-              <w:pStyle w:val="tablecopy"/>
-            </w:pPr>
-            <w:r>
-              <w:rPr>
-                <w:sz w:val="13"/>
-                <w:szCs w:val="13"/>
-              </w:rPr>
-              <w:t>N/A</w:t>
-            </w:r>
-          </w:p>
-        </w:tc>
-        <w:tc>
-          <w:tcPr>
-            <w:tcW w:w="50.00pt" w:type="dxa"/>
-          </w:tcPr>
-          <w:p>
-            <w:pPr>
-              <w:pStyle w:val="tablecopy"/>
-            </w:pPr>
-            <w:r>
-              <w:rPr>
-                <w:sz w:val="13"/>
-                <w:szCs w:val="13"/>
-              </w:rPr>
-              <w:t>0.608</w:t>
-            </w:r>
-          </w:p>
-        </w:tc>
-      </w:tr>
-    </w:tbl>
-    <w:p>
-      <w:pPr>
-        <w:pStyle w:val="BodyText"/>
-      </w:pPr>
-      <w:r>
-        <w:t>On the fixed ICNALE sample, the OpenAI RoBERTa GPT-2 detector has lower false-positive rates than the default classical detector, and the GLTR heuristic also has lower ICNALE FPR than the default classical detector. The HC3 RoBERTa detector remains high on ICNALE. The conservative classical policy has the lowest ICNALE FPR, but this comes from raising the decision threshold and sacrificing recall on binary datasets.</w:t>
-      </w:r>
-    </w:p>
-    <w:p>
-      <w:pPr>
-        <w:pStyle w:val="BodyText"/>
-        <w:spacing w:before="6pt" w:after="3pt"/>
-        <w:ind w:firstLine="0pt"/>
-      </w:pPr>
-      <w:r>
-        <w:rPr>
-          <w:i/>
-          <w:sz w:val="18"/>
-          <w:szCs w:val="18"/>
-        </w:rPr>
-        <w:t>E. Feature Ablation Summary</w:t>
-      </w:r>
-    </w:p>
-    <w:p>
-      <w:pPr>
-        <w:pStyle w:val="BodyText"/>
-      </w:pPr>
-      <w:r>
-        <w:t>Feature ablations show that strong in-domain accuracy does not align cleanly with fairness safety. Word TF-IDF alone has HC3 test F1-macro 0.9724 and ICNALE FPR 0.1558. Basic lexical statistics alone have lower HC3 test F1-macro 0.7815 but ICNALE FPR 0.1061. The combined word, character, and statistics model has HC3 test F1-macro 0.9874 but ICNALE FPR 0.7773. This indicates that feature combinations that improve benchmark detection can also amplify false positives under distribution shift.</w:t>
-      </w:r>
-    </w:p>
-    <w:p>
-      <w:pPr>
-        <w:pStyle w:val="BodyText"/>
-      </w:pPr>
-      <w:r>
-        <w:t>This result is not a reason to prefer a weak model. Instead, it shows why detector development must evaluate both predictive performance and human false-positive risk before recommending any threshold for educational use.</w:t>
-      </w:r>
-    </w:p>
-    <w:p>
-      <w:pPr>
-        <w:keepNext/>
-        <w:keepLines/>
-        <w:jc w:val="center"/>
-        <w:spacing w:before="4pt" w:after="2pt"/>
-        <w:ind w:firstLine="0pt"/>
-      </w:pPr>
-      <w:r>
-        <w:drawing>
-          <wp:inline distT="0" distB="0" distL="0" distR="0">
-            <wp:extent cx="3063240" cy="2337826"/>
-            <wp:effectExtent l="0" t="0" r="0" b="0"/>
-            <wp:docPr id="1007" name="paper_figure_7.png" descr="FIGURE 7. Feature ablations show that higher HC3 F1-macro does not guarantee lower ICNALE human false-positive rates."/>
-            <wp:cNvGraphicFramePr>
-              <a:graphicFrameLocks noChangeAspect="1"/>
-            </wp:cNvGraphicFramePr>
-            <a:graphic>
-              <a:graphicData uri="http://schemas.openxmlformats.org/drawingml/2006/picture">
-                <pic:pic>
-                  <pic:nvPicPr>
-                    <pic:cNvPr id="0" name="paper_figure_7.png" descr="FIGURE 7. Feature ablations show that higher HC3 F1-macro does not guarantee lower ICNALE human false-positive rates."/>
-                    <pic:cNvPicPr/>
-                  </pic:nvPicPr>
-                  <pic:blipFill>
-                    <a:blip r:embed="rIdFigure7"/>
-                    <a:stretch>
-                      <a:fillRect/>
-                    </a:stretch>
-                  </pic:blipFill>
-                  <pic:spPr>
-                    <a:xfrm>
-                      <a:off x="0" y="0"/>
-                      <a:ext cx="3063240" cy="2337826"/>
-                    </a:xfrm>
-                    <a:prstGeom prst="rect">
-                      <a:avLst/>
-                    </a:prstGeom>
-                  </pic:spPr>
-                </pic:pic>
-              </a:graphicData>
-            </a:graphic>
-          </wp:inline>
-        </w:drawing>
-      </w:r>
-    </w:p>
-    <w:p>
-      <w:pPr>
-        <w:pStyle w:val="BodyText"/>
-        <w:jc w:val="center"/>
-        <w:keepLines/>
-        <w:spacing w:before="0pt" w:after="6pt"/>
-        <w:ind w:firstLine="0pt"/>
-      </w:pPr>
-      <w:r>
-        <w:rPr>
-          <w:i/>
-          <w:sz w:val="14"/>
-          <w:szCs w:val="14"/>
-        </w:rPr>
-        <w:t>FIGURE 7. Feature ablations show that higher HC3 F1-macro does not guarantee lower ICNALE human false-positive rates.</w:t>
-      </w:r>
-    </w:p>
-    <w:p>
-      <w:pPr>
-        <w:pStyle w:val="BodyText"/>
-        <w:spacing w:before="6pt" w:after="3pt"/>
-        <w:ind w:firstLine="0pt"/>
-      </w:pPr>
-      <w:r>
-        <w:rPr>
-          <w:i/>
-          <w:sz w:val="18"/>
-          <w:szCs w:val="18"/>
-        </w:rPr>
-        <w:t>F. Comparison with Prior Work</w:t>
-      </w:r>
-    </w:p>
-    <w:p>
-      <w:pPr>
-        <w:pStyle w:val="BodyText"/>
-      </w:pPr>
-      <w:r>
-        <w:t>The HC3 test results demonstrate that the classical model can fit its training distribution extremely well, obtaining an F1-macro of 0.9874 and AUROC of 0.9992. This result is consistent with prior supervised detectors that report very high benchmark performance, including Ghostbuster [9]. However, direct numerical comparison is inappropriate because the studies use different datasets, generators, prompts, document lengths, thresholds, and evaluation protocols.</w:t>
-      </w:r>
-    </w:p>
-    <w:p>
-      <w:pPr>
-        <w:pStyle w:val="BodyText"/>
-      </w:pPr>
-      <w:r>
-        <w:t>The more informative comparison concerns generalization. Under the HC3-calibrated threshold, the model's GPT-wiki-intro human false-positive rate rises to 0.7999 and its ICNALE human false-positive rate rises to 0.7773. This supports the broader conclusion of M4 and RAID that detector performance can deteriorate sharply under unseen domains, models, and evaluation conditions [10], [11]. In this study, the failure is especially serious because shifted human text is frequently classified as AI-generated, creating a direct risk of false accusation.</w:t>
-      </w:r>
-    </w:p>
-    <w:p>
-      <w:pPr>
-        <w:pStyle w:val="BodyText"/>
-      </w:pPr>
-      <w:r>
-        <w:t>The ICNALE result is directionally consistent with Liang et al. [1]. The default detector produces a false-positive rate of 0.7846 for learner-English essays and 0.6350 for native-speaker essays. Liang et al. also observed higher false-positive rates for non-native writing. However, the exact percentages should not be compared directly because TOEFL and ICNALE differ in participant populations, prompts, proficiency distributions, text sources, detector families, thresholds, and evaluation procedures.</w:t>
-      </w:r>
-    </w:p>
-    <w:p>
-      <w:pPr>
-        <w:pStyle w:val="BodyText"/>
-      </w:pPr>
-      <w:r>
-        <w:t>The findings also help explain the apparently different result reported by Jiang et al. [16]. Their study was developed in a large-scale writing-assessment setting and reported no evidence of bias against non-native speakers. In contrast, the present detector was trained on HC3 answers rather than learner essays. The difference suggests that population and task alignment may be more important for fairness than high benchmark accuracy alone.</w:t>
-      </w:r>
-    </w:p>
-    <w:p>
-      <w:pPr>
-        <w:pStyle w:val="BodyText"/>
-      </w:pPr>
-      <w:r>
-        <w:t>The conservative education threshold reduces the held-out ICNALE false-positive rate from 0.7769 to 0.0086. This demonstrates that target-population calibration can reduce harm, consistent with the importance of deployment-aligned data shown by Jiang et al. [16]. Nevertheless, the policy reduces HC3 AI recall to 0.4748 and GPT-wiki-intro AI recall to 0.1644. It therefore represents a risk-management policy rather than a competitive high-recall detector. A controlled comparison with Ghostbuster, Binoculars, DetectGPT, and other methods would require running all models on the same HC3, GPT-wiki-intro, and ICNALE samples under identical false-positive-rate targets.</w:t>
-      </w:r>
-    </w:p>
-    <w:p>
-      <w:pPr>
-        <w:pStyle w:val="BodyText"/>
-      </w:pPr>
-      <w:r>
-        <w:t>Binoculars reported detecting more than 90 percent of generated samples at a 0.01 percent false-positive rate across its evaluation settings [12]. By comparison, the low recall of the conservative policy in this project indicates that threshold adjustment cannot fully compensate for weak separation between shifted human and AI score distributions.</w:t>
+        <w:t>FIGURE 4. Score sensitivity under deterministic style-only text variants.</w:t>
       </w:r>
     </w:p>
     <w:p>
@@ -3271,39 +3277,39 @@
           <w:sz w:val="20"/>
           <w:szCs w:val="20"/>
         </w:rPr>
-        <w:t>VII. DISCUSSION</w:t>
-      </w:r>
-    </w:p>
-    <w:p>
-      <w:pPr>
-        <w:pStyle w:val="BodyText"/>
-      </w:pPr>
-      <w:r>
-        <w:t>The most important finding is that in-domain success is misleading. On HC3, the classical logistic-regression detector appears excellent. It has high F1, AUROC, AUPR, and recall at a low false-positive target. Yet the same model fails on GPT-wiki-intro and ICNALE under the default threshold. The failure is not small; it is large enough to make the default detector inappropriate for direct academic-integrity decisions.</w:t>
-      </w:r>
-    </w:p>
-    <w:p>
-      <w:pPr>
-        <w:pStyle w:val="BodyText"/>
-      </w:pPr>
-      <w:r>
-        <w:t>The likely reason is distribution shift. HC3 answers differ from Wikipedia introductions and from learner essays in length, topic, punctuation, discourse style, and lexical patterns. Logistic regression with high-dimensional n-grams can learn patterns that separate HC3 human and ChatGPT answers, but those patterns do not necessarily represent the general distinction between human and AI writing. The feature importance tables support this caution because character n-grams dominate coefficient mass and can capture dataset-specific style artifacts.</w:t>
-      </w:r>
-    </w:p>
-    <w:p>
-      <w:pPr>
-        <w:pStyle w:val="BodyText"/>
-      </w:pPr>
-      <w:r>
-        <w:t>The fairness result is also important. The ICNALE learner false-positive rate is higher than the native false-positive rate under the default threshold. Even though this project did not use TOEFL data, the ICNALE audit supports the broader concern from Liang et al. that AI-text detectors can penalize non-native or learner-English writing [1]. The exact rates should not be compared directly across TOEFL and ICNALE because the corpora differ.</w:t>
-      </w:r>
-    </w:p>
-    <w:p>
-      <w:pPr>
-        <w:pStyle w:val="BodyText"/>
-      </w:pPr>
-      <w:r>
-        <w:t>The conservative education policy demonstrates one practical mitigation: calibrate a higher threshold using human writing from the target population and treat mid-range scores as manual review. This reduces ICNALE false positives to near the target rate. However, the price is much lower recall for AI-generated text. Therefore, a conservative threshold can make the tool less harmful, but it cannot make it a definitive detector.</w:t>
+        <w:t>VI. DISCUSSION</w:t>
+      </w:r>
+    </w:p>
+    <w:p>
+      <w:pPr>
+        <w:pStyle w:val="BodyText"/>
+      </w:pPr>
+      <w:r>
+        <w:t>The revised design is explicitly a reproduction-and-extension study. It begins from a concrete prior baseline, reproduces its dataset family and topic-split logic, and then adds a modification: fairness-constrained selective classification for sparse logistic detectors.</w:t>
+      </w:r>
+    </w:p>
+    <w:p>
+      <w:pPr>
+        <w:pStyle w:val="BodyText"/>
+      </w:pPr>
+      <w:r>
+        <w:t>The key deployment insight is that a detector can have strong benchmark metrics while still being unsafe as an accusation tool. A selective policy changes the output semantics. It does not claim that every uncertain text is human or AI. Instead, it exposes uncertainty as a manual-review zone and reserves the AI label for high-confidence cases calibrated against human writing from the target population.</w:t>
+      </w:r>
+    </w:p>
+    <w:p>
+      <w:pPr>
+        <w:pStyle w:val="BodyText"/>
+      </w:pPr>
+      <w:r>
+        <w:t>Feature-family comparisons are also important. Character n-grams improve validation high-confidence AI recall in the selected model, but they may encode style artifacts, punctuation habits, or corpus-specific formatting. The no-character and character-capped variants make this trade-off visible. The deterministic style audit gives a reproducible first test of whether surface edits move model scores.</w:t>
+      </w:r>
+    </w:p>
+    <w:p>
+      <w:pPr>
+        <w:pStyle w:val="BodyText"/>
+      </w:pPr>
+      <w:r>
+        <w:t>The most important limitation is recall under distribution shift. On GPT-wiki-intro, the high-confidence AI label is very precise but covers only a small fraction of AI texts. This means the proposed modification is not a complete detector. It is a safer decision policy for cases where the model has unusually strong evidence. The model is useful only as decision support and should not be used as automatic proof of misconduct.</w:t>
       </w:r>
     </w:p>
     <w:p>
@@ -3319,23 +3325,55 @@
           <w:sz w:val="20"/>
           <w:szCs w:val="20"/>
         </w:rPr>
-        <w:t>VIII. DEMO AND INTERPRETABILITY</w:t>
-      </w:r>
-    </w:p>
-    <w:p>
-      <w:pPr>
-        <w:pStyle w:val="BodyText"/>
-      </w:pPr>
-      <w:r>
-        <w:t>The project includes a Gradio demo that accepts text, returns an AI score, shows the default and education thresholds, labels the review zone, and lists feature contributions. Explanations are computed from logistic-regression feature contributions. The demo also warns users when input text is short, because short text is less reliable for detection.</w:t>
-      </w:r>
-    </w:p>
-    <w:p>
-      <w:pPr>
-        <w:pStyle w:val="BodyText"/>
-      </w:pPr>
-      <w:r>
-        <w:t>The interpretability layer is useful for transparency, but it has limits. A feature contribution is not a causal explanation of authorship. It shows which learned features pushed the score up or down for the trained model. In a real educational workflow, such explanations should support careful review, not replace human judgment.</w:t>
+        <w:t>VII. LIMITATIONS</w:t>
+      </w:r>
+    </w:p>
+    <w:p>
+      <w:pPr>
+        <w:pStyle w:val="BodyText"/>
+      </w:pPr>
+      <w:r>
+        <w:t>DAIGT v2 is a local external dataset and is not redistributed by this project. A full reproduction run requires the user to place the configured CSV file in the expected path.</w:t>
+      </w:r>
+    </w:p>
+    <w:p>
+      <w:pPr>
+        <w:pStyle w:val="BodyText"/>
+      </w:pPr>
+      <w:r>
+        <w:t>ICNALE is human-only here, so it cannot measure recall on learner-English AI generations. It only audits false positives for human writing.</w:t>
+      </w:r>
+    </w:p>
+    <w:p>
+      <w:pPr>
+        <w:pStyle w:val="BodyText"/>
+      </w:pPr>
+      <w:r>
+        <w:t>The transformer baselines are optional and may be sampled for feasibility. Any sampled baseline table must be labeled as sampled and should not be compared as if it were full-dataset inference.</w:t>
+      </w:r>
+    </w:p>
+    <w:p>
+      <w:pPr>
+        <w:pStyle w:val="BodyText"/>
+      </w:pPr>
+      <w:r>
+        <w:t>The style-invariance audit is deterministic and lightweight. It does not replace a full counterfactual rewriting study or adversarial paraphrase benchmark.</w:t>
+      </w:r>
+    </w:p>
+    <w:p>
+      <w:pPr>
+        <w:pStyle w:val="BodyText"/>
+      </w:pPr>
+      <w:r>
+        <w:t>Elastic-net logistic regression is implemented as an optional ablation but is excluded from the default final run because it is slow on large sparse matrices and does not change the main paper claim.</w:t>
+      </w:r>
+    </w:p>
+    <w:p>
+      <w:pPr>
+        <w:pStyle w:val="BodyText"/>
+      </w:pPr>
+      <w:r>
+        <w:t>Leave-one-source-out results show that some HC3 sources do not transfer cleanly. Future work should expand calibration data by assignment type and writing population, evaluate paraphrase and adversarial robustness, and test whether selective policies remain stable for newer generator families.</w:t>
       </w:r>
     </w:p>
     <w:p>
@@ -3351,87 +3389,15 @@
           <w:sz w:val="20"/>
           <w:szCs w:val="20"/>
         </w:rPr>
-        <w:t>IX. LIMITATIONS</w:t>
-      </w:r>
-    </w:p>
-    <w:p>
-      <w:pPr>
-        <w:pStyle w:val="BodyText"/>
-      </w:pPr>
-      <w:r>
-        <w:t>The first limitation is data access. The project could not obtain the TOEFL dataset because the relevant access is paid or restricted. ICNALE is a reasonable fallback for learner-English false-positive auditing, but it is not a direct reproduction of the TOEFL experiment.</w:t>
-      </w:r>
-    </w:p>
-    <w:p>
-      <w:pPr>
-        <w:pStyle w:val="BodyText"/>
-      </w:pPr>
-      <w:r>
-        <w:t>Second, ICNALE is human-only in this project. It supports false-positive analysis but cannot measure AI recall for learner-English prompts.</w:t>
-      </w:r>
-    </w:p>
-    <w:p>
-      <w:pPr>
-        <w:pStyle w:val="BodyText"/>
-      </w:pPr>
-      <w:r>
-        <w:t>Third, transformer baselines were evaluated only on fixed samples for paper comparison. Full transformer inference on all 300,000 GPT-wiki-intro examples was not run.</w:t>
-      </w:r>
-    </w:p>
-    <w:p>
-      <w:pPr>
-        <w:pStyle w:val="BodyText"/>
-      </w:pPr>
-      <w:r>
-        <w:t>Fourth, the reported final classical model does not include optional spaCy POS/NER/syntax features or GPT-2 perplexity features. These components exist in the implementation but are not part of the saved final model.</w:t>
-      </w:r>
-    </w:p>
-    <w:p>
-      <w:pPr>
-        <w:pStyle w:val="BodyText"/>
-      </w:pPr>
-      <w:r>
-        <w:t>Fifth, the current run reports point estimates without bootstrap confidence intervals. Confidence intervals would strengthen the paper, especially for subgroup comparisons.</w:t>
-      </w:r>
-    </w:p>
-    <w:p>
-      <w:pPr>
-        <w:pStyle w:val="BodyText"/>
-      </w:pPr>
-      <w:r>
-        <w:t>Sixth, the evaluation does not test adversarially paraphrased, human-edited, translated, or mixed human-AI text. Prior research has shown that paraphrasing can substantially reduce the effectiveness of several detector families; therefore, the reported out-of-domain results represent natural distribution shift rather than adversarial robustness [13], [14].</w:t>
-      </w:r>
-    </w:p>
-    <w:p>
-      <w:pPr>
-        <w:pStyle w:val="BodyText"/>
-      </w:pPr>
-      <w:r>
-        <w:t>Finally, WEP includes a corpus-specific caveat: participants declared that they did not use writing-support tools, but the ICNALE team notes that influence from such tools cannot be fully guaranteed for at-home writing. This does not invalidate the audit, but it should be disclosed.</w:t>
-      </w:r>
-    </w:p>
-    <w:p>
-      <w:pPr>
-        <w:pStyle w:val="BodyText"/>
-        <w:jc w:val="center"/>
-        <w:spacing w:before="8pt" w:after="4pt"/>
-        <w:ind w:firstLine="0pt"/>
-      </w:pPr>
-      <w:r>
-        <w:rPr>
-          <w:b/>
-          <w:sz w:val="20"/>
-          <w:szCs w:val="20"/>
-        </w:rPr>
-        <w:t>X. CONCLUSION</w:t>
-      </w:r>
-    </w:p>
-    <w:p>
-      <w:pPr>
-        <w:pStyle w:val="BodyText"/>
-      </w:pPr>
-      <w:r>
-        <w:t>This project implemented an interpretable and bias-aware AI-generated text detection pipeline using classical NLP features and logistic regression. The detector performs very well on the HC3 in-domain test split, but the full-data results show severe false-positive failures on GPT-wiki-intro and ICNALE under the default threshold. A conservative education threshold greatly reduces false positives on ICNALE, but also reduces AI recall. The main conclusion is therefore cautious: AI-text detectors should not be used as automatic evidence of misconduct, especially for learner-English writers. If used at all, they should be calibrated on target-domain human writing, framed as decision support, and paired with manual review.</w:t>
+        <w:t>VIII. CONCLUSION</w:t>
+      </w:r>
+    </w:p>
+    <w:p>
+      <w:pPr>
+        <w:pStyle w:val="BodyText"/>
+      </w:pPr>
+      <w:r>
+        <w:t>This study turns the project into a reproduction-and-extension paper. It uses HC3 and DAIGT v2 to reproduce a sparse TF-IDF logistic-regression baseline under topic splitting, then extends the baseline with feature-family ablations, source-holdout robustness, learner-English false-positive auditing, and a fairness-constrained three-way selective policy. The final run shows that sparse interpretable detectors can reduce high-confidence false accusations when thresholds are calibrated against target-population human writing. The same run also shows the cost: high-confidence AI recall falls sharply under out-of-domain shift. The appropriate claim is therefore harm reduction and more careful deployment, not automatic authorship judgment.</w:t>
       </w:r>
     </w:p>
     <w:p>
@@ -3455,127 +3421,71 @@
         <w:pStyle w:val="BodyText"/>
       </w:pPr>
       <w:r>
-        <w:t>[1] W. Liang, M. Yuksekgonul, Y. Mao, E. Wu, and J. Zou, "GPT detectors are biased against non-native English writers," Patterns, vol. 4, no. 7, art. 100779, 2023, doi: 10.1016/j.patter.2023.100779.</w:t>
-      </w:r>
-    </w:p>
-    <w:p>
-      <w:pPr>
-        <w:pStyle w:val="BodyText"/>
-      </w:pPr>
-      <w:r>
-        <w:t>[2] B. Guo, X. Zhang, Z. Wang, M. Jiang, J. Nie, Y. Ding, J. Yue, and Y. Wu, "How close is ChatGPT to human experts? Comparison corpus, evaluation, and detection," arXiv:2301.07597, 2023.</w:t>
-      </w:r>
-    </w:p>
-    <w:p>
-      <w:pPr>
-        <w:pStyle w:val="BodyText"/>
-      </w:pPr>
-      <w:r>
-        <w:t>[3] S. Gehrmann, H. Strobelt, and A. M. Rush, "GLTR: Statistical detection and visualization of generated text," in Proc. 57th Annual Meeting of the Association for Computational Linguistics: System Demonstrations, 2019, pp. 111-116.</w:t>
-      </w:r>
-    </w:p>
-    <w:p>
-      <w:pPr>
-        <w:pStyle w:val="BodyText"/>
-      </w:pPr>
-      <w:r>
-        <w:t>[4] A. Bhat, "GPT-wiki-intro," Hugging Face dataset repository, 2023, doi: 10.57967/hf/0326. [Online]. Available: https://huggingface.co/datasets/aadityaubhat/GPT-wiki-intro</w:t>
-      </w:r>
-    </w:p>
-    <w:p>
-      <w:pPr>
-        <w:pStyle w:val="BodyText"/>
-      </w:pPr>
-      <w:r>
-        <w:t>[5] S. Ishikawa, The ICNALE Guide: An Introduction to a Learner Corpus Study on Asian Learners' L2 English. London, U.K.: Routledge, 2023.</w:t>
-      </w:r>
-    </w:p>
-    <w:p>
-      <w:pPr>
-        <w:pStyle w:val="BodyText"/>
-      </w:pPr>
-      <w:r>
-        <w:t>[6] OpenAI Community, "roberta-base-openai-detector," Hugging Face model repository. [Online]. Available: https://huggingface.co/openai-community/roberta-base-openai-detector</w:t>
-      </w:r>
-    </w:p>
-    <w:p>
-      <w:pPr>
-        <w:pStyle w:val="BodyText"/>
-      </w:pPr>
-      <w:r>
-        <w:t>[7] Hello-SimpleAI, "chatgpt-detector-roberta," Hugging Face model repository. [Online]. Available: https://huggingface.co/Hello-SimpleAI/chatgpt-detector-roberta</w:t>
-      </w:r>
-    </w:p>
-    <w:p>
-      <w:pPr>
-        <w:pStyle w:val="BodyText"/>
-      </w:pPr>
-      <w:r>
-        <w:t>[8] E. Mitchell, Y. Lee, A. Khazatsky, C. D. Manning, and C. Finn, "DetectGPT: Zero-shot machine-generated text detection using probability curvature," in Proc. 40th Int. Conf. Machine Learning, vol. 202, 2023, pp. 24950-24962.</w:t>
-      </w:r>
-    </w:p>
-    <w:p>
-      <w:pPr>
-        <w:pStyle w:val="BodyText"/>
-      </w:pPr>
-      <w:r>
-        <w:t>[9] V. Verma, E. Fleisig, N. Tomlin, and D. Klein, "Ghostbuster: Detecting text ghostwritten by large language models," in Proc. 2024 Conf. North American Chapter of the Association for Computational Linguistics: Human Language Technologies, 2024, pp. 1702-1717, doi: 10.18653/v1/2024.naacl-long.95.</w:t>
-      </w:r>
-    </w:p>
-    <w:p>
-      <w:pPr>
-        <w:pStyle w:val="BodyText"/>
-      </w:pPr>
-      <w:r>
-        <w:t>[10] Y. Wang et al., "M4: Multi-generator, multi-domain, and multi-lingual black-box machine-generated text detection," in Proc. 18th Conf. European Chapter of the Association for Computational Linguistics, 2024, pp. 1369-1407, doi: 10.18653/v1/2024.eacl-long.83.</w:t>
-      </w:r>
-    </w:p>
-    <w:p>
-      <w:pPr>
-        <w:pStyle w:val="BodyText"/>
-      </w:pPr>
-      <w:r>
-        <w:t>[11] L. Dugan et al., "RAID: A shared benchmark for robust evaluation of machine-generated text detectors," in Proc. 62nd Annual Meeting of the Association for Computational Linguistics, 2024, pp. 12463-12492, doi: 10.18653/v1/2024.acl-long.674.</w:t>
-      </w:r>
-    </w:p>
-    <w:p>
-      <w:pPr>
-        <w:pStyle w:val="BodyText"/>
-      </w:pPr>
-      <w:r>
-        <w:t>[12] A. Hans et al., "Spotting LLMs with Binoculars: Zero-shot detection of machine-generated text," in Proc. 41st Int. Conf. Machine Learning, vol. 235, 2024, pp. 17519-17537.</w:t>
-      </w:r>
-    </w:p>
-    <w:p>
-      <w:pPr>
-        <w:pStyle w:val="BodyText"/>
-      </w:pPr>
-      <w:r>
-        <w:t>[13] K. Krishna, Y. Song, M. Karpinska, J. Wieting, and M. Iyyer, "Paraphrasing evades detectors of AI-generated text, but retrieval is an effective defense," in Advances in Neural Information Processing Systems, vol. 36, 2023, pp. 27469-27500.</w:t>
-      </w:r>
-    </w:p>
-    <w:p>
-      <w:pPr>
-        <w:pStyle w:val="BodyText"/>
-      </w:pPr>
-      <w:r>
-        <w:t>[14] V. S. Sadasivan, A. Kumar, S. Balasubramanian, W. Wang, and S. Feizi, "Can AI-generated text be reliably detected? Stress testing AI text detectors under various attacks," Transactions on Machine Learning Research, Jan. 2025.</w:t>
-      </w:r>
-    </w:p>
-    <w:p>
-      <w:pPr>
-        <w:pStyle w:val="BodyText"/>
-      </w:pPr>
-      <w:r>
-        <w:t>[15] D. Weber-Wulff et al., "Testing of detection tools for AI-generated text," International Journal for Educational Integrity, vol. 19, art. no. 26, 2023, doi: 10.1007/s40979-023-00146-z.</w:t>
-      </w:r>
-    </w:p>
-    <w:p>
-      <w:pPr>
-        <w:pStyle w:val="BodyText"/>
-      </w:pPr>
-      <w:r>
-        <w:t>[16] Y. Jiang, J. Hao, M. Fauss, and C. Li, "Detecting ChatGPT-generated essays in a large-scale writing assessment: Is there a bias against non-native English speakers?" Computers &amp; Education, vol. 217, art. no. 105070, 2024, doi: 10.1016/j.compedu.2024.105070.</w:t>
+        <w:t>[1] A. Alikhanov, A. Amangeldi, D. Demeubay, D. Akhmetzhan, N. Moldakhmetov, O. Polat, and G. Zharas, "AI Generated Text Detection," arXiv:2601.03812, 2026.</w:t>
+      </w:r>
+    </w:p>
+    <w:p>
+      <w:pPr>
+        <w:pStyle w:val="BodyText"/>
+      </w:pPr>
+      <w:r>
+        <w:t>[2] B. Guo, X. Zhang, Z. Wang, M. Jiang, J. Nie, Y. Ding, J. Yue, and Y. Wu, "How Close is ChatGPT to Human Experts? Comparison Corpus, Evaluation, and Detection," arXiv:2301.07597, 2023.</w:t>
+      </w:r>
+    </w:p>
+    <w:p>
+      <w:pPr>
+        <w:pStyle w:val="BodyText"/>
+      </w:pPr>
+      <w:r>
+        <w:t>[3] W. Liang, M. Yuksekgonul, Y. Mao, E. Wu, and J. Zou, "GPT detectors are biased against non-native English writers," Patterns, vol. 4, no. 7, art. 100779, 2023, doi: 10.1016/j.patter.2023.100779.</w:t>
+      </w:r>
+    </w:p>
+    <w:p>
+      <w:pPr>
+        <w:pStyle w:val="BodyText"/>
+      </w:pPr>
+      <w:r>
+        <w:t>[4] V. Verma, E. Fleisig, N. Tomlin, and D. Klein, "Ghostbuster: Detecting Text Ghostwritten by Large Language Models," in Proc. 2024 Conf. North American Chapter of the Association for Computational Linguistics: Human Language Technologies, 2024, pp. 1702-1717, doi: 10.18653/v1/2024.naacl-long.95.</w:t>
+      </w:r>
+    </w:p>
+    <w:p>
+      <w:pPr>
+        <w:pStyle w:val="BodyText"/>
+      </w:pPr>
+      <w:r>
+        <w:t>[5] Y. Wang et al., "M4: Multi-generator, Multi-domain, and Multi-lingual Black-Box Machine-Generated Text Detection," in Proc. 18th Conf. European Chapter of the Association for Computational Linguistics, 2024, pp. 1369-1407, doi: 10.18653/v1/2024.eacl-long.83.</w:t>
+      </w:r>
+    </w:p>
+    <w:p>
+      <w:pPr>
+        <w:pStyle w:val="BodyText"/>
+      </w:pPr>
+      <w:r>
+        <w:t>[6] L. Dugan et al., "RAID: A Shared Benchmark for Robust Evaluation of Machine-Generated Text Detectors," in Proc. 62nd Annual Meeting of the Association for Computational Linguistics, 2024, pp. 12463-12492, doi: 10.18653/v1/2024.acl-long.674.</w:t>
+      </w:r>
+    </w:p>
+    <w:p>
+      <w:pPr>
+        <w:pStyle w:val="BodyText"/>
+      </w:pPr>
+      <w:r>
+        <w:t>[7] Y. Jiang, J. Hao, M. Fauss, and C. Li, "Detecting ChatGPT-generated essays in a large-scale writing assessment: Is there a bias against non-native English speakers?" Computers &amp; Education, vol. 217, art. no. 105070, 2024, doi: 10.1016/j.compedu.2024.105070.</w:t>
+      </w:r>
+    </w:p>
+    <w:p>
+      <w:pPr>
+        <w:pStyle w:val="BodyText"/>
+      </w:pPr>
+      <w:r>
+        <w:t>[8] S. Ishikawa, The ICNALE Guide: An Introduction to a Learner Corpus Study on Asian Learners' L2 English. London, U.K.: Routledge, 2023.</w:t>
+      </w:r>
+    </w:p>
+    <w:p>
+      <w:pPr>
+        <w:pStyle w:val="BodyText"/>
+      </w:pPr>
+      <w:r>
+        <w:t>[9] D. Crofter, "DAIGT V2 Train Dataset," Kaggle dataset release, 2023.</w:t>
       </w:r>
     </w:p>
     <w:sectPr>

--- a/paper/interpretable_bias_aware_ai_text_detection.docx
+++ b/paper/interpretable_bias_aware_ai_text_detection.docx
@@ -43,7 +43,7 @@
         <w:pStyle w:val="Abstract"/>
       </w:pPr>
       <w:r>
-        <w:t>Abstract- AI-generated text detection is often reported as a binary classification problem, but educational use requires a stricter standard: detectors must avoid falsely accusing human writers, especially learner-English writers. This paper turns our prior detector into a reproduction-and-extension study anchored on HC3 plus DAIGT v2 and the TF-IDF logistic-regression baseline used by Alikhanov et al. We reproduce the sparse word TF-IDF baseline under whole-topic splitting, then extend it with feature-family comparisons, leave-one-source-out robustness tests, ICNALE learner-English calibration, and a three-way selective policy. In the final DAIGT-inclusive run, the selected word+character+statistics logistic model satisfies pooled-human and learner-human calibration constraints at 1 percent FPR. On the held-out ICNALE audit, high-confidence AI false positives fall from 3.05 percent at the default threshold to 0.81 percent, with learner-English FPR of 0.85 percent. On the full 300,000-row GPT-wiki-intro set, high-confidence FPR is 0.058 percent, but high-confidence AI recall is only 2.82 percent. The contribution is therefore not state-of-the-art raw detection accuracy. It is an interpretable, artifact-backed framework for reducing accusation risk through selective deployment.</w:t>
+        <w:t>Abstract- AI-generated text detection is often reported as a binary classification problem, but educational use requires a stricter standard: detectors must avoid falsely accusing human writers, especially learner-English writers. This paper presents a fairness-constrained extension of the HC3 plus DAIGT v2 TF-IDF logistic-regression baseline used by Alikhanov et al. The study reproduces the sparse word TF-IDF baseline under whole-topic splitting, then evaluates interpretable feature-family variants, leave-one-source-out robustness, ICNALE learner-English calibration, and a three-way selective policy. In the final DAIGT-inclusive evaluation, the selected word+character+statistics logistic model satisfies pooled-human and learner-human calibration constraints at 1 percent FPR. On the held-out ICNALE audit, high-confidence AI false positives fall from 3.05 percent at the default threshold to 0.81 percent, with learner-English FPR of 0.85 percent. On the full 300,000-row GPT-wiki-intro set, high-confidence FPR is 0.058 percent, but high-confidence AI recall is only 2.82 percent. The contribution is therefore not state-of-the-art raw detection accuracy. It is an interpretable, artifact-backed framework for reducing accusation risk through selective deployment.</w:t>
       </w:r>
     </w:p>
     <w:p>
@@ -98,15 +98,7 @@
         <w:pStyle w:val="BodyText"/>
       </w:pPr>
       <w:r>
-        <w:t>Our original draft implemented an interpretable HC3-trained detector and showed a strong but incomplete result: logistic regression over word TF-IDF, character TF-IDF, and lexical statistics performed very well on an HC3 held-out split, but produced severe false positives on GPT-wiki-intro and ICNALE learner-English essays. That draft was useful as an engineering report, but it did not fully satisfy the expected research pattern: reproduce or build from an existing paper using a similar dataset and model, then modify the method and evaluate the improvement.</w:t>
-      </w:r>
-    </w:p>
-    <w:p>
-      <w:pPr>
-        <w:pStyle w:val="BodyText"/>
-      </w:pPr>
-      <w:r>
-        <w:t>This revision uses that expected pattern. The anchor is the recent HC3 and DAIGT v2 AI-text-detection study by Alikhanov et al. [1], which reports a TF-IDF logistic-regression baseline under topic-based splitting. We treat that as the closest same-dataset and same-model-family prior work. We then extend it in four research questions:</w:t>
+        <w:t>The methodological anchor is the recent HC3 and DAIGT v2 AI-text-detection study by Alikhanov et al. [1], which reports a TF-IDF logistic-regression baseline under topic-based splitting. This prior work is the closest same-dataset and same-model-family reference point for evaluating a sparse detector. The present study extends that baseline through four research questions:</w:t>
       </w:r>
     </w:p>
     <w:p>
@@ -122,7 +114,7 @@
         <w:pStyle w:val="BodyText"/>
       </w:pPr>
       <w:r>
-        <w:t>The resulting paper is positioned as a safety and robustness extension of a sparse detector baseline, not as a transformer leaderboard paper.</w:t>
+        <w:t>Accordingly, the evaluation emphasizes safety and robustness for sparse detectors rather than transformer leaderboard ranking.</w:t>
       </w:r>
     </w:p>
     <w:p>
@@ -146,15 +138,15 @@
         <w:pStyle w:val="BodyText"/>
       </w:pPr>
       <w:r>
-        <w:t>HC3 introduced the Human ChatGPT Comparison Corpus and released detection systems for distinguishing human and ChatGPT answers [2]. Guo et al. also provide the dataset lineage used by our project. Because HC3 is a question-answering corpus collected early in the ChatGPT period, high HC3 performance alone does not establish reliable educational deployment.</w:t>
-      </w:r>
-    </w:p>
-    <w:p>
-      <w:pPr>
-        <w:pStyle w:val="BodyText"/>
-      </w:pPr>
-      <w:r>
-        <w:t>Alikhanov et al. provide the closest reproduction anchor for this study [1]. Their work uses HC3 and DAIGT v2, applies topic-based splitting to reduce information leakage, and reports TF-IDF logistic regression as a classical baseline alongside BiLSTM and DistilBERT models. DAIGT v2 is used here through the public train_v2_drcat_02.csv release [9]. Our extension keeps the classical sparse model family but changes the objective from raw binary accuracy to deployment-aware selective classification and fairness auditing.</w:t>
+        <w:t>HC3 introduced the Human ChatGPT Comparison Corpus and released detection systems for distinguishing human and ChatGPT answers [2]. Guo et al. also provide the dataset lineage used in the present study. Because HC3 is a question-answering corpus collected early in the ChatGPT period, high HC3 performance alone does not establish reliable educational deployment.</w:t>
+      </w:r>
+    </w:p>
+    <w:p>
+      <w:pPr>
+        <w:pStyle w:val="BodyText"/>
+      </w:pPr>
+      <w:r>
+        <w:t>Alikhanov et al. provide the closest reproduction anchor for this study [1]. Their work uses HC3 and DAIGT v2, applies topic-based splitting to reduce information leakage, and reports TF-IDF logistic regression as a classical baseline alongside BiLSTM and DistilBERT models. DAIGT v2 is used here through the public train_v2_drcat_02.csv release [9]. This extension keeps the classical sparse model family but changes the objective from raw binary accuracy to deployment-aware selective classification and fairness auditing.</w:t>
       </w:r>
     </w:p>
     <w:p>
@@ -170,7 +162,7 @@
         <w:pStyle w:val="BodyText"/>
       </w:pPr>
       <w:r>
-        <w:t>Robustness work further motivates the revised design. Ghostbuster shows that feature-based systems can remain competitive when features are chosen carefully [4], while M4 and RAID show that detectors often fail across unseen domains, generators, and attacks [5], [6]. These papers justify our source/topic holdout tests and the decision to report threshold transfer and review-zone behavior instead of only HC3 test accuracy.</w:t>
+        <w:t>Robustness work further motivates the revised design. Ghostbuster shows that feature-based systems can remain competitive when features are chosen carefully [4], while M4 and RAID show that detectors often fail across unseen domains, generators, and attacks [5], [6]. These papers motivate source/topic holdout tests and the decision to report threshold transfer and review-zone behavior instead of only HC3 test accuracy.</w:t>
       </w:r>
     </w:p>
     <w:p>
@@ -194,23 +186,23 @@
         <w:pStyle w:val="BodyText"/>
       </w:pPr>
       <w:r>
-        <w:t>The study uses four data sources. HC3 is the primary training and reproduction dataset and contributes 85,431 examples across finance, medicine, open QA, Reddit ELI5, and wiki CSAI sources. DAIGT v2 contributes 44,868 essay examples in the final reproduction run, with 27,371 human texts and 17,497 AI texts. GPT-wiki-intro is used as a 300,000-row out-of-domain binary evaluation set. ICNALE contributes 8,140 human essays for learner-English fairness analysis; 5,698 are reserved as the final audit split.</w:t>
-      </w:r>
-    </w:p>
-    <w:p>
-      <w:pPr>
-        <w:pStyle w:val="BodyText"/>
-      </w:pPr>
-      <w:r>
-        <w:t>DAIGT v2 support is intentionally strict. The expected local file is data/raw/daigt_v2/train_v2_drcat_02.csv, with required columns text and label, plus optional prompt_name and source. If the file is absent, the full reproduction run fails with an actionable message; smoke runs may use --skip-daigt. The final reported run includes DAIGT v2.</w:t>
-      </w:r>
-    </w:p>
-    <w:p>
-      <w:pPr>
-        <w:pStyle w:val="BodyText"/>
-      </w:pPr>
-      <w:r>
-        <w:t>ICNALE remains human-only in this project. It supports false-positive and subgroup analysis but cannot measure AI recall for learner-English prompts. The ICNALE calibration split is used only to choose the selective high-confidence threshold. The held-out ICNALE audit split is never used for training or model selection.</w:t>
+        <w:t>The study uses four data sources. HC3 is the primary training and reproduction dataset and contributes 85,431 examples across finance, medicine, open QA, Reddit ELI5, and wiki CSAI sources. DAIGT v2 contributes 44,868 essay examples in the final reproduction evaluation, with 27,371 human texts and 17,497 AI texts. GPT-wiki-intro is used as a 300,000-row out-of-domain binary evaluation set. ICNALE contributes 8,140 human essays for learner-English fairness analysis; 5,698 are reserved as the final audit split.</w:t>
+      </w:r>
+    </w:p>
+    <w:p>
+      <w:pPr>
+        <w:pStyle w:val="BodyText"/>
+      </w:pPr>
+      <w:r>
+        <w:t>DAIGT v2 support is intentionally strict. The expected local file is data/raw/daigt_v2/train_v2_drcat_02.csv, with required columns text and label, plus optional prompt_name and source. Experiments that exclude DAIGT v2 are treated as separate preliminary or ablation analyses, not as the full HC3/DAIGT evaluation. The final reported evaluation includes DAIGT v2.</w:t>
+      </w:r>
+    </w:p>
+    <w:p>
+      <w:pPr>
+        <w:pStyle w:val="BodyText"/>
+      </w:pPr>
+      <w:r>
+        <w:t>ICNALE is human-only in this evaluation. It supports false-positive and subgroup analysis but cannot measure AI recall for learner-English prompts. The ICNALE calibration split is used only to choose the selective high-confidence threshold. The held-out ICNALE audit split is never used for training or model selection.</w:t>
       </w:r>
     </w:p>
     <w:p>
@@ -272,7 +264,7 @@
         <w:pStyle w:val="BodyText"/>
       </w:pPr>
       <w:r>
-        <w:t>The comparison includes fixed sparse logistic-regression variants: Alikhanov-style word TF-IDF, word-only TF-IDF, the current word+character+statistics model, no-character word+statistics, statistics-only, and a character-capped full model. These variants are intentionally interpretable and CPU-friendly. Elastic-net regularization is supported by the code as an optional heavier ablation, but it is not required for the default final study.</w:t>
+        <w:t>The comparison includes fixed sparse logistic-regression variants: Alikhanov-style word TF-IDF, word-only TF-IDF, word+character+statistics, no-character word+statistics, statistics-only, and a character-capped full model. These variants are intentionally interpretable and CPU-friendly. Elastic-net regularization is supported as an optional heavier ablation, but it is not required for the default final study.</w:t>
       </w:r>
     </w:p>
     <w:p>
@@ -319,7 +311,7 @@
         <w:pStyle w:val="BodyText"/>
       </w:pPr>
       <w:r>
-        <w:t>The selected model is chosen by validation high-confidence AI recall subject to both calibration constraints. The held-out ICNALE audit rows are never used for training, threshold selection, or model selection. Bootstrap confidence intervals use 1,000 resamples in the final run; for the 300,000-row GPT-wiki-intro set, resampling is capped at 20,000 examples for feasible CPU execution.</w:t>
+        <w:t>The selected model is chosen by validation high-confidence AI recall subject to both calibration constraints. The held-out ICNALE audit rows are never used for training, threshold selection, or model selection. Bootstrap confidence intervals use 1,000 resamples in the final evaluation; for the 300,000-row GPT-wiki-intro set, resampling is capped at 20,000 examples for feasible CPU execution.</w:t>
       </w:r>
     </w:p>
     <w:p>
@@ -367,7 +359,7 @@
         <w:keepNext/>
       </w:pPr>
       <w:r>
-        <w:t>TABLE I summarizes the selected model's behavior from the latest paper-study run.</w:t>
+        <w:t>TABLE I summarizes the selected model's behavior in the final experiment.</w:t>
       </w:r>
     </w:p>
     <w:tbl>
@@ -925,7 +917,7 @@
           <wp:inline distT="0" distB="0" distL="0" distR="0">
             <wp:extent cx="3063240" cy="2017822"/>
             <wp:effectExtent l="0" t="0" r="0" b="0"/>
-            <wp:docPr id="1001" name="paper_figure_1.png" descr="FIGURE 1. Fairness-constrained sparse model trade-off under the revised paper-study protocol."/>
+            <wp:docPr id="1001" name="paper_figure_1.png" descr="FIGURE 1. Fairness-constrained sparse model trade-off under the final evaluation protocol."/>
             <wp:cNvGraphicFramePr>
               <a:graphicFrameLocks noChangeAspect="1"/>
             </wp:cNvGraphicFramePr>
@@ -933,7 +925,7 @@
               <a:graphicData uri="http://schemas.openxmlformats.org/drawingml/2006/picture">
                 <pic:pic>
                   <pic:nvPicPr>
-                    <pic:cNvPr id="0" name="paper_figure_1.png" descr="FIGURE 1. Fairness-constrained sparse model trade-off under the revised paper-study protocol."/>
+                    <pic:cNvPr id="0" name="paper_figure_1.png" descr="FIGURE 1. Fairness-constrained sparse model trade-off under the final evaluation protocol."/>
                     <pic:cNvPicPr/>
                   </pic:nvPicPr>
                   <pic:blipFill>
@@ -972,7 +964,7 @@
           <w:sz w:val="14"/>
           <w:szCs w:val="14"/>
         </w:rPr>
-        <w:t>FIGURE 1. Fairness-constrained sparse model trade-off under the revised paper-study protocol.</w:t>
+        <w:t>FIGURE 1. Fairness-constrained sparse model trade-off under the final evaluation protocol.</w:t>
       </w:r>
     </w:p>
     <w:p>
@@ -3285,7 +3277,7 @@
         <w:pStyle w:val="BodyText"/>
       </w:pPr>
       <w:r>
-        <w:t>The revised design is explicitly a reproduction-and-extension study. It begins from a concrete prior baseline, reproduces its dataset family and topic-split logic, and then adds a modification: fairness-constrained selective classification for sparse logistic detectors.</w:t>
+        <w:t>The results show that sparse detector evaluation changes substantially when the objective shifts from binary classification accuracy to calibrated deployment behavior. The Alikhanov-style baseline supplies the dataset family and topic-split protocol, while the added modification is fairness-constrained selective classification for sparse logistic detectors.</w:t>
       </w:r>
     </w:p>
     <w:p>
@@ -3333,7 +3325,7 @@
         <w:pStyle w:val="BodyText"/>
       </w:pPr>
       <w:r>
-        <w:t>DAIGT v2 is a local external dataset and is not redistributed by this project. A full reproduction run requires the user to place the configured CSV file in the expected path.</w:t>
+        <w:t>DAIGT v2 is a local external dataset and is not redistributed here. The full HC3/DAIGT evaluation requires the configured CSV file to be available at the expected path.</w:t>
       </w:r>
     </w:p>
     <w:p>
@@ -3365,7 +3357,7 @@
         <w:pStyle w:val="BodyText"/>
       </w:pPr>
       <w:r>
-        <w:t>Elastic-net logistic regression is implemented as an optional ablation but is excluded from the default final run because it is slow on large sparse matrices and does not change the main paper claim.</w:t>
+        <w:t>Elastic-net logistic regression is implemented as an optional ablation but is excluded from the default final evaluation because it is slow on large sparse matrices and does not change the main paper claim.</w:t>
       </w:r>
     </w:p>
     <w:p>
@@ -3397,7 +3389,7 @@
         <w:pStyle w:val="BodyText"/>
       </w:pPr>
       <w:r>
-        <w:t>This study turns the project into a reproduction-and-extension paper. It uses HC3 and DAIGT v2 to reproduce a sparse TF-IDF logistic-regression baseline under topic splitting, then extends the baseline with feature-family ablations, source-holdout robustness, learner-English false-positive auditing, and a fairness-constrained three-way selective policy. The final run shows that sparse interpretable detectors can reduce high-confidence false accusations when thresholds are calibrated against target-population human writing. The same run also shows the cost: high-confidence AI recall falls sharply under out-of-domain shift. The appropriate claim is therefore harm reduction and more careful deployment, not automatic authorship judgment.</w:t>
+        <w:t>Using HC3 and DAIGT v2, this study evaluates a sparse TF-IDF logistic-regression detector under topic splitting and extends the baseline with feature-family ablations, source-holdout robustness, learner-English false-positive auditing, and a fairness-constrained three-way selective policy. The final evaluation shows that sparse interpretable detectors can reduce high-confidence false accusations when thresholds are calibrated against target-population human writing. The same evaluation also shows the cost: high-confidence AI recall falls sharply under out-of-domain shift. The appropriate claim is therefore harm reduction and more careful deployment, not automatic authorship judgment.</w:t>
       </w:r>
     </w:p>
     <w:p>

--- a/paper/interpretable_bias_aware_ai_text_detection.docx
+++ b/paper/interpretable_bias_aware_ai_text_detection.docx
@@ -43,7 +43,7 @@
         <w:pStyle w:val="Abstract"/>
       </w:pPr>
       <w:r>
-        <w:t>Abstract- AI-generated text detection is often reported as a binary classification problem, but educational use requires a stricter standard: detectors must avoid falsely accusing human writers, especially learner-English writers. This paper presents a fairness-constrained extension of the HC3 plus DAIGT v2 TF-IDF logistic-regression baseline used by Alikhanov et al. The study reproduces the sparse word TF-IDF baseline under whole-topic splitting, then evaluates interpretable feature-family variants, leave-one-source-out robustness, ICNALE learner-English calibration, and a three-way selective policy. In the final DAIGT-inclusive evaluation, the selected word+character+statistics logistic model satisfies pooled-human and learner-human calibration constraints at 1 percent FPR. On the held-out ICNALE audit, high-confidence AI false positives fall from 3.05 percent at the default threshold to 0.81 percent, with learner-English FPR of 0.85 percent. On the full 300,000-row GPT-wiki-intro set, high-confidence FPR is 0.058 percent, but high-confidence AI recall is only 2.82 percent. The contribution is therefore not state-of-the-art raw detection accuracy. It is an interpretable, artifact-backed framework for reducing accusation risk through selective deployment.</w:t>
+        <w:t>Abstract- AI-generated text detection is often reported as a binary classification problem, but educational use requires a stricter standard: detectors must avoid falsely accusing human writers, especially learner-English writers. This paper presents a fairness-constrained extension of the HC3 plus DAIGT v2 TF-IDF logistic-regression baseline used by Alikhanov et al. The study reproduces the sparse word TF-IDF baseline with the public codebase's fixed source split, then evaluates interpretable feature-family variants, leave-one-source-out robustness, ICNALE learner-English calibration, and a three-way selective policy. In the final DAIGT-inclusive evaluation, the selected word+character+statistics logistic model satisfies pooled-human and learner-human calibration constraints at 1 percent FPR. On the held-out ICNALE audit, high-confidence AI false positives fall from 8.32 percent at the default threshold to 0.81 percent, with learner-English FPR of 0.85 percent. On the full 300,000-row GPT-wiki-intro set, high-confidence FPR falls from a default-threshold FPR of 35.02 percent to 4.30 percent, with high-confidence AI recall of 29.81 percent. The contribution is therefore not state-of-the-art raw detection accuracy. It is an interpretable, artifact-backed framework for reducing accusation risk while exposing residual source-shift risk.</w:t>
       </w:r>
     </w:p>
     <w:p>
@@ -98,7 +98,7 @@
         <w:pStyle w:val="BodyText"/>
       </w:pPr>
       <w:r>
-        <w:t>The methodological anchor is the recent HC3 and DAIGT v2 AI-text-detection study by Alikhanov et al. [1], which reports a TF-IDF logistic-regression baseline under topic-based splitting. This prior work is the closest same-dataset and same-model-family reference point for evaluating a sparse detector. The present study extends that baseline through four research questions:</w:t>
+        <w:t>The methodological anchor is the recent HC3 and DAIGT v2 AI-text-detection study by Alikhanov et al. [1], which reports a TF-IDF logistic-regression baseline under topic-based splitting. Its public codebase provides a frozen merged HC3/DAIGT CSV and fixed manual source split [10]. This prior work is the closest same-dataset and same-model-family reference point for evaluating a sparse detector. The present study extends that baseline through four research questions:</w:t>
       </w:r>
     </w:p>
     <w:p>
@@ -146,7 +146,7 @@
         <w:pStyle w:val="BodyText"/>
       </w:pPr>
       <w:r>
-        <w:t>Alikhanov et al. provide the closest reproduction anchor for this study [1]. Their work uses HC3 and DAIGT v2, applies topic-based splitting to reduce information leakage, and reports TF-IDF logistic regression as a classical baseline alongside BiLSTM and DistilBERT models. DAIGT v2 is used here through the public train_v2_drcat_02.csv release [9]. This extension keeps the classical sparse model family but changes the objective from raw binary accuracy to deployment-aware selective classification and fairness auditing.</w:t>
+        <w:t>Alikhanov et al. provide the closest reproduction anchor for this study [1]. Their work uses HC3 and DAIGT v2, applies source/topic-based splitting to reduce information leakage, and reports TF-IDF logistic regression as a classical baseline alongside BiLSTM and DistilBERT models. DAIGT v2 is represented through the frozen merged CSV distributed by the public codebase [10], derived from the public DAIGT v2 release [9]. This extension keeps the classical sparse model family but changes the objective from raw binary accuracy to deployment-aware selective classification and fairness auditing.</w:t>
       </w:r>
     </w:p>
     <w:p>
@@ -162,7 +162,7 @@
         <w:pStyle w:val="BodyText"/>
       </w:pPr>
       <w:r>
-        <w:t>Robustness work further motivates the revised design. Ghostbuster shows that feature-based systems can remain competitive when features are chosen carefully [4], while M4 and RAID show that detectors often fail across unseen domains, generators, and attacks [5], [6]. These papers motivate source/topic holdout tests and the decision to report threshold transfer and review-zone behavior instead of only HC3 test accuracy.</w:t>
+        <w:t>Robustness work further motivates the evaluation design. Ghostbuster shows that feature-based systems can remain competitive when features are chosen carefully [4], while M4 and RAID show that detectors often fail across unseen domains, generators, and attacks [5], [6]. These papers motivate source/topic holdout tests and the decision to report threshold transfer and review-zone behavior instead of only HC3 test accuracy.</w:t>
       </w:r>
     </w:p>
     <w:p>
@@ -186,15 +186,15 @@
         <w:pStyle w:val="BodyText"/>
       </w:pPr>
       <w:r>
-        <w:t>The study uses four data sources. HC3 is the primary training and reproduction dataset and contributes 85,431 examples across finance, medicine, open QA, Reddit ELI5, and wiki CSAI sources. DAIGT v2 contributes 44,868 essay examples in the final reproduction evaluation, with 27,371 human texts and 17,497 AI texts. GPT-wiki-intro is used as a 300,000-row out-of-domain binary evaluation set. ICNALE contributes 8,140 human essays for learner-English fairness analysis; 5,698 are reserved as the final audit split.</w:t>
-      </w:r>
-    </w:p>
-    <w:p>
-      <w:pPr>
-        <w:pStyle w:val="BodyText"/>
-      </w:pPr>
-      <w:r>
-        <w:t>DAIGT v2 support is intentionally strict. The expected local file is data/raw/daigt_v2/train_v2_drcat_02.csv, with required columns text and label, plus optional prompt_name and source. Experiments that exclude DAIGT v2 are treated as separate preliminary or ablation analyses, not as the full HC3/DAIGT evaluation. The final reported evaluation includes DAIGT v2.</w:t>
+        <w:t>The study uses three evaluation data sources. The reproduction dataset is the frozen HC3/DAIGT merged CSV from the public codebase, containing 124,195 rows: 80,453 human texts and 43,742 AI texts across five HC3 sources and fifteen DAIGT v2 prompts. The fixed source split contains 85,897 training rows, 24,987 validation rows, and 13,311 test rows. GPT-wiki-intro is used as a 300,000-row out-of-domain binary evaluation set. ICNALE contributes 8,140 human essays for learner-English fairness analysis; 5,698 are reserved as the final audit split.</w:t>
+      </w:r>
+    </w:p>
+    <w:p>
+      <w:pPr>
+        <w:pStyle w:val="BodyText"/>
+      </w:pPr>
+      <w:r>
+        <w:t>The full reproduction path is intentionally strict. The expected local file is data/raw/anchor_merged/merged_dataset.csv, with required columns text, label, and source. Experiments that exclude the frozen HC3/DAIGT merge are treated as separate preliminary or ablation analyses, not as the full reproduction evaluation. The final reported evaluation uses the frozen merged CSV and its fixed source split.</w:t>
       </w:r>
     </w:p>
     <w:p>
@@ -241,7 +241,7 @@
         <w:pStyle w:val="BodyText"/>
       </w:pPr>
       <w:r>
-        <w:t>The reproduction track trains an Alikhanov-style word TF-IDF logistic-regression model under whole-topic splitting. For HC3, topics are derived from the source/domain field. For DAIGT v2, topics are derived from prompt_name when available, otherwise source. Entire topics are assigned to train, validation, or test partitions so the test split contains unseen topical groups.</w:t>
+        <w:t>The reproduction track trains an Alikhanov-style word TF-IDF logistic-regression model under the public codebase's final manual source split. For HC3, split groups are the source domains: Reddit ELI5, finance, open QA, medicine, and wiki CSAI. For DAIGT v2, split groups are prompt names such as Distance Learning, Car-free Cities, and Cell Phones at School. Entire sources/prompts are assigned to train, validation, or test partitions so the test split contains unseen topical groups.</w:t>
       </w:r>
     </w:p>
     <w:p>
@@ -295,7 +295,7 @@
         <w:pStyle w:val="BodyText"/>
       </w:pPr>
       <w:r>
-        <w:t>The revised detector uses a three-way policy rather than a single accusation threshold. Scores below the low threshold are classified as human. Scores between the low and high thresholds enter a manual-review zone. Scores above the high threshold are high-confidence AI. The low threshold is the validation-calibrated detector threshold. The high threshold is calibrated from held-out human writing, including learner-English calibration examples when ICNALE is available.</w:t>
+        <w:t>The detector uses a three-way policy rather than a single accusation threshold. Scores below the low threshold are classified as human. Scores between the low and high thresholds enter a manual-review zone. Scores above the high threshold are high-confidence AI. The low threshold is the validation-calibrated detector threshold. The high threshold is calibrated from held-out human writing, including learner-English calibration examples when ICNALE is available.</w:t>
       </w:r>
     </w:p>
     <w:p>
@@ -549,7 +549,7 @@
                 <w:sz w:val="13"/>
                 <w:szCs w:val="13"/>
               </w:rPr>
-              <w:t>0.0000</w:t>
+              <w:t>0.0274</w:t>
             </w:r>
           </w:p>
         </w:tc>
@@ -566,7 +566,7 @@
                 <w:sz w:val="13"/>
                 <w:szCs w:val="13"/>
               </w:rPr>
-              <w:t>0.0000</w:t>
+              <w:t>0.0012</w:t>
             </w:r>
           </w:p>
         </w:tc>
@@ -583,7 +583,7 @@
                 <w:sz w:val="13"/>
                 <w:szCs w:val="13"/>
               </w:rPr>
-              <w:t>0.1333</w:t>
+              <w:t>0.3614</w:t>
             </w:r>
           </w:p>
         </w:tc>
@@ -600,7 +600,7 @@
                 <w:sz w:val="13"/>
                 <w:szCs w:val="13"/>
               </w:rPr>
-              <w:t>0.0975</w:t>
+              <w:t>0.0958</w:t>
             </w:r>
           </w:p>
         </w:tc>
@@ -617,7 +617,7 @@
                 <w:sz w:val="13"/>
                 <w:szCs w:val="13"/>
               </w:rPr>
-              <w:t>0.9025</w:t>
+              <w:t>0.9042</w:t>
             </w:r>
           </w:p>
         </w:tc>
@@ -634,7 +634,7 @@
                 <w:sz w:val="13"/>
                 <w:szCs w:val="13"/>
               </w:rPr>
-              <w:t>0.4007</w:t>
+              <w:t>0.1068</w:t>
             </w:r>
           </w:p>
         </w:tc>
@@ -673,7 +673,7 @@
                 <w:sz w:val="13"/>
                 <w:szCs w:val="13"/>
               </w:rPr>
-              <w:t>0.0086</w:t>
+              <w:t>0.3502</w:t>
             </w:r>
           </w:p>
         </w:tc>
@@ -690,7 +690,7 @@
                 <w:sz w:val="13"/>
                 <w:szCs w:val="13"/>
               </w:rPr>
-              <w:t>0.0006</w:t>
+              <w:t>0.0430</w:t>
             </w:r>
           </w:p>
         </w:tc>
@@ -707,7 +707,7 @@
                 <w:sz w:val="13"/>
                 <w:szCs w:val="13"/>
               </w:rPr>
-              <w:t>0.0282</w:t>
+              <w:t>0.2981</w:t>
             </w:r>
           </w:p>
         </w:tc>
@@ -724,7 +724,7 @@
                 <w:sz w:val="13"/>
                 <w:szCs w:val="13"/>
               </w:rPr>
-              <w:t>0.0392</w:t>
+              <w:t>0.3547</w:t>
             </w:r>
           </w:p>
         </w:tc>
@@ -741,7 +741,7 @@
                 <w:sz w:val="13"/>
                 <w:szCs w:val="13"/>
               </w:rPr>
-              <w:t>0.9608</w:t>
+              <w:t>0.6453</w:t>
             </w:r>
           </w:p>
         </w:tc>
@@ -758,7 +758,7 @@
                 <w:sz w:val="13"/>
                 <w:szCs w:val="13"/>
               </w:rPr>
-              <w:t>0.4694</w:t>
+              <w:t>0.2655</w:t>
             </w:r>
           </w:p>
         </w:tc>
@@ -797,7 +797,7 @@
                 <w:sz w:val="13"/>
                 <w:szCs w:val="13"/>
               </w:rPr>
-              <w:t>0.0305</w:t>
+              <w:t>0.0832</w:t>
             </w:r>
           </w:p>
         </w:tc>
@@ -848,7 +848,7 @@
                 <w:sz w:val="13"/>
                 <w:szCs w:val="13"/>
               </w:rPr>
-              <w:t>0.0225</w:t>
+              <w:t>0.0751</w:t>
             </w:r>
           </w:p>
         </w:tc>
@@ -865,7 +865,7 @@
                 <w:sz w:val="13"/>
                 <w:szCs w:val="13"/>
               </w:rPr>
-              <w:t>0.9775</w:t>
+              <w:t>0.9249</w:t>
             </w:r>
           </w:p>
         </w:tc>
@@ -882,7 +882,7 @@
                 <w:sz w:val="13"/>
                 <w:szCs w:val="13"/>
               </w:rPr>
-              <w:t>0.0083</w:t>
+              <w:t>0.0087</w:t>
             </w:r>
           </w:p>
         </w:tc>
@@ -893,7 +893,7 @@
         <w:pStyle w:val="BodyText"/>
       </w:pPr>
       <w:r>
-        <w:t>The selected model is the word+character+statistics logistic-regression variant. On the topic-held-out test set, the high-confidence threshold preserves zero observed human false positives and labels 13.33 percent of AI texts as high-confidence AI. On the full GPT-wiki-intro out-of-domain set, the default-threshold FPR is 0.86 percent and high-confidence FPR is 0.058 percent, with bootstrap 95 percent CI from 0.020 to 0.111 percent. The cost is low high-confidence AI recall: 2.82 percent on GPT-wiki-intro, with bootstrap 95 percent CI from 2.36 to 2.97 percent. On the ICNALE fairness audit, high-confidence FPR is 0.81 percent, with bootstrap 95 percent CI from 0.58 to 1.05 percent.</w:t>
+        <w:t>The selected model is the word+character+statistics logistic-regression variant. On the held-out source test set, the default-threshold FPR is 2.74 percent and the high-confidence FPR is 0.12 percent, while high-confidence AI recall is 36.14 percent. On the full GPT-wiki-intro out-of-domain set, the default-threshold FPR is 35.02 percent and high-confidence FPR is 4.30 percent, with bootstrap 95 percent CI from 3.84 to 4.64 percent. The high-confidence AI recall on GPT-wiki-intro is 29.81 percent, with bootstrap 95 percent CI from 28.67 to 30.51 percent. On the ICNALE fairness audit, high-confidence FPR is 0.81 percent, with bootstrap 95 percent CI from 0.60 to 1.04 percent.</w:t>
       </w:r>
     </w:p>
     <w:p>
@@ -915,7 +915,7 @@
       <w:r>
         <w:drawing>
           <wp:inline distT="0" distB="0" distL="0" distR="0">
-            <wp:extent cx="3063240" cy="2017822"/>
+            <wp:extent cx="3063240" cy="2020010"/>
             <wp:effectExtent l="0" t="0" r="0" b="0"/>
             <wp:docPr id="1001" name="paper_figure_1.png" descr="FIGURE 1. Fairness-constrained sparse model trade-off under the final evaluation protocol."/>
             <wp:cNvGraphicFramePr>
@@ -937,7 +937,7 @@
                   <pic:spPr>
                     <a:xfrm>
                       <a:off x="0" y="0"/>
-                      <a:ext cx="3063240" cy="2017822"/>
+                      <a:ext cx="3063240" cy="2020010"/>
                     </a:xfrm>
                     <a:prstGeom prst="rect">
                       <a:avLst/>
@@ -1182,7 +1182,7 @@
                 <w:sz w:val="13"/>
                 <w:szCs w:val="13"/>
               </w:rPr>
-              <w:t>0.9077</w:t>
+              <w:t>0.9162</w:t>
             </w:r>
           </w:p>
         </w:tc>
@@ -1199,7 +1199,7 @@
                 <w:sz w:val="13"/>
                 <w:szCs w:val="13"/>
               </w:rPr>
-              <w:t>0.9936</w:t>
+              <w:t>0.9821</w:t>
             </w:r>
           </w:p>
         </w:tc>
@@ -1216,7 +1216,7 @@
                 <w:sz w:val="13"/>
                 <w:szCs w:val="13"/>
               </w:rPr>
-              <w:t>0.0037</w:t>
+              <w:t>0.0017</w:t>
             </w:r>
           </w:p>
         </w:tc>
@@ -1250,7 +1250,7 @@
                 <w:sz w:val="13"/>
                 <w:szCs w:val="13"/>
               </w:rPr>
-              <w:t>0.3679</w:t>
+              <w:t>0.3790</w:t>
             </w:r>
           </w:p>
         </w:tc>
@@ -1267,7 +1267,7 @@
                 <w:sz w:val="13"/>
                 <w:szCs w:val="13"/>
               </w:rPr>
-              <w:t>0.1825</w:t>
+              <w:t>0.1040</w:t>
             </w:r>
           </w:p>
         </w:tc>
@@ -1323,7 +1323,7 @@
                 <w:sz w:val="13"/>
                 <w:szCs w:val="13"/>
               </w:rPr>
-              <w:t>0.9950</w:t>
+              <w:t>0.9716</w:t>
             </w:r>
           </w:p>
         </w:tc>
@@ -1340,7 +1340,7 @@
                 <w:sz w:val="13"/>
                 <w:szCs w:val="13"/>
               </w:rPr>
-              <w:t>0.9991</w:t>
+              <w:t>0.9960</w:t>
             </w:r>
           </w:p>
         </w:tc>
@@ -1357,7 +1357,7 @@
                 <w:sz w:val="13"/>
                 <w:szCs w:val="13"/>
               </w:rPr>
-              <w:t>0.0048</w:t>
+              <w:t>0.0019</w:t>
             </w:r>
           </w:p>
         </w:tc>
@@ -1391,7 +1391,7 @@
                 <w:sz w:val="13"/>
                 <w:szCs w:val="13"/>
               </w:rPr>
-              <w:t>0.5176</w:t>
+              <w:t>0.4716</w:t>
             </w:r>
           </w:p>
         </w:tc>
@@ -1408,7 +1408,7 @@
                 <w:sz w:val="13"/>
                 <w:szCs w:val="13"/>
               </w:rPr>
-              <w:t>0.1059</w:t>
+              <w:t>0.0995</w:t>
             </w:r>
           </w:p>
         </w:tc>
@@ -1464,7 +1464,7 @@
                 <w:sz w:val="13"/>
                 <w:szCs w:val="13"/>
               </w:rPr>
-              <w:t>0.9759</w:t>
+              <w:t>0.9375</w:t>
             </w:r>
           </w:p>
         </w:tc>
@@ -1481,7 +1481,7 @@
                 <w:sz w:val="13"/>
                 <w:szCs w:val="13"/>
               </w:rPr>
-              <w:t>0.9978</w:t>
+              <w:t>0.9920</w:t>
             </w:r>
           </w:p>
         </w:tc>
@@ -1498,7 +1498,7 @@
                 <w:sz w:val="13"/>
                 <w:szCs w:val="13"/>
               </w:rPr>
-              <w:t>0.0044</w:t>
+              <w:t>0.0022</w:t>
             </w:r>
           </w:p>
         </w:tc>
@@ -1532,7 +1532,7 @@
                 <w:sz w:val="13"/>
                 <w:szCs w:val="13"/>
               </w:rPr>
-              <w:t>0.4161</w:t>
+              <w:t>0.3645</w:t>
             </w:r>
           </w:p>
         </w:tc>
@@ -1549,7 +1549,7 @@
                 <w:sz w:val="13"/>
                 <w:szCs w:val="13"/>
               </w:rPr>
-              <w:t>0.1593</w:t>
+              <w:t>0.0971</w:t>
             </w:r>
           </w:p>
         </w:tc>
@@ -1605,7 +1605,7 @@
                 <w:sz w:val="13"/>
                 <w:szCs w:val="13"/>
               </w:rPr>
-              <w:t>0.9905</w:t>
+              <w:t>0.9743</w:t>
             </w:r>
           </w:p>
         </w:tc>
@@ -1622,7 +1622,7 @@
                 <w:sz w:val="13"/>
                 <w:szCs w:val="13"/>
               </w:rPr>
-              <w:t>0.9917</w:t>
+              <w:t>0.9866</w:t>
             </w:r>
           </w:p>
         </w:tc>
@@ -1639,7 +1639,7 @@
                 <w:sz w:val="13"/>
                 <w:szCs w:val="13"/>
               </w:rPr>
-              <w:t>0.0095</w:t>
+              <w:t>0.0048</w:t>
             </w:r>
           </w:p>
         </w:tc>
@@ -1673,7 +1673,7 @@
                 <w:sz w:val="13"/>
                 <w:szCs w:val="13"/>
               </w:rPr>
-              <w:t>0.1720</w:t>
+              <w:t>0.0894</w:t>
             </w:r>
           </w:p>
         </w:tc>
@@ -1690,7 +1690,7 @@
                 <w:sz w:val="13"/>
                 <w:szCs w:val="13"/>
               </w:rPr>
-              <w:t>0.0083</w:t>
+              <w:t>0.0299</w:t>
             </w:r>
           </w:p>
         </w:tc>
@@ -1746,7 +1746,7 @@
                 <w:sz w:val="13"/>
                 <w:szCs w:val="13"/>
               </w:rPr>
-              <w:t>0.9077</w:t>
+              <w:t>0.9162</w:t>
             </w:r>
           </w:p>
         </w:tc>
@@ -1763,7 +1763,7 @@
                 <w:sz w:val="13"/>
                 <w:szCs w:val="13"/>
               </w:rPr>
-              <w:t>0.9936</w:t>
+              <w:t>0.9821</w:t>
             </w:r>
           </w:p>
         </w:tc>
@@ -1780,7 +1780,7 @@
                 <w:sz w:val="13"/>
                 <w:szCs w:val="13"/>
               </w:rPr>
-              <w:t>0.0037</w:t>
+              <w:t>0.0017</w:t>
             </w:r>
           </w:p>
         </w:tc>
@@ -1814,7 +1814,7 @@
                 <w:sz w:val="13"/>
                 <w:szCs w:val="13"/>
               </w:rPr>
-              <w:t>0.3679</w:t>
+              <w:t>0.3790</w:t>
             </w:r>
           </w:p>
         </w:tc>
@@ -1831,7 +1831,7 @@
                 <w:sz w:val="13"/>
                 <w:szCs w:val="13"/>
               </w:rPr>
-              <w:t>0.1825</w:t>
+              <w:t>0.1040</w:t>
             </w:r>
           </w:p>
         </w:tc>
@@ -1887,7 +1887,7 @@
                 <w:sz w:val="13"/>
                 <w:szCs w:val="13"/>
               </w:rPr>
-              <w:t>0.9976</w:t>
+              <w:t>0.9758</w:t>
             </w:r>
           </w:p>
         </w:tc>
@@ -1904,7 +1904,7 @@
                 <w:sz w:val="13"/>
                 <w:szCs w:val="13"/>
               </w:rPr>
-              <w:t>0.9995</w:t>
+              <w:t>0.9960</w:t>
             </w:r>
           </w:p>
         </w:tc>
@@ -1921,7 +1921,7 @@
                 <w:sz w:val="13"/>
                 <w:szCs w:val="13"/>
               </w:rPr>
-              <w:t>0.0047</w:t>
+              <w:t>0.0021</w:t>
             </w:r>
           </w:p>
         </w:tc>
@@ -1955,7 +1955,7 @@
                 <w:sz w:val="13"/>
                 <w:szCs w:val="13"/>
               </w:rPr>
-              <w:t>0.4680</w:t>
+              <w:t>0.4139</w:t>
             </w:r>
           </w:p>
         </w:tc>
@@ -1972,7 +1972,7 @@
                 <w:sz w:val="13"/>
                 <w:szCs w:val="13"/>
               </w:rPr>
-              <w:t>0.0935</w:t>
+              <w:t>0.0952</w:t>
             </w:r>
           </w:p>
         </w:tc>
@@ -2000,7 +2000,7 @@
         <w:pStyle w:val="BodyText"/>
       </w:pPr>
       <w:r>
-        <w:t>All reported sparse variants satisfy the pooled-human and learner-human calibration constraints. The selected word+character+statistics model has the highest validation high-confidence AI recall among constrained variants, 51.76 percent, with pooled calibration FPR of 0.48 percent and learner calibration FPR of 0.99 percent. This selection rule favors safer high-confidence decisions over raw recall.</w:t>
+        <w:t>All reported sparse variants satisfy the pooled-human and learner-human calibration constraints. The selected word+character+statistics model has the highest validation high-confidence AI recall among constrained variants, 47.16 percent, with pooled calibration FPR of 0.19 percent and learner calibration FPR of 0.99 percent. This selection rule favors safer high-confidence decisions over raw recall.</w:t>
       </w:r>
     </w:p>
     <w:p>
@@ -2161,7 +2161,7 @@
                 <w:sz w:val="13"/>
                 <w:szCs w:val="13"/>
               </w:rPr>
-              <w:t>6342</w:t>
+              <w:t>6424</w:t>
             </w:r>
           </w:p>
         </w:tc>
@@ -2178,7 +2178,7 @@
                 <w:sz w:val="13"/>
                 <w:szCs w:val="13"/>
               </w:rPr>
-              <w:t>0.8758</w:t>
+              <w:t>0.9012</w:t>
             </w:r>
           </w:p>
         </w:tc>
@@ -2195,7 +2195,7 @@
                 <w:sz w:val="13"/>
                 <w:szCs w:val="13"/>
               </w:rPr>
-              <w:t>0.2270</w:t>
+              <w:t>0.1766</w:t>
             </w:r>
           </w:p>
         </w:tc>
@@ -2212,7 +2212,7 @@
                 <w:sz w:val="13"/>
                 <w:szCs w:val="13"/>
               </w:rPr>
-              <w:t>0.9789</w:t>
+              <w:t>0.9783</w:t>
             </w:r>
           </w:p>
         </w:tc>
@@ -2251,7 +2251,7 @@
                 <w:sz w:val="13"/>
                 <w:szCs w:val="13"/>
               </w:rPr>
-              <w:t>2582</w:t>
+              <w:t>2551</w:t>
             </w:r>
           </w:p>
         </w:tc>
@@ -2268,7 +2268,7 @@
                 <w:sz w:val="13"/>
                 <w:szCs w:val="13"/>
               </w:rPr>
-              <w:t>0.9822</w:t>
+              <w:t>0.9902</w:t>
             </w:r>
           </w:p>
         </w:tc>
@@ -2285,7 +2285,7 @@
                 <w:sz w:val="13"/>
                 <w:szCs w:val="13"/>
               </w:rPr>
-              <w:t>0.0112</w:t>
+              <w:t>0.0144</w:t>
             </w:r>
           </w:p>
         </w:tc>
@@ -2302,7 +2302,7 @@
                 <w:sz w:val="13"/>
                 <w:szCs w:val="13"/>
               </w:rPr>
-              <w:t>0.9760</w:t>
+              <w:t>0.9946</w:t>
             </w:r>
           </w:p>
         </w:tc>
@@ -2341,7 +2341,7 @@
                 <w:sz w:val="13"/>
                 <w:szCs w:val="13"/>
               </w:rPr>
-              <w:t>4270</w:t>
+              <w:t>4250</w:t>
             </w:r>
           </w:p>
         </w:tc>
@@ -2358,7 +2358,7 @@
                 <w:sz w:val="13"/>
                 <w:szCs w:val="13"/>
               </w:rPr>
-              <w:t>0.7765</w:t>
+              <w:t>0.7921</w:t>
             </w:r>
           </w:p>
         </w:tc>
@@ -2375,7 +2375,7 @@
                 <w:sz w:val="13"/>
                 <w:szCs w:val="13"/>
               </w:rPr>
-              <w:t>0.0160</w:t>
+              <w:t>0.0154</w:t>
             </w:r>
           </w:p>
         </w:tc>
@@ -2392,7 +2392,7 @@
                 <w:sz w:val="13"/>
                 <w:szCs w:val="13"/>
               </w:rPr>
-              <w:t>0.7149</w:t>
+              <w:t>0.7389</w:t>
             </w:r>
           </w:p>
         </w:tc>
@@ -2431,7 +2431,7 @@
                 <w:sz w:val="13"/>
                 <w:szCs w:val="13"/>
               </w:rPr>
-              <w:t>15122</w:t>
+              <w:t>15162</w:t>
             </w:r>
           </w:p>
         </w:tc>
@@ -2448,7 +2448,7 @@
                 <w:sz w:val="13"/>
                 <w:szCs w:val="13"/>
               </w:rPr>
-              <w:t>0.9075</w:t>
+              <w:t>0.8872</w:t>
             </w:r>
           </w:p>
         </w:tc>
@@ -2465,7 +2465,7 @@
                 <w:sz w:val="13"/>
                 <w:szCs w:val="13"/>
               </w:rPr>
-              <w:t>0.0038</w:t>
+              <w:t>0.0031</w:t>
             </w:r>
           </w:p>
         </w:tc>
@@ -2482,7 +2482,7 @@
                 <w:sz w:val="13"/>
                 <w:szCs w:val="13"/>
               </w:rPr>
-              <w:t>0.7749</w:t>
+              <w:t>0.7297</w:t>
             </w:r>
           </w:p>
         </w:tc>
@@ -2521,7 +2521,7 @@
                 <w:sz w:val="13"/>
                 <w:szCs w:val="13"/>
               </w:rPr>
-              <w:t>1684</w:t>
+              <w:t>1613</w:t>
             </w:r>
           </w:p>
         </w:tc>
@@ -2538,7 +2538,7 @@
                 <w:sz w:val="13"/>
                 <w:szCs w:val="13"/>
               </w:rPr>
-              <w:t>0.6367</w:t>
+              <w:t>0.6242</w:t>
             </w:r>
           </w:p>
         </w:tc>
@@ -2555,7 +2555,7 @@
                 <w:sz w:val="13"/>
                 <w:szCs w:val="13"/>
               </w:rPr>
-              <w:t>0.6485</w:t>
+              <w:t>0.6770</w:t>
             </w:r>
           </w:p>
         </w:tc>
@@ -2572,7 +2572,7 @@
                 <w:sz w:val="13"/>
                 <w:szCs w:val="13"/>
               </w:rPr>
-              <w:t>0.9976</w:t>
+              <w:t>0.9964</w:t>
             </w:r>
           </w:p>
         </w:tc>
@@ -2583,7 +2583,7 @@
         <w:pStyle w:val="BodyText"/>
       </w:pPr>
       <w:r>
-        <w:t>The source-holdout results show that topic transfer remains the hardest failure mode. Medicine and Reddit ELI5 transfer reasonably well, but finance produces a 22.70 percent human FPR and wiki CSAI produces a 64.85 percent human FPR. This is why the paper treats source-shift robustness as an open deployment risk rather than as solved by the selective policy.</w:t>
+        <w:t>The source-holdout results show that topic transfer remains the hardest failure mode. Medicine and Reddit ELI5 transfer reasonably well, but finance produces a 17.66 percent human FPR and wiki CSAI produces a 67.70 percent human FPR. This is why the paper treats source-shift robustness as an open deployment risk rather than as solved by the selective policy.</w:t>
       </w:r>
     </w:p>
     <w:p>
@@ -2914,7 +2914,7 @@
                 <w:sz w:val="13"/>
                 <w:szCs w:val="13"/>
               </w:rPr>
-              <w:t>0.0159</w:t>
+              <w:t>0.0050</w:t>
             </w:r>
           </w:p>
         </w:tc>
@@ -2931,7 +2931,7 @@
                 <w:sz w:val="13"/>
                 <w:szCs w:val="13"/>
               </w:rPr>
-              <w:t>0.0884</w:t>
+              <w:t>0.0293</w:t>
             </w:r>
           </w:p>
         </w:tc>
@@ -2965,7 +2965,7 @@
                 <w:sz w:val="13"/>
                 <w:szCs w:val="13"/>
               </w:rPr>
-              <w:t>0.0010</w:t>
+              <w:t>0.0020</w:t>
             </w:r>
           </w:p>
         </w:tc>
@@ -3021,7 +3021,7 @@
                 <w:sz w:val="13"/>
                 <w:szCs w:val="13"/>
               </w:rPr>
-              <w:t>0.0041</w:t>
+              <w:t>0.0021</w:t>
             </w:r>
           </w:p>
         </w:tc>
@@ -3038,7 +3038,7 @@
                 <w:sz w:val="13"/>
                 <w:szCs w:val="13"/>
               </w:rPr>
-              <w:t>0.0234</w:t>
+              <w:t>0.0092</w:t>
             </w:r>
           </w:p>
         </w:tc>
@@ -3055,7 +3055,7 @@
                 <w:sz w:val="13"/>
                 <w:szCs w:val="13"/>
               </w:rPr>
-              <w:t>0.0000</w:t>
+              <w:t>0.0020</w:t>
             </w:r>
           </w:p>
         </w:tc>
@@ -3072,7 +3072,7 @@
                 <w:sz w:val="13"/>
                 <w:szCs w:val="13"/>
               </w:rPr>
-              <w:t>0.0000</w:t>
+              <w:t>0.0030</w:t>
             </w:r>
           </w:p>
         </w:tc>
@@ -3128,7 +3128,7 @@
                 <w:sz w:val="13"/>
                 <w:szCs w:val="13"/>
               </w:rPr>
-              <w:t>0.0055</w:t>
+              <w:t>0.0056</w:t>
             </w:r>
           </w:p>
         </w:tc>
@@ -3145,7 +3145,7 @@
                 <w:sz w:val="13"/>
                 <w:szCs w:val="13"/>
               </w:rPr>
-              <w:t>0.0170</w:t>
+              <w:t>0.0197</w:t>
             </w:r>
           </w:p>
         </w:tc>
@@ -3162,7 +3162,7 @@
                 <w:sz w:val="13"/>
                 <w:szCs w:val="13"/>
               </w:rPr>
-              <w:t>0.0000</w:t>
+              <w:t>0.0010</w:t>
             </w:r>
           </w:p>
         </w:tc>
@@ -3190,7 +3190,7 @@
         <w:pStyle w:val="BodyText"/>
       </w:pPr>
       <w:r>
-        <w:t>For the selected model, deterministic style normalization produces small average score shifts in the 1,000-row style audit samples: 0.0159 on topic test, 0.0041 on GPT-wiki-intro, and 0.0055 on ICNALE. Decision flips remain at or below 0.1 percent in these samples. Character features still increase sensitivity to punctuation changes compared with no-character variants, so character evidence should be interpreted as useful but style-sensitive.</w:t>
+        <w:t>For the selected model, deterministic style normalization produces small average score shifts in the 1,000-row style audit samples: 0.0050 on held-out source test, 0.0021 on GPT-wiki-intro, and 0.0056 on ICNALE. Decision flips remain at or below 0.3 percent in these samples. Character features still increase sensitivity to punctuation changes compared with no-character variants, so character evidence should be interpreted as useful but style-sensitive.</w:t>
       </w:r>
     </w:p>
     <w:p>
@@ -3277,7 +3277,7 @@
         <w:pStyle w:val="BodyText"/>
       </w:pPr>
       <w:r>
-        <w:t>The results show that sparse detector evaluation changes substantially when the objective shifts from binary classification accuracy to calibrated deployment behavior. The Alikhanov-style baseline supplies the dataset family and topic-split protocol, while the added modification is fairness-constrained selective classification for sparse logistic detectors.</w:t>
+        <w:t>The results show that sparse detector evaluation changes substantially when the objective shifts from binary classification accuracy to calibrated deployment behavior. The Alikhanov-style baseline supplies the dataset family and fixed source-split protocol, while the added modification is fairness-constrained selective classification for sparse logistic detectors.</w:t>
       </w:r>
     </w:p>
     <w:p>
@@ -3301,7 +3301,7 @@
         <w:pStyle w:val="BodyText"/>
       </w:pPr>
       <w:r>
-        <w:t>The most important limitation is recall under distribution shift. On GPT-wiki-intro, the high-confidence AI label is very precise but covers only a small fraction of AI texts. This means the proposed modification is not a complete detector. It is a safer decision policy for cases where the model has unusually strong evidence. The model is useful only as decision support and should not be used as automatic proof of misconduct.</w:t>
+        <w:t>The most important limitation is distribution shift. On GPT-wiki-intro, the selective policy substantially reduces false positives relative to the default threshold, but high-confidence FPR remains too high for automatic accusation. This means the proposed modification is not a complete detector. It is a safer decision policy for cases where the model has unusually strong evidence and the target population is represented in calibration. The model is useful only as decision support and should not be used as automatic proof of misconduct.</w:t>
       </w:r>
     </w:p>
     <w:p>
@@ -3325,7 +3325,7 @@
         <w:pStyle w:val="BodyText"/>
       </w:pPr>
       <w:r>
-        <w:t>DAIGT v2 is a local external dataset and is not redistributed here. The full HC3/DAIGT evaluation requires the configured CSV file to be available at the expected path.</w:t>
+        <w:t>The frozen HC3/DAIGT merged CSV is a local external dataset and is not redistributed here. The full reproduction evaluation requires the configured CSV file to be available at the expected path.</w:t>
       </w:r>
     </w:p>
     <w:p>
@@ -3389,7 +3389,12 @@
         <w:pStyle w:val="BodyText"/>
       </w:pPr>
       <w:r>
-        <w:t>Using HC3 and DAIGT v2, this study evaluates a sparse TF-IDF logistic-regression detector under topic splitting and extends the baseline with feature-family ablations, source-holdout robustness, learner-English false-positive auditing, and a fairness-constrained three-way selective policy. The final evaluation shows that sparse interpretable detectors can reduce high-confidence false accusations when thresholds are calibrated against target-population human writing. The same evaluation also shows the cost: high-confidence AI recall falls sharply under out-of-domain shift. The appropriate claim is therefore harm reduction and more careful deployment, not automatic authorship judgment.</w:t>
+        <w:t>Using the frozen HC3/DAIGT merged dataset, this study evaluates sparse TF-IDF logistic regression under fixed source splitting with feature-family, source-holdout, learner-English, and selective-policy analyses. The final evaluation shows that calibrated high-confidence thresholds can reduce false accusations for target-population human writing. It also shows the remaining cost: source shift can still produce unacceptable false-positive rates. The appropriate claim is harm reduction and careful deployment, not automatic authorship judgment.</w:t>
+      </w:r>
+    </w:p>
+    <w:p>
+      <w:r>
+        <w:br w:type="column"/>
       </w:r>
     </w:p>
     <w:p>
@@ -3478,6 +3483,14 @@
       </w:pPr>
       <w:r>
         <w:t>[9] D. Crofter, "DAIGT V2 Train Dataset," Kaggle dataset release, 2023.</w:t>
+      </w:r>
+    </w:p>
+    <w:p>
+      <w:pPr>
+        <w:pStyle w:val="BodyText"/>
+      </w:pPr>
+      <w:r>
+        <w:t>[10] crusnix, "ai_text_detector_final," GitHub repository, 2026. Available: https://github.com/crusnix/ai_text_detector_final.</w:t>
       </w:r>
     </w:p>
     <w:sectPr>

--- a/paper/interpretable_bias_aware_ai_text_detection.docx
+++ b/paper/interpretable_bias_aware_ai_text_detection.docx
@@ -43,7 +43,7 @@
         <w:pStyle w:val="Abstract"/>
       </w:pPr>
       <w:r>
-        <w:t>Abstract- AI-generated text detection is often reported as a binary classification problem, but educational use requires a stricter standard: detectors must avoid falsely accusing human writers, especially learner-English writers. This paper presents a fairness-constrained extension of the HC3 plus DAIGT v2 TF-IDF logistic-regression baseline used by Alikhanov et al. The study reproduces the sparse word TF-IDF baseline with the public codebase's fixed source split, then evaluates interpretable feature-family variants, leave-one-source-out robustness, ICNALE learner-English calibration, and a three-way selective policy. In the final DAIGT-inclusive evaluation, the selected word+character+statistics logistic model satisfies pooled-human and learner-human calibration constraints at 1 percent FPR. On the held-out ICNALE audit, high-confidence AI false positives fall from 8.32 percent at the default threshold to 0.81 percent, with learner-English FPR of 0.85 percent. On the full 300,000-row GPT-wiki-intro set, high-confidence FPR falls from a default-threshold FPR of 35.02 percent to 4.30 percent, with high-confidence AI recall of 29.81 percent. The contribution is therefore not state-of-the-art raw detection accuracy. It is an interpretable, artifact-backed framework for reducing accusation risk while exposing residual source-shift risk.</w:t>
+        <w:t>Abstract- AI-generated text detection is often reported as a binary classification problem, but educational use requires a stricter standard: detectors must avoid falsely accusing human writers, especially learner-English writers. This paper presents a fairness-constrained extension of the HC3 plus DAIGT v2 TF-IDF logistic-regression baseline used by Alikhanov et al. The study reproduces the sparse word TF-IDF baseline under whole-topic splitting, then evaluates interpretable feature-family variants, leave-one-source-out robustness, ICNALE learner-English calibration, and a three-way selective policy. In the final DAIGT-inclusive evaluation, the selected word+character+statistics logistic model satisfies pooled-human and learner-human calibration constraints at 1 percent FPR. On the held-out ICNALE audit, high-confidence AI false positives fall from 3.05 percent at the default threshold to 0.81 percent, with learner-English FPR of 0.85 percent. On the full 300,000-row GPT-wiki-intro set, high-confidence FPR is 0.058 percent, but high-confidence AI recall is only 2.82 percent. The contribution is therefore not state-of-the-art raw detection accuracy. It is an interpretable, artifact-backed framework for reducing accusation risk through selective deployment.</w:t>
       </w:r>
     </w:p>
     <w:p>
@@ -98,7 +98,7 @@
         <w:pStyle w:val="BodyText"/>
       </w:pPr>
       <w:r>
-        <w:t>The methodological anchor is the recent HC3 and DAIGT v2 AI-text-detection study by Alikhanov et al. [1], which reports a TF-IDF logistic-regression baseline under topic-based splitting. Its public codebase provides a frozen merged HC3/DAIGT CSV and fixed manual source split [10]. This prior work is the closest same-dataset and same-model-family reference point for evaluating a sparse detector. The present study extends that baseline through four research questions:</w:t>
+        <w:t>The methodological anchor is the recent HC3 and DAIGT v2 AI-text-detection study by Alikhanov et al. [1], which reports a TF-IDF logistic-regression baseline under topic-based splitting. This prior work is the closest same-dataset and same-model-family reference point for evaluating a sparse detector. The present study extends that baseline through four research questions:</w:t>
       </w:r>
     </w:p>
     <w:p>
@@ -146,7 +146,7 @@
         <w:pStyle w:val="BodyText"/>
       </w:pPr>
       <w:r>
-        <w:t>Alikhanov et al. provide the closest reproduction anchor for this study [1]. Their work uses HC3 and DAIGT v2, applies source/topic-based splitting to reduce information leakage, and reports TF-IDF logistic regression as a classical baseline alongside BiLSTM and DistilBERT models. DAIGT v2 is represented through the frozen merged CSV distributed by the public codebase [10], derived from the public DAIGT v2 release [9]. This extension keeps the classical sparse model family but changes the objective from raw binary accuracy to deployment-aware selective classification and fairness auditing.</w:t>
+        <w:t>Alikhanov et al. provide the closest reproduction anchor for this study [1]. Their work uses HC3 and DAIGT v2, applies topic-based splitting to reduce information leakage, and reports TF-IDF logistic regression as a classical baseline alongside BiLSTM and DistilBERT models. DAIGT v2 is used here through the public train_v2_drcat_02.csv release [9]. This extension keeps the classical sparse model family but changes the objective from raw binary accuracy to deployment-aware selective classification and fairness auditing.</w:t>
       </w:r>
     </w:p>
     <w:p>
@@ -162,7 +162,7 @@
         <w:pStyle w:val="BodyText"/>
       </w:pPr>
       <w:r>
-        <w:t>Robustness work further motivates the evaluation design. Ghostbuster shows that feature-based systems can remain competitive when features are chosen carefully [4], while M4 and RAID show that detectors often fail across unseen domains, generators, and attacks [5], [6]. These papers motivate source/topic holdout tests and the decision to report threshold transfer and review-zone behavior instead of only HC3 test accuracy.</w:t>
+        <w:t>Robustness work further motivates the revised design. Ghostbuster shows that feature-based systems can remain competitive when features are chosen carefully [4], while M4 and RAID show that detectors often fail across unseen domains, generators, and attacks [5], [6]. These papers motivate source/topic holdout tests and the decision to report threshold transfer and review-zone behavior instead of only HC3 test accuracy.</w:t>
       </w:r>
     </w:p>
     <w:p>
@@ -186,15 +186,15 @@
         <w:pStyle w:val="BodyText"/>
       </w:pPr>
       <w:r>
-        <w:t>The study uses three evaluation data sources. The reproduction dataset is the frozen HC3/DAIGT merged CSV from the public codebase, containing 124,195 rows: 80,453 human texts and 43,742 AI texts across five HC3 sources and fifteen DAIGT v2 prompts. The fixed source split contains 85,897 training rows, 24,987 validation rows, and 13,311 test rows. GPT-wiki-intro is used as a 300,000-row out-of-domain binary evaluation set. ICNALE contributes 8,140 human essays for learner-English fairness analysis; 5,698 are reserved as the final audit split.</w:t>
-      </w:r>
-    </w:p>
-    <w:p>
-      <w:pPr>
-        <w:pStyle w:val="BodyText"/>
-      </w:pPr>
-      <w:r>
-        <w:t>The full reproduction path is intentionally strict. The expected local file is data/raw/anchor_merged/merged_dataset.csv, with required columns text, label, and source. Experiments that exclude the frozen HC3/DAIGT merge are treated as separate preliminary or ablation analyses, not as the full reproduction evaluation. The final reported evaluation uses the frozen merged CSV and its fixed source split.</w:t>
+        <w:t>The study uses four data sources. HC3 is the primary training and reproduction dataset and contributes 85,431 examples across finance, medicine, open QA, Reddit ELI5, and wiki CSAI sources. DAIGT v2 contributes 44,868 essay examples in the final reproduction evaluation, with 27,371 human texts and 17,497 AI texts. GPT-wiki-intro is used as a 300,000-row out-of-domain binary evaluation set. ICNALE contributes 8,140 human essays for learner-English fairness analysis; 5,698 are reserved as the final audit split.</w:t>
+      </w:r>
+    </w:p>
+    <w:p>
+      <w:pPr>
+        <w:pStyle w:val="BodyText"/>
+      </w:pPr>
+      <w:r>
+        <w:t>DAIGT v2 support is intentionally strict. The expected local file is data/raw/daigt_v2/train_v2_drcat_02.csv, with required columns text and label, plus optional prompt_name and source. Experiments that exclude DAIGT v2 are treated as separate preliminary or ablation analyses, not as the full HC3/DAIGT evaluation. The final reported evaluation includes DAIGT v2.</w:t>
       </w:r>
     </w:p>
     <w:p>
@@ -241,7 +241,7 @@
         <w:pStyle w:val="BodyText"/>
       </w:pPr>
       <w:r>
-        <w:t>The reproduction track trains an Alikhanov-style word TF-IDF logistic-regression model under the public codebase's final manual source split. For HC3, split groups are the source domains: Reddit ELI5, finance, open QA, medicine, and wiki CSAI. For DAIGT v2, split groups are prompt names such as Distance Learning, Car-free Cities, and Cell Phones at School. Entire sources/prompts are assigned to train, validation, or test partitions so the test split contains unseen topical groups.</w:t>
+        <w:t>The reproduction track trains an Alikhanov-style word TF-IDF logistic-regression model under whole-topic splitting. For HC3, topics are derived from the source/domain field. For DAIGT v2, topics are derived from prompt_name when available, otherwise source. Entire topics are assigned to train, validation, or test partitions so the test split contains unseen topical groups.</w:t>
       </w:r>
     </w:p>
     <w:p>
@@ -295,7 +295,7 @@
         <w:pStyle w:val="BodyText"/>
       </w:pPr>
       <w:r>
-        <w:t>The detector uses a three-way policy rather than a single accusation threshold. Scores below the low threshold are classified as human. Scores between the low and high thresholds enter a manual-review zone. Scores above the high threshold are high-confidence AI. The low threshold is the validation-calibrated detector threshold. The high threshold is calibrated from held-out human writing, including learner-English calibration examples when ICNALE is available.</w:t>
+        <w:t>The revised detector uses a three-way policy rather than a single accusation threshold. Scores below the low threshold are classified as human. Scores between the low and high thresholds enter a manual-review zone. Scores above the high threshold are high-confidence AI. The low threshold is the validation-calibrated detector threshold. The high threshold is calibrated from held-out human writing, including learner-English calibration examples when ICNALE is available.</w:t>
       </w:r>
     </w:p>
     <w:p>
@@ -549,7 +549,7 @@
                 <w:sz w:val="13"/>
                 <w:szCs w:val="13"/>
               </w:rPr>
-              <w:t>0.0274</w:t>
+              <w:t>0.0000</w:t>
             </w:r>
           </w:p>
         </w:tc>
@@ -566,7 +566,7 @@
                 <w:sz w:val="13"/>
                 <w:szCs w:val="13"/>
               </w:rPr>
-              <w:t>0.0012</w:t>
+              <w:t>0.0000</w:t>
             </w:r>
           </w:p>
         </w:tc>
@@ -583,7 +583,7 @@
                 <w:sz w:val="13"/>
                 <w:szCs w:val="13"/>
               </w:rPr>
-              <w:t>0.3614</w:t>
+              <w:t>0.1333</w:t>
             </w:r>
           </w:p>
         </w:tc>
@@ -600,7 +600,7 @@
                 <w:sz w:val="13"/>
                 <w:szCs w:val="13"/>
               </w:rPr>
-              <w:t>0.0958</w:t>
+              <w:t>0.0975</w:t>
             </w:r>
           </w:p>
         </w:tc>
@@ -617,7 +617,7 @@
                 <w:sz w:val="13"/>
                 <w:szCs w:val="13"/>
               </w:rPr>
-              <w:t>0.9042</w:t>
+              <w:t>0.9025</w:t>
             </w:r>
           </w:p>
         </w:tc>
@@ -634,7 +634,7 @@
                 <w:sz w:val="13"/>
                 <w:szCs w:val="13"/>
               </w:rPr>
-              <w:t>0.1068</w:t>
+              <w:t>0.4007</w:t>
             </w:r>
           </w:p>
         </w:tc>
@@ -673,7 +673,7 @@
                 <w:sz w:val="13"/>
                 <w:szCs w:val="13"/>
               </w:rPr>
-              <w:t>0.3502</w:t>
+              <w:t>0.0086</w:t>
             </w:r>
           </w:p>
         </w:tc>
@@ -690,7 +690,7 @@
                 <w:sz w:val="13"/>
                 <w:szCs w:val="13"/>
               </w:rPr>
-              <w:t>0.0430</w:t>
+              <w:t>0.0006</w:t>
             </w:r>
           </w:p>
         </w:tc>
@@ -707,7 +707,7 @@
                 <w:sz w:val="13"/>
                 <w:szCs w:val="13"/>
               </w:rPr>
-              <w:t>0.2981</w:t>
+              <w:t>0.0282</w:t>
             </w:r>
           </w:p>
         </w:tc>
@@ -724,7 +724,7 @@
                 <w:sz w:val="13"/>
                 <w:szCs w:val="13"/>
               </w:rPr>
-              <w:t>0.3547</w:t>
+              <w:t>0.0392</w:t>
             </w:r>
           </w:p>
         </w:tc>
@@ -741,7 +741,7 @@
                 <w:sz w:val="13"/>
                 <w:szCs w:val="13"/>
               </w:rPr>
-              <w:t>0.6453</w:t>
+              <w:t>0.9608</w:t>
             </w:r>
           </w:p>
         </w:tc>
@@ -758,7 +758,7 @@
                 <w:sz w:val="13"/>
                 <w:szCs w:val="13"/>
               </w:rPr>
-              <w:t>0.2655</w:t>
+              <w:t>0.4694</w:t>
             </w:r>
           </w:p>
         </w:tc>
@@ -797,7 +797,7 @@
                 <w:sz w:val="13"/>
                 <w:szCs w:val="13"/>
               </w:rPr>
-              <w:t>0.0832</w:t>
+              <w:t>0.0305</w:t>
             </w:r>
           </w:p>
         </w:tc>
@@ -848,7 +848,7 @@
                 <w:sz w:val="13"/>
                 <w:szCs w:val="13"/>
               </w:rPr>
-              <w:t>0.0751</w:t>
+              <w:t>0.0225</w:t>
             </w:r>
           </w:p>
         </w:tc>
@@ -865,7 +865,7 @@
                 <w:sz w:val="13"/>
                 <w:szCs w:val="13"/>
               </w:rPr>
-              <w:t>0.9249</w:t>
+              <w:t>0.9775</w:t>
             </w:r>
           </w:p>
         </w:tc>
@@ -882,7 +882,7 @@
                 <w:sz w:val="13"/>
                 <w:szCs w:val="13"/>
               </w:rPr>
-              <w:t>0.0087</w:t>
+              <w:t>0.0083</w:t>
             </w:r>
           </w:p>
         </w:tc>
@@ -893,7 +893,7 @@
         <w:pStyle w:val="BodyText"/>
       </w:pPr>
       <w:r>
-        <w:t>The selected model is the word+character+statistics logistic-regression variant. On the held-out source test set, the default-threshold FPR is 2.74 percent and the high-confidence FPR is 0.12 percent, while high-confidence AI recall is 36.14 percent. On the full GPT-wiki-intro out-of-domain set, the default-threshold FPR is 35.02 percent and high-confidence FPR is 4.30 percent, with bootstrap 95 percent CI from 3.84 to 4.64 percent. The high-confidence AI recall on GPT-wiki-intro is 29.81 percent, with bootstrap 95 percent CI from 28.67 to 30.51 percent. On the ICNALE fairness audit, high-confidence FPR is 0.81 percent, with bootstrap 95 percent CI from 0.60 to 1.04 percent.</w:t>
+        <w:t>The selected model is the word+character+statistics logistic-regression variant. On the topic-held-out test set, the high-confidence threshold preserves zero observed human false positives and labels 13.33 percent of AI texts as high-confidence AI. On the full GPT-wiki-intro out-of-domain set, the default-threshold FPR is 0.86 percent and high-confidence FPR is 0.058 percent, with bootstrap 95 percent CI from 0.020 to 0.111 percent. The cost is low high-confidence AI recall: 2.82 percent on GPT-wiki-intro, with bootstrap 95 percent CI from 2.36 to 2.97 percent. On the ICNALE fairness audit, high-confidence FPR is 0.81 percent, with bootstrap 95 percent CI from 0.58 to 1.05 percent.</w:t>
       </w:r>
     </w:p>
     <w:p>
@@ -915,7 +915,7 @@
       <w:r>
         <w:drawing>
           <wp:inline distT="0" distB="0" distL="0" distR="0">
-            <wp:extent cx="3063240" cy="2020010"/>
+            <wp:extent cx="3063240" cy="2017822"/>
             <wp:effectExtent l="0" t="0" r="0" b="0"/>
             <wp:docPr id="1001" name="paper_figure_1.png" descr="FIGURE 1. Fairness-constrained sparse model trade-off under the final evaluation protocol."/>
             <wp:cNvGraphicFramePr>
@@ -937,7 +937,7 @@
                   <pic:spPr>
                     <a:xfrm>
                       <a:off x="0" y="0"/>
-                      <a:ext cx="3063240" cy="2020010"/>
+                      <a:ext cx="3063240" cy="2017822"/>
                     </a:xfrm>
                     <a:prstGeom prst="rect">
                       <a:avLst/>
@@ -1182,7 +1182,7 @@
                 <w:sz w:val="13"/>
                 <w:szCs w:val="13"/>
               </w:rPr>
-              <w:t>0.9162</w:t>
+              <w:t>0.9077</w:t>
             </w:r>
           </w:p>
         </w:tc>
@@ -1199,7 +1199,7 @@
                 <w:sz w:val="13"/>
                 <w:szCs w:val="13"/>
               </w:rPr>
-              <w:t>0.9821</w:t>
+              <w:t>0.9936</w:t>
             </w:r>
           </w:p>
         </w:tc>
@@ -1216,7 +1216,7 @@
                 <w:sz w:val="13"/>
                 <w:szCs w:val="13"/>
               </w:rPr>
-              <w:t>0.0017</w:t>
+              <w:t>0.0037</w:t>
             </w:r>
           </w:p>
         </w:tc>
@@ -1250,7 +1250,7 @@
                 <w:sz w:val="13"/>
                 <w:szCs w:val="13"/>
               </w:rPr>
-              <w:t>0.3790</w:t>
+              <w:t>0.3679</w:t>
             </w:r>
           </w:p>
         </w:tc>
@@ -1267,7 +1267,7 @@
                 <w:sz w:val="13"/>
                 <w:szCs w:val="13"/>
               </w:rPr>
-              <w:t>0.1040</w:t>
+              <w:t>0.1825</w:t>
             </w:r>
           </w:p>
         </w:tc>
@@ -1323,7 +1323,7 @@
                 <w:sz w:val="13"/>
                 <w:szCs w:val="13"/>
               </w:rPr>
-              <w:t>0.9716</w:t>
+              <w:t>0.9950</w:t>
             </w:r>
           </w:p>
         </w:tc>
@@ -1340,7 +1340,7 @@
                 <w:sz w:val="13"/>
                 <w:szCs w:val="13"/>
               </w:rPr>
-              <w:t>0.9960</w:t>
+              <w:t>0.9991</w:t>
             </w:r>
           </w:p>
         </w:tc>
@@ -1357,7 +1357,7 @@
                 <w:sz w:val="13"/>
                 <w:szCs w:val="13"/>
               </w:rPr>
-              <w:t>0.0019</w:t>
+              <w:t>0.0048</w:t>
             </w:r>
           </w:p>
         </w:tc>
@@ -1391,7 +1391,7 @@
                 <w:sz w:val="13"/>
                 <w:szCs w:val="13"/>
               </w:rPr>
-              <w:t>0.4716</w:t>
+              <w:t>0.5176</w:t>
             </w:r>
           </w:p>
         </w:tc>
@@ -1408,7 +1408,7 @@
                 <w:sz w:val="13"/>
                 <w:szCs w:val="13"/>
               </w:rPr>
-              <w:t>0.0995</w:t>
+              <w:t>0.1059</w:t>
             </w:r>
           </w:p>
         </w:tc>
@@ -1464,7 +1464,7 @@
                 <w:sz w:val="13"/>
                 <w:szCs w:val="13"/>
               </w:rPr>
-              <w:t>0.9375</w:t>
+              <w:t>0.9759</w:t>
             </w:r>
           </w:p>
         </w:tc>
@@ -1481,7 +1481,7 @@
                 <w:sz w:val="13"/>
                 <w:szCs w:val="13"/>
               </w:rPr>
-              <w:t>0.9920</w:t>
+              <w:t>0.9978</w:t>
             </w:r>
           </w:p>
         </w:tc>
@@ -1498,7 +1498,7 @@
                 <w:sz w:val="13"/>
                 <w:szCs w:val="13"/>
               </w:rPr>
-              <w:t>0.0022</w:t>
+              <w:t>0.0044</w:t>
             </w:r>
           </w:p>
         </w:tc>
@@ -1532,7 +1532,7 @@
                 <w:sz w:val="13"/>
                 <w:szCs w:val="13"/>
               </w:rPr>
-              <w:t>0.3645</w:t>
+              <w:t>0.4161</w:t>
             </w:r>
           </w:p>
         </w:tc>
@@ -1549,7 +1549,7 @@
                 <w:sz w:val="13"/>
                 <w:szCs w:val="13"/>
               </w:rPr>
-              <w:t>0.0971</w:t>
+              <w:t>0.1593</w:t>
             </w:r>
           </w:p>
         </w:tc>
@@ -1605,7 +1605,7 @@
                 <w:sz w:val="13"/>
                 <w:szCs w:val="13"/>
               </w:rPr>
-              <w:t>0.9743</w:t>
+              <w:t>0.9905</w:t>
             </w:r>
           </w:p>
         </w:tc>
@@ -1622,7 +1622,7 @@
                 <w:sz w:val="13"/>
                 <w:szCs w:val="13"/>
               </w:rPr>
-              <w:t>0.9866</w:t>
+              <w:t>0.9917</w:t>
             </w:r>
           </w:p>
         </w:tc>
@@ -1639,7 +1639,7 @@
                 <w:sz w:val="13"/>
                 <w:szCs w:val="13"/>
               </w:rPr>
-              <w:t>0.0048</w:t>
+              <w:t>0.0095</w:t>
             </w:r>
           </w:p>
         </w:tc>
@@ -1673,7 +1673,7 @@
                 <w:sz w:val="13"/>
                 <w:szCs w:val="13"/>
               </w:rPr>
-              <w:t>0.0894</w:t>
+              <w:t>0.1720</w:t>
             </w:r>
           </w:p>
         </w:tc>
@@ -1690,7 +1690,7 @@
                 <w:sz w:val="13"/>
                 <w:szCs w:val="13"/>
               </w:rPr>
-              <w:t>0.0299</w:t>
+              <w:t>0.0083</w:t>
             </w:r>
           </w:p>
         </w:tc>
@@ -1746,7 +1746,7 @@
                 <w:sz w:val="13"/>
                 <w:szCs w:val="13"/>
               </w:rPr>
-              <w:t>0.9162</w:t>
+              <w:t>0.9077</w:t>
             </w:r>
           </w:p>
         </w:tc>
@@ -1763,7 +1763,7 @@
                 <w:sz w:val="13"/>
                 <w:szCs w:val="13"/>
               </w:rPr>
-              <w:t>0.9821</w:t>
+              <w:t>0.9936</w:t>
             </w:r>
           </w:p>
         </w:tc>
@@ -1780,7 +1780,7 @@
                 <w:sz w:val="13"/>
                 <w:szCs w:val="13"/>
               </w:rPr>
-              <w:t>0.0017</w:t>
+              <w:t>0.0037</w:t>
             </w:r>
           </w:p>
         </w:tc>
@@ -1814,7 +1814,7 @@
                 <w:sz w:val="13"/>
                 <w:szCs w:val="13"/>
               </w:rPr>
-              <w:t>0.3790</w:t>
+              <w:t>0.3679</w:t>
             </w:r>
           </w:p>
         </w:tc>
@@ -1831,7 +1831,7 @@
                 <w:sz w:val="13"/>
                 <w:szCs w:val="13"/>
               </w:rPr>
-              <w:t>0.1040</w:t>
+              <w:t>0.1825</w:t>
             </w:r>
           </w:p>
         </w:tc>
@@ -1887,7 +1887,7 @@
                 <w:sz w:val="13"/>
                 <w:szCs w:val="13"/>
               </w:rPr>
-              <w:t>0.9758</w:t>
+              <w:t>0.9976</w:t>
             </w:r>
           </w:p>
         </w:tc>
@@ -1904,7 +1904,7 @@
                 <w:sz w:val="13"/>
                 <w:szCs w:val="13"/>
               </w:rPr>
-              <w:t>0.9960</w:t>
+              <w:t>0.9995</w:t>
             </w:r>
           </w:p>
         </w:tc>
@@ -1921,7 +1921,7 @@
                 <w:sz w:val="13"/>
                 <w:szCs w:val="13"/>
               </w:rPr>
-              <w:t>0.0021</w:t>
+              <w:t>0.0047</w:t>
             </w:r>
           </w:p>
         </w:tc>
@@ -1955,7 +1955,7 @@
                 <w:sz w:val="13"/>
                 <w:szCs w:val="13"/>
               </w:rPr>
-              <w:t>0.4139</w:t>
+              <w:t>0.4680</w:t>
             </w:r>
           </w:p>
         </w:tc>
@@ -1972,7 +1972,7 @@
                 <w:sz w:val="13"/>
                 <w:szCs w:val="13"/>
               </w:rPr>
-              <w:t>0.0952</w:t>
+              <w:t>0.0935</w:t>
             </w:r>
           </w:p>
         </w:tc>
@@ -2000,7 +2000,7 @@
         <w:pStyle w:val="BodyText"/>
       </w:pPr>
       <w:r>
-        <w:t>All reported sparse variants satisfy the pooled-human and learner-human calibration constraints. The selected word+character+statistics model has the highest validation high-confidence AI recall among constrained variants, 47.16 percent, with pooled calibration FPR of 0.19 percent and learner calibration FPR of 0.99 percent. This selection rule favors safer high-confidence decisions over raw recall.</w:t>
+        <w:t>All reported sparse variants satisfy the pooled-human and learner-human calibration constraints. The selected word+character+statistics model has the highest validation high-confidence AI recall among constrained variants, 51.76 percent, with pooled calibration FPR of 0.48 percent and learner calibration FPR of 0.99 percent. This selection rule favors safer high-confidence decisions over raw recall.</w:t>
       </w:r>
     </w:p>
     <w:p>
@@ -2161,7 +2161,7 @@
                 <w:sz w:val="13"/>
                 <w:szCs w:val="13"/>
               </w:rPr>
-              <w:t>6424</w:t>
+              <w:t>6342</w:t>
             </w:r>
           </w:p>
         </w:tc>
@@ -2178,7 +2178,7 @@
                 <w:sz w:val="13"/>
                 <w:szCs w:val="13"/>
               </w:rPr>
-              <w:t>0.9012</w:t>
+              <w:t>0.8758</w:t>
             </w:r>
           </w:p>
         </w:tc>
@@ -2195,7 +2195,7 @@
                 <w:sz w:val="13"/>
                 <w:szCs w:val="13"/>
               </w:rPr>
-              <w:t>0.1766</w:t>
+              <w:t>0.2270</w:t>
             </w:r>
           </w:p>
         </w:tc>
@@ -2212,7 +2212,7 @@
                 <w:sz w:val="13"/>
                 <w:szCs w:val="13"/>
               </w:rPr>
-              <w:t>0.9783</w:t>
+              <w:t>0.9789</w:t>
             </w:r>
           </w:p>
         </w:tc>
@@ -2251,7 +2251,7 @@
                 <w:sz w:val="13"/>
                 <w:szCs w:val="13"/>
               </w:rPr>
-              <w:t>2551</w:t>
+              <w:t>2582</w:t>
             </w:r>
           </w:p>
         </w:tc>
@@ -2268,7 +2268,7 @@
                 <w:sz w:val="13"/>
                 <w:szCs w:val="13"/>
               </w:rPr>
-              <w:t>0.9902</w:t>
+              <w:t>0.9822</w:t>
             </w:r>
           </w:p>
         </w:tc>
@@ -2285,7 +2285,7 @@
                 <w:sz w:val="13"/>
                 <w:szCs w:val="13"/>
               </w:rPr>
-              <w:t>0.0144</w:t>
+              <w:t>0.0112</w:t>
             </w:r>
           </w:p>
         </w:tc>
@@ -2302,7 +2302,7 @@
                 <w:sz w:val="13"/>
                 <w:szCs w:val="13"/>
               </w:rPr>
-              <w:t>0.9946</w:t>
+              <w:t>0.9760</w:t>
             </w:r>
           </w:p>
         </w:tc>
@@ -2341,7 +2341,7 @@
                 <w:sz w:val="13"/>
                 <w:szCs w:val="13"/>
               </w:rPr>
-              <w:t>4250</w:t>
+              <w:t>4270</w:t>
             </w:r>
           </w:p>
         </w:tc>
@@ -2358,7 +2358,7 @@
                 <w:sz w:val="13"/>
                 <w:szCs w:val="13"/>
               </w:rPr>
-              <w:t>0.7921</w:t>
+              <w:t>0.7765</w:t>
             </w:r>
           </w:p>
         </w:tc>
@@ -2375,7 +2375,7 @@
                 <w:sz w:val="13"/>
                 <w:szCs w:val="13"/>
               </w:rPr>
-              <w:t>0.0154</w:t>
+              <w:t>0.0160</w:t>
             </w:r>
           </w:p>
         </w:tc>
@@ -2392,7 +2392,7 @@
                 <w:sz w:val="13"/>
                 <w:szCs w:val="13"/>
               </w:rPr>
-              <w:t>0.7389</w:t>
+              <w:t>0.7149</w:t>
             </w:r>
           </w:p>
         </w:tc>
@@ -2431,7 +2431,7 @@
                 <w:sz w:val="13"/>
                 <w:szCs w:val="13"/>
               </w:rPr>
-              <w:t>15162</w:t>
+              <w:t>15122</w:t>
             </w:r>
           </w:p>
         </w:tc>
@@ -2448,7 +2448,7 @@
                 <w:sz w:val="13"/>
                 <w:szCs w:val="13"/>
               </w:rPr>
-              <w:t>0.8872</w:t>
+              <w:t>0.9075</w:t>
             </w:r>
           </w:p>
         </w:tc>
@@ -2465,7 +2465,7 @@
                 <w:sz w:val="13"/>
                 <w:szCs w:val="13"/>
               </w:rPr>
-              <w:t>0.0031</w:t>
+              <w:t>0.0038</w:t>
             </w:r>
           </w:p>
         </w:tc>
@@ -2482,7 +2482,7 @@
                 <w:sz w:val="13"/>
                 <w:szCs w:val="13"/>
               </w:rPr>
-              <w:t>0.7297</w:t>
+              <w:t>0.7749</w:t>
             </w:r>
           </w:p>
         </w:tc>
@@ -2521,7 +2521,7 @@
                 <w:sz w:val="13"/>
                 <w:szCs w:val="13"/>
               </w:rPr>
-              <w:t>1613</w:t>
+              <w:t>1684</w:t>
             </w:r>
           </w:p>
         </w:tc>
@@ -2538,7 +2538,7 @@
                 <w:sz w:val="13"/>
                 <w:szCs w:val="13"/>
               </w:rPr>
-              <w:t>0.6242</w:t>
+              <w:t>0.6367</w:t>
             </w:r>
           </w:p>
         </w:tc>
@@ -2555,7 +2555,7 @@
                 <w:sz w:val="13"/>
                 <w:szCs w:val="13"/>
               </w:rPr>
-              <w:t>0.6770</w:t>
+              <w:t>0.6485</w:t>
             </w:r>
           </w:p>
         </w:tc>
@@ -2572,7 +2572,7 @@
                 <w:sz w:val="13"/>
                 <w:szCs w:val="13"/>
               </w:rPr>
-              <w:t>0.9964</w:t>
+              <w:t>0.9976</w:t>
             </w:r>
           </w:p>
         </w:tc>
@@ -2583,7 +2583,7 @@
         <w:pStyle w:val="BodyText"/>
       </w:pPr>
       <w:r>
-        <w:t>The source-holdout results show that topic transfer remains the hardest failure mode. Medicine and Reddit ELI5 transfer reasonably well, but finance produces a 17.66 percent human FPR and wiki CSAI produces a 67.70 percent human FPR. This is why the paper treats source-shift robustness as an open deployment risk rather than as solved by the selective policy.</w:t>
+        <w:t>The source-holdout results show that topic transfer remains the hardest failure mode. Medicine and Reddit ELI5 transfer reasonably well, but finance produces a 22.70 percent human FPR and wiki CSAI produces a 64.85 percent human FPR. This is why the paper treats source-shift robustness as an open deployment risk rather than as solved by the selective policy.</w:t>
       </w:r>
     </w:p>
     <w:p>
@@ -2914,7 +2914,7 @@
                 <w:sz w:val="13"/>
                 <w:szCs w:val="13"/>
               </w:rPr>
-              <w:t>0.0050</w:t>
+              <w:t>0.0159</w:t>
             </w:r>
           </w:p>
         </w:tc>
@@ -2931,7 +2931,7 @@
                 <w:sz w:val="13"/>
                 <w:szCs w:val="13"/>
               </w:rPr>
-              <w:t>0.0293</w:t>
+              <w:t>0.0884</w:t>
             </w:r>
           </w:p>
         </w:tc>
@@ -2965,7 +2965,7 @@
                 <w:sz w:val="13"/>
                 <w:szCs w:val="13"/>
               </w:rPr>
-              <w:t>0.0020</w:t>
+              <w:t>0.0010</w:t>
             </w:r>
           </w:p>
         </w:tc>
@@ -3021,7 +3021,7 @@
                 <w:sz w:val="13"/>
                 <w:szCs w:val="13"/>
               </w:rPr>
-              <w:t>0.0021</w:t>
+              <w:t>0.0041</w:t>
             </w:r>
           </w:p>
         </w:tc>
@@ -3038,7 +3038,7 @@
                 <w:sz w:val="13"/>
                 <w:szCs w:val="13"/>
               </w:rPr>
-              <w:t>0.0092</w:t>
+              <w:t>0.0234</w:t>
             </w:r>
           </w:p>
         </w:tc>
@@ -3055,7 +3055,7 @@
                 <w:sz w:val="13"/>
                 <w:szCs w:val="13"/>
               </w:rPr>
-              <w:t>0.0020</w:t>
+              <w:t>0.0000</w:t>
             </w:r>
           </w:p>
         </w:tc>
@@ -3072,7 +3072,7 @@
                 <w:sz w:val="13"/>
                 <w:szCs w:val="13"/>
               </w:rPr>
-              <w:t>0.0030</w:t>
+              <w:t>0.0000</w:t>
             </w:r>
           </w:p>
         </w:tc>
@@ -3128,7 +3128,7 @@
                 <w:sz w:val="13"/>
                 <w:szCs w:val="13"/>
               </w:rPr>
-              <w:t>0.0056</w:t>
+              <w:t>0.0055</w:t>
             </w:r>
           </w:p>
         </w:tc>
@@ -3145,7 +3145,7 @@
                 <w:sz w:val="13"/>
                 <w:szCs w:val="13"/>
               </w:rPr>
-              <w:t>0.0197</w:t>
+              <w:t>0.0170</w:t>
             </w:r>
           </w:p>
         </w:tc>
@@ -3162,7 +3162,7 @@
                 <w:sz w:val="13"/>
                 <w:szCs w:val="13"/>
               </w:rPr>
-              <w:t>0.0010</w:t>
+              <w:t>0.0000</w:t>
             </w:r>
           </w:p>
         </w:tc>
@@ -3190,7 +3190,7 @@
         <w:pStyle w:val="BodyText"/>
       </w:pPr>
       <w:r>
-        <w:t>For the selected model, deterministic style normalization produces small average score shifts in the 1,000-row style audit samples: 0.0050 on held-out source test, 0.0021 on GPT-wiki-intro, and 0.0056 on ICNALE. Decision flips remain at or below 0.3 percent in these samples. Character features still increase sensitivity to punctuation changes compared with no-character variants, so character evidence should be interpreted as useful but style-sensitive.</w:t>
+        <w:t>For the selected model, deterministic style normalization produces small average score shifts in the 1,000-row style audit samples: 0.0159 on topic test, 0.0041 on GPT-wiki-intro, and 0.0055 on ICNALE. Decision flips remain at or below 0.1 percent in these samples. Character features still increase sensitivity to punctuation changes compared with no-character variants, so character evidence should be interpreted as useful but style-sensitive.</w:t>
       </w:r>
     </w:p>
     <w:p>
@@ -3277,7 +3277,7 @@
         <w:pStyle w:val="BodyText"/>
       </w:pPr>
       <w:r>
-        <w:t>The results show that sparse detector evaluation changes substantially when the objective shifts from binary classification accuracy to calibrated deployment behavior. The Alikhanov-style baseline supplies the dataset family and fixed source-split protocol, while the added modification is fairness-constrained selective classification for sparse logistic detectors.</w:t>
+        <w:t>The results show that sparse detector evaluation changes substantially when the objective shifts from binary classification accuracy to calibrated deployment behavior. The Alikhanov-style baseline supplies the dataset family and topic-split protocol, while the added modification is fairness-constrained selective classification for sparse logistic detectors.</w:t>
       </w:r>
     </w:p>
     <w:p>
@@ -3301,7 +3301,7 @@
         <w:pStyle w:val="BodyText"/>
       </w:pPr>
       <w:r>
-        <w:t>The most important limitation is distribution shift. On GPT-wiki-intro, the selective policy substantially reduces false positives relative to the default threshold, but high-confidence FPR remains too high for automatic accusation. This means the proposed modification is not a complete detector. It is a safer decision policy for cases where the model has unusually strong evidence and the target population is represented in calibration. The model is useful only as decision support and should not be used as automatic proof of misconduct.</w:t>
+        <w:t>The most important limitation is recall under distribution shift. On GPT-wiki-intro, the high-confidence AI label is very precise but covers only a small fraction of AI texts. This means the proposed modification is not a complete detector. It is a safer decision policy for cases where the model has unusually strong evidence. The model is useful only as decision support and should not be used as automatic proof of misconduct.</w:t>
       </w:r>
     </w:p>
     <w:p>
@@ -3325,7 +3325,7 @@
         <w:pStyle w:val="BodyText"/>
       </w:pPr>
       <w:r>
-        <w:t>The frozen HC3/DAIGT merged CSV is a local external dataset and is not redistributed here. The full reproduction evaluation requires the configured CSV file to be available at the expected path.</w:t>
+        <w:t>DAIGT v2 is a local external dataset and is not redistributed here. The full HC3/DAIGT evaluation requires the configured CSV file to be available at the expected path.</w:t>
       </w:r>
     </w:p>
     <w:p>
@@ -3389,12 +3389,7 @@
         <w:pStyle w:val="BodyText"/>
       </w:pPr>
       <w:r>
-        <w:t>Using the frozen HC3/DAIGT merged dataset, this study evaluates sparse TF-IDF logistic regression under fixed source splitting with feature-family, source-holdout, learner-English, and selective-policy analyses. The final evaluation shows that calibrated high-confidence thresholds can reduce false accusations for target-population human writing. It also shows the remaining cost: source shift can still produce unacceptable false-positive rates. The appropriate claim is harm reduction and careful deployment, not automatic authorship judgment.</w:t>
-      </w:r>
-    </w:p>
-    <w:p>
-      <w:r>
-        <w:br w:type="column"/>
+        <w:t>Using HC3 and DAIGT v2, this study evaluates a sparse TF-IDF logistic-regression detector under topic splitting and extends the baseline with feature-family ablations, source-holdout robustness, learner-English false-positive auditing, and a fairness-constrained three-way selective policy. The final evaluation shows that sparse interpretable detectors can reduce high-confidence false accusations when thresholds are calibrated against target-population human writing. The same evaluation also shows the cost: high-confidence AI recall falls sharply under out-of-domain shift. The appropriate claim is therefore harm reduction and more careful deployment, not automatic authorship judgment.</w:t>
       </w:r>
     </w:p>
     <w:p>
@@ -3483,14 +3478,6 @@
       </w:pPr>
       <w:r>
         <w:t>[9] D. Crofter, "DAIGT V2 Train Dataset," Kaggle dataset release, 2023.</w:t>
-      </w:r>
-    </w:p>
-    <w:p>
-      <w:pPr>
-        <w:pStyle w:val="BodyText"/>
-      </w:pPr>
-      <w:r>
-        <w:t>[10] crusnix, "ai_text_detector_final," GitHub repository, 2026. Available: https://github.com/crusnix/ai_text_detector_final.</w:t>
       </w:r>
     </w:p>
     <w:sectPr>

--- a/paper/interpretable_bias_aware_ai_text_detection.docx
+++ b/paper/interpretable_bias_aware_ai_text_detection.docx
@@ -43,7 +43,7 @@
         <w:pStyle w:val="Abstract"/>
       </w:pPr>
       <w:r>
-        <w:t>Abstract- AI-generated text detection is often reported as a binary classification problem, but educational use requires a stricter standard: detectors must avoid falsely accusing human writers, especially learner-English writers. This paper presents a fairness-constrained extension of the HC3 plus DAIGT v2 TF-IDF logistic-regression baseline used by Alikhanov et al. The study reproduces the sparse word TF-IDF baseline under whole-topic splitting, then evaluates interpretable feature-family variants, leave-one-source-out robustness, ICNALE learner-English calibration, and a three-way selective policy. In the final DAIGT-inclusive evaluation, the selected word+character+statistics logistic model satisfies pooled-human and learner-human calibration constraints at 1 percent FPR. On the held-out ICNALE audit, high-confidence AI false positives fall from 3.05 percent at the default threshold to 0.81 percent, with learner-English FPR of 0.85 percent. On the full 300,000-row GPT-wiki-intro set, high-confidence FPR is 0.058 percent, but high-confidence AI recall is only 2.82 percent. The contribution is therefore not state-of-the-art raw detection accuracy. It is an interpretable, artifact-backed framework for reducing accusation risk through selective deployment.</w:t>
+        <w:t>Abstract- AI-generated text detection is often reported as a binary classification problem, but educational use requires a stricter standard: detectors must avoid falsely accusing human writers, especially learner-English writers. This paper turns our prior detector into a reproduction-and-extension study anchored on HC3 plus DAIGT v2 and the TF-IDF logistic-regression baseline used by Alikhanov et al. We reproduce the sparse word TF-IDF baseline under whole-topic splitting, then extend it with feature-family comparisons, leave-one-source-out robustness tests, ICNALE learner-English calibration, and a three-way selective policy. In the final DAIGT-inclusive run, the selected word+character+statistics logistic model satisfies pooled-human and learner-human calibration constraints at 1 percent FPR. On the held-out ICNALE audit, high-confidence AI false positives fall from 3.05 percent at the default threshold to 0.81 percent, with learner-English FPR of 0.85 percent. On the full 300,000-row GPT-wiki-intro set, high-confidence FPR is 0.058 percent, but high-confidence AI recall is only 2.82 percent. The contribution is therefore not state-of-the-art raw detection accuracy. It is an interpretable, artifact-backed framework for reducing accusation risk through selective deployment.</w:t>
       </w:r>
     </w:p>
     <w:p>
@@ -98,7 +98,15 @@
         <w:pStyle w:val="BodyText"/>
       </w:pPr>
       <w:r>
-        <w:t>The methodological anchor is the recent HC3 and DAIGT v2 AI-text-detection study by Alikhanov et al. [1], which reports a TF-IDF logistic-regression baseline under topic-based splitting. This prior work is the closest same-dataset and same-model-family reference point for evaluating a sparse detector. The present study extends that baseline through four research questions:</w:t>
+        <w:t>Our original draft implemented an interpretable HC3-trained detector and showed a strong but incomplete result: logistic regression over word TF-IDF, character TF-IDF, and lexical statistics performed very well on an HC3 held-out split, but produced severe false positives on GPT-wiki-intro and ICNALE learner-English essays. That draft was useful as an engineering report, but it did not fully satisfy the expected research pattern: reproduce or build from an existing paper using a similar dataset and model, then modify the method and evaluate the improvement.</w:t>
+      </w:r>
+    </w:p>
+    <w:p>
+      <w:pPr>
+        <w:pStyle w:val="BodyText"/>
+      </w:pPr>
+      <w:r>
+        <w:t>This revision uses that expected pattern. The anchor is the recent HC3 and DAIGT v2 AI-text-detection study by Alikhanov et al. [1], which reports a TF-IDF logistic-regression baseline under topic-based splitting. We treat that as the closest same-dataset and same-model-family prior work. We then extend it in four research questions:</w:t>
       </w:r>
     </w:p>
     <w:p>
@@ -114,7 +122,7 @@
         <w:pStyle w:val="BodyText"/>
       </w:pPr>
       <w:r>
-        <w:t>Accordingly, the evaluation emphasizes safety and robustness for sparse detectors rather than transformer leaderboard ranking.</w:t>
+        <w:t>The resulting paper is positioned as a safety and robustness extension of a sparse detector baseline, not as a transformer leaderboard paper.</w:t>
       </w:r>
     </w:p>
     <w:p>
@@ -138,15 +146,15 @@
         <w:pStyle w:val="BodyText"/>
       </w:pPr>
       <w:r>
-        <w:t>HC3 introduced the Human ChatGPT Comparison Corpus and released detection systems for distinguishing human and ChatGPT answers [2]. Guo et al. also provide the dataset lineage used in the present study. Because HC3 is a question-answering corpus collected early in the ChatGPT period, high HC3 performance alone does not establish reliable educational deployment.</w:t>
-      </w:r>
-    </w:p>
-    <w:p>
-      <w:pPr>
-        <w:pStyle w:val="BodyText"/>
-      </w:pPr>
-      <w:r>
-        <w:t>Alikhanov et al. provide the closest reproduction anchor for this study [1]. Their work uses HC3 and DAIGT v2, applies topic-based splitting to reduce information leakage, and reports TF-IDF logistic regression as a classical baseline alongside BiLSTM and DistilBERT models. DAIGT v2 is used here through the public train_v2_drcat_02.csv release [9]. This extension keeps the classical sparse model family but changes the objective from raw binary accuracy to deployment-aware selective classification and fairness auditing.</w:t>
+        <w:t>HC3 introduced the Human ChatGPT Comparison Corpus and released detection systems for distinguishing human and ChatGPT answers [2]. Guo et al. also provide the dataset lineage used by our project. Because HC3 is a question-answering corpus collected early in the ChatGPT period, high HC3 performance alone does not establish reliable educational deployment.</w:t>
+      </w:r>
+    </w:p>
+    <w:p>
+      <w:pPr>
+        <w:pStyle w:val="BodyText"/>
+      </w:pPr>
+      <w:r>
+        <w:t>Alikhanov et al. provide the closest reproduction anchor for this study [1]. Their work uses HC3 and DAIGT v2, applies topic-based splitting to reduce information leakage, and reports TF-IDF logistic regression as a classical baseline alongside BiLSTM and DistilBERT models. DAIGT v2 is used here through the public train_v2_drcat_02.csv release [9]. Our extension keeps the classical sparse model family but changes the objective from raw binary accuracy to deployment-aware selective classification and fairness auditing.</w:t>
       </w:r>
     </w:p>
     <w:p>
@@ -162,7 +170,7 @@
         <w:pStyle w:val="BodyText"/>
       </w:pPr>
       <w:r>
-        <w:t>Robustness work further motivates the revised design. Ghostbuster shows that feature-based systems can remain competitive when features are chosen carefully [4], while M4 and RAID show that detectors often fail across unseen domains, generators, and attacks [5], [6]. These papers motivate source/topic holdout tests and the decision to report threshold transfer and review-zone behavior instead of only HC3 test accuracy.</w:t>
+        <w:t>Robustness work further motivates the revised design. Ghostbuster shows that feature-based systems can remain competitive when features are chosen carefully [4], while M4 and RAID show that detectors often fail across unseen domains, generators, and attacks [5], [6]. These papers justify our source/topic holdout tests and the decision to report threshold transfer and review-zone behavior instead of only HC3 test accuracy.</w:t>
       </w:r>
     </w:p>
     <w:p>
@@ -186,23 +194,23 @@
         <w:pStyle w:val="BodyText"/>
       </w:pPr>
       <w:r>
-        <w:t>The study uses four data sources. HC3 is the primary training and reproduction dataset and contributes 85,431 examples across finance, medicine, open QA, Reddit ELI5, and wiki CSAI sources. DAIGT v2 contributes 44,868 essay examples in the final reproduction evaluation, with 27,371 human texts and 17,497 AI texts. GPT-wiki-intro is used as a 300,000-row out-of-domain binary evaluation set. ICNALE contributes 8,140 human essays for learner-English fairness analysis; 5,698 are reserved as the final audit split.</w:t>
-      </w:r>
-    </w:p>
-    <w:p>
-      <w:pPr>
-        <w:pStyle w:val="BodyText"/>
-      </w:pPr>
-      <w:r>
-        <w:t>DAIGT v2 support is intentionally strict. The expected local file is data/raw/daigt_v2/train_v2_drcat_02.csv, with required columns text and label, plus optional prompt_name and source. Experiments that exclude DAIGT v2 are treated as separate preliminary or ablation analyses, not as the full HC3/DAIGT evaluation. The final reported evaluation includes DAIGT v2.</w:t>
-      </w:r>
-    </w:p>
-    <w:p>
-      <w:pPr>
-        <w:pStyle w:val="BodyText"/>
-      </w:pPr>
-      <w:r>
-        <w:t>ICNALE is human-only in this evaluation. It supports false-positive and subgroup analysis but cannot measure AI recall for learner-English prompts. The ICNALE calibration split is used only to choose the selective high-confidence threshold. The held-out ICNALE audit split is never used for training or model selection.</w:t>
+        <w:t>The study uses four data sources. HC3 is the primary training and reproduction dataset and contributes 85,431 examples across finance, medicine, open QA, Reddit ELI5, and wiki CSAI sources. DAIGT v2 contributes 44,868 essay examples in the final reproduction run, with 27,371 human texts and 17,497 AI texts. GPT-wiki-intro is used as a 300,000-row out-of-domain binary evaluation set. ICNALE contributes 8,140 human essays for learner-English fairness analysis; 5,698 are reserved as the final audit split.</w:t>
+      </w:r>
+    </w:p>
+    <w:p>
+      <w:pPr>
+        <w:pStyle w:val="BodyText"/>
+      </w:pPr>
+      <w:r>
+        <w:t>DAIGT v2 support is intentionally strict. The expected local file is data/raw/daigt_v2/train_v2_drcat_02.csv, with required columns text and label, plus optional prompt_name and source. If the file is absent, the full reproduction run fails with an actionable message; smoke runs may use --skip-daigt. The final reported run includes DAIGT v2.</w:t>
+      </w:r>
+    </w:p>
+    <w:p>
+      <w:pPr>
+        <w:pStyle w:val="BodyText"/>
+      </w:pPr>
+      <w:r>
+        <w:t>ICNALE remains human-only in this project. It supports false-positive and subgroup analysis but cannot measure AI recall for learner-English prompts. The ICNALE calibration split is used only to choose the selective high-confidence threshold. The held-out ICNALE audit split is never used for training or model selection.</w:t>
       </w:r>
     </w:p>
     <w:p>
@@ -264,7 +272,7 @@
         <w:pStyle w:val="BodyText"/>
       </w:pPr>
       <w:r>
-        <w:t>The comparison includes fixed sparse logistic-regression variants: Alikhanov-style word TF-IDF, word-only TF-IDF, word+character+statistics, no-character word+statistics, statistics-only, and a character-capped full model. These variants are intentionally interpretable and CPU-friendly. Elastic-net regularization is supported as an optional heavier ablation, but it is not required for the default final study.</w:t>
+        <w:t>The comparison includes fixed sparse logistic-regression variants: Alikhanov-style word TF-IDF, word-only TF-IDF, the current word+character+statistics model, no-character word+statistics, statistics-only, and a character-capped full model. These variants are intentionally interpretable and CPU-friendly. Elastic-net regularization is supported by the code as an optional heavier ablation, but it is not required for the default final study.</w:t>
       </w:r>
     </w:p>
     <w:p>
@@ -311,7 +319,7 @@
         <w:pStyle w:val="BodyText"/>
       </w:pPr>
       <w:r>
-        <w:t>The selected model is chosen by validation high-confidence AI recall subject to both calibration constraints. The held-out ICNALE audit rows are never used for training, threshold selection, or model selection. Bootstrap confidence intervals use 1,000 resamples in the final evaluation; for the 300,000-row GPT-wiki-intro set, resampling is capped at 20,000 examples for feasible CPU execution.</w:t>
+        <w:t>The selected model is chosen by validation high-confidence AI recall subject to both calibration constraints. The held-out ICNALE audit rows are never used for training, threshold selection, or model selection. Bootstrap confidence intervals use 1,000 resamples in the final run; for the 300,000-row GPT-wiki-intro set, resampling is capped at 20,000 examples for feasible CPU execution.</w:t>
       </w:r>
     </w:p>
     <w:p>
@@ -359,7 +367,7 @@
         <w:keepNext/>
       </w:pPr>
       <w:r>
-        <w:t>TABLE I summarizes the selected model's behavior in the final experiment.</w:t>
+        <w:t>TABLE I summarizes the selected model's behavior from the latest paper-study run.</w:t>
       </w:r>
     </w:p>
     <w:tbl>
@@ -917,7 +925,7 @@
           <wp:inline distT="0" distB="0" distL="0" distR="0">
             <wp:extent cx="3063240" cy="2017822"/>
             <wp:effectExtent l="0" t="0" r="0" b="0"/>
-            <wp:docPr id="1001" name="paper_figure_1.png" descr="FIGURE 1. Fairness-constrained sparse model trade-off under the final evaluation protocol."/>
+            <wp:docPr id="1001" name="paper_figure_1.png" descr="FIGURE 1. Fairness-constrained sparse model trade-off under the revised paper-study protocol."/>
             <wp:cNvGraphicFramePr>
               <a:graphicFrameLocks noChangeAspect="1"/>
             </wp:cNvGraphicFramePr>
@@ -925,7 +933,7 @@
               <a:graphicData uri="http://schemas.openxmlformats.org/drawingml/2006/picture">
                 <pic:pic>
                   <pic:nvPicPr>
-                    <pic:cNvPr id="0" name="paper_figure_1.png" descr="FIGURE 1. Fairness-constrained sparse model trade-off under the final evaluation protocol."/>
+                    <pic:cNvPr id="0" name="paper_figure_1.png" descr="FIGURE 1. Fairness-constrained sparse model trade-off under the revised paper-study protocol."/>
                     <pic:cNvPicPr/>
                   </pic:nvPicPr>
                   <pic:blipFill>
@@ -964,7 +972,7 @@
           <w:sz w:val="14"/>
           <w:szCs w:val="14"/>
         </w:rPr>
-        <w:t>FIGURE 1. Fairness-constrained sparse model trade-off under the final evaluation protocol.</w:t>
+        <w:t>FIGURE 1. Fairness-constrained sparse model trade-off under the revised paper-study protocol.</w:t>
       </w:r>
     </w:p>
     <w:p>
@@ -3277,7 +3285,7 @@
         <w:pStyle w:val="BodyText"/>
       </w:pPr>
       <w:r>
-        <w:t>The results show that sparse detector evaluation changes substantially when the objective shifts from binary classification accuracy to calibrated deployment behavior. The Alikhanov-style baseline supplies the dataset family and topic-split protocol, while the added modification is fairness-constrained selective classification for sparse logistic detectors.</w:t>
+        <w:t>The revised design is explicitly a reproduction-and-extension study. It begins from a concrete prior baseline, reproduces its dataset family and topic-split logic, and then adds a modification: fairness-constrained selective classification for sparse logistic detectors.</w:t>
       </w:r>
     </w:p>
     <w:p>
@@ -3325,7 +3333,7 @@
         <w:pStyle w:val="BodyText"/>
       </w:pPr>
       <w:r>
-        <w:t>DAIGT v2 is a local external dataset and is not redistributed here. The full HC3/DAIGT evaluation requires the configured CSV file to be available at the expected path.</w:t>
+        <w:t>DAIGT v2 is a local external dataset and is not redistributed by this project. A full reproduction run requires the user to place the configured CSV file in the expected path.</w:t>
       </w:r>
     </w:p>
     <w:p>
@@ -3357,7 +3365,7 @@
         <w:pStyle w:val="BodyText"/>
       </w:pPr>
       <w:r>
-        <w:t>Elastic-net logistic regression is implemented as an optional ablation but is excluded from the default final evaluation because it is slow on large sparse matrices and does not change the main paper claim.</w:t>
+        <w:t>Elastic-net logistic regression is implemented as an optional ablation but is excluded from the default final run because it is slow on large sparse matrices and does not change the main paper claim.</w:t>
       </w:r>
     </w:p>
     <w:p>
@@ -3389,7 +3397,7 @@
         <w:pStyle w:val="BodyText"/>
       </w:pPr>
       <w:r>
-        <w:t>Using HC3 and DAIGT v2, this study evaluates a sparse TF-IDF logistic-regression detector under topic splitting and extends the baseline with feature-family ablations, source-holdout robustness, learner-English false-positive auditing, and a fairness-constrained three-way selective policy. The final evaluation shows that sparse interpretable detectors can reduce high-confidence false accusations when thresholds are calibrated against target-population human writing. The same evaluation also shows the cost: high-confidence AI recall falls sharply under out-of-domain shift. The appropriate claim is therefore harm reduction and more careful deployment, not automatic authorship judgment.</w:t>
+        <w:t>This study turns the project into a reproduction-and-extension paper. It uses HC3 and DAIGT v2 to reproduce a sparse TF-IDF logistic-regression baseline under topic splitting, then extends the baseline with feature-family ablations, source-holdout robustness, learner-English false-positive auditing, and a fairness-constrained three-way selective policy. The final run shows that sparse interpretable detectors can reduce high-confidence false accusations when thresholds are calibrated against target-population human writing. The same run also shows the cost: high-confidence AI recall falls sharply under out-of-domain shift. The appropriate claim is therefore harm reduction and more careful deployment, not automatic authorship judgment.</w:t>
       </w:r>
     </w:p>
     <w:p>

--- a/paper/interpretable_bias_aware_ai_text_detection.docx
+++ b/paper/interpretable_bias_aware_ai_text_detection.docx
@@ -8,7 +8,7 @@
         <w:jc w:val="center"/>
       </w:pPr>
       <w:r>
-        <w:t>A Fairness-Constrained Extension of HC3/DAIGT TF-IDF Logistic Regression for AI-Generated Text Detection</w:t>
+        <w:t>Interpretable and Bias-Aware Detection of AI-Generated Text</w:t>
       </w:r>
     </w:p>
     <w:p>
@@ -43,7 +43,7 @@
         <w:pStyle w:val="Abstract"/>
       </w:pPr>
       <w:r>
-        <w:t>Abstract- AI-generated text detection is often reported as a binary classification problem, but educational use requires a stricter standard: detectors must avoid falsely accusing human writers, especially learner-English writers. This paper turns our prior detector into a reproduction-and-extension study anchored on HC3 plus DAIGT v2 and the TF-IDF logistic-regression baseline used by Alikhanov et al. We reproduce the sparse word TF-IDF baseline under whole-topic splitting, then extend it with feature-family comparisons, leave-one-source-out robustness tests, ICNALE learner-English calibration, and a three-way selective policy. In the final DAIGT-inclusive run, the selected word+character+statistics logistic model satisfies pooled-human and learner-human calibration constraints at 1 percent FPR. On the held-out ICNALE audit, high-confidence AI false positives fall from 3.05 percent at the default threshold to 0.81 percent, with learner-English FPR of 0.85 percent. On the full 300,000-row GPT-wiki-intro set, high-confidence FPR is 0.058 percent, but high-confidence AI recall is only 2.82 percent. The contribution is therefore not state-of-the-art raw detection accuracy. It is an interpretable, artifact-backed framework for reducing accusation risk through selective deployment.</w:t>
+        <w:t>Abstract- AI-generated text detectors are increasingly discussed in educational settings, but detectors can produce harmful false positives when used for academic-integrity decisions. This project implements and evaluates an interpretable classical detector for AI-generated text, with special attention to false positives on learner-English writing. The detector is trained on HC3 using word TF-IDF, character TF-IDF, and lexical/readability statistics with logistic regression. It is evaluated on an HC3 held-out test split, GPT-wiki-intro as an out-of-domain benchmark, and ICNALE essays as a human-only fairness audit after the paid/restricted TOEFL data could not be accessed. On HC3 test data, the model obtains strong in-domain performance: F1-macro 0.9874, AUROC 0.9992, AUPR 0.9986, false-positive rate 0.0128, and true-positive rate 0.9928. However, the same threshold fails badly under domain and population shift, with GPT-wiki-intro human false-positive rate 0.7999 and ICNALE human false-positive rate 0.7773. A conservative education policy calibrated with held-out human writing reduces ICNALE audit false positives to 0.0086, but lowers HC3 AI recall to 0.4748 and GPT-wiki-intro AI recall to 0.1644. These results show that interpretable classical features can fit in-domain AI-text detection well, but that high in-domain accuracy is not enough for safe educational deployment. The recommended use is cautious manual review, not automated accusation.</w:t>
       </w:r>
     </w:p>
     <w:p>
@@ -51,7 +51,7 @@
         <w:pStyle w:val="Keywords"/>
       </w:pPr>
       <w:r>
-        <w:t>Keywords- AI-generated text detection, HC3, DAIGT v2, logistic regression, TF-IDF, selective classification, learner English, fairness, ICNALE</w:t>
+        <w:t>Keywords- AI-generated text detection, learner English, fairness, false positives, logistic regression, TF-IDF, HC3, ICNALE, GPT-wiki-intro</w:t>
       </w:r>
     </w:p>
     <w:p>
@@ -90,39 +90,31 @@
         <w:pStyle w:val="BodyText"/>
       </w:pPr>
       <w:r>
-        <w:t>AI writing tools create a difficult academic-integrity problem. A detector may identify some AI-generated text, but a false positive can place a real student under suspicion. This risk is particularly serious for non-native and learner-English writers, whose writing style can differ from the native-speaker or benchmark distributions that many detectors implicitly learn.</w:t>
-      </w:r>
-    </w:p>
-    <w:p>
-      <w:pPr>
-        <w:pStyle w:val="BodyText"/>
-      </w:pPr>
-      <w:r>
-        <w:t>Our original draft implemented an interpretable HC3-trained detector and showed a strong but incomplete result: logistic regression over word TF-IDF, character TF-IDF, and lexical statistics performed very well on an HC3 held-out split, but produced severe false positives on GPT-wiki-intro and ICNALE learner-English essays. That draft was useful as an engineering report, but it did not fully satisfy the expected research pattern: reproduce or build from an existing paper using a similar dataset and model, then modify the method and evaluate the improvement.</w:t>
-      </w:r>
-    </w:p>
-    <w:p>
-      <w:pPr>
-        <w:pStyle w:val="BodyText"/>
-      </w:pPr>
-      <w:r>
-        <w:t>This revision uses that expected pattern. The anchor is the recent HC3 and DAIGT v2 AI-text-detection study by Alikhanov et al. [1], which reports a TF-IDF logistic-regression baseline under topic-based splitting. We treat that as the closest same-dataset and same-model-family prior work. We then extend it in four research questions:</w:t>
-      </w:r>
-    </w:p>
-    <w:p>
-      <w:pPr>
-        <w:pStyle w:val="BodyText"/>
-      </w:pPr>
-      <w:r>
-        <w:t>1. How does an Alikhanov-style word TF-IDF logistic-regression baseline behave under topic/source holdout? 2. Which interpretable feature families improve in-domain accuracy, and which increase false positives under shifted human writing? 3. Can a fairness-constrained selective policy reduce learner-English false positives while preserving useful high-confidence AI recall? 4. How stable are sparse detector scores under source/topic shift and deterministic style-only text variants?</w:t>
-      </w:r>
-    </w:p>
-    <w:p>
-      <w:pPr>
-        <w:pStyle w:val="BodyText"/>
-      </w:pPr>
-      <w:r>
-        <w:t>The resulting paper is positioned as a safety and robustness extension of a sparse detector baseline, not as a transformer leaderboard paper.</w:t>
+        <w:t>Universities face a practical problem: AI writing systems can generate fluent essays, answers, and summaries, but many available detectors are opaque and unreliable outside the data distribution on which they were tuned. The central risk in an academic-integrity context is not only missed AI text, but also the false accusation of human-written work. This risk is especially serious for non-native or learner-English writers. Liang et al. reported that several GPT detectors falsely classified non-native English essays as AI-generated at high rates, while native-speaker writing was much less affected [1].</w:t>
+      </w:r>
+    </w:p>
+    <w:p>
+      <w:pPr>
+        <w:pStyle w:val="BodyText"/>
+      </w:pPr>
+      <w:r>
+        <w:t>This project studies whether an auditable, classical natural language processing (NLP) model can classify AI-generated text while measuring the false-positive risk for learner-English essays. The work follows three design principles. First, the model should be interpretable enough to inspect feature contributions rather than returning only a black-box score. Second, evaluation should include both in-domain and out-of-domain data, because detectors that work on one benchmark may fail on another. Third, fairness analysis should focus on false positives for human text, because in education a false positive can create a disciplinary burden for a student.</w:t>
+      </w:r>
+    </w:p>
+    <w:p>
+      <w:pPr>
+        <w:pStyle w:val="BodyText"/>
+      </w:pPr>
+      <w:r>
+        <w:t>The original project proposal planned to reproduce the TOEFL-based fairness setting when possible. Direct TOEFL access was not available to the team because the relevant data are paid or restricted. Therefore, the project uses ICNALE as the learner-English fairness corpus, which was an allowed fallback in the proposal. This choice changes the scope: the study does not claim to reproduce the TOEFL experiment directly. Instead, it audits false positives on ICNALE learner and native-speaker human essays.</w:t>
+      </w:r>
+    </w:p>
+    <w:p>
+      <w:pPr>
+        <w:pStyle w:val="BodyText"/>
+      </w:pPr>
+      <w:r>
+        <w:t>The main contribution is a complete, reproducible pipeline that prepares data, trains a logistic-regression AI-text detector, evaluates in-domain and out-of-domain performance, audits subgroup false-positive rates, calibrates a conservative education-use threshold, and provides a Gradio demo with feature explanations. The results are mixed but important: the model performs very well on HC3 test data, yet produces severe false positives on GPT-wiki-intro and ICNALE under the default threshold. This finding supports a cautious conclusion: detector performance should be reported with domain-shift and fairness audits before any educational use.</w:t>
       </w:r>
     </w:p>
     <w:p>
@@ -146,31 +138,55 @@
         <w:pStyle w:val="BodyText"/>
       </w:pPr>
       <w:r>
-        <w:t>HC3 introduced the Human ChatGPT Comparison Corpus and released detection systems for distinguishing human and ChatGPT answers [2]. Guo et al. also provide the dataset lineage used by our project. Because HC3 is a question-answering corpus collected early in the ChatGPT period, high HC3 performance alone does not establish reliable educational deployment.</w:t>
-      </w:r>
-    </w:p>
-    <w:p>
-      <w:pPr>
-        <w:pStyle w:val="BodyText"/>
-      </w:pPr>
-      <w:r>
-        <w:t>Alikhanov et al. provide the closest reproduction anchor for this study [1]. Their work uses HC3 and DAIGT v2, applies topic-based splitting to reduce information leakage, and reports TF-IDF logistic regression as a classical baseline alongside BiLSTM and DistilBERT models. DAIGT v2 is used here through the public train_v2_drcat_02.csv release [9]. Our extension keeps the classical sparse model family but changes the objective from raw binary accuracy to deployment-aware selective classification and fairness auditing.</w:t>
-      </w:r>
-    </w:p>
-    <w:p>
-      <w:pPr>
-        <w:pStyle w:val="BodyText"/>
-      </w:pPr>
-      <w:r>
-        <w:t>Fairness concerns are motivated by Liang et al., who found that GPT detectors can misclassify non-native English writing as AI-generated [3]. Jiang et al. report a different result in a large-scale writing-assessment setting [7], which suggests that detector fairness depends strongly on data alignment, population representation, and threshold policy. ICNALE is therefore used here as a learner-English human audit, not as training data [8].</w:t>
-      </w:r>
-    </w:p>
-    <w:p>
-      <w:pPr>
-        <w:pStyle w:val="BodyText"/>
-      </w:pPr>
-      <w:r>
-        <w:t>Robustness work further motivates the revised design. Ghostbuster shows that feature-based systems can remain competitive when features are chosen carefully [4], while M4 and RAID show that detectors often fail across unseen domains, generators, and attacks [5], [6]. These papers justify our source/topic holdout tests and the decision to report threshold transfer and review-zone behavior instead of only HC3 test accuracy.</w:t>
+        <w:t>AI-generated text detection methods can broadly be divided into statistical or language-model-based methods, supervised classifiers, and provenance-based approaches. GLTR uses token-rank statistics from a language model to help identify unusually predictable generated text [3]. DetectGPT instead uses the observation that machine-generated passages can occupy regions of negative curvature in a language model's probability function [8]. More recently, Binoculars proposed a training-free score that contrasts two related language models and reported strong detection performance across multiple generators and text sources [12]. These methods avoid training a task-specific classifier, but they depend on suitable language models and may be computationally more expensive than sparse classical models.</w:t>
+      </w:r>
+    </w:p>
+    <w:p>
+      <w:pPr>
+        <w:pStyle w:val="BodyText"/>
+      </w:pPr>
+      <w:r>
+        <w:t>Supervised detectors learn differences between human and machine writing from labelled corpora. HC3, introduced by Guo et al., provides paired human and ChatGPT answers across domains and is used as the primary training source in this project [2]. Ghostbuster combines features derived from weaker language models with a trained classifier and does not require probability access to the target generator [9]. It reports strong performance across writing domains, prompts, and generators. Compared with Ghostbuster, the present study uses a simpler and more auditable combination of word TF-IDF, character TF-IDF, lexical statistics, and logistic regression. The aim is not to establish state-of-the-art detection performance, but to examine whether an interpretable detector remains reliable when evaluated beyond its training distribution.</w:t>
+      </w:r>
+    </w:p>
+    <w:p>
+      <w:pPr>
+        <w:pStyle w:val="BodyText"/>
+      </w:pPr>
+      <w:r>
+        <w:t>Recent benchmark research shows that high in-domain accuracy is insufficient evidence of detector robustness. M4 introduced a multi-generator, multi-domain, and multilingual benchmark and found that detectors often fail to generalize to unseen domains and language models [10]. RAID extended robust evaluation to more than six million generations across multiple generators, domains, adversarial attacks, and decoding strategies, and found that detectors were sensitive to unseen generators, sampling settings, repetition penalties, and attacks [11]. These findings motivate the use of GPT-wiki-intro as an out-of-domain evaluation set rather than relying only on HC3 test performance [4].</w:t>
+      </w:r>
+    </w:p>
+    <w:p>
+      <w:pPr>
+        <w:pStyle w:val="BodyText"/>
+      </w:pPr>
+      <w:r>
+        <w:t>Robustness can also deteriorate after apparently minor changes to generated text. Krishna et al. showed that discourse-level paraphrasing could sharply reduce detector performance, including a large drop for DetectGPT at a fixed 1 percent false-positive rate, while retrieval over previously generated outputs provided a potential defense [13]. Sadasivan et al. stress-tested classifier, zero-shot, retrieval, and watermarking approaches using recursive paraphrasing and spoofing attacks, and connected detector limits to the statistical distance between human and machine text distributions [14]. The current project does not evaluate adversarial paraphrasing, and therefore its results should be interpreted as non-adversarial domain and population shift results.</w:t>
+      </w:r>
+    </w:p>
+    <w:p>
+      <w:pPr>
+        <w:pStyle w:val="BodyText"/>
+      </w:pPr>
+      <w:r>
+        <w:t>Fairness is particularly important when detection outputs are used in education. Liang et al. found that several publicly available detectors frequently misclassified non-native English essays as AI-generated while performing much better on native-speaker writing [1]. However, Jiang et al. studied ChatGPT-generated essays in a large-scale writing-assessment setting and reported high detection performance without evidence of bias disadvantaging non-native English speakers [16]. These findings are complementary: they suggest that detector fairness depends strongly on training-data quality, population representation, feature design, and alignment between development data and the intended deployment population. Weber-Wulff et al. similarly evaluated detection tools in academic settings and concluded that existing tools were not sufficiently reliable for academic-integrity decisions, especially under rewriting and obfuscation [15].</w:t>
+      </w:r>
+    </w:p>
+    <w:p>
+      <w:pPr>
+        <w:pStyle w:val="BodyText"/>
+      </w:pPr>
+      <w:r>
+        <w:t>ICNALE is used for fairness auditing in this project. The ICNALE readme describes Written Essays as 200-300 word essays, and the project data include ICNALE WE, WEP, and WEUAE modules [5]. The WEP readme notes that participants declared they did not use online writing support tools, but also states that influence from such tools cannot be fully guaranteed for at-home writing. This limitation is important and is treated as part of the scope rather than hidden.</w:t>
+      </w:r>
+    </w:p>
+    <w:p>
+      <w:pPr>
+        <w:pStyle w:val="BodyText"/>
+      </w:pPr>
+      <w:r>
+        <w:t>The present study contributes to this literature by jointly examining interpretability, domain shift, population shift, and threshold calibration. It evaluates a transparent classical detector on HC3, GPT-wiki-intro, and ICNALE, reports learner and native-speaker false-positive rates, and investigates whether a target-population-informed threshold can reduce the risk of false accusations.</w:t>
       </w:r>
     </w:p>
     <w:p>
@@ -192,1832 +208,10 @@
     <w:p>
       <w:pPr>
         <w:pStyle w:val="BodyText"/>
-      </w:pPr>
-      <w:r>
-        <w:t>The study uses four data sources. HC3 is the primary training and reproduction dataset and contributes 85,431 examples across finance, medicine, open QA, Reddit ELI5, and wiki CSAI sources. DAIGT v2 contributes 44,868 essay examples in the final reproduction run, with 27,371 human texts and 17,497 AI texts. GPT-wiki-intro is used as a 300,000-row out-of-domain binary evaluation set. ICNALE contributes 8,140 human essays for learner-English fairness analysis; 5,698 are reserved as the final audit split.</w:t>
-      </w:r>
-    </w:p>
-    <w:p>
-      <w:pPr>
-        <w:pStyle w:val="BodyText"/>
-      </w:pPr>
-      <w:r>
-        <w:t>DAIGT v2 support is intentionally strict. The expected local file is data/raw/daigt_v2/train_v2_drcat_02.csv, with required columns text and label, plus optional prompt_name and source. If the file is absent, the full reproduction run fails with an actionable message; smoke runs may use --skip-daigt. The final reported run includes DAIGT v2.</w:t>
-      </w:r>
-    </w:p>
-    <w:p>
-      <w:pPr>
-        <w:pStyle w:val="BodyText"/>
-      </w:pPr>
-      <w:r>
-        <w:t>ICNALE remains human-only in this project. It supports false-positive and subgroup analysis but cannot measure AI recall for learner-English prompts. The ICNALE calibration split is used only to choose the selective high-confidence threshold. The held-out ICNALE audit split is never used for training or model selection.</w:t>
-      </w:r>
-    </w:p>
-    <w:p>
-      <w:pPr>
-        <w:pStyle w:val="BodyText"/>
-        <w:jc w:val="center"/>
-        <w:spacing w:before="8pt" w:after="4pt"/>
-        <w:ind w:firstLine="0pt"/>
-      </w:pPr>
-      <w:r>
-        <w:rPr>
-          <w:b/>
-          <w:sz w:val="20"/>
-          <w:szCs w:val="20"/>
-        </w:rPr>
-        <w:t>IV. METHODOLOGY</w:t>
-      </w:r>
-    </w:p>
-    <w:p>
-      <w:pPr>
-        <w:pStyle w:val="BodyText"/>
-        <w:spacing w:before="6pt" w:after="3pt"/>
-        <w:ind w:firstLine="0pt"/>
-      </w:pPr>
-      <w:r>
-        <w:rPr>
-          <w:i/>
-          <w:sz w:val="18"/>
-          <w:szCs w:val="18"/>
-        </w:rPr>
-        <w:t>A. Reproduction Baseline</w:t>
-      </w:r>
-    </w:p>
-    <w:p>
-      <w:pPr>
-        <w:pStyle w:val="BodyText"/>
-      </w:pPr>
-      <w:r>
-        <w:t>The reproduction track trains an Alikhanov-style word TF-IDF logistic-regression model under whole-topic splitting. For HC3, topics are derived from the source/domain field. For DAIGT v2, topics are derived from prompt_name when available, otherwise source. Entire topics are assigned to train, validation, or test partitions so the test split contains unseen topical groups.</w:t>
-      </w:r>
-    </w:p>
-    <w:p>
-      <w:pPr>
-        <w:pStyle w:val="BodyText"/>
-        <w:spacing w:before="6pt" w:after="3pt"/>
-        <w:ind w:firstLine="0pt"/>
-      </w:pPr>
-      <w:r>
-        <w:rPr>
-          <w:i/>
-          <w:sz w:val="18"/>
-          <w:szCs w:val="18"/>
-        </w:rPr>
-        <w:t>B. Model Variants</w:t>
-      </w:r>
-    </w:p>
-    <w:p>
-      <w:pPr>
-        <w:pStyle w:val="BodyText"/>
-      </w:pPr>
-      <w:r>
-        <w:t>The comparison includes fixed sparse logistic-regression variants: Alikhanov-style word TF-IDF, word-only TF-IDF, the current word+character+statistics model, no-character word+statistics, statistics-only, and a character-capped full model. These variants are intentionally interpretable and CPU-friendly. Elastic-net regularization is supported by the code as an optional heavier ablation, but it is not required for the default final study.</w:t>
-      </w:r>
-    </w:p>
-    <w:p>
-      <w:pPr>
-        <w:pStyle w:val="BodyText"/>
-      </w:pPr>
-      <w:r>
-        <w:t>The final modified model is selected by validation high-confidence AI recall, subject to human false-positive constraints. The constraints are pooled calibration human FPR &lt;= 1 percent and ICNALE learner calibration FPR &lt;= 1 percent.</w:t>
-      </w:r>
-    </w:p>
-    <w:p>
-      <w:pPr>
-        <w:pStyle w:val="BodyText"/>
-        <w:spacing w:before="6pt" w:after="3pt"/>
-        <w:ind w:firstLine="0pt"/>
-      </w:pPr>
-      <w:r>
-        <w:rPr>
-          <w:i/>
-          <w:sz w:val="18"/>
-          <w:szCs w:val="18"/>
-        </w:rPr>
-        <w:t>C. Selective Policy</w:t>
-      </w:r>
-    </w:p>
-    <w:p>
-      <w:pPr>
-        <w:pStyle w:val="BodyText"/>
-      </w:pPr>
-      <w:r>
-        <w:t>The revised detector uses a three-way policy rather than a single accusation threshold. Scores below the low threshold are classified as human. Scores between the low and high thresholds enter a manual-review zone. Scores above the high threshold are high-confidence AI. The low threshold is the validation-calibrated detector threshold. The high threshold is calibrated from held-out human writing, including learner-English calibration examples when ICNALE is available.</w:t>
-      </w:r>
-    </w:p>
-    <w:p>
-      <w:pPr>
-        <w:pStyle w:val="BodyText"/>
-      </w:pPr>
-      <w:r>
-        <w:t>This policy reports coverage, review-zone rate, selective risk, high-confidence AI recall, high-confidence human FPR, native and learner subgroup FPR, and bootstrap confidence intervals.</w:t>
-      </w:r>
-    </w:p>
-    <w:p>
-      <w:pPr>
-        <w:pStyle w:val="BodyText"/>
-      </w:pPr>
-      <w:r>
-        <w:t>The selected model is chosen by validation high-confidence AI recall subject to both calibration constraints. The held-out ICNALE audit rows are never used for training, threshold selection, or model selection. Bootstrap confidence intervals use 1,000 resamples in the final run; for the 300,000-row GPT-wiki-intro set, resampling is capped at 20,000 examples for feasible CPU execution.</w:t>
-      </w:r>
-    </w:p>
-    <w:p>
-      <w:pPr>
-        <w:pStyle w:val="BodyText"/>
-        <w:spacing w:before="6pt" w:after="3pt"/>
-        <w:ind w:firstLine="0pt"/>
-      </w:pPr>
-      <w:r>
-        <w:rPr>
-          <w:i/>
-          <w:sz w:val="18"/>
-          <w:szCs w:val="18"/>
-        </w:rPr>
-        <w:t>D. Style-Invariance Audit</w:t>
-      </w:r>
-    </w:p>
-    <w:p>
-      <w:pPr>
-        <w:pStyle w:val="BodyText"/>
-      </w:pPr>
-      <w:r>
-        <w:t>The style audit uses deterministic transformations only: whitespace normalization, quote normalization, punctuation normalization, and a combined style-normalized variant. It also compares character-heavy and character-reduced model variants. The goal is to measure score sensitivity to surface style changes without introducing external LLM-generated counterfactuals.</w:t>
-      </w:r>
-    </w:p>
-    <w:p>
-      <w:pPr>
-        <w:pStyle w:val="BodyText"/>
-        <w:jc w:val="center"/>
-        <w:spacing w:before="8pt" w:after="4pt"/>
-        <w:ind w:firstLine="0pt"/>
-      </w:pPr>
-      <w:r>
-        <w:rPr>
-          <w:b/>
-          <w:sz w:val="20"/>
-          <w:szCs w:val="20"/>
-        </w:rPr>
-        <w:t>V. RESULTS</w:t>
-      </w:r>
-    </w:p>
-    <w:p>
-      <w:pPr>
-        <w:pStyle w:val="BodyText"/>
         <w:keepNext/>
       </w:pPr>
       <w:r>
-        <w:t>TABLE I summarizes the selected model's behavior from the latest paper-study run.</w:t>
-      </w:r>
-    </w:p>
-    <w:tbl>
-      <w:tblPr>
-        <w:tblW w:w="250pt" w:type="dxa"/>
-        <w:tblLayout w:type="fixed"/>
-        <w:tblBorders>
-          <w:top w:val="single" w:sz="4" w:space="0" w:color="auto"/>
-          <w:left w:val="single" w:sz="4" w:space="0" w:color="auto"/>
-          <w:bottom w:val="single" w:sz="4" w:space="0" w:color="auto"/>
-          <w:right w:val="single" w:sz="4" w:space="0" w:color="auto"/>
-          <w:insideH w:val="single" w:sz="4" w:space="0" w:color="auto"/>
-          <w:insideV w:val="single" w:sz="4" w:space="0" w:color="auto"/>
-        </w:tblBorders>
-      </w:tblPr>
-      <w:tblGrid>
-        <w:gridCol w:w="35.71pt"/>
-        <w:gridCol w:w="35.71pt"/>
-        <w:gridCol w:w="35.71pt"/>
-        <w:gridCol w:w="35.71pt"/>
-        <w:gridCol w:w="35.71pt"/>
-        <w:gridCol w:w="35.71pt"/>
-        <w:gridCol w:w="35.71pt"/>
-      </w:tblGrid>
-      <w:tr>
-        <w:trPr>
-          <w:cantSplit/>
-        </w:trPr>
-        <w:tc>
-          <w:tcPr>
-            <w:tcW w:w="35.71pt" w:type="dxa"/>
-          </w:tcPr>
-          <w:p>
-            <w:pPr>
-              <w:pStyle w:val="tablecolhead"/>
-            </w:pPr>
-            <w:r>
-              <w:rPr>
-                <w:b/>
-                <w:sz w:val="13"/>
-                <w:szCs w:val="13"/>
-              </w:rPr>
-              <w:t>Eval</w:t>
-            </w:r>
-          </w:p>
-        </w:tc>
-        <w:tc>
-          <w:tcPr>
-            <w:tcW w:w="35.71pt" w:type="dxa"/>
-          </w:tcPr>
-          <w:p>
-            <w:pPr>
-              <w:pStyle w:val="tablecolhead"/>
-            </w:pPr>
-            <w:r>
-              <w:rPr>
-                <w:b/>
-                <w:sz w:val="13"/>
-                <w:szCs w:val="13"/>
-              </w:rPr>
-              <w:t>Def FPR</w:t>
-            </w:r>
-          </w:p>
-        </w:tc>
-        <w:tc>
-          <w:tcPr>
-            <w:tcW w:w="35.71pt" w:type="dxa"/>
-          </w:tcPr>
-          <w:p>
-            <w:pPr>
-              <w:pStyle w:val="tablecolhead"/>
-            </w:pPr>
-            <w:r>
-              <w:rPr>
-                <w:b/>
-                <w:sz w:val="13"/>
-                <w:szCs w:val="13"/>
-              </w:rPr>
-              <w:t>HC FPR</w:t>
-            </w:r>
-          </w:p>
-        </w:tc>
-        <w:tc>
-          <w:tcPr>
-            <w:tcW w:w="35.71pt" w:type="dxa"/>
-          </w:tcPr>
-          <w:p>
-            <w:pPr>
-              <w:pStyle w:val="tablecolhead"/>
-            </w:pPr>
-            <w:r>
-              <w:rPr>
-                <w:b/>
-                <w:sz w:val="13"/>
-                <w:szCs w:val="13"/>
-              </w:rPr>
-              <w:t>HC AI R</w:t>
-            </w:r>
-          </w:p>
-        </w:tc>
-        <w:tc>
-          <w:tcPr>
-            <w:tcW w:w="35.71pt" w:type="dxa"/>
-          </w:tcPr>
-          <w:p>
-            <w:pPr>
-              <w:pStyle w:val="tablecolhead"/>
-            </w:pPr>
-            <w:r>
-              <w:rPr>
-                <w:b/>
-                <w:sz w:val="13"/>
-                <w:szCs w:val="13"/>
-              </w:rPr>
-              <w:t>Review</w:t>
-            </w:r>
-          </w:p>
-        </w:tc>
-        <w:tc>
-          <w:tcPr>
-            <w:tcW w:w="35.71pt" w:type="dxa"/>
-          </w:tcPr>
-          <w:p>
-            <w:pPr>
-              <w:pStyle w:val="tablecolhead"/>
-            </w:pPr>
-            <w:r>
-              <w:rPr>
-                <w:b/>
-                <w:sz w:val="13"/>
-                <w:szCs w:val="13"/>
-              </w:rPr>
-              <w:t>Cov.</w:t>
-            </w:r>
-          </w:p>
-        </w:tc>
-        <w:tc>
-          <w:tcPr>
-            <w:tcW w:w="35.71pt" w:type="dxa"/>
-          </w:tcPr>
-          <w:p>
-            <w:pPr>
-              <w:pStyle w:val="tablecolhead"/>
-            </w:pPr>
-            <w:r>
-              <w:rPr>
-                <w:b/>
-                <w:sz w:val="13"/>
-                <w:szCs w:val="13"/>
-              </w:rPr>
-              <w:t>Sel risk</w:t>
-            </w:r>
-          </w:p>
-        </w:tc>
-      </w:tr>
-      <w:tr>
-        <w:trPr>
-          <w:cantSplit/>
-        </w:trPr>
-        <w:tc>
-          <w:tcPr>
-            <w:tcW w:w="35.71pt" w:type="dxa"/>
-          </w:tcPr>
-          <w:p>
-            <w:pPr>
-              <w:pStyle w:val="tablecopy"/>
-            </w:pPr>
-            <w:r>
-              <w:rPr>
-                <w:sz w:val="13"/>
-                <w:szCs w:val="13"/>
-              </w:rPr>
-              <w:t>Topic</w:t>
-            </w:r>
-          </w:p>
-        </w:tc>
-        <w:tc>
-          <w:tcPr>
-            <w:tcW w:w="35.71pt" w:type="dxa"/>
-          </w:tcPr>
-          <w:p>
-            <w:pPr>
-              <w:pStyle w:val="tablecopy"/>
-            </w:pPr>
-            <w:r>
-              <w:rPr>
-                <w:sz w:val="13"/>
-                <w:szCs w:val="13"/>
-              </w:rPr>
-              <w:t>0.0000</w:t>
-            </w:r>
-          </w:p>
-        </w:tc>
-        <w:tc>
-          <w:tcPr>
-            <w:tcW w:w="35.71pt" w:type="dxa"/>
-          </w:tcPr>
-          <w:p>
-            <w:pPr>
-              <w:pStyle w:val="tablecopy"/>
-            </w:pPr>
-            <w:r>
-              <w:rPr>
-                <w:sz w:val="13"/>
-                <w:szCs w:val="13"/>
-              </w:rPr>
-              <w:t>0.0000</w:t>
-            </w:r>
-          </w:p>
-        </w:tc>
-        <w:tc>
-          <w:tcPr>
-            <w:tcW w:w="35.71pt" w:type="dxa"/>
-          </w:tcPr>
-          <w:p>
-            <w:pPr>
-              <w:pStyle w:val="tablecopy"/>
-            </w:pPr>
-            <w:r>
-              <w:rPr>
-                <w:sz w:val="13"/>
-                <w:szCs w:val="13"/>
-              </w:rPr>
-              <w:t>0.1333</w:t>
-            </w:r>
-          </w:p>
-        </w:tc>
-        <w:tc>
-          <w:tcPr>
-            <w:tcW w:w="35.71pt" w:type="dxa"/>
-          </w:tcPr>
-          <w:p>
-            <w:pPr>
-              <w:pStyle w:val="tablecopy"/>
-            </w:pPr>
-            <w:r>
-              <w:rPr>
-                <w:sz w:val="13"/>
-                <w:szCs w:val="13"/>
-              </w:rPr>
-              <w:t>0.0975</w:t>
-            </w:r>
-          </w:p>
-        </w:tc>
-        <w:tc>
-          <w:tcPr>
-            <w:tcW w:w="35.71pt" w:type="dxa"/>
-          </w:tcPr>
-          <w:p>
-            <w:pPr>
-              <w:pStyle w:val="tablecopy"/>
-            </w:pPr>
-            <w:r>
-              <w:rPr>
-                <w:sz w:val="13"/>
-                <w:szCs w:val="13"/>
-              </w:rPr>
-              <w:t>0.9025</w:t>
-            </w:r>
-          </w:p>
-        </w:tc>
-        <w:tc>
-          <w:tcPr>
-            <w:tcW w:w="35.71pt" w:type="dxa"/>
-          </w:tcPr>
-          <w:p>
-            <w:pPr>
-              <w:pStyle w:val="tablecopy"/>
-            </w:pPr>
-            <w:r>
-              <w:rPr>
-                <w:sz w:val="13"/>
-                <w:szCs w:val="13"/>
-              </w:rPr>
-              <w:t>0.4007</w:t>
-            </w:r>
-          </w:p>
-        </w:tc>
-      </w:tr>
-      <w:tr>
-        <w:trPr>
-          <w:cantSplit/>
-        </w:trPr>
-        <w:tc>
-          <w:tcPr>
-            <w:tcW w:w="35.71pt" w:type="dxa"/>
-          </w:tcPr>
-          <w:p>
-            <w:pPr>
-              <w:pStyle w:val="tablecopy"/>
-            </w:pPr>
-            <w:r>
-              <w:rPr>
-                <w:sz w:val="13"/>
-                <w:szCs w:val="13"/>
-              </w:rPr>
-              <w:t>GPT-wiki</w:t>
-            </w:r>
-          </w:p>
-        </w:tc>
-        <w:tc>
-          <w:tcPr>
-            <w:tcW w:w="35.71pt" w:type="dxa"/>
-          </w:tcPr>
-          <w:p>
-            <w:pPr>
-              <w:pStyle w:val="tablecopy"/>
-            </w:pPr>
-            <w:r>
-              <w:rPr>
-                <w:sz w:val="13"/>
-                <w:szCs w:val="13"/>
-              </w:rPr>
-              <w:t>0.0086</w:t>
-            </w:r>
-          </w:p>
-        </w:tc>
-        <w:tc>
-          <w:tcPr>
-            <w:tcW w:w="35.71pt" w:type="dxa"/>
-          </w:tcPr>
-          <w:p>
-            <w:pPr>
-              <w:pStyle w:val="tablecopy"/>
-            </w:pPr>
-            <w:r>
-              <w:rPr>
-                <w:sz w:val="13"/>
-                <w:szCs w:val="13"/>
-              </w:rPr>
-              <w:t>0.0006</w:t>
-            </w:r>
-          </w:p>
-        </w:tc>
-        <w:tc>
-          <w:tcPr>
-            <w:tcW w:w="35.71pt" w:type="dxa"/>
-          </w:tcPr>
-          <w:p>
-            <w:pPr>
-              <w:pStyle w:val="tablecopy"/>
-            </w:pPr>
-            <w:r>
-              <w:rPr>
-                <w:sz w:val="13"/>
-                <w:szCs w:val="13"/>
-              </w:rPr>
-              <w:t>0.0282</w:t>
-            </w:r>
-          </w:p>
-        </w:tc>
-        <w:tc>
-          <w:tcPr>
-            <w:tcW w:w="35.71pt" w:type="dxa"/>
-          </w:tcPr>
-          <w:p>
-            <w:pPr>
-              <w:pStyle w:val="tablecopy"/>
-            </w:pPr>
-            <w:r>
-              <w:rPr>
-                <w:sz w:val="13"/>
-                <w:szCs w:val="13"/>
-              </w:rPr>
-              <w:t>0.0392</w:t>
-            </w:r>
-          </w:p>
-        </w:tc>
-        <w:tc>
-          <w:tcPr>
-            <w:tcW w:w="35.71pt" w:type="dxa"/>
-          </w:tcPr>
-          <w:p>
-            <w:pPr>
-              <w:pStyle w:val="tablecopy"/>
-            </w:pPr>
-            <w:r>
-              <w:rPr>
-                <w:sz w:val="13"/>
-                <w:szCs w:val="13"/>
-              </w:rPr>
-              <w:t>0.9608</w:t>
-            </w:r>
-          </w:p>
-        </w:tc>
-        <w:tc>
-          <w:tcPr>
-            <w:tcW w:w="35.71pt" w:type="dxa"/>
-          </w:tcPr>
-          <w:p>
-            <w:pPr>
-              <w:pStyle w:val="tablecopy"/>
-            </w:pPr>
-            <w:r>
-              <w:rPr>
-                <w:sz w:val="13"/>
-                <w:szCs w:val="13"/>
-              </w:rPr>
-              <w:t>0.4694</w:t>
-            </w:r>
-          </w:p>
-        </w:tc>
-      </w:tr>
-      <w:tr>
-        <w:trPr>
-          <w:cantSplit/>
-        </w:trPr>
-        <w:tc>
-          <w:tcPr>
-            <w:tcW w:w="35.71pt" w:type="dxa"/>
-          </w:tcPr>
-          <w:p>
-            <w:pPr>
-              <w:pStyle w:val="tablecopy"/>
-            </w:pPr>
-            <w:r>
-              <w:rPr>
-                <w:sz w:val="13"/>
-                <w:szCs w:val="13"/>
-              </w:rPr>
-              <w:t>ICNALE</w:t>
-            </w:r>
-          </w:p>
-        </w:tc>
-        <w:tc>
-          <w:tcPr>
-            <w:tcW w:w="35.71pt" w:type="dxa"/>
-          </w:tcPr>
-          <w:p>
-            <w:pPr>
-              <w:pStyle w:val="tablecopy"/>
-            </w:pPr>
-            <w:r>
-              <w:rPr>
-                <w:sz w:val="13"/>
-                <w:szCs w:val="13"/>
-              </w:rPr>
-              <w:t>0.0305</w:t>
-            </w:r>
-          </w:p>
-        </w:tc>
-        <w:tc>
-          <w:tcPr>
-            <w:tcW w:w="35.71pt" w:type="dxa"/>
-          </w:tcPr>
-          <w:p>
-            <w:pPr>
-              <w:pStyle w:val="tablecopy"/>
-            </w:pPr>
-            <w:r>
-              <w:rPr>
-                <w:sz w:val="13"/>
-                <w:szCs w:val="13"/>
-              </w:rPr>
-              <w:t>0.0081</w:t>
-            </w:r>
-          </w:p>
-        </w:tc>
-        <w:tc>
-          <w:tcPr>
-            <w:tcW w:w="35.71pt" w:type="dxa"/>
-          </w:tcPr>
-          <w:p>
-            <w:pPr>
-              <w:pStyle w:val="tablecopy"/>
-            </w:pPr>
-            <w:r>
-              <w:rPr>
-                <w:sz w:val="13"/>
-                <w:szCs w:val="13"/>
-              </w:rPr>
-              <w:t/>
-            </w:r>
-          </w:p>
-        </w:tc>
-        <w:tc>
-          <w:tcPr>
-            <w:tcW w:w="35.71pt" w:type="dxa"/>
-          </w:tcPr>
-          <w:p>
-            <w:pPr>
-              <w:pStyle w:val="tablecopy"/>
-            </w:pPr>
-            <w:r>
-              <w:rPr>
-                <w:sz w:val="13"/>
-                <w:szCs w:val="13"/>
-              </w:rPr>
-              <w:t>0.0225</w:t>
-            </w:r>
-          </w:p>
-        </w:tc>
-        <w:tc>
-          <w:tcPr>
-            <w:tcW w:w="35.71pt" w:type="dxa"/>
-          </w:tcPr>
-          <w:p>
-            <w:pPr>
-              <w:pStyle w:val="tablecopy"/>
-            </w:pPr>
-            <w:r>
-              <w:rPr>
-                <w:sz w:val="13"/>
-                <w:szCs w:val="13"/>
-              </w:rPr>
-              <w:t>0.9775</w:t>
-            </w:r>
-          </w:p>
-        </w:tc>
-        <w:tc>
-          <w:tcPr>
-            <w:tcW w:w="35.71pt" w:type="dxa"/>
-          </w:tcPr>
-          <w:p>
-            <w:pPr>
-              <w:pStyle w:val="tablecopy"/>
-            </w:pPr>
-            <w:r>
-              <w:rPr>
-                <w:sz w:val="13"/>
-                <w:szCs w:val="13"/>
-              </w:rPr>
-              <w:t>0.0083</w:t>
-            </w:r>
-          </w:p>
-        </w:tc>
-      </w:tr>
-    </w:tbl>
-    <w:p>
-      <w:pPr>
-        <w:pStyle w:val="BodyText"/>
-      </w:pPr>
-      <w:r>
-        <w:t>The selected model is the word+character+statistics logistic-regression variant. On the topic-held-out test set, the high-confidence threshold preserves zero observed human false positives and labels 13.33 percent of AI texts as high-confidence AI. On the full GPT-wiki-intro out-of-domain set, the default-threshold FPR is 0.86 percent and high-confidence FPR is 0.058 percent, with bootstrap 95 percent CI from 0.020 to 0.111 percent. The cost is low high-confidence AI recall: 2.82 percent on GPT-wiki-intro, with bootstrap 95 percent CI from 2.36 to 2.97 percent. On the ICNALE fairness audit, high-confidence FPR is 0.81 percent, with bootstrap 95 percent CI from 0.58 to 1.05 percent.</w:t>
-      </w:r>
-    </w:p>
-    <w:p>
-      <w:pPr>
-        <w:pStyle w:val="BodyText"/>
-      </w:pPr>
-      <w:r>
-        <w:t>Figure 1 shows the model-family trade-off between high-confidence AI recall and high-confidence human false positives.</w:t>
-      </w:r>
-    </w:p>
-    <w:p>
-      <w:pPr>
-        <w:keepNext/>
-        <w:keepLines/>
-        <w:jc w:val="center"/>
-        <w:spacing w:before="4pt" w:after="2pt"/>
-        <w:ind w:firstLine="0pt"/>
-      </w:pPr>
-      <w:r>
-        <w:drawing>
-          <wp:inline distT="0" distB="0" distL="0" distR="0">
-            <wp:extent cx="3063240" cy="2017822"/>
-            <wp:effectExtent l="0" t="0" r="0" b="0"/>
-            <wp:docPr id="1001" name="paper_figure_1.png" descr="FIGURE 1. Fairness-constrained sparse model trade-off under the revised paper-study protocol."/>
-            <wp:cNvGraphicFramePr>
-              <a:graphicFrameLocks noChangeAspect="1"/>
-            </wp:cNvGraphicFramePr>
-            <a:graphic>
-              <a:graphicData uri="http://schemas.openxmlformats.org/drawingml/2006/picture">
-                <pic:pic>
-                  <pic:nvPicPr>
-                    <pic:cNvPr id="0" name="paper_figure_1.png" descr="FIGURE 1. Fairness-constrained sparse model trade-off under the revised paper-study protocol."/>
-                    <pic:cNvPicPr/>
-                  </pic:nvPicPr>
-                  <pic:blipFill>
-                    <a:blip r:embed="rIdFigure1"/>
-                    <a:stretch>
-                      <a:fillRect/>
-                    </a:stretch>
-                  </pic:blipFill>
-                  <pic:spPr>
-                    <a:xfrm>
-                      <a:off x="0" y="0"/>
-                      <a:ext cx="3063240" cy="2017822"/>
-                    </a:xfrm>
-                    <a:prstGeom prst="rect">
-                      <a:avLst/>
-                    </a:prstGeom>
-                  </pic:spPr>
-                </pic:pic>
-              </a:graphicData>
-            </a:graphic>
-          </wp:inline>
-        </w:drawing>
-      </w:r>
-    </w:p>
-    <w:p>
-      <w:pPr>
-        <w:pStyle w:val="BodyText"/>
-        <w:jc w:val="center"/>
-        <w:keepLines/>
-        <w:spacing w:before="0pt" w:after="6pt"/>
-        <w:ind w:firstLine="0pt"/>
-      </w:pPr>
-      <w:r>
-        <w:rPr>
-          <w:i/>
-          <w:sz w:val="14"/>
-          <w:szCs w:val="14"/>
-        </w:rPr>
-        <w:t>FIGURE 1. Fairness-constrained sparse model trade-off under the revised paper-study protocol.</w:t>
-      </w:r>
-    </w:p>
-    <w:p>
-      <w:pPr>
-        <w:pStyle w:val="BodyText"/>
-        <w:keepNext/>
-      </w:pPr>
-      <w:r>
-        <w:t>TABLE II reports the learned selective thresholds and calibration outcomes for each sparse model family.</w:t>
-      </w:r>
-    </w:p>
-    <w:tbl>
-      <w:tblPr>
-        <w:tblW w:w="250pt" w:type="dxa"/>
-        <w:tblLayout w:type="fixed"/>
-        <w:tblBorders>
-          <w:top w:val="single" w:sz="4" w:space="0" w:color="auto"/>
-          <w:left w:val="single" w:sz="4" w:space="0" w:color="auto"/>
-          <w:bottom w:val="single" w:sz="4" w:space="0" w:color="auto"/>
-          <w:right w:val="single" w:sz="4" w:space="0" w:color="auto"/>
-          <w:insideH w:val="single" w:sz="4" w:space="0" w:color="auto"/>
-          <w:insideV w:val="single" w:sz="4" w:space="0" w:color="auto"/>
-        </w:tblBorders>
-      </w:tblPr>
-      <w:tblGrid>
-        <w:gridCol w:w="34.00pt"/>
-        <w:gridCol w:w="34.00pt"/>
-        <w:gridCol w:w="34.00pt"/>
-        <w:gridCol w:w="34.00pt"/>
-        <w:gridCol w:w="34.00pt"/>
-        <w:gridCol w:w="34.00pt"/>
-        <w:gridCol w:w="34.00pt"/>
-        <w:gridCol w:w="34.00pt"/>
-      </w:tblGrid>
-      <w:tr>
-        <w:trPr>
-          <w:cantSplit/>
-        </w:trPr>
-        <w:tc>
-          <w:tcPr>
-            <w:tcW w:w="34.00pt" w:type="dxa"/>
-          </w:tcPr>
-          <w:p>
-            <w:pPr>
-              <w:pStyle w:val="tablecolhead"/>
-            </w:pPr>
-            <w:r>
-              <w:rPr>
-                <w:b/>
-                <w:sz w:val="13"/>
-                <w:szCs w:val="13"/>
-              </w:rPr>
-              <w:t>Model</w:t>
-            </w:r>
-          </w:p>
-        </w:tc>
-        <w:tc>
-          <w:tcPr>
-            <w:tcW w:w="34.00pt" w:type="dxa"/>
-          </w:tcPr>
-          <w:p>
-            <w:pPr>
-              <w:pStyle w:val="tablecolhead"/>
-            </w:pPr>
-            <w:r>
-              <w:rPr>
-                <w:b/>
-                <w:sz w:val="13"/>
-                <w:szCs w:val="13"/>
-              </w:rPr>
-              <w:t>Low t</w:t>
-            </w:r>
-          </w:p>
-        </w:tc>
-        <w:tc>
-          <w:tcPr>
-            <w:tcW w:w="34.00pt" w:type="dxa"/>
-          </w:tcPr>
-          <w:p>
-            <w:pPr>
-              <w:pStyle w:val="tablecolhead"/>
-            </w:pPr>
-            <w:r>
-              <w:rPr>
-                <w:b/>
-                <w:sz w:val="13"/>
-                <w:szCs w:val="13"/>
-              </w:rPr>
-              <w:t>High t</w:t>
-            </w:r>
-          </w:p>
-        </w:tc>
-        <w:tc>
-          <w:tcPr>
-            <w:tcW w:w="34.00pt" w:type="dxa"/>
-          </w:tcPr>
-          <w:p>
-            <w:pPr>
-              <w:pStyle w:val="tablecolhead"/>
-            </w:pPr>
-            <w:r>
-              <w:rPr>
-                <w:b/>
-                <w:sz w:val="13"/>
-                <w:szCs w:val="13"/>
-              </w:rPr>
-              <w:t>Cal FPR</w:t>
-            </w:r>
-          </w:p>
-        </w:tc>
-        <w:tc>
-          <w:tcPr>
-            <w:tcW w:w="34.00pt" w:type="dxa"/>
-          </w:tcPr>
-          <w:p>
-            <w:pPr>
-              <w:pStyle w:val="tablecolhead"/>
-            </w:pPr>
-            <w:r>
-              <w:rPr>
-                <w:b/>
-                <w:sz w:val="13"/>
-                <w:szCs w:val="13"/>
-              </w:rPr>
-              <w:t>Lrn FPR</w:t>
-            </w:r>
-          </w:p>
-        </w:tc>
-        <w:tc>
-          <w:tcPr>
-            <w:tcW w:w="34.00pt" w:type="dxa"/>
-          </w:tcPr>
-          <w:p>
-            <w:pPr>
-              <w:pStyle w:val="tablecolhead"/>
-            </w:pPr>
-            <w:r>
-              <w:rPr>
-                <w:b/>
-                <w:sz w:val="13"/>
-                <w:szCs w:val="13"/>
-              </w:rPr>
-              <w:t>Val AI R</w:t>
-            </w:r>
-          </w:p>
-        </w:tc>
-        <w:tc>
-          <w:tcPr>
-            <w:tcW w:w="34.00pt" w:type="dxa"/>
-          </w:tcPr>
-          <w:p>
-            <w:pPr>
-              <w:pStyle w:val="tablecolhead"/>
-            </w:pPr>
-            <w:r>
-              <w:rPr>
-                <w:b/>
-                <w:sz w:val="13"/>
-                <w:szCs w:val="13"/>
-              </w:rPr>
-              <w:t>Review</w:t>
-            </w:r>
-          </w:p>
-        </w:tc>
-        <w:tc>
-          <w:tcPr>
-            <w:tcW w:w="34.00pt" w:type="dxa"/>
-          </w:tcPr>
-          <w:p>
-            <w:pPr>
-              <w:pStyle w:val="tablecolhead"/>
-            </w:pPr>
-            <w:r>
-              <w:rPr>
-                <w:b/>
-                <w:sz w:val="13"/>
-                <w:szCs w:val="13"/>
-              </w:rPr>
-              <w:t>Sel</w:t>
-            </w:r>
-          </w:p>
-        </w:tc>
-      </w:tr>
-      <w:tr>
-        <w:trPr>
-          <w:cantSplit/>
-        </w:trPr>
-        <w:tc>
-          <w:tcPr>
-            <w:tcW w:w="34.00pt" w:type="dxa"/>
-          </w:tcPr>
-          <w:p>
-            <w:pPr>
-              <w:pStyle w:val="tablecopy"/>
-            </w:pPr>
-            <w:r>
-              <w:rPr>
-                <w:sz w:val="13"/>
-                <w:szCs w:val="13"/>
-              </w:rPr>
-              <w:t>Alik. word</w:t>
-            </w:r>
-          </w:p>
-        </w:tc>
-        <w:tc>
-          <w:tcPr>
-            <w:tcW w:w="34.00pt" w:type="dxa"/>
-          </w:tcPr>
-          <w:p>
-            <w:pPr>
-              <w:pStyle w:val="tablecopy"/>
-            </w:pPr>
-            <w:r>
-              <w:rPr>
-                <w:sz w:val="13"/>
-                <w:szCs w:val="13"/>
-              </w:rPr>
-              <w:t>0.9077</w:t>
-            </w:r>
-          </w:p>
-        </w:tc>
-        <w:tc>
-          <w:tcPr>
-            <w:tcW w:w="34.00pt" w:type="dxa"/>
-          </w:tcPr>
-          <w:p>
-            <w:pPr>
-              <w:pStyle w:val="tablecopy"/>
-            </w:pPr>
-            <w:r>
-              <w:rPr>
-                <w:sz w:val="13"/>
-                <w:szCs w:val="13"/>
-              </w:rPr>
-              <w:t>0.9936</w:t>
-            </w:r>
-          </w:p>
-        </w:tc>
-        <w:tc>
-          <w:tcPr>
-            <w:tcW w:w="34.00pt" w:type="dxa"/>
-          </w:tcPr>
-          <w:p>
-            <w:pPr>
-              <w:pStyle w:val="tablecopy"/>
-            </w:pPr>
-            <w:r>
-              <w:rPr>
-                <w:sz w:val="13"/>
-                <w:szCs w:val="13"/>
-              </w:rPr>
-              <w:t>0.0037</w:t>
-            </w:r>
-          </w:p>
-        </w:tc>
-        <w:tc>
-          <w:tcPr>
-            <w:tcW w:w="34.00pt" w:type="dxa"/>
-          </w:tcPr>
-          <w:p>
-            <w:pPr>
-              <w:pStyle w:val="tablecopy"/>
-            </w:pPr>
-            <w:r>
-              <w:rPr>
-                <w:sz w:val="13"/>
-                <w:szCs w:val="13"/>
-              </w:rPr>
-              <w:t>0.0099</w:t>
-            </w:r>
-          </w:p>
-        </w:tc>
-        <w:tc>
-          <w:tcPr>
-            <w:tcW w:w="34.00pt" w:type="dxa"/>
-          </w:tcPr>
-          <w:p>
-            <w:pPr>
-              <w:pStyle w:val="tablecopy"/>
-            </w:pPr>
-            <w:r>
-              <w:rPr>
-                <w:sz w:val="13"/>
-                <w:szCs w:val="13"/>
-              </w:rPr>
-              <w:t>0.3679</w:t>
-            </w:r>
-          </w:p>
-        </w:tc>
-        <w:tc>
-          <w:tcPr>
-            <w:tcW w:w="34.00pt" w:type="dxa"/>
-          </w:tcPr>
-          <w:p>
-            <w:pPr>
-              <w:pStyle w:val="tablecopy"/>
-            </w:pPr>
-            <w:r>
-              <w:rPr>
-                <w:sz w:val="13"/>
-                <w:szCs w:val="13"/>
-              </w:rPr>
-              <w:t>0.1825</w:t>
-            </w:r>
-          </w:p>
-        </w:tc>
-        <w:tc>
-          <w:tcPr>
-            <w:tcW w:w="34.00pt" w:type="dxa"/>
-          </w:tcPr>
-          <w:p>
-            <w:pPr>
-              <w:pStyle w:val="tablecopy"/>
-            </w:pPr>
-            <w:r>
-              <w:rPr>
-                <w:sz w:val="13"/>
-                <w:szCs w:val="13"/>
-              </w:rPr>
-              <w:t>no</w:t>
-            </w:r>
-          </w:p>
-        </w:tc>
-      </w:tr>
-      <w:tr>
-        <w:trPr>
-          <w:cantSplit/>
-        </w:trPr>
-        <w:tc>
-          <w:tcPr>
-            <w:tcW w:w="34.00pt" w:type="dxa"/>
-          </w:tcPr>
-          <w:p>
-            <w:pPr>
-              <w:pStyle w:val="tablecopy"/>
-            </w:pPr>
-            <w:r>
-              <w:rPr>
-                <w:sz w:val="13"/>
-                <w:szCs w:val="13"/>
-              </w:rPr>
-              <w:t>W+C+S</w:t>
-            </w:r>
-          </w:p>
-        </w:tc>
-        <w:tc>
-          <w:tcPr>
-            <w:tcW w:w="34.00pt" w:type="dxa"/>
-          </w:tcPr>
-          <w:p>
-            <w:pPr>
-              <w:pStyle w:val="tablecopy"/>
-            </w:pPr>
-            <w:r>
-              <w:rPr>
-                <w:sz w:val="13"/>
-                <w:szCs w:val="13"/>
-              </w:rPr>
-              <w:t>0.9950</w:t>
-            </w:r>
-          </w:p>
-        </w:tc>
-        <w:tc>
-          <w:tcPr>
-            <w:tcW w:w="34.00pt" w:type="dxa"/>
-          </w:tcPr>
-          <w:p>
-            <w:pPr>
-              <w:pStyle w:val="tablecopy"/>
-            </w:pPr>
-            <w:r>
-              <w:rPr>
-                <w:sz w:val="13"/>
-                <w:szCs w:val="13"/>
-              </w:rPr>
-              <w:t>0.9991</w:t>
-            </w:r>
-          </w:p>
-        </w:tc>
-        <w:tc>
-          <w:tcPr>
-            <w:tcW w:w="34.00pt" w:type="dxa"/>
-          </w:tcPr>
-          <w:p>
-            <w:pPr>
-              <w:pStyle w:val="tablecopy"/>
-            </w:pPr>
-            <w:r>
-              <w:rPr>
-                <w:sz w:val="13"/>
-                <w:szCs w:val="13"/>
-              </w:rPr>
-              <w:t>0.0048</w:t>
-            </w:r>
-          </w:p>
-        </w:tc>
-        <w:tc>
-          <w:tcPr>
-            <w:tcW w:w="34.00pt" w:type="dxa"/>
-          </w:tcPr>
-          <w:p>
-            <w:pPr>
-              <w:pStyle w:val="tablecopy"/>
-            </w:pPr>
-            <w:r>
-              <w:rPr>
-                <w:sz w:val="13"/>
-                <w:szCs w:val="13"/>
-              </w:rPr>
-              <w:t>0.0099</w:t>
-            </w:r>
-          </w:p>
-        </w:tc>
-        <w:tc>
-          <w:tcPr>
-            <w:tcW w:w="34.00pt" w:type="dxa"/>
-          </w:tcPr>
-          <w:p>
-            <w:pPr>
-              <w:pStyle w:val="tablecopy"/>
-            </w:pPr>
-            <w:r>
-              <w:rPr>
-                <w:sz w:val="13"/>
-                <w:szCs w:val="13"/>
-              </w:rPr>
-              <w:t>0.5176</w:t>
-            </w:r>
-          </w:p>
-        </w:tc>
-        <w:tc>
-          <w:tcPr>
-            <w:tcW w:w="34.00pt" w:type="dxa"/>
-          </w:tcPr>
-          <w:p>
-            <w:pPr>
-              <w:pStyle w:val="tablecopy"/>
-            </w:pPr>
-            <w:r>
-              <w:rPr>
-                <w:sz w:val="13"/>
-                <w:szCs w:val="13"/>
-              </w:rPr>
-              <w:t>0.1059</w:t>
-            </w:r>
-          </w:p>
-        </w:tc>
-        <w:tc>
-          <w:tcPr>
-            <w:tcW w:w="34.00pt" w:type="dxa"/>
-          </w:tcPr>
-          <w:p>
-            <w:pPr>
-              <w:pStyle w:val="tablecopy"/>
-            </w:pPr>
-            <w:r>
-              <w:rPr>
-                <w:sz w:val="13"/>
-                <w:szCs w:val="13"/>
-              </w:rPr>
-              <w:t>yes</w:t>
-            </w:r>
-          </w:p>
-        </w:tc>
-      </w:tr>
-      <w:tr>
-        <w:trPr>
-          <w:cantSplit/>
-        </w:trPr>
-        <w:tc>
-          <w:tcPr>
-            <w:tcW w:w="34.00pt" w:type="dxa"/>
-          </w:tcPr>
-          <w:p>
-            <w:pPr>
-              <w:pStyle w:val="tablecopy"/>
-            </w:pPr>
-            <w:r>
-              <w:rPr>
-                <w:sz w:val="13"/>
-                <w:szCs w:val="13"/>
-              </w:rPr>
-              <w:t>No-char</w:t>
-            </w:r>
-          </w:p>
-        </w:tc>
-        <w:tc>
-          <w:tcPr>
-            <w:tcW w:w="34.00pt" w:type="dxa"/>
-          </w:tcPr>
-          <w:p>
-            <w:pPr>
-              <w:pStyle w:val="tablecopy"/>
-            </w:pPr>
-            <w:r>
-              <w:rPr>
-                <w:sz w:val="13"/>
-                <w:szCs w:val="13"/>
-              </w:rPr>
-              <w:t>0.9759</w:t>
-            </w:r>
-          </w:p>
-        </w:tc>
-        <w:tc>
-          <w:tcPr>
-            <w:tcW w:w="34.00pt" w:type="dxa"/>
-          </w:tcPr>
-          <w:p>
-            <w:pPr>
-              <w:pStyle w:val="tablecopy"/>
-            </w:pPr>
-            <w:r>
-              <w:rPr>
-                <w:sz w:val="13"/>
-                <w:szCs w:val="13"/>
-              </w:rPr>
-              <w:t>0.9978</w:t>
-            </w:r>
-          </w:p>
-        </w:tc>
-        <w:tc>
-          <w:tcPr>
-            <w:tcW w:w="34.00pt" w:type="dxa"/>
-          </w:tcPr>
-          <w:p>
-            <w:pPr>
-              <w:pStyle w:val="tablecopy"/>
-            </w:pPr>
-            <w:r>
-              <w:rPr>
-                <w:sz w:val="13"/>
-                <w:szCs w:val="13"/>
-              </w:rPr>
-              <w:t>0.0044</w:t>
-            </w:r>
-          </w:p>
-        </w:tc>
-        <w:tc>
-          <w:tcPr>
-            <w:tcW w:w="34.00pt" w:type="dxa"/>
-          </w:tcPr>
-          <w:p>
-            <w:pPr>
-              <w:pStyle w:val="tablecopy"/>
-            </w:pPr>
-            <w:r>
-              <w:rPr>
-                <w:sz w:val="13"/>
-                <w:szCs w:val="13"/>
-              </w:rPr>
-              <w:t>0.0099</w:t>
-            </w:r>
-          </w:p>
-        </w:tc>
-        <w:tc>
-          <w:tcPr>
-            <w:tcW w:w="34.00pt" w:type="dxa"/>
-          </w:tcPr>
-          <w:p>
-            <w:pPr>
-              <w:pStyle w:val="tablecopy"/>
-            </w:pPr>
-            <w:r>
-              <w:rPr>
-                <w:sz w:val="13"/>
-                <w:szCs w:val="13"/>
-              </w:rPr>
-              <w:t>0.4161</w:t>
-            </w:r>
-          </w:p>
-        </w:tc>
-        <w:tc>
-          <w:tcPr>
-            <w:tcW w:w="34.00pt" w:type="dxa"/>
-          </w:tcPr>
-          <w:p>
-            <w:pPr>
-              <w:pStyle w:val="tablecopy"/>
-            </w:pPr>
-            <w:r>
-              <w:rPr>
-                <w:sz w:val="13"/>
-                <w:szCs w:val="13"/>
-              </w:rPr>
-              <w:t>0.1593</w:t>
-            </w:r>
-          </w:p>
-        </w:tc>
-        <w:tc>
-          <w:tcPr>
-            <w:tcW w:w="34.00pt" w:type="dxa"/>
-          </w:tcPr>
-          <w:p>
-            <w:pPr>
-              <w:pStyle w:val="tablecopy"/>
-            </w:pPr>
-            <w:r>
-              <w:rPr>
-                <w:sz w:val="13"/>
-                <w:szCs w:val="13"/>
-              </w:rPr>
-              <w:t>no</w:t>
-            </w:r>
-          </w:p>
-        </w:tc>
-      </w:tr>
-      <w:tr>
-        <w:trPr>
-          <w:cantSplit/>
-        </w:trPr>
-        <w:tc>
-          <w:tcPr>
-            <w:tcW w:w="34.00pt" w:type="dxa"/>
-          </w:tcPr>
-          <w:p>
-            <w:pPr>
-              <w:pStyle w:val="tablecopy"/>
-            </w:pPr>
-            <w:r>
-              <w:rPr>
-                <w:sz w:val="13"/>
-                <w:szCs w:val="13"/>
-              </w:rPr>
-              <w:t>Stats</w:t>
-            </w:r>
-          </w:p>
-        </w:tc>
-        <w:tc>
-          <w:tcPr>
-            <w:tcW w:w="34.00pt" w:type="dxa"/>
-          </w:tcPr>
-          <w:p>
-            <w:pPr>
-              <w:pStyle w:val="tablecopy"/>
-            </w:pPr>
-            <w:r>
-              <w:rPr>
-                <w:sz w:val="13"/>
-                <w:szCs w:val="13"/>
-              </w:rPr>
-              <w:t>0.9905</w:t>
-            </w:r>
-          </w:p>
-        </w:tc>
-        <w:tc>
-          <w:tcPr>
-            <w:tcW w:w="34.00pt" w:type="dxa"/>
-          </w:tcPr>
-          <w:p>
-            <w:pPr>
-              <w:pStyle w:val="tablecopy"/>
-            </w:pPr>
-            <w:r>
-              <w:rPr>
-                <w:sz w:val="13"/>
-                <w:szCs w:val="13"/>
-              </w:rPr>
-              <w:t>0.9917</w:t>
-            </w:r>
-          </w:p>
-        </w:tc>
-        <w:tc>
-          <w:tcPr>
-            <w:tcW w:w="34.00pt" w:type="dxa"/>
-          </w:tcPr>
-          <w:p>
-            <w:pPr>
-              <w:pStyle w:val="tablecopy"/>
-            </w:pPr>
-            <w:r>
-              <w:rPr>
-                <w:sz w:val="13"/>
-                <w:szCs w:val="13"/>
-              </w:rPr>
-              <w:t>0.0095</w:t>
-            </w:r>
-          </w:p>
-        </w:tc>
-        <w:tc>
-          <w:tcPr>
-            <w:tcW w:w="34.00pt" w:type="dxa"/>
-          </w:tcPr>
-          <w:p>
-            <w:pPr>
-              <w:pStyle w:val="tablecopy"/>
-            </w:pPr>
-            <w:r>
-              <w:rPr>
-                <w:sz w:val="13"/>
-                <w:szCs w:val="13"/>
-              </w:rPr>
-              <w:t>0.0099</w:t>
-            </w:r>
-          </w:p>
-        </w:tc>
-        <w:tc>
-          <w:tcPr>
-            <w:tcW w:w="34.00pt" w:type="dxa"/>
-          </w:tcPr>
-          <w:p>
-            <w:pPr>
-              <w:pStyle w:val="tablecopy"/>
-            </w:pPr>
-            <w:r>
-              <w:rPr>
-                <w:sz w:val="13"/>
-                <w:szCs w:val="13"/>
-              </w:rPr>
-              <w:t>0.1720</w:t>
-            </w:r>
-          </w:p>
-        </w:tc>
-        <w:tc>
-          <w:tcPr>
-            <w:tcW w:w="34.00pt" w:type="dxa"/>
-          </w:tcPr>
-          <w:p>
-            <w:pPr>
-              <w:pStyle w:val="tablecopy"/>
-            </w:pPr>
-            <w:r>
-              <w:rPr>
-                <w:sz w:val="13"/>
-                <w:szCs w:val="13"/>
-              </w:rPr>
-              <w:t>0.0083</w:t>
-            </w:r>
-          </w:p>
-        </w:tc>
-        <w:tc>
-          <w:tcPr>
-            <w:tcW w:w="34.00pt" w:type="dxa"/>
-          </w:tcPr>
-          <w:p>
-            <w:pPr>
-              <w:pStyle w:val="tablecopy"/>
-            </w:pPr>
-            <w:r>
-              <w:rPr>
-                <w:sz w:val="13"/>
-                <w:szCs w:val="13"/>
-              </w:rPr>
-              <w:t>no</w:t>
-            </w:r>
-          </w:p>
-        </w:tc>
-      </w:tr>
-      <w:tr>
-        <w:trPr>
-          <w:cantSplit/>
-        </w:trPr>
-        <w:tc>
-          <w:tcPr>
-            <w:tcW w:w="34.00pt" w:type="dxa"/>
-          </w:tcPr>
-          <w:p>
-            <w:pPr>
-              <w:pStyle w:val="tablecopy"/>
-            </w:pPr>
-            <w:r>
-              <w:rPr>
-                <w:sz w:val="13"/>
-                <w:szCs w:val="13"/>
-              </w:rPr>
-              <w:t>Word</w:t>
-            </w:r>
-          </w:p>
-        </w:tc>
-        <w:tc>
-          <w:tcPr>
-            <w:tcW w:w="34.00pt" w:type="dxa"/>
-          </w:tcPr>
-          <w:p>
-            <w:pPr>
-              <w:pStyle w:val="tablecopy"/>
-            </w:pPr>
-            <w:r>
-              <w:rPr>
-                <w:sz w:val="13"/>
-                <w:szCs w:val="13"/>
-              </w:rPr>
-              <w:t>0.9077</w:t>
-            </w:r>
-          </w:p>
-        </w:tc>
-        <w:tc>
-          <w:tcPr>
-            <w:tcW w:w="34.00pt" w:type="dxa"/>
-          </w:tcPr>
-          <w:p>
-            <w:pPr>
-              <w:pStyle w:val="tablecopy"/>
-            </w:pPr>
-            <w:r>
-              <w:rPr>
-                <w:sz w:val="13"/>
-                <w:szCs w:val="13"/>
-              </w:rPr>
-              <w:t>0.9936</w:t>
-            </w:r>
-          </w:p>
-        </w:tc>
-        <w:tc>
-          <w:tcPr>
-            <w:tcW w:w="34.00pt" w:type="dxa"/>
-          </w:tcPr>
-          <w:p>
-            <w:pPr>
-              <w:pStyle w:val="tablecopy"/>
-            </w:pPr>
-            <w:r>
-              <w:rPr>
-                <w:sz w:val="13"/>
-                <w:szCs w:val="13"/>
-              </w:rPr>
-              <w:t>0.0037</w:t>
-            </w:r>
-          </w:p>
-        </w:tc>
-        <w:tc>
-          <w:tcPr>
-            <w:tcW w:w="34.00pt" w:type="dxa"/>
-          </w:tcPr>
-          <w:p>
-            <w:pPr>
-              <w:pStyle w:val="tablecopy"/>
-            </w:pPr>
-            <w:r>
-              <w:rPr>
-                <w:sz w:val="13"/>
-                <w:szCs w:val="13"/>
-              </w:rPr>
-              <w:t>0.0099</w:t>
-            </w:r>
-          </w:p>
-        </w:tc>
-        <w:tc>
-          <w:tcPr>
-            <w:tcW w:w="34.00pt" w:type="dxa"/>
-          </w:tcPr>
-          <w:p>
-            <w:pPr>
-              <w:pStyle w:val="tablecopy"/>
-            </w:pPr>
-            <w:r>
-              <w:rPr>
-                <w:sz w:val="13"/>
-                <w:szCs w:val="13"/>
-              </w:rPr>
-              <w:t>0.3679</w:t>
-            </w:r>
-          </w:p>
-        </w:tc>
-        <w:tc>
-          <w:tcPr>
-            <w:tcW w:w="34.00pt" w:type="dxa"/>
-          </w:tcPr>
-          <w:p>
-            <w:pPr>
-              <w:pStyle w:val="tablecopy"/>
-            </w:pPr>
-            <w:r>
-              <w:rPr>
-                <w:sz w:val="13"/>
-                <w:szCs w:val="13"/>
-              </w:rPr>
-              <w:t>0.1825</w:t>
-            </w:r>
-          </w:p>
-        </w:tc>
-        <w:tc>
-          <w:tcPr>
-            <w:tcW w:w="34.00pt" w:type="dxa"/>
-          </w:tcPr>
-          <w:p>
-            <w:pPr>
-              <w:pStyle w:val="tablecopy"/>
-            </w:pPr>
-            <w:r>
-              <w:rPr>
-                <w:sz w:val="13"/>
-                <w:szCs w:val="13"/>
-              </w:rPr>
-              <w:t>no</w:t>
-            </w:r>
-          </w:p>
-        </w:tc>
-      </w:tr>
-      <w:tr>
-        <w:trPr>
-          <w:cantSplit/>
-        </w:trPr>
-        <w:tc>
-          <w:tcPr>
-            <w:tcW w:w="34.00pt" w:type="dxa"/>
-          </w:tcPr>
-          <w:p>
-            <w:pPr>
-              <w:pStyle w:val="tablecopy"/>
-            </w:pPr>
-            <w:r>
-              <w:rPr>
-                <w:sz w:val="13"/>
-                <w:szCs w:val="13"/>
-              </w:rPr>
-              <w:t>Char-cap</w:t>
-            </w:r>
-          </w:p>
-        </w:tc>
-        <w:tc>
-          <w:tcPr>
-            <w:tcW w:w="34.00pt" w:type="dxa"/>
-          </w:tcPr>
-          <w:p>
-            <w:pPr>
-              <w:pStyle w:val="tablecopy"/>
-            </w:pPr>
-            <w:r>
-              <w:rPr>
-                <w:sz w:val="13"/>
-                <w:szCs w:val="13"/>
-              </w:rPr>
-              <w:t>0.9976</w:t>
-            </w:r>
-          </w:p>
-        </w:tc>
-        <w:tc>
-          <w:tcPr>
-            <w:tcW w:w="34.00pt" w:type="dxa"/>
-          </w:tcPr>
-          <w:p>
-            <w:pPr>
-              <w:pStyle w:val="tablecopy"/>
-            </w:pPr>
-            <w:r>
-              <w:rPr>
-                <w:sz w:val="13"/>
-                <w:szCs w:val="13"/>
-              </w:rPr>
-              <w:t>0.9995</w:t>
-            </w:r>
-          </w:p>
-        </w:tc>
-        <w:tc>
-          <w:tcPr>
-            <w:tcW w:w="34.00pt" w:type="dxa"/>
-          </w:tcPr>
-          <w:p>
-            <w:pPr>
-              <w:pStyle w:val="tablecopy"/>
-            </w:pPr>
-            <w:r>
-              <w:rPr>
-                <w:sz w:val="13"/>
-                <w:szCs w:val="13"/>
-              </w:rPr>
-              <w:t>0.0047</w:t>
-            </w:r>
-          </w:p>
-        </w:tc>
-        <w:tc>
-          <w:tcPr>
-            <w:tcW w:w="34.00pt" w:type="dxa"/>
-          </w:tcPr>
-          <w:p>
-            <w:pPr>
-              <w:pStyle w:val="tablecopy"/>
-            </w:pPr>
-            <w:r>
-              <w:rPr>
-                <w:sz w:val="13"/>
-                <w:szCs w:val="13"/>
-              </w:rPr>
-              <w:t>0.0099</w:t>
-            </w:r>
-          </w:p>
-        </w:tc>
-        <w:tc>
-          <w:tcPr>
-            <w:tcW w:w="34.00pt" w:type="dxa"/>
-          </w:tcPr>
-          <w:p>
-            <w:pPr>
-              <w:pStyle w:val="tablecopy"/>
-            </w:pPr>
-            <w:r>
-              <w:rPr>
-                <w:sz w:val="13"/>
-                <w:szCs w:val="13"/>
-              </w:rPr>
-              <w:t>0.4680</w:t>
-            </w:r>
-          </w:p>
-        </w:tc>
-        <w:tc>
-          <w:tcPr>
-            <w:tcW w:w="34.00pt" w:type="dxa"/>
-          </w:tcPr>
-          <w:p>
-            <w:pPr>
-              <w:pStyle w:val="tablecopy"/>
-            </w:pPr>
-            <w:r>
-              <w:rPr>
-                <w:sz w:val="13"/>
-                <w:szCs w:val="13"/>
-              </w:rPr>
-              <w:t>0.0935</w:t>
-            </w:r>
-          </w:p>
-        </w:tc>
-        <w:tc>
-          <w:tcPr>
-            <w:tcW w:w="34.00pt" w:type="dxa"/>
-          </w:tcPr>
-          <w:p>
-            <w:pPr>
-              <w:pStyle w:val="tablecopy"/>
-            </w:pPr>
-            <w:r>
-              <w:rPr>
-                <w:sz w:val="13"/>
-                <w:szCs w:val="13"/>
-              </w:rPr>
-              <w:t>no</w:t>
-            </w:r>
-          </w:p>
-        </w:tc>
-      </w:tr>
-    </w:tbl>
-    <w:p>
-      <w:pPr>
-        <w:pStyle w:val="BodyText"/>
-      </w:pPr>
-      <w:r>
-        <w:t>All reported sparse variants satisfy the pooled-human and learner-human calibration constraints. The selected word+character+statistics model has the highest validation high-confidence AI recall among constrained variants, 51.76 percent, with pooled calibration FPR of 0.48 percent and learner calibration FPR of 0.99 percent. This selection rule favors safer high-confidence decisions over raw recall.</w:t>
-      </w:r>
-    </w:p>
-    <w:p>
-      <w:pPr>
-        <w:pStyle w:val="BodyText"/>
-        <w:keepNext/>
-      </w:pPr>
-      <w:r>
-        <w:t>TABLE III reports leave-one-HC3-source-out robustness for the word+character+statistics model. These results test whether the detector has learned general authorship signals or source-specific artifacts.</w:t>
+        <w:t>TABLE I summarizes the processed datasets used in the current experiments. All counts come from the saved `data_profile.json` artifact.</w:t>
       </w:r>
     </w:p>
     <w:tbl>
@@ -2058,7 +252,7 @@
                 <w:sz w:val="13"/>
                 <w:szCs w:val="13"/>
               </w:rPr>
-              <w:t>Held out</w:t>
+              <w:t>Dataset</w:t>
             </w:r>
           </w:p>
         </w:tc>
@@ -2076,7 +270,7 @@
                 <w:sz w:val="13"/>
                 <w:szCs w:val="13"/>
               </w:rPr>
-              <w:t>n</w:t>
+              <w:t>Role</w:t>
             </w:r>
           </w:p>
         </w:tc>
@@ -2094,7 +288,7 @@
                 <w:sz w:val="13"/>
                 <w:szCs w:val="13"/>
               </w:rPr>
-              <w:t>F1</w:t>
+              <w:t>Rows</w:t>
             </w:r>
           </w:p>
         </w:tc>
@@ -2112,7 +306,7 @@
                 <w:sz w:val="13"/>
                 <w:szCs w:val="13"/>
               </w:rPr>
-              <w:t>FPR</w:t>
+              <w:t>Human</w:t>
             </w:r>
           </w:p>
         </w:tc>
@@ -2130,7 +324,7 @@
                 <w:sz w:val="13"/>
                 <w:szCs w:val="13"/>
               </w:rPr>
-              <w:t>AI R</w:t>
+              <w:t>AI</w:t>
             </w:r>
           </w:p>
         </w:tc>
@@ -2152,7 +346,7 @@
                 <w:sz w:val="13"/>
                 <w:szCs w:val="13"/>
               </w:rPr>
-              <w:t>finance</w:t>
+              <w:t>HC3</w:t>
             </w:r>
           </w:p>
         </w:tc>
@@ -2169,7 +363,7 @@
                 <w:sz w:val="13"/>
                 <w:szCs w:val="13"/>
               </w:rPr>
-              <w:t>6342</w:t>
+              <w:t>Train/validation/test</w:t>
             </w:r>
           </w:p>
         </w:tc>
@@ -2186,7 +380,7 @@
                 <w:sz w:val="13"/>
                 <w:szCs w:val="13"/>
               </w:rPr>
-              <w:t>0.8758</w:t>
+              <w:t>85,431</w:t>
             </w:r>
           </w:p>
         </w:tc>
@@ -2203,7 +397,7 @@
                 <w:sz w:val="13"/>
                 <w:szCs w:val="13"/>
               </w:rPr>
-              <w:t>0.2270</w:t>
+              <w:t>58,546</w:t>
             </w:r>
           </w:p>
         </w:tc>
@@ -2220,7 +414,7 @@
                 <w:sz w:val="13"/>
                 <w:szCs w:val="13"/>
               </w:rPr>
-              <w:t>0.9789</w:t>
+              <w:t>26,885</w:t>
             </w:r>
           </w:p>
         </w:tc>
@@ -2242,7 +436,7 @@
                 <w:sz w:val="13"/>
                 <w:szCs w:val="13"/>
               </w:rPr>
-              <w:t>medicine</w:t>
+              <w:t>GPT-wiki-intro</w:t>
             </w:r>
           </w:p>
         </w:tc>
@@ -2259,7 +453,7 @@
                 <w:sz w:val="13"/>
                 <w:szCs w:val="13"/>
               </w:rPr>
-              <w:t>2582</w:t>
+              <w:t>Out-of-domain test</w:t>
             </w:r>
           </w:p>
         </w:tc>
@@ -2276,7 +470,7 @@
                 <w:sz w:val="13"/>
                 <w:szCs w:val="13"/>
               </w:rPr>
-              <w:t>0.9822</w:t>
+              <w:t>300,000</w:t>
             </w:r>
           </w:p>
         </w:tc>
@@ -2293,7 +487,7 @@
                 <w:sz w:val="13"/>
                 <w:szCs w:val="13"/>
               </w:rPr>
-              <w:t>0.0112</w:t>
+              <w:t>150,000</w:t>
             </w:r>
           </w:p>
         </w:tc>
@@ -2310,7 +504,7 @@
                 <w:sz w:val="13"/>
                 <w:szCs w:val="13"/>
               </w:rPr>
-              <w:t>0.9760</w:t>
+              <w:t>150,000</w:t>
             </w:r>
           </w:p>
         </w:tc>
@@ -2332,7 +526,7 @@
                 <w:sz w:val="13"/>
                 <w:szCs w:val="13"/>
               </w:rPr>
-              <w:t>open QA</w:t>
+              <w:t>ICNALE</w:t>
             </w:r>
           </w:p>
         </w:tc>
@@ -2349,7 +543,7 @@
                 <w:sz w:val="13"/>
                 <w:szCs w:val="13"/>
               </w:rPr>
-              <w:t>4270</w:t>
+              <w:t>Human-only fairness audit</w:t>
             </w:r>
           </w:p>
         </w:tc>
@@ -2366,7 +560,7 @@
                 <w:sz w:val="13"/>
                 <w:szCs w:val="13"/>
               </w:rPr>
-              <w:t>0.7765</w:t>
+              <w:t>8,140</w:t>
             </w:r>
           </w:p>
         </w:tc>
@@ -2383,7 +577,7 @@
                 <w:sz w:val="13"/>
                 <w:szCs w:val="13"/>
               </w:rPr>
-              <w:t>0.0160</w:t>
+              <w:t>8,140</w:t>
             </w:r>
           </w:p>
         </w:tc>
@@ -2400,187 +594,7 @@
                 <w:sz w:val="13"/>
                 <w:szCs w:val="13"/>
               </w:rPr>
-              <w:t>0.7149</w:t>
-            </w:r>
-          </w:p>
-        </w:tc>
-      </w:tr>
-      <w:tr>
-        <w:trPr>
-          <w:cantSplit/>
-        </w:trPr>
-        <w:tc>
-          <w:tcPr>
-            <w:tcW w:w="50.00pt" w:type="dxa"/>
-          </w:tcPr>
-          <w:p>
-            <w:pPr>
-              <w:pStyle w:val="tablecopy"/>
-            </w:pPr>
-            <w:r>
-              <w:rPr>
-                <w:sz w:val="13"/>
-                <w:szCs w:val="13"/>
-              </w:rPr>
-              <w:t>reddit ELI5</w:t>
-            </w:r>
-          </w:p>
-        </w:tc>
-        <w:tc>
-          <w:tcPr>
-            <w:tcW w:w="50.00pt" w:type="dxa"/>
-          </w:tcPr>
-          <w:p>
-            <w:pPr>
-              <w:pStyle w:val="tablecopy"/>
-            </w:pPr>
-            <w:r>
-              <w:rPr>
-                <w:sz w:val="13"/>
-                <w:szCs w:val="13"/>
-              </w:rPr>
-              <w:t>15122</w:t>
-            </w:r>
-          </w:p>
-        </w:tc>
-        <w:tc>
-          <w:tcPr>
-            <w:tcW w:w="50.00pt" w:type="dxa"/>
-          </w:tcPr>
-          <w:p>
-            <w:pPr>
-              <w:pStyle w:val="tablecopy"/>
-            </w:pPr>
-            <w:r>
-              <w:rPr>
-                <w:sz w:val="13"/>
-                <w:szCs w:val="13"/>
-              </w:rPr>
-              <w:t>0.9075</w:t>
-            </w:r>
-          </w:p>
-        </w:tc>
-        <w:tc>
-          <w:tcPr>
-            <w:tcW w:w="50.00pt" w:type="dxa"/>
-          </w:tcPr>
-          <w:p>
-            <w:pPr>
-              <w:pStyle w:val="tablecopy"/>
-            </w:pPr>
-            <w:r>
-              <w:rPr>
-                <w:sz w:val="13"/>
-                <w:szCs w:val="13"/>
-              </w:rPr>
-              <w:t>0.0038</w:t>
-            </w:r>
-          </w:p>
-        </w:tc>
-        <w:tc>
-          <w:tcPr>
-            <w:tcW w:w="50.00pt" w:type="dxa"/>
-          </w:tcPr>
-          <w:p>
-            <w:pPr>
-              <w:pStyle w:val="tablecopy"/>
-            </w:pPr>
-            <w:r>
-              <w:rPr>
-                <w:sz w:val="13"/>
-                <w:szCs w:val="13"/>
-              </w:rPr>
-              <w:t>0.7749</w:t>
-            </w:r>
-          </w:p>
-        </w:tc>
-      </w:tr>
-      <w:tr>
-        <w:trPr>
-          <w:cantSplit/>
-        </w:trPr>
-        <w:tc>
-          <w:tcPr>
-            <w:tcW w:w="50.00pt" w:type="dxa"/>
-          </w:tcPr>
-          <w:p>
-            <w:pPr>
-              <w:pStyle w:val="tablecopy"/>
-            </w:pPr>
-            <w:r>
-              <w:rPr>
-                <w:sz w:val="13"/>
-                <w:szCs w:val="13"/>
-              </w:rPr>
-              <w:t>wiki CSAI</w:t>
-            </w:r>
-          </w:p>
-        </w:tc>
-        <w:tc>
-          <w:tcPr>
-            <w:tcW w:w="50.00pt" w:type="dxa"/>
-          </w:tcPr>
-          <w:p>
-            <w:pPr>
-              <w:pStyle w:val="tablecopy"/>
-            </w:pPr>
-            <w:r>
-              <w:rPr>
-                <w:sz w:val="13"/>
-                <w:szCs w:val="13"/>
-              </w:rPr>
-              <w:t>1684</w:t>
-            </w:r>
-          </w:p>
-        </w:tc>
-        <w:tc>
-          <w:tcPr>
-            <w:tcW w:w="50.00pt" w:type="dxa"/>
-          </w:tcPr>
-          <w:p>
-            <w:pPr>
-              <w:pStyle w:val="tablecopy"/>
-            </w:pPr>
-            <w:r>
-              <w:rPr>
-                <w:sz w:val="13"/>
-                <w:szCs w:val="13"/>
-              </w:rPr>
-              <w:t>0.6367</w:t>
-            </w:r>
-          </w:p>
-        </w:tc>
-        <w:tc>
-          <w:tcPr>
-            <w:tcW w:w="50.00pt" w:type="dxa"/>
-          </w:tcPr>
-          <w:p>
-            <w:pPr>
-              <w:pStyle w:val="tablecopy"/>
-            </w:pPr>
-            <w:r>
-              <w:rPr>
-                <w:sz w:val="13"/>
-                <w:szCs w:val="13"/>
-              </w:rPr>
-              <w:t>0.6485</w:t>
-            </w:r>
-          </w:p>
-        </w:tc>
-        <w:tc>
-          <w:tcPr>
-            <w:tcW w:w="50.00pt" w:type="dxa"/>
-          </w:tcPr>
-          <w:p>
-            <w:pPr>
-              <w:pStyle w:val="tablecopy"/>
-            </w:pPr>
-            <w:r>
-              <w:rPr>
-                <w:sz w:val="13"/>
-                <w:szCs w:val="13"/>
-              </w:rPr>
-              <w:t>0.9976</w:t>
+              <w:t>0</w:t>
             </w:r>
           </w:p>
         </w:tc>
@@ -2591,7 +605,132 @@
         <w:pStyle w:val="BodyText"/>
       </w:pPr>
       <w:r>
-        <w:t>The source-holdout results show that topic transfer remains the hardest failure mode. Medicine and Reddit ELI5 transfer reasonably well, but finance produces a 22.70 percent human FPR and wiki CSAI produces a 64.85 percent human FPR. This is why the paper treats source-shift robustness as an open deployment risk rather than as solved by the selective policy.</w:t>
+        <w:t>The HC3 data contain five sources in the processed corpus: reddit_eli5, finance, open_qa, medicine, and wiki_csai. The split used in the saved run contains 59,768 training rows, 12,826 validation rows, and 12,837 test rows. The validation split is used to set a default decision threshold targeting approximately 1 percent false-positive rate on HC3 human validation examples.</w:t>
+      </w:r>
+    </w:p>
+    <w:p>
+      <w:pPr>
+        <w:pStyle w:val="BodyText"/>
+      </w:pPr>
+      <w:r>
+        <w:t>GPT-wiki-intro is treated as out-of-domain because it differs from HC3 in source, style, and generation setup. The human side consists of Wikipedia introductions, while the generated side consists of model-written introductions generated from prompts. This dataset is not used for training the classical model.</w:t>
+      </w:r>
+    </w:p>
+    <w:p>
+      <w:pPr>
+        <w:pStyle w:val="BodyText"/>
+      </w:pPr>
+      <w:r>
+        <w:t>ICNALE is used only as a human-writing audit. The processed ICNALE data contain 7,740 learner essays and 400 native-speaker essays. Sources include 5,600 WE essays, 2,340 WEP essays, and 200 WEUAE essays. Because ICNALE has no AI-generated labels in this project, AUROC, AUPR, F1, and recall are undefined for the ICNALE audit; the relevant metric is human false-positive rate.</w:t>
+      </w:r>
+    </w:p>
+    <w:p>
+      <w:pPr>
+        <w:pStyle w:val="BodyText"/>
+        <w:jc w:val="center"/>
+        <w:spacing w:before="8pt" w:after="4pt"/>
+        <w:ind w:firstLine="0pt"/>
+      </w:pPr>
+      <w:r>
+        <w:rPr>
+          <w:b/>
+          <w:sz w:val="20"/>
+          <w:szCs w:val="20"/>
+        </w:rPr>
+        <w:t>IV. METHODOLOGY</w:t>
+      </w:r>
+    </w:p>
+    <w:p>
+      <w:pPr>
+        <w:pStyle w:val="BodyText"/>
+        <w:spacing w:before="6pt" w:after="3pt"/>
+        <w:ind w:firstLine="0pt"/>
+      </w:pPr>
+      <w:r>
+        <w:rPr>
+          <w:i/>
+          <w:sz w:val="18"/>
+          <w:szCs w:val="18"/>
+        </w:rPr>
+        <w:t>A. Preprocessing and Splitting</w:t>
+      </w:r>
+    </w:p>
+    <w:p>
+      <w:pPr>
+        <w:pStyle w:val="BodyText"/>
+      </w:pPr>
+      <w:r>
+        <w:t>All datasets are converted to a canonical JSONL schema with sample ID, dataset name, split, text, label, source, domain, group ID, native status, country, first language, CEFR level, length bin, and license tag. Text is whitespace-normalized and empty texts are removed. Labels use 0 for human-written text and 1 for AI-generated text.</w:t>
+      </w:r>
+    </w:p>
+    <w:p>
+      <w:pPr>
+        <w:pStyle w:val="BodyText"/>
+      </w:pPr>
+      <w:r>
+        <w:t>HC3 is split by group so that paired human and ChatGPT answers from the same source item do not cross train, validation, and test partitions. The split proportions are 70 percent training, 15 percent validation, and 15 percent test, with random seed 42.</w:t>
+      </w:r>
+    </w:p>
+    <w:p>
+      <w:pPr>
+        <w:pStyle w:val="BodyText"/>
+        <w:spacing w:before="6pt" w:after="3pt"/>
+        <w:ind w:firstLine="0pt"/>
+      </w:pPr>
+      <w:r>
+        <w:rPr>
+          <w:i/>
+          <w:sz w:val="18"/>
+          <w:szCs w:val="18"/>
+        </w:rPr>
+        <w:t>B. Features</w:t>
+      </w:r>
+    </w:p>
+    <w:p>
+      <w:pPr>
+        <w:pStyle w:val="BodyText"/>
+      </w:pPr>
+      <w:r>
+        <w:t>The reported classical model uses three feature families: word TF-IDF features with unigram and bigram ranges; character TF-IDF features with 3-gram to 5-gram ranges; and basic lexical and readability statistics, including word count, sentence count, type-token ratio, hapax ratio, stopword ratio, punctuation and capitalization ratios, sentence-length variation, burstiness, repeated n-gram ratios, entropy, Flesch reading ease, and Flesch-Kincaid grade.</w:t>
+      </w:r>
+    </w:p>
+    <w:p>
+      <w:pPr>
+        <w:pStyle w:val="BodyText"/>
+      </w:pPr>
+      <w:r>
+        <w:t>The implementation also contains optional spaCy POS, named-entity, and dependency features, plus GPT-2 language-model statistics such as perplexity and GLTR-style token-rank ratios. These optional feature families are not enabled in the reported final model. Therefore, the results in this paper should not be described as using POS tagging, NER, dependency syntax, or GPT-2 perplexity as classifier features. They are available only as optional future ablations unless rerun and reported separately.</w:t>
+      </w:r>
+    </w:p>
+    <w:p>
+      <w:pPr>
+        <w:pStyle w:val="BodyText"/>
+        <w:spacing w:before="6pt" w:after="3pt"/>
+        <w:ind w:firstLine="0pt"/>
+      </w:pPr>
+      <w:r>
+        <w:rPr>
+          <w:i/>
+          <w:sz w:val="18"/>
+          <w:szCs w:val="18"/>
+        </w:rPr>
+        <w:t>C. Model</w:t>
+      </w:r>
+    </w:p>
+    <w:p>
+      <w:pPr>
+        <w:pStyle w:val="BodyText"/>
+      </w:pPr>
+      <w:r>
+        <w:t>The primary model is logistic regression with balanced class weights and maximum iteration count 1000. Logistic regression was selected because it provides transparent coefficients and can support feature-level explanations. The saved model uses the default HC3 validation threshold of 0.4563, chosen to target a false-positive rate near 1 percent on HC3 validation human examples.</w:t>
+      </w:r>
+    </w:p>
+    <w:p>
+      <w:pPr>
+        <w:pStyle w:val="BodyText"/>
+      </w:pPr>
+      <w:r>
+        <w:t>Feature importance is reported from logistic-regression coefficients. The largest coefficient mass comes from character TF-IDF features, followed by word TF-IDF features and then basic statistics. This does not mean that all high-weight features are semantically meaningful; character n-gram coefficients can capture punctuation, spacing, and style artifacts. The demo therefore reports both raw feature contributions and grouped feature-family contributions.</w:t>
       </w:r>
     </w:p>
     <w:p>
@@ -2605,9 +744,9 @@
       <w:r>
         <w:drawing>
           <wp:inline distT="0" distB="0" distL="0" distR="0">
-            <wp:extent cx="3063240" cy="2037734"/>
+            <wp:extent cx="3063240" cy="2020434"/>
             <wp:effectExtent l="0" t="0" r="0" b="0"/>
-            <wp:docPr id="1002" name="paper_figure_2.png" descr="FIGURE 2. Leave-one-HC3-source-out robustness across HC3 source domains."/>
+            <wp:docPr id="1001" name="paper_figure_1.png" descr="FIGURE 1. Logistic-regression coefficient mass is concentrated in character and word TF-IDF features, while basic statistics contribute comparatively little total coefficient mass."/>
             <wp:cNvGraphicFramePr>
               <a:graphicFrameLocks noChangeAspect="1"/>
             </wp:cNvGraphicFramePr>
@@ -2615,11 +754,11 @@
               <a:graphicData uri="http://schemas.openxmlformats.org/drawingml/2006/picture">
                 <pic:pic>
                   <pic:nvPicPr>
-                    <pic:cNvPr id="0" name="paper_figure_2.png" descr="FIGURE 2. Leave-one-HC3-source-out robustness across HC3 source domains."/>
+                    <pic:cNvPr id="0" name="paper_figure_1.png" descr="FIGURE 1. Logistic-regression coefficient mass is concentrated in character and word TF-IDF features, while basic statistics contribute comparatively little total coefficient mass."/>
                     <pic:cNvPicPr/>
                   </pic:nvPicPr>
                   <pic:blipFill>
-                    <a:blip r:embed="rIdFigure2"/>
+                    <a:blip r:embed="rIdFigure1"/>
                     <a:stretch>
                       <a:fillRect/>
                     </a:stretch>
@@ -2627,7 +766,7 @@
                   <pic:spPr>
                     <a:xfrm>
                       <a:off x="0" y="0"/>
-                      <a:ext cx="3063240" cy="2037734"/>
+                      <a:ext cx="3063240" cy="2020434"/>
                     </a:xfrm>
                     <a:prstGeom prst="rect">
                       <a:avLst/>
@@ -2654,78 +793,132 @@
           <w:sz w:val="14"/>
           <w:szCs w:val="14"/>
         </w:rPr>
-        <w:t>FIGURE 2. Leave-one-HC3-source-out robustness across HC3 source domains.</w:t>
-      </w:r>
-    </w:p>
-    <w:p>
-      <w:pPr>
-        <w:pStyle w:val="BodyText"/>
-      </w:pPr>
-      <w:r>
-        <w:t>Figure 3 compares default-threshold false positives with high-confidence false positives for the selected model. The important change is conceptual: mid-range cases are no longer treated as automatic accusations.</w:t>
-      </w:r>
-    </w:p>
-    <w:p>
-      <w:pPr>
-        <w:keepNext/>
-        <w:keepLines/>
-        <w:jc w:val="center"/>
-        <w:spacing w:before="4pt" w:after="2pt"/>
-        <w:ind w:firstLine="0pt"/>
-      </w:pPr>
-      <w:r>
-        <w:drawing>
-          <wp:inline distT="0" distB="0" distL="0" distR="0">
-            <wp:extent cx="3063240" cy="1973871"/>
-            <wp:effectExtent l="0" t="0" r="0" b="0"/>
-            <wp:docPr id="1003" name="paper_figure_3.png" descr="FIGURE 3. Three-way selective policy trade-off for the selected sparse logistic model."/>
-            <wp:cNvGraphicFramePr>
-              <a:graphicFrameLocks noChangeAspect="1"/>
-            </wp:cNvGraphicFramePr>
-            <a:graphic>
-              <a:graphicData uri="http://schemas.openxmlformats.org/drawingml/2006/picture">
-                <pic:pic>
-                  <pic:nvPicPr>
-                    <pic:cNvPr id="0" name="paper_figure_3.png" descr="FIGURE 3. Three-way selective policy trade-off for the selected sparse logistic model."/>
-                    <pic:cNvPicPr/>
-                  </pic:nvPicPr>
-                  <pic:blipFill>
-                    <a:blip r:embed="rIdFigure3"/>
-                    <a:stretch>
-                      <a:fillRect/>
-                    </a:stretch>
-                  </pic:blipFill>
-                  <pic:spPr>
-                    <a:xfrm>
-                      <a:off x="0" y="0"/>
-                      <a:ext cx="3063240" cy="1973871"/>
-                    </a:xfrm>
-                    <a:prstGeom prst="rect">
-                      <a:avLst/>
-                    </a:prstGeom>
-                  </pic:spPr>
-                </pic:pic>
-              </a:graphicData>
-            </a:graphic>
-          </wp:inline>
-        </w:drawing>
-      </w:r>
-    </w:p>
-    <w:p>
-      <w:pPr>
-        <w:pStyle w:val="BodyText"/>
-        <w:jc w:val="center"/>
-        <w:keepLines/>
-        <w:spacing w:before="0pt" w:after="6pt"/>
+        <w:t>FIGURE 1. Logistic-regression coefficient mass is concentrated in character and word TF-IDF features, while basic statistics contribute comparatively little total coefficient mass.</w:t>
+      </w:r>
+    </w:p>
+    <w:p>
+      <w:pPr>
+        <w:pStyle w:val="BodyText"/>
+        <w:spacing w:before="6pt" w:after="3pt"/>
         <w:ind w:firstLine="0pt"/>
       </w:pPr>
       <w:r>
         <w:rPr>
           <w:i/>
-          <w:sz w:val="14"/>
-          <w:szCs w:val="14"/>
+          <w:sz w:val="18"/>
+          <w:szCs w:val="18"/>
         </w:rPr>
-        <w:t>FIGURE 3. Three-way selective policy trade-off for the selected sparse logistic model.</w:t>
+        <w:t>D. Baselines</w:t>
+      </w:r>
+    </w:p>
+    <w:p>
+      <w:pPr>
+        <w:pStyle w:val="BodyText"/>
+      </w:pPr>
+      <w:r>
+        <w:t>The comparison includes three detector baselines on a fixed 500-row sample per evaluation set: a GLTR-style heuristic, an OpenAI-community RoBERTa GPT-2 detector, and the Hello-SimpleAI HC3 RoBERTa detector. The GLTR-style baseline uses GPT-2 token-rank statistics to construct a score. The transformer baselines use Hugging Face sequence-classification checkpoints [6], [7]. Baseline thresholds are calibrated on an HC3 validation sample to target the configured false-positive rate.</w:t>
+      </w:r>
+    </w:p>
+    <w:p>
+      <w:pPr>
+        <w:pStyle w:val="BodyText"/>
+      </w:pPr>
+      <w:r>
+        <w:t>The baseline comparison is intentionally labeled as fixed-sample comparison. Full transformer inference over all 300,000 GPT-wiki-intro examples was not run, so the baseline results should not be interpreted as full-dataset transformer results.</w:t>
+      </w:r>
+    </w:p>
+    <w:p>
+      <w:pPr>
+        <w:pStyle w:val="BodyText"/>
+        <w:spacing w:before="6pt" w:after="3pt"/>
+        <w:ind w:firstLine="0pt"/>
+      </w:pPr>
+      <w:r>
+        <w:rPr>
+          <w:i/>
+          <w:sz w:val="18"/>
+          <w:szCs w:val="18"/>
+        </w:rPr>
+        <w:t>E. Conservative Education Policy</w:t>
+      </w:r>
+    </w:p>
+    <w:p>
+      <w:pPr>
+        <w:pStyle w:val="BodyText"/>
+      </w:pPr>
+      <w:r>
+        <w:t>Because the default threshold produces severe false positives under domain shift, the project implements a conservative education policy. ICNALE is split by participant group into calibration and held-out audit partitions. A higher threshold is calibrated from pooled HC3 validation human text and ICNALE calibration human text, with special attention to learner-English human examples. The resulting education threshold is 0.9931.</w:t>
+      </w:r>
+    </w:p>
+    <w:p>
+      <w:pPr>
+        <w:pStyle w:val="BodyText"/>
+      </w:pPr>
+      <w:r>
+        <w:t>The education policy should be interpreted as a manual-review policy, not as a high-recall detector. Scores below 0.4563 are treated as human-written by the default threshold. Scores from 0.4563 to 0.9931 fall into a review zone. Scores above 0.9931 are the only cases classified as AI-generated under the conservative policy.</w:t>
+      </w:r>
+    </w:p>
+    <w:p>
+      <w:pPr>
+        <w:pStyle w:val="BodyText"/>
+        <w:jc w:val="center"/>
+        <w:spacing w:before="8pt" w:after="4pt"/>
+        <w:ind w:firstLine="0pt"/>
+      </w:pPr>
+      <w:r>
+        <w:rPr>
+          <w:b/>
+          <w:sz w:val="20"/>
+          <w:szCs w:val="20"/>
+        </w:rPr>
+        <w:t>V. EVALUATION METRICS</w:t>
+      </w:r>
+    </w:p>
+    <w:p>
+      <w:pPr>
+        <w:pStyle w:val="BodyText"/>
+      </w:pPr>
+      <w:r>
+        <w:t>For binary datasets, the project reports F1-macro, AUROC, AUPR, confusion matrices, false-positive rate (FPR), true-positive rate (TPR), and TPR at FPR &lt;= 1 percent. For human-only ICNALE fairness data, AUROC, AUPR, F1, and TPR are undefined; the paper reports human FPR, human recall, and subgroup FPR for groups of at least 30.</w:t>
+      </w:r>
+    </w:p>
+    <w:p>
+      <w:pPr>
+        <w:pStyle w:val="BodyText"/>
+      </w:pPr>
+      <w:r>
+        <w:t>Bootstrap confidence intervals are supported by the implementation but disabled in the current saved run. Therefore, all reported results are point estimates.</w:t>
+      </w:r>
+    </w:p>
+    <w:p>
+      <w:pPr>
+        <w:pStyle w:val="BodyText"/>
+        <w:jc w:val="center"/>
+        <w:spacing w:before="8pt" w:after="4pt"/>
+        <w:ind w:firstLine="0pt"/>
+      </w:pPr>
+      <w:r>
+        <w:rPr>
+          <w:b/>
+          <w:sz w:val="20"/>
+          <w:szCs w:val="20"/>
+        </w:rPr>
+        <w:t>VI. RESULTS</w:t>
+      </w:r>
+    </w:p>
+    <w:p>
+      <w:pPr>
+        <w:pStyle w:val="BodyText"/>
+        <w:spacing w:before="6pt" w:after="3pt"/>
+        <w:ind w:firstLine="0pt"/>
+      </w:pPr>
+      <w:r>
+        <w:rPr>
+          <w:i/>
+          <w:sz w:val="18"/>
+          <w:szCs w:val="18"/>
+        </w:rPr>
+        <w:t>A. Full-Data Classical Results</w:t>
       </w:r>
     </w:p>
     <w:p>
@@ -2734,7 +927,7 @@
         <w:keepNext/>
       </w:pPr>
       <w:r>
-        <w:t>TABLE IV reports deterministic style-invariance sensitivity. Lower score shifts and lower decision-flip rates are preferable, especially for human text.</w:t>
+        <w:t>TABLE II reports the main full-data evaluation for the classical logistic-regression model under the default HC3-calibrated threshold.</w:t>
       </w:r>
     </w:p>
     <w:tbl>
@@ -2776,7 +969,7 @@
                 <w:sz w:val="13"/>
                 <w:szCs w:val="13"/>
               </w:rPr>
-              <w:t>Eval</w:t>
+              <w:t>Set</w:t>
             </w:r>
           </w:p>
         </w:tc>
@@ -2794,7 +987,7 @@
                 <w:sz w:val="13"/>
                 <w:szCs w:val="13"/>
               </w:rPr>
-              <w:t>n</w:t>
+              <w:t>N</w:t>
             </w:r>
           </w:p>
         </w:tc>
@@ -2812,7 +1005,7 @@
                 <w:sz w:val="13"/>
                 <w:szCs w:val="13"/>
               </w:rPr>
-              <w:t>Mean shift</w:t>
+              <w:t>F1</w:t>
             </w:r>
           </w:p>
         </w:tc>
@@ -2830,7 +1023,7 @@
                 <w:sz w:val="13"/>
                 <w:szCs w:val="13"/>
               </w:rPr>
-              <w:t>P95 shift</w:t>
+              <w:t>AUROC</w:t>
             </w:r>
           </w:p>
         </w:tc>
@@ -2848,7 +1041,7 @@
                 <w:sz w:val="13"/>
                 <w:szCs w:val="13"/>
               </w:rPr>
-              <w:t>Def flip</w:t>
+              <w:t>FPR</w:t>
             </w:r>
           </w:p>
         </w:tc>
@@ -2866,7 +1059,7 @@
                 <w:sz w:val="13"/>
                 <w:szCs w:val="13"/>
               </w:rPr>
-              <w:t>HC flip</w:t>
+              <w:t>TPR</w:t>
             </w:r>
           </w:p>
         </w:tc>
@@ -2888,7 +1081,7 @@
                 <w:sz w:val="13"/>
                 <w:szCs w:val="13"/>
               </w:rPr>
-              <w:t>Topic</w:t>
+              <w:t>HC3 test</w:t>
             </w:r>
           </w:p>
         </w:tc>
@@ -2905,7 +1098,7 @@
                 <w:sz w:val="13"/>
                 <w:szCs w:val="13"/>
               </w:rPr>
-              <w:t>1000</w:t>
+              <w:t>12,837</w:t>
             </w:r>
           </w:p>
         </w:tc>
@@ -2922,7 +1115,7 @@
                 <w:sz w:val="13"/>
                 <w:szCs w:val="13"/>
               </w:rPr>
-              <w:t>0.0159</w:t>
+              <w:t>0.9874</w:t>
             </w:r>
           </w:p>
         </w:tc>
@@ -2939,7 +1132,7 @@
                 <w:sz w:val="13"/>
                 <w:szCs w:val="13"/>
               </w:rPr>
-              <w:t>0.0884</w:t>
+              <w:t>0.9992</w:t>
             </w:r>
           </w:p>
         </w:tc>
@@ -2956,7 +1149,7 @@
                 <w:sz w:val="13"/>
                 <w:szCs w:val="13"/>
               </w:rPr>
-              <w:t>0.0010</w:t>
+              <w:t>0.0128</w:t>
             </w:r>
           </w:p>
         </w:tc>
@@ -2973,7 +1166,7 @@
                 <w:sz w:val="13"/>
                 <w:szCs w:val="13"/>
               </w:rPr>
-              <w:t>0.0010</w:t>
+              <w:t>0.9928</w:t>
             </w:r>
           </w:p>
         </w:tc>
@@ -2995,7 +1188,7 @@
                 <w:sz w:val="13"/>
                 <w:szCs w:val="13"/>
               </w:rPr>
-              <w:t>GPT-wiki</w:t>
+              <w:t>GPT-wiki OOD</w:t>
             </w:r>
           </w:p>
         </w:tc>
@@ -3012,7 +1205,7 @@
                 <w:sz w:val="13"/>
                 <w:szCs w:val="13"/>
               </w:rPr>
-              <w:t>1000</w:t>
+              <w:t>300,000</w:t>
             </w:r>
           </w:p>
         </w:tc>
@@ -3029,7 +1222,7 @@
                 <w:sz w:val="13"/>
                 <w:szCs w:val="13"/>
               </w:rPr>
-              <w:t>0.0041</w:t>
+              <w:t>0.5043</w:t>
             </w:r>
           </w:p>
         </w:tc>
@@ -3046,7 +1239,7 @@
                 <w:sz w:val="13"/>
                 <w:szCs w:val="13"/>
               </w:rPr>
-              <w:t>0.0234</w:t>
+              <w:t>0.7902</w:t>
             </w:r>
           </w:p>
         </w:tc>
@@ -3063,7 +1256,7 @@
                 <w:sz w:val="13"/>
                 <w:szCs w:val="13"/>
               </w:rPr>
-              <w:t>0.0000</w:t>
+              <w:t>0.7999</w:t>
             </w:r>
           </w:p>
         </w:tc>
@@ -3080,7 +1273,7 @@
                 <w:sz w:val="13"/>
                 <w:szCs w:val="13"/>
               </w:rPr>
-              <w:t>0.0000</w:t>
+              <w:t>0.9466</w:t>
             </w:r>
           </w:p>
         </w:tc>
@@ -3119,7 +1312,7 @@
                 <w:sz w:val="13"/>
                 <w:szCs w:val="13"/>
               </w:rPr>
-              <w:t>1000</w:t>
+              <w:t>8,140</w:t>
             </w:r>
           </w:p>
         </w:tc>
@@ -3136,7 +1329,7 @@
                 <w:sz w:val="13"/>
                 <w:szCs w:val="13"/>
               </w:rPr>
-              <w:t>0.0055</w:t>
+              <w:t>N/A</w:t>
             </w:r>
           </w:p>
         </w:tc>
@@ -3153,7 +1346,7 @@
                 <w:sz w:val="13"/>
                 <w:szCs w:val="13"/>
               </w:rPr>
-              <w:t>0.0170</w:t>
+              <w:t>N/A</w:t>
             </w:r>
           </w:p>
         </w:tc>
@@ -3170,7 +1363,7 @@
                 <w:sz w:val="13"/>
                 <w:szCs w:val="13"/>
               </w:rPr>
-              <w:t>0.0000</w:t>
+              <w:t>0.7773</w:t>
             </w:r>
           </w:p>
         </w:tc>
@@ -3187,7 +1380,7 @@
                 <w:sz w:val="13"/>
                 <w:szCs w:val="13"/>
               </w:rPr>
-              <w:t>0.0000</w:t>
+              <w:t>N/A</w:t>
             </w:r>
           </w:p>
         </w:tc>
@@ -3198,7 +1391,7 @@
         <w:pStyle w:val="BodyText"/>
       </w:pPr>
       <w:r>
-        <w:t>For the selected model, deterministic style normalization produces small average score shifts in the 1,000-row style audit samples: 0.0159 on topic test, 0.0041 on GPT-wiki-intro, and 0.0055 on ICNALE. Decision flips remain at or below 0.1 percent in these samples. Character features still increase sensitivity to punctuation changes compared with no-character variants, so character evidence should be interpreted as useful but style-sensitive.</w:t>
+        <w:t>Figure 2 shows the HC3 test confusion matrix at the default validation-calibrated threshold. The model correctly classifies most HC3 human and AI examples, with 112 false positives among 8,783 human examples and 29 false negatives among 4,054 AI examples.</w:t>
       </w:r>
     </w:p>
     <w:p>
@@ -3212,9 +1405,9 @@
       <w:r>
         <w:drawing>
           <wp:inline distT="0" distB="0" distL="0" distR="0">
-            <wp:extent cx="3063240" cy="2023394"/>
+            <wp:extent cx="3063240" cy="2494803"/>
             <wp:effectExtent l="0" t="0" r="0" b="0"/>
-            <wp:docPr id="1004" name="paper_figure_4.png" descr="FIGURE 4. Score sensitivity under deterministic style-only text variants."/>
+            <wp:docPr id="1002" name="paper_figure_2.png" descr="FIGURE 2. HC3 test confusion matrix for the classical logistic-regression detector under the default HC3 validation threshold. Cell annotations show counts and row-normalized percentages."/>
             <wp:cNvGraphicFramePr>
               <a:graphicFrameLocks noChangeAspect="1"/>
             </wp:cNvGraphicFramePr>
@@ -3222,7 +1415,149 @@
               <a:graphicData uri="http://schemas.openxmlformats.org/drawingml/2006/picture">
                 <pic:pic>
                   <pic:nvPicPr>
-                    <pic:cNvPr id="0" name="paper_figure_4.png" descr="FIGURE 4. Score sensitivity under deterministic style-only text variants."/>
+                    <pic:cNvPr id="0" name="paper_figure_2.png" descr="FIGURE 2. HC3 test confusion matrix for the classical logistic-regression detector under the default HC3 validation threshold. Cell annotations show counts and row-normalized percentages."/>
+                    <pic:cNvPicPr/>
+                  </pic:nvPicPr>
+                  <pic:blipFill>
+                    <a:blip r:embed="rIdFigure2"/>
+                    <a:stretch>
+                      <a:fillRect/>
+                    </a:stretch>
+                  </pic:blipFill>
+                  <pic:spPr>
+                    <a:xfrm>
+                      <a:off x="0" y="0"/>
+                      <a:ext cx="3063240" cy="2494803"/>
+                    </a:xfrm>
+                    <a:prstGeom prst="rect">
+                      <a:avLst/>
+                    </a:prstGeom>
+                  </pic:spPr>
+                </pic:pic>
+              </a:graphicData>
+            </a:graphic>
+          </wp:inline>
+        </w:drawing>
+      </w:r>
+    </w:p>
+    <w:p>
+      <w:pPr>
+        <w:pStyle w:val="BodyText"/>
+        <w:jc w:val="center"/>
+        <w:keepLines/>
+        <w:spacing w:before="0pt" w:after="6pt"/>
+        <w:ind w:firstLine="0pt"/>
+      </w:pPr>
+      <w:r>
+        <w:rPr>
+          <w:i/>
+          <w:sz w:val="14"/>
+          <w:szCs w:val="14"/>
+        </w:rPr>
+        <w:t>FIGURE 2. HC3 test confusion matrix for the classical logistic-regression detector under the default HC3 validation threshold. Cell annotations show counts and row-normalized percentages.</w:t>
+      </w:r>
+    </w:p>
+    <w:p>
+      <w:pPr>
+        <w:pStyle w:val="BodyText"/>
+      </w:pPr>
+      <w:r>
+        <w:t>The model performs strongly on the in-domain HC3 test split, but the default threshold does not transfer. GPT-wiki-intro human FPR is 0.7999, and ICNALE human-only FPR is 0.7773. These rates show that HC3 validation calibration is unsafe for Wikipedia-style text and learner-English essays.</w:t>
+      </w:r>
+    </w:p>
+    <w:p>
+      <w:pPr>
+        <w:keepNext/>
+        <w:keepLines/>
+        <w:jc w:val="center"/>
+        <w:spacing w:before="4pt" w:after="2pt"/>
+        <w:ind w:firstLine="0pt"/>
+      </w:pPr>
+      <w:r>
+        <w:drawing>
+          <wp:inline distT="0" distB="0" distL="0" distR="0">
+            <wp:extent cx="3063240" cy="2244081"/>
+            <wp:effectExtent l="0" t="0" r="0" b="0"/>
+            <wp:docPr id="1003" name="paper_figure_3.png" descr="FIGURE 3. Under the default HC3-calibrated threshold, human false-positive rates remain low on HC3 but rise sharply on GPT-wiki-intro and ICNALE."/>
+            <wp:cNvGraphicFramePr>
+              <a:graphicFrameLocks noChangeAspect="1"/>
+            </wp:cNvGraphicFramePr>
+            <a:graphic>
+              <a:graphicData uri="http://schemas.openxmlformats.org/drawingml/2006/picture">
+                <pic:pic>
+                  <pic:nvPicPr>
+                    <pic:cNvPr id="0" name="paper_figure_3.png" descr="FIGURE 3. Under the default HC3-calibrated threshold, human false-positive rates remain low on HC3 but rise sharply on GPT-wiki-intro and ICNALE."/>
+                    <pic:cNvPicPr/>
+                  </pic:nvPicPr>
+                  <pic:blipFill>
+                    <a:blip r:embed="rIdFigure3"/>
+                    <a:stretch>
+                      <a:fillRect/>
+                    </a:stretch>
+                  </pic:blipFill>
+                  <pic:spPr>
+                    <a:xfrm>
+                      <a:off x="0" y="0"/>
+                      <a:ext cx="3063240" cy="2244081"/>
+                    </a:xfrm>
+                    <a:prstGeom prst="rect">
+                      <a:avLst/>
+                    </a:prstGeom>
+                  </pic:spPr>
+                </pic:pic>
+              </a:graphicData>
+            </a:graphic>
+          </wp:inline>
+        </w:drawing>
+      </w:r>
+    </w:p>
+    <w:p>
+      <w:pPr>
+        <w:pStyle w:val="BodyText"/>
+        <w:jc w:val="center"/>
+        <w:keepLines/>
+        <w:spacing w:before="0pt" w:after="6pt"/>
+        <w:ind w:firstLine="0pt"/>
+      </w:pPr>
+      <w:r>
+        <w:rPr>
+          <w:i/>
+          <w:sz w:val="14"/>
+          <w:szCs w:val="14"/>
+        </w:rPr>
+        <w:t>FIGURE 3. Under the default HC3-calibrated threshold, human false-positive rates remain low on HC3 but rise sharply on GPT-wiki-intro and ICNALE.</w:t>
+      </w:r>
+    </w:p>
+    <w:p>
+      <w:pPr>
+        <w:pStyle w:val="BodyText"/>
+      </w:pPr>
+      <w:r>
+        <w:t>Figure 4 shows the score-distribution reason for this failure. HC3 human and AI examples are mostly separated, but GPT-wiki human text and ICNALE human essays receive high AI scores, placing many human samples above the default threshold.</w:t>
+      </w:r>
+    </w:p>
+    <w:p>
+      <w:pPr>
+        <w:keepNext/>
+        <w:keepLines/>
+        <w:jc w:val="center"/>
+        <w:spacing w:before="4pt" w:after="2pt"/>
+        <w:ind w:firstLine="0pt"/>
+      </w:pPr>
+      <w:r>
+        <w:drawing>
+          <wp:inline distT="0" distB="0" distL="0" distR="0">
+            <wp:extent cx="3063240" cy="2171802"/>
+            <wp:effectExtent l="0" t="0" r="0" b="0"/>
+            <wp:docPr id="1004" name="paper_figure_4.png" descr="FIGURE 4. AI-score distributions show clean in-domain separation on HC3 but substantial score shift for GPT-wiki and ICNALE human writing. Dashed and dotted vertical lines mark the default and education thresholds."/>
+            <wp:cNvGraphicFramePr>
+              <a:graphicFrameLocks noChangeAspect="1"/>
+            </wp:cNvGraphicFramePr>
+            <a:graphic>
+              <a:graphicData uri="http://schemas.openxmlformats.org/drawingml/2006/picture">
+                <pic:pic>
+                  <pic:nvPicPr>
+                    <pic:cNvPr id="0" name="paper_figure_4.png" descr="FIGURE 4. AI-score distributions show clean in-domain separation on HC3 but substantial score shift for GPT-wiki and ICNALE human writing. Dashed and dotted vertical lines mark the default and education thresholds."/>
                     <pic:cNvPicPr/>
                   </pic:nvPicPr>
                   <pic:blipFill>
@@ -3234,7 +1569,7 @@
                   <pic:spPr>
                     <a:xfrm>
                       <a:off x="0" y="0"/>
-                      <a:ext cx="3063240" cy="2023394"/>
+                      <a:ext cx="3063240" cy="2171802"/>
                     </a:xfrm>
                     <a:prstGeom prst="rect">
                       <a:avLst/>
@@ -3261,7 +1596,1666 @@
           <w:sz w:val="14"/>
           <w:szCs w:val="14"/>
         </w:rPr>
-        <w:t>FIGURE 4. Score sensitivity under deterministic style-only text variants.</w:t>
+        <w:t>FIGURE 4. AI-score distributions show clean in-domain separation on HC3 but substantial score shift for GPT-wiki and ICNALE human writing. Dashed and dotted vertical lines mark the default and education thresholds.</w:t>
+      </w:r>
+    </w:p>
+    <w:p>
+      <w:pPr>
+        <w:pStyle w:val="BodyText"/>
+        <w:spacing w:before="6pt" w:after="3pt"/>
+        <w:ind w:firstLine="0pt"/>
+      </w:pPr>
+      <w:r>
+        <w:rPr>
+          <w:i/>
+          <w:sz w:val="18"/>
+          <w:szCs w:val="18"/>
+        </w:rPr>
+        <w:t>B. Native and Learner-English False Positives</w:t>
+      </w:r>
+    </w:p>
+    <w:p>
+      <w:pPr>
+        <w:pStyle w:val="BodyText"/>
+      </w:pPr>
+      <w:r>
+        <w:t>The ICNALE full-data fairness summary shows 254 false positives among 400 native-speaker essays and 6,073 false positives among 7,740 learner essays. The native-speaker FPR is 0.6350, while the learner-English FPR is 0.7846. The learner-minus-native gap is 0.1496.</w:t>
+      </w:r>
+    </w:p>
+    <w:p>
+      <w:pPr>
+        <w:pStyle w:val="BodyText"/>
+      </w:pPr>
+      <w:r>
+        <w:t>Because TOEFL data were unavailable, this is not a direct reproduction of Liang et al. It nevertheless supports the same concern: excellent benchmark performance can coexist with high false-positive rates for human learner writing.</w:t>
+      </w:r>
+    </w:p>
+    <w:p>
+      <w:pPr>
+        <w:keepNext/>
+        <w:keepLines/>
+        <w:jc w:val="center"/>
+        <w:spacing w:before="4pt" w:after="2pt"/>
+        <w:ind w:firstLine="0pt"/>
+      </w:pPr>
+      <w:r>
+        <w:drawing>
+          <wp:inline distT="0" distB="0" distL="0" distR="0">
+            <wp:extent cx="3063240" cy="2257848"/>
+            <wp:effectExtent l="0" t="0" r="0" b="0"/>
+            <wp:docPr id="1005" name="paper_figure_5.png" descr="FIGURE 5. The conservative education threshold greatly lowers held-out ICNALE false positives for both native-speaker and learner-English essays, but it does this by moving the decision boundary close to 1.0."/>
+            <wp:cNvGraphicFramePr>
+              <a:graphicFrameLocks noChangeAspect="1"/>
+            </wp:cNvGraphicFramePr>
+            <a:graphic>
+              <a:graphicData uri="http://schemas.openxmlformats.org/drawingml/2006/picture">
+                <pic:pic>
+                  <pic:nvPicPr>
+                    <pic:cNvPr id="0" name="paper_figure_5.png" descr="FIGURE 5. The conservative education threshold greatly lowers held-out ICNALE false positives for both native-speaker and learner-English essays, but it does this by moving the decision boundary close to 1.0."/>
+                    <pic:cNvPicPr/>
+                  </pic:nvPicPr>
+                  <pic:blipFill>
+                    <a:blip r:embed="rIdFigure5"/>
+                    <a:stretch>
+                      <a:fillRect/>
+                    </a:stretch>
+                  </pic:blipFill>
+                  <pic:spPr>
+                    <a:xfrm>
+                      <a:off x="0" y="0"/>
+                      <a:ext cx="3063240" cy="2257848"/>
+                    </a:xfrm>
+                    <a:prstGeom prst="rect">
+                      <a:avLst/>
+                    </a:prstGeom>
+                  </pic:spPr>
+                </pic:pic>
+              </a:graphicData>
+            </a:graphic>
+          </wp:inline>
+        </w:drawing>
+      </w:r>
+    </w:p>
+    <w:p>
+      <w:pPr>
+        <w:pStyle w:val="BodyText"/>
+        <w:jc w:val="center"/>
+        <w:keepLines/>
+        <w:spacing w:before="0pt" w:after="6pt"/>
+        <w:ind w:firstLine="0pt"/>
+      </w:pPr>
+      <w:r>
+        <w:rPr>
+          <w:i/>
+          <w:sz w:val="14"/>
+          <w:szCs w:val="14"/>
+        </w:rPr>
+        <w:t>FIGURE 5. The conservative education threshold greatly lowers held-out ICNALE false positives for both native-speaker and learner-English essays, but it does this by moving the decision boundary close to 1.0.</w:t>
+      </w:r>
+    </w:p>
+    <w:p>
+      <w:pPr>
+        <w:pStyle w:val="BodyText"/>
+        <w:spacing w:before="6pt" w:after="3pt"/>
+        <w:ind w:firstLine="0pt"/>
+      </w:pPr>
+      <w:r>
+        <w:rPr>
+          <w:i/>
+          <w:sz w:val="18"/>
+          <w:szCs w:val="18"/>
+        </w:rPr>
+        <w:t>C. Calibrated Education Policy</w:t>
+      </w:r>
+    </w:p>
+    <w:p>
+      <w:pPr>
+        <w:pStyle w:val="BodyText"/>
+        <w:keepNext/>
+      </w:pPr>
+      <w:r>
+        <w:t>TABLE III compares the default threshold with the conservative education threshold.</w:t>
+      </w:r>
+    </w:p>
+    <w:tbl>
+      <w:tblPr>
+        <w:tblW w:w="250pt" w:type="dxa"/>
+        <w:tblLayout w:type="fixed"/>
+        <w:tblBorders>
+          <w:top w:val="single" w:sz="4" w:space="0" w:color="auto"/>
+          <w:left w:val="single" w:sz="4" w:space="0" w:color="auto"/>
+          <w:bottom w:val="single" w:sz="4" w:space="0" w:color="auto"/>
+          <w:right w:val="single" w:sz="4" w:space="0" w:color="auto"/>
+          <w:insideH w:val="single" w:sz="4" w:space="0" w:color="auto"/>
+          <w:insideV w:val="single" w:sz="4" w:space="0" w:color="auto"/>
+        </w:tblBorders>
+      </w:tblPr>
+      <w:tblGrid>
+        <w:gridCol w:w="62.50pt"/>
+        <w:gridCol w:w="62.50pt"/>
+        <w:gridCol w:w="62.50pt"/>
+        <w:gridCol w:w="62.50pt"/>
+      </w:tblGrid>
+      <w:tr>
+        <w:trPr>
+          <w:cantSplit/>
+        </w:trPr>
+        <w:tc>
+          <w:tcPr>
+            <w:tcW w:w="62.50pt" w:type="dxa"/>
+          </w:tcPr>
+          <w:p>
+            <w:pPr>
+              <w:pStyle w:val="tablecolhead"/>
+            </w:pPr>
+            <w:r>
+              <w:rPr>
+                <w:b/>
+                <w:sz w:val="13"/>
+                <w:szCs w:val="13"/>
+              </w:rPr>
+              <w:t>Set</w:t>
+            </w:r>
+          </w:p>
+        </w:tc>
+        <w:tc>
+          <w:tcPr>
+            <w:tcW w:w="62.50pt" w:type="dxa"/>
+          </w:tcPr>
+          <w:p>
+            <w:pPr>
+              <w:pStyle w:val="tablecolhead"/>
+            </w:pPr>
+            <w:r>
+              <w:rPr>
+                <w:b/>
+                <w:sz w:val="13"/>
+                <w:szCs w:val="13"/>
+              </w:rPr>
+              <w:t>Policy</w:t>
+            </w:r>
+          </w:p>
+        </w:tc>
+        <w:tc>
+          <w:tcPr>
+            <w:tcW w:w="62.50pt" w:type="dxa"/>
+          </w:tcPr>
+          <w:p>
+            <w:pPr>
+              <w:pStyle w:val="tablecolhead"/>
+            </w:pPr>
+            <w:r>
+              <w:rPr>
+                <w:b/>
+                <w:sz w:val="13"/>
+                <w:szCs w:val="13"/>
+              </w:rPr>
+              <w:t>FPR</w:t>
+            </w:r>
+          </w:p>
+        </w:tc>
+        <w:tc>
+          <w:tcPr>
+            <w:tcW w:w="62.50pt" w:type="dxa"/>
+          </w:tcPr>
+          <w:p>
+            <w:pPr>
+              <w:pStyle w:val="tablecolhead"/>
+            </w:pPr>
+            <w:r>
+              <w:rPr>
+                <w:b/>
+                <w:sz w:val="13"/>
+                <w:szCs w:val="13"/>
+              </w:rPr>
+              <w:t>TPR</w:t>
+            </w:r>
+          </w:p>
+        </w:tc>
+      </w:tr>
+      <w:tr>
+        <w:trPr>
+          <w:cantSplit/>
+        </w:trPr>
+        <w:tc>
+          <w:tcPr>
+            <w:tcW w:w="62.50pt" w:type="dxa"/>
+          </w:tcPr>
+          <w:p>
+            <w:pPr>
+              <w:pStyle w:val="tablecopy"/>
+            </w:pPr>
+            <w:r>
+              <w:rPr>
+                <w:sz w:val="13"/>
+                <w:szCs w:val="13"/>
+              </w:rPr>
+              <w:t>HC3 test</w:t>
+            </w:r>
+          </w:p>
+        </w:tc>
+        <w:tc>
+          <w:tcPr>
+            <w:tcW w:w="62.50pt" w:type="dxa"/>
+          </w:tcPr>
+          <w:p>
+            <w:pPr>
+              <w:pStyle w:val="tablecopy"/>
+            </w:pPr>
+            <w:r>
+              <w:rPr>
+                <w:sz w:val="13"/>
+                <w:szCs w:val="13"/>
+              </w:rPr>
+              <w:t>Default</w:t>
+            </w:r>
+          </w:p>
+        </w:tc>
+        <w:tc>
+          <w:tcPr>
+            <w:tcW w:w="62.50pt" w:type="dxa"/>
+          </w:tcPr>
+          <w:p>
+            <w:pPr>
+              <w:pStyle w:val="tablecopy"/>
+            </w:pPr>
+            <w:r>
+              <w:rPr>
+                <w:sz w:val="13"/>
+                <w:szCs w:val="13"/>
+              </w:rPr>
+              <w:t>0.0128</w:t>
+            </w:r>
+          </w:p>
+        </w:tc>
+        <w:tc>
+          <w:tcPr>
+            <w:tcW w:w="62.50pt" w:type="dxa"/>
+          </w:tcPr>
+          <w:p>
+            <w:pPr>
+              <w:pStyle w:val="tablecopy"/>
+            </w:pPr>
+            <w:r>
+              <w:rPr>
+                <w:sz w:val="13"/>
+                <w:szCs w:val="13"/>
+              </w:rPr>
+              <w:t>0.9928</w:t>
+            </w:r>
+          </w:p>
+        </w:tc>
+      </w:tr>
+      <w:tr>
+        <w:trPr>
+          <w:cantSplit/>
+        </w:trPr>
+        <w:tc>
+          <w:tcPr>
+            <w:tcW w:w="62.50pt" w:type="dxa"/>
+          </w:tcPr>
+          <w:p>
+            <w:pPr>
+              <w:pStyle w:val="tablecopy"/>
+            </w:pPr>
+            <w:r>
+              <w:rPr>
+                <w:sz w:val="13"/>
+                <w:szCs w:val="13"/>
+              </w:rPr>
+              <w:t>HC3 test</w:t>
+            </w:r>
+          </w:p>
+        </w:tc>
+        <w:tc>
+          <w:tcPr>
+            <w:tcW w:w="62.50pt" w:type="dxa"/>
+          </w:tcPr>
+          <w:p>
+            <w:pPr>
+              <w:pStyle w:val="tablecopy"/>
+            </w:pPr>
+            <w:r>
+              <w:rPr>
+                <w:sz w:val="13"/>
+                <w:szCs w:val="13"/>
+              </w:rPr>
+              <w:t>Education</w:t>
+            </w:r>
+          </w:p>
+        </w:tc>
+        <w:tc>
+          <w:tcPr>
+            <w:tcW w:w="62.50pt" w:type="dxa"/>
+          </w:tcPr>
+          <w:p>
+            <w:pPr>
+              <w:pStyle w:val="tablecopy"/>
+            </w:pPr>
+            <w:r>
+              <w:rPr>
+                <w:sz w:val="13"/>
+                <w:szCs w:val="13"/>
+              </w:rPr>
+              <w:t>0.0000</w:t>
+            </w:r>
+          </w:p>
+        </w:tc>
+        <w:tc>
+          <w:tcPr>
+            <w:tcW w:w="62.50pt" w:type="dxa"/>
+          </w:tcPr>
+          <w:p>
+            <w:pPr>
+              <w:pStyle w:val="tablecopy"/>
+            </w:pPr>
+            <w:r>
+              <w:rPr>
+                <w:sz w:val="13"/>
+                <w:szCs w:val="13"/>
+              </w:rPr>
+              <w:t>0.4748</w:t>
+            </w:r>
+          </w:p>
+        </w:tc>
+      </w:tr>
+      <w:tr>
+        <w:trPr>
+          <w:cantSplit/>
+        </w:trPr>
+        <w:tc>
+          <w:tcPr>
+            <w:tcW w:w="62.50pt" w:type="dxa"/>
+          </w:tcPr>
+          <w:p>
+            <w:pPr>
+              <w:pStyle w:val="tablecopy"/>
+            </w:pPr>
+            <w:r>
+              <w:rPr>
+                <w:sz w:val="13"/>
+                <w:szCs w:val="13"/>
+              </w:rPr>
+              <w:t>GPT-wiki-intro OOD</w:t>
+            </w:r>
+          </w:p>
+        </w:tc>
+        <w:tc>
+          <w:tcPr>
+            <w:tcW w:w="62.50pt" w:type="dxa"/>
+          </w:tcPr>
+          <w:p>
+            <w:pPr>
+              <w:pStyle w:val="tablecopy"/>
+            </w:pPr>
+            <w:r>
+              <w:rPr>
+                <w:sz w:val="13"/>
+                <w:szCs w:val="13"/>
+              </w:rPr>
+              <w:t>Default</w:t>
+            </w:r>
+          </w:p>
+        </w:tc>
+        <w:tc>
+          <w:tcPr>
+            <w:tcW w:w="62.50pt" w:type="dxa"/>
+          </w:tcPr>
+          <w:p>
+            <w:pPr>
+              <w:pStyle w:val="tablecopy"/>
+            </w:pPr>
+            <w:r>
+              <w:rPr>
+                <w:sz w:val="13"/>
+                <w:szCs w:val="13"/>
+              </w:rPr>
+              <w:t>0.7999</w:t>
+            </w:r>
+          </w:p>
+        </w:tc>
+        <w:tc>
+          <w:tcPr>
+            <w:tcW w:w="62.50pt" w:type="dxa"/>
+          </w:tcPr>
+          <w:p>
+            <w:pPr>
+              <w:pStyle w:val="tablecopy"/>
+            </w:pPr>
+            <w:r>
+              <w:rPr>
+                <w:sz w:val="13"/>
+                <w:szCs w:val="13"/>
+              </w:rPr>
+              <w:t>0.9466</w:t>
+            </w:r>
+          </w:p>
+        </w:tc>
+      </w:tr>
+      <w:tr>
+        <w:trPr>
+          <w:cantSplit/>
+        </w:trPr>
+        <w:tc>
+          <w:tcPr>
+            <w:tcW w:w="62.50pt" w:type="dxa"/>
+          </w:tcPr>
+          <w:p>
+            <w:pPr>
+              <w:pStyle w:val="tablecopy"/>
+            </w:pPr>
+            <w:r>
+              <w:rPr>
+                <w:sz w:val="13"/>
+                <w:szCs w:val="13"/>
+              </w:rPr>
+              <w:t>GPT-wiki-intro OOD</w:t>
+            </w:r>
+          </w:p>
+        </w:tc>
+        <w:tc>
+          <w:tcPr>
+            <w:tcW w:w="62.50pt" w:type="dxa"/>
+          </w:tcPr>
+          <w:p>
+            <w:pPr>
+              <w:pStyle w:val="tablecopy"/>
+            </w:pPr>
+            <w:r>
+              <w:rPr>
+                <w:sz w:val="13"/>
+                <w:szCs w:val="13"/>
+              </w:rPr>
+              <w:t>Education</w:t>
+            </w:r>
+          </w:p>
+        </w:tc>
+        <w:tc>
+          <w:tcPr>
+            <w:tcW w:w="62.50pt" w:type="dxa"/>
+          </w:tcPr>
+          <w:p>
+            <w:pPr>
+              <w:pStyle w:val="tablecopy"/>
+            </w:pPr>
+            <w:r>
+              <w:rPr>
+                <w:sz w:val="13"/>
+                <w:szCs w:val="13"/>
+              </w:rPr>
+              <w:t>0.0068</w:t>
+            </w:r>
+          </w:p>
+        </w:tc>
+        <w:tc>
+          <w:tcPr>
+            <w:tcW w:w="62.50pt" w:type="dxa"/>
+          </w:tcPr>
+          <w:p>
+            <w:pPr>
+              <w:pStyle w:val="tablecopy"/>
+            </w:pPr>
+            <w:r>
+              <w:rPr>
+                <w:sz w:val="13"/>
+                <w:szCs w:val="13"/>
+              </w:rPr>
+              <w:t>0.1644</w:t>
+            </w:r>
+          </w:p>
+        </w:tc>
+      </w:tr>
+      <w:tr>
+        <w:trPr>
+          <w:cantSplit/>
+        </w:trPr>
+        <w:tc>
+          <w:tcPr>
+            <w:tcW w:w="62.50pt" w:type="dxa"/>
+          </w:tcPr>
+          <w:p>
+            <w:pPr>
+              <w:pStyle w:val="tablecopy"/>
+            </w:pPr>
+            <w:r>
+              <w:rPr>
+                <w:sz w:val="13"/>
+                <w:szCs w:val="13"/>
+              </w:rPr>
+              <w:t>ICNALE audit</w:t>
+            </w:r>
+          </w:p>
+        </w:tc>
+        <w:tc>
+          <w:tcPr>
+            <w:tcW w:w="62.50pt" w:type="dxa"/>
+          </w:tcPr>
+          <w:p>
+            <w:pPr>
+              <w:pStyle w:val="tablecopy"/>
+            </w:pPr>
+            <w:r>
+              <w:rPr>
+                <w:sz w:val="13"/>
+                <w:szCs w:val="13"/>
+              </w:rPr>
+              <w:t>Default</w:t>
+            </w:r>
+          </w:p>
+        </w:tc>
+        <w:tc>
+          <w:tcPr>
+            <w:tcW w:w="62.50pt" w:type="dxa"/>
+          </w:tcPr>
+          <w:p>
+            <w:pPr>
+              <w:pStyle w:val="tablecopy"/>
+            </w:pPr>
+            <w:r>
+              <w:rPr>
+                <w:sz w:val="13"/>
+                <w:szCs w:val="13"/>
+              </w:rPr>
+              <w:t>0.7769</w:t>
+            </w:r>
+          </w:p>
+        </w:tc>
+        <w:tc>
+          <w:tcPr>
+            <w:tcW w:w="62.50pt" w:type="dxa"/>
+          </w:tcPr>
+          <w:p>
+            <w:pPr>
+              <w:pStyle w:val="tablecopy"/>
+            </w:pPr>
+            <w:r>
+              <w:rPr>
+                <w:sz w:val="13"/>
+                <w:szCs w:val="13"/>
+              </w:rPr>
+              <w:t>N/A</w:t>
+            </w:r>
+          </w:p>
+        </w:tc>
+      </w:tr>
+      <w:tr>
+        <w:trPr>
+          <w:cantSplit/>
+        </w:trPr>
+        <w:tc>
+          <w:tcPr>
+            <w:tcW w:w="62.50pt" w:type="dxa"/>
+          </w:tcPr>
+          <w:p>
+            <w:pPr>
+              <w:pStyle w:val="tablecopy"/>
+            </w:pPr>
+            <w:r>
+              <w:rPr>
+                <w:sz w:val="13"/>
+                <w:szCs w:val="13"/>
+              </w:rPr>
+              <w:t>ICNALE audit</w:t>
+            </w:r>
+          </w:p>
+        </w:tc>
+        <w:tc>
+          <w:tcPr>
+            <w:tcW w:w="62.50pt" w:type="dxa"/>
+          </w:tcPr>
+          <w:p>
+            <w:pPr>
+              <w:pStyle w:val="tablecopy"/>
+            </w:pPr>
+            <w:r>
+              <w:rPr>
+                <w:sz w:val="13"/>
+                <w:szCs w:val="13"/>
+              </w:rPr>
+              <w:t>Education</w:t>
+            </w:r>
+          </w:p>
+        </w:tc>
+        <w:tc>
+          <w:tcPr>
+            <w:tcW w:w="62.50pt" w:type="dxa"/>
+          </w:tcPr>
+          <w:p>
+            <w:pPr>
+              <w:pStyle w:val="tablecopy"/>
+            </w:pPr>
+            <w:r>
+              <w:rPr>
+                <w:sz w:val="13"/>
+                <w:szCs w:val="13"/>
+              </w:rPr>
+              <w:t>0.0086</w:t>
+            </w:r>
+          </w:p>
+        </w:tc>
+        <w:tc>
+          <w:tcPr>
+            <w:tcW w:w="62.50pt" w:type="dxa"/>
+          </w:tcPr>
+          <w:p>
+            <w:pPr>
+              <w:pStyle w:val="tablecopy"/>
+            </w:pPr>
+            <w:r>
+              <w:rPr>
+                <w:sz w:val="13"/>
+                <w:szCs w:val="13"/>
+              </w:rPr>
+              <w:t>N/A</w:t>
+            </w:r>
+          </w:p>
+        </w:tc>
+      </w:tr>
+    </w:tbl>
+    <w:p>
+      <w:pPr>
+        <w:pStyle w:val="BodyText"/>
+      </w:pPr>
+      <w:r>
+        <w:t>The education threshold sharply reduces false positives. On the held-out ICNALE audit split, FPR falls from 0.7769 to 0.0086. Learner FPR falls to 0.0090, and native FPR is 0.0000. However, the cost is severe: HC3 test TPR drops from 0.9928 to 0.4748, and GPT-wiki-intro TPR drops from 0.9466 to 0.1644. This tradeoff means the education policy is safer for avoiding accusations, but weak as a binary detector.</w:t>
+      </w:r>
+    </w:p>
+    <w:p>
+      <w:pPr>
+        <w:keepNext/>
+        <w:keepLines/>
+        <w:jc w:val="center"/>
+        <w:spacing w:before="4pt" w:after="2pt"/>
+        <w:ind w:firstLine="0pt"/>
+      </w:pPr>
+      <w:r>
+        <w:drawing>
+          <wp:inline distT="0" distB="0" distL="0" distR="0">
+            <wp:extent cx="3063240" cy="3063240"/>
+            <wp:effectExtent l="0" t="0" r="0" b="0"/>
+            <wp:docPr id="1006" name="paper_figure_6.png" descr="FIGURE 6. The education threshold reduces human false positives across shifted sets, but sharply reduces AI recall on HC3 and GPT-wiki-intro. ICNALE has no AI recall because it is human-only in this project."/>
+            <wp:cNvGraphicFramePr>
+              <a:graphicFrameLocks noChangeAspect="1"/>
+            </wp:cNvGraphicFramePr>
+            <a:graphic>
+              <a:graphicData uri="http://schemas.openxmlformats.org/drawingml/2006/picture">
+                <pic:pic>
+                  <pic:nvPicPr>
+                    <pic:cNvPr id="0" name="paper_figure_6.png" descr="FIGURE 6. The education threshold reduces human false positives across shifted sets, but sharply reduces AI recall on HC3 and GPT-wiki-intro. ICNALE has no AI recall because it is human-only in this project."/>
+                    <pic:cNvPicPr/>
+                  </pic:nvPicPr>
+                  <pic:blipFill>
+                    <a:blip r:embed="rIdFigure6"/>
+                    <a:stretch>
+                      <a:fillRect/>
+                    </a:stretch>
+                  </pic:blipFill>
+                  <pic:spPr>
+                    <a:xfrm>
+                      <a:off x="0" y="0"/>
+                      <a:ext cx="3063240" cy="3063240"/>
+                    </a:xfrm>
+                    <a:prstGeom prst="rect">
+                      <a:avLst/>
+                    </a:prstGeom>
+                  </pic:spPr>
+                </pic:pic>
+              </a:graphicData>
+            </a:graphic>
+          </wp:inline>
+        </w:drawing>
+      </w:r>
+    </w:p>
+    <w:p>
+      <w:pPr>
+        <w:pStyle w:val="BodyText"/>
+        <w:jc w:val="center"/>
+        <w:keepLines/>
+        <w:spacing w:before="0pt" w:after="6pt"/>
+        <w:ind w:firstLine="0pt"/>
+      </w:pPr>
+      <w:r>
+        <w:rPr>
+          <w:i/>
+          <w:sz w:val="14"/>
+          <w:szCs w:val="14"/>
+        </w:rPr>
+        <w:t>FIGURE 6. The education threshold reduces human false positives across shifted sets, but sharply reduces AI recall on HC3 and GPT-wiki-intro. ICNALE has no AI recall because it is human-only in this project.</w:t>
+      </w:r>
+    </w:p>
+    <w:p>
+      <w:pPr>
+        <w:pStyle w:val="BodyText"/>
+        <w:spacing w:before="6pt" w:after="3pt"/>
+        <w:ind w:firstLine="0pt"/>
+      </w:pPr>
+      <w:r>
+        <w:rPr>
+          <w:i/>
+          <w:sz w:val="18"/>
+          <w:szCs w:val="18"/>
+        </w:rPr>
+        <w:t>D. Fixed-Sample Baseline Comparison</w:t>
+      </w:r>
+    </w:p>
+    <w:p>
+      <w:pPr>
+        <w:pStyle w:val="BodyText"/>
+        <w:keepNext/>
+      </w:pPr>
+      <w:r>
+        <w:t>TABLE IV reports the same-row 500-example comparison for the classical detector and baselines. These results are useful for approximate comparison, but they are not full-dataset transformer results.</w:t>
+      </w:r>
+    </w:p>
+    <w:tbl>
+      <w:tblPr>
+        <w:tblW w:w="250pt" w:type="dxa"/>
+        <w:tblLayout w:type="fixed"/>
+        <w:tblBorders>
+          <w:top w:val="single" w:sz="4" w:space="0" w:color="auto"/>
+          <w:left w:val="single" w:sz="4" w:space="0" w:color="auto"/>
+          <w:bottom w:val="single" w:sz="4" w:space="0" w:color="auto"/>
+          <w:right w:val="single" w:sz="4" w:space="0" w:color="auto"/>
+          <w:insideH w:val="single" w:sz="4" w:space="0" w:color="auto"/>
+          <w:insideV w:val="single" w:sz="4" w:space="0" w:color="auto"/>
+        </w:tblBorders>
+      </w:tblPr>
+      <w:tblGrid>
+        <w:gridCol w:w="50.00pt"/>
+        <w:gridCol w:w="50.00pt"/>
+        <w:gridCol w:w="50.00pt"/>
+        <w:gridCol w:w="50.00pt"/>
+        <w:gridCol w:w="50.00pt"/>
+      </w:tblGrid>
+      <w:tr>
+        <w:trPr>
+          <w:cantSplit/>
+        </w:trPr>
+        <w:tc>
+          <w:tcPr>
+            <w:tcW w:w="50.00pt" w:type="dxa"/>
+          </w:tcPr>
+          <w:p>
+            <w:pPr>
+              <w:pStyle w:val="tablecolhead"/>
+            </w:pPr>
+            <w:r>
+              <w:rPr>
+                <w:b/>
+                <w:sz w:val="13"/>
+                <w:szCs w:val="13"/>
+              </w:rPr>
+              <w:t>Model</w:t>
+            </w:r>
+          </w:p>
+        </w:tc>
+        <w:tc>
+          <w:tcPr>
+            <w:tcW w:w="50.00pt" w:type="dxa"/>
+          </w:tcPr>
+          <w:p>
+            <w:pPr>
+              <w:pStyle w:val="tablecolhead"/>
+            </w:pPr>
+            <w:r>
+              <w:rPr>
+                <w:b/>
+                <w:sz w:val="13"/>
+                <w:szCs w:val="13"/>
+              </w:rPr>
+              <w:t>Set</w:t>
+            </w:r>
+          </w:p>
+        </w:tc>
+        <w:tc>
+          <w:tcPr>
+            <w:tcW w:w="50.00pt" w:type="dxa"/>
+          </w:tcPr>
+          <w:p>
+            <w:pPr>
+              <w:pStyle w:val="tablecolhead"/>
+            </w:pPr>
+            <w:r>
+              <w:rPr>
+                <w:b/>
+                <w:sz w:val="13"/>
+                <w:szCs w:val="13"/>
+              </w:rPr>
+              <w:t>FPR</w:t>
+            </w:r>
+          </w:p>
+        </w:tc>
+        <w:tc>
+          <w:tcPr>
+            <w:tcW w:w="50.00pt" w:type="dxa"/>
+          </w:tcPr>
+          <w:p>
+            <w:pPr>
+              <w:pStyle w:val="tablecolhead"/>
+            </w:pPr>
+            <w:r>
+              <w:rPr>
+                <w:b/>
+                <w:sz w:val="13"/>
+                <w:szCs w:val="13"/>
+              </w:rPr>
+              <w:t>TPR</w:t>
+            </w:r>
+          </w:p>
+        </w:tc>
+        <w:tc>
+          <w:tcPr>
+            <w:tcW w:w="50.00pt" w:type="dxa"/>
+          </w:tcPr>
+          <w:p>
+            <w:pPr>
+              <w:pStyle w:val="tablecolhead"/>
+            </w:pPr>
+            <w:r>
+              <w:rPr>
+                <w:b/>
+                <w:sz w:val="13"/>
+                <w:szCs w:val="13"/>
+              </w:rPr>
+              <w:t>Learner FPR</w:t>
+            </w:r>
+          </w:p>
+        </w:tc>
+      </w:tr>
+      <w:tr>
+        <w:trPr>
+          <w:cantSplit/>
+        </w:trPr>
+        <w:tc>
+          <w:tcPr>
+            <w:tcW w:w="50.00pt" w:type="dxa"/>
+          </w:tcPr>
+          <w:p>
+            <w:pPr>
+              <w:pStyle w:val="tablecopy"/>
+            </w:pPr>
+            <w:r>
+              <w:rPr>
+                <w:sz w:val="13"/>
+                <w:szCs w:val="13"/>
+              </w:rPr>
+              <w:t>Classical default</w:t>
+            </w:r>
+          </w:p>
+        </w:tc>
+        <w:tc>
+          <w:tcPr>
+            <w:tcW w:w="50.00pt" w:type="dxa"/>
+          </w:tcPr>
+          <w:p>
+            <w:pPr>
+              <w:pStyle w:val="tablecopy"/>
+            </w:pPr>
+            <w:r>
+              <w:rPr>
+                <w:sz w:val="13"/>
+                <w:szCs w:val="13"/>
+              </w:rPr>
+              <w:t>HC3</w:t>
+            </w:r>
+          </w:p>
+        </w:tc>
+        <w:tc>
+          <w:tcPr>
+            <w:tcW w:w="50.00pt" w:type="dxa"/>
+          </w:tcPr>
+          <w:p>
+            <w:pPr>
+              <w:pStyle w:val="tablecopy"/>
+            </w:pPr>
+            <w:r>
+              <w:rPr>
+                <w:sz w:val="13"/>
+                <w:szCs w:val="13"/>
+              </w:rPr>
+              <w:t>0.000</w:t>
+            </w:r>
+          </w:p>
+        </w:tc>
+        <w:tc>
+          <w:tcPr>
+            <w:tcW w:w="50.00pt" w:type="dxa"/>
+          </w:tcPr>
+          <w:p>
+            <w:pPr>
+              <w:pStyle w:val="tablecopy"/>
+            </w:pPr>
+            <w:r>
+              <w:rPr>
+                <w:sz w:val="13"/>
+                <w:szCs w:val="13"/>
+              </w:rPr>
+              <w:t>0.996</w:t>
+            </w:r>
+          </w:p>
+        </w:tc>
+        <w:tc>
+          <w:tcPr>
+            <w:tcW w:w="50.00pt" w:type="dxa"/>
+          </w:tcPr>
+          <w:p>
+            <w:pPr>
+              <w:pStyle w:val="tablecopy"/>
+            </w:pPr>
+            <w:r>
+              <w:rPr>
+                <w:sz w:val="13"/>
+                <w:szCs w:val="13"/>
+              </w:rPr>
+              <w:t>N/A</w:t>
+            </w:r>
+          </w:p>
+        </w:tc>
+      </w:tr>
+      <w:tr>
+        <w:trPr>
+          <w:cantSplit/>
+        </w:trPr>
+        <w:tc>
+          <w:tcPr>
+            <w:tcW w:w="50.00pt" w:type="dxa"/>
+          </w:tcPr>
+          <w:p>
+            <w:pPr>
+              <w:pStyle w:val="tablecopy"/>
+            </w:pPr>
+            <w:r>
+              <w:rPr>
+                <w:sz w:val="13"/>
+                <w:szCs w:val="13"/>
+              </w:rPr>
+              <w:t>Classical default</w:t>
+            </w:r>
+          </w:p>
+        </w:tc>
+        <w:tc>
+          <w:tcPr>
+            <w:tcW w:w="50.00pt" w:type="dxa"/>
+          </w:tcPr>
+          <w:p>
+            <w:pPr>
+              <w:pStyle w:val="tablecopy"/>
+            </w:pPr>
+            <w:r>
+              <w:rPr>
+                <w:sz w:val="13"/>
+                <w:szCs w:val="13"/>
+              </w:rPr>
+              <w:t>GPT-wiki</w:t>
+            </w:r>
+          </w:p>
+        </w:tc>
+        <w:tc>
+          <w:tcPr>
+            <w:tcW w:w="50.00pt" w:type="dxa"/>
+          </w:tcPr>
+          <w:p>
+            <w:pPr>
+              <w:pStyle w:val="tablecopy"/>
+            </w:pPr>
+            <w:r>
+              <w:rPr>
+                <w:sz w:val="13"/>
+                <w:szCs w:val="13"/>
+              </w:rPr>
+              <w:t>0.724</w:t>
+            </w:r>
+          </w:p>
+        </w:tc>
+        <w:tc>
+          <w:tcPr>
+            <w:tcW w:w="50.00pt" w:type="dxa"/>
+          </w:tcPr>
+          <w:p>
+            <w:pPr>
+              <w:pStyle w:val="tablecopy"/>
+            </w:pPr>
+            <w:r>
+              <w:rPr>
+                <w:sz w:val="13"/>
+                <w:szCs w:val="13"/>
+              </w:rPr>
+              <w:t>0.948</w:t>
+            </w:r>
+          </w:p>
+        </w:tc>
+        <w:tc>
+          <w:tcPr>
+            <w:tcW w:w="50.00pt" w:type="dxa"/>
+          </w:tcPr>
+          <w:p>
+            <w:pPr>
+              <w:pStyle w:val="tablecopy"/>
+            </w:pPr>
+            <w:r>
+              <w:rPr>
+                <w:sz w:val="13"/>
+                <w:szCs w:val="13"/>
+              </w:rPr>
+              <w:t>N/A</w:t>
+            </w:r>
+          </w:p>
+        </w:tc>
+      </w:tr>
+      <w:tr>
+        <w:trPr>
+          <w:cantSplit/>
+        </w:trPr>
+        <w:tc>
+          <w:tcPr>
+            <w:tcW w:w="50.00pt" w:type="dxa"/>
+          </w:tcPr>
+          <w:p>
+            <w:pPr>
+              <w:pStyle w:val="tablecopy"/>
+            </w:pPr>
+            <w:r>
+              <w:rPr>
+                <w:sz w:val="13"/>
+                <w:szCs w:val="13"/>
+              </w:rPr>
+              <w:t>Classical default</w:t>
+            </w:r>
+          </w:p>
+        </w:tc>
+        <w:tc>
+          <w:tcPr>
+            <w:tcW w:w="50.00pt" w:type="dxa"/>
+          </w:tcPr>
+          <w:p>
+            <w:pPr>
+              <w:pStyle w:val="tablecopy"/>
+            </w:pPr>
+            <w:r>
+              <w:rPr>
+                <w:sz w:val="13"/>
+                <w:szCs w:val="13"/>
+              </w:rPr>
+              <w:t>ICNALE</w:t>
+            </w:r>
+          </w:p>
+        </w:tc>
+        <w:tc>
+          <w:tcPr>
+            <w:tcW w:w="50.00pt" w:type="dxa"/>
+          </w:tcPr>
+          <w:p>
+            <w:pPr>
+              <w:pStyle w:val="tablecopy"/>
+            </w:pPr>
+            <w:r>
+              <w:rPr>
+                <w:sz w:val="13"/>
+                <w:szCs w:val="13"/>
+              </w:rPr>
+              <w:t>0.738</w:t>
+            </w:r>
+          </w:p>
+        </w:tc>
+        <w:tc>
+          <w:tcPr>
+            <w:tcW w:w="50.00pt" w:type="dxa"/>
+          </w:tcPr>
+          <w:p>
+            <w:pPr>
+              <w:pStyle w:val="tablecopy"/>
+            </w:pPr>
+            <w:r>
+              <w:rPr>
+                <w:sz w:val="13"/>
+                <w:szCs w:val="13"/>
+              </w:rPr>
+              <w:t>N/A</w:t>
+            </w:r>
+          </w:p>
+        </w:tc>
+        <w:tc>
+          <w:tcPr>
+            <w:tcW w:w="50.00pt" w:type="dxa"/>
+          </w:tcPr>
+          <w:p>
+            <w:pPr>
+              <w:pStyle w:val="tablecopy"/>
+            </w:pPr>
+            <w:r>
+              <w:rPr>
+                <w:sz w:val="13"/>
+                <w:szCs w:val="13"/>
+              </w:rPr>
+              <w:t>0.812</w:t>
+            </w:r>
+          </w:p>
+        </w:tc>
+      </w:tr>
+      <w:tr>
+        <w:trPr>
+          <w:cantSplit/>
+        </w:trPr>
+        <w:tc>
+          <w:tcPr>
+            <w:tcW w:w="50.00pt" w:type="dxa"/>
+          </w:tcPr>
+          <w:p>
+            <w:pPr>
+              <w:pStyle w:val="tablecopy"/>
+            </w:pPr>
+            <w:r>
+              <w:rPr>
+                <w:sz w:val="13"/>
+                <w:szCs w:val="13"/>
+              </w:rPr>
+              <w:t>Classical education</w:t>
+            </w:r>
+          </w:p>
+        </w:tc>
+        <w:tc>
+          <w:tcPr>
+            <w:tcW w:w="50.00pt" w:type="dxa"/>
+          </w:tcPr>
+          <w:p>
+            <w:pPr>
+              <w:pStyle w:val="tablecopy"/>
+            </w:pPr>
+            <w:r>
+              <w:rPr>
+                <w:sz w:val="13"/>
+                <w:szCs w:val="13"/>
+              </w:rPr>
+              <w:t>ICNALE</w:t>
+            </w:r>
+          </w:p>
+        </w:tc>
+        <w:tc>
+          <w:tcPr>
+            <w:tcW w:w="50.00pt" w:type="dxa"/>
+          </w:tcPr>
+          <w:p>
+            <w:pPr>
+              <w:pStyle w:val="tablecopy"/>
+            </w:pPr>
+            <w:r>
+              <w:rPr>
+                <w:sz w:val="13"/>
+                <w:szCs w:val="13"/>
+              </w:rPr>
+              <w:t>0.002</w:t>
+            </w:r>
+          </w:p>
+        </w:tc>
+        <w:tc>
+          <w:tcPr>
+            <w:tcW w:w="50.00pt" w:type="dxa"/>
+          </w:tcPr>
+          <w:p>
+            <w:pPr>
+              <w:pStyle w:val="tablecopy"/>
+            </w:pPr>
+            <w:r>
+              <w:rPr>
+                <w:sz w:val="13"/>
+                <w:szCs w:val="13"/>
+              </w:rPr>
+              <w:t>N/A</w:t>
+            </w:r>
+          </w:p>
+        </w:tc>
+        <w:tc>
+          <w:tcPr>
+            <w:tcW w:w="50.00pt" w:type="dxa"/>
+          </w:tcPr>
+          <w:p>
+            <w:pPr>
+              <w:pStyle w:val="tablecopy"/>
+            </w:pPr>
+            <w:r>
+              <w:rPr>
+                <w:sz w:val="13"/>
+                <w:szCs w:val="13"/>
+              </w:rPr>
+              <w:t>0.004</w:t>
+            </w:r>
+          </w:p>
+        </w:tc>
+      </w:tr>
+      <w:tr>
+        <w:trPr>
+          <w:cantSplit/>
+        </w:trPr>
+        <w:tc>
+          <w:tcPr>
+            <w:tcW w:w="50.00pt" w:type="dxa"/>
+          </w:tcPr>
+          <w:p>
+            <w:pPr>
+              <w:pStyle w:val="tablecopy"/>
+            </w:pPr>
+            <w:r>
+              <w:rPr>
+                <w:sz w:val="13"/>
+                <w:szCs w:val="13"/>
+              </w:rPr>
+              <w:t>GLTR heuristic</w:t>
+            </w:r>
+          </w:p>
+        </w:tc>
+        <w:tc>
+          <w:tcPr>
+            <w:tcW w:w="50.00pt" w:type="dxa"/>
+          </w:tcPr>
+          <w:p>
+            <w:pPr>
+              <w:pStyle w:val="tablecopy"/>
+            </w:pPr>
+            <w:r>
+              <w:rPr>
+                <w:sz w:val="13"/>
+                <w:szCs w:val="13"/>
+              </w:rPr>
+              <w:t>ICNALE</w:t>
+            </w:r>
+          </w:p>
+        </w:tc>
+        <w:tc>
+          <w:tcPr>
+            <w:tcW w:w="50.00pt" w:type="dxa"/>
+          </w:tcPr>
+          <w:p>
+            <w:pPr>
+              <w:pStyle w:val="tablecopy"/>
+            </w:pPr>
+            <w:r>
+              <w:rPr>
+                <w:sz w:val="13"/>
+                <w:szCs w:val="13"/>
+              </w:rPr>
+              <w:t>0.208</w:t>
+            </w:r>
+          </w:p>
+        </w:tc>
+        <w:tc>
+          <w:tcPr>
+            <w:tcW w:w="50.00pt" w:type="dxa"/>
+          </w:tcPr>
+          <w:p>
+            <w:pPr>
+              <w:pStyle w:val="tablecopy"/>
+            </w:pPr>
+            <w:r>
+              <w:rPr>
+                <w:sz w:val="13"/>
+                <w:szCs w:val="13"/>
+              </w:rPr>
+              <w:t>N/A</w:t>
+            </w:r>
+          </w:p>
+        </w:tc>
+        <w:tc>
+          <w:tcPr>
+            <w:tcW w:w="50.00pt" w:type="dxa"/>
+          </w:tcPr>
+          <w:p>
+            <w:pPr>
+              <w:pStyle w:val="tablecopy"/>
+            </w:pPr>
+            <w:r>
+              <w:rPr>
+                <w:sz w:val="13"/>
+                <w:szCs w:val="13"/>
+              </w:rPr>
+              <w:t>0.096</w:t>
+            </w:r>
+          </w:p>
+        </w:tc>
+      </w:tr>
+      <w:tr>
+        <w:trPr>
+          <w:cantSplit/>
+        </w:trPr>
+        <w:tc>
+          <w:tcPr>
+            <w:tcW w:w="50.00pt" w:type="dxa"/>
+          </w:tcPr>
+          <w:p>
+            <w:pPr>
+              <w:pStyle w:val="tablecopy"/>
+            </w:pPr>
+            <w:r>
+              <w:rPr>
+                <w:sz w:val="13"/>
+                <w:szCs w:val="13"/>
+              </w:rPr>
+              <w:t>OpenAI RoBERTa</w:t>
+            </w:r>
+          </w:p>
+        </w:tc>
+        <w:tc>
+          <w:tcPr>
+            <w:tcW w:w="50.00pt" w:type="dxa"/>
+          </w:tcPr>
+          <w:p>
+            <w:pPr>
+              <w:pStyle w:val="tablecopy"/>
+            </w:pPr>
+            <w:r>
+              <w:rPr>
+                <w:sz w:val="13"/>
+                <w:szCs w:val="13"/>
+              </w:rPr>
+              <w:t>ICNALE</w:t>
+            </w:r>
+          </w:p>
+        </w:tc>
+        <w:tc>
+          <w:tcPr>
+            <w:tcW w:w="50.00pt" w:type="dxa"/>
+          </w:tcPr>
+          <w:p>
+            <w:pPr>
+              <w:pStyle w:val="tablecopy"/>
+            </w:pPr>
+            <w:r>
+              <w:rPr>
+                <w:sz w:val="13"/>
+                <w:szCs w:val="13"/>
+              </w:rPr>
+              <w:t>0.118</w:t>
+            </w:r>
+          </w:p>
+        </w:tc>
+        <w:tc>
+          <w:tcPr>
+            <w:tcW w:w="50.00pt" w:type="dxa"/>
+          </w:tcPr>
+          <w:p>
+            <w:pPr>
+              <w:pStyle w:val="tablecopy"/>
+            </w:pPr>
+            <w:r>
+              <w:rPr>
+                <w:sz w:val="13"/>
+                <w:szCs w:val="13"/>
+              </w:rPr>
+              <w:t>N/A</w:t>
+            </w:r>
+          </w:p>
+        </w:tc>
+        <w:tc>
+          <w:tcPr>
+            <w:tcW w:w="50.00pt" w:type="dxa"/>
+          </w:tcPr>
+          <w:p>
+            <w:pPr>
+              <w:pStyle w:val="tablecopy"/>
+            </w:pPr>
+            <w:r>
+              <w:rPr>
+                <w:sz w:val="13"/>
+                <w:szCs w:val="13"/>
+              </w:rPr>
+              <w:t>0.052</w:t>
+            </w:r>
+          </w:p>
+        </w:tc>
+      </w:tr>
+      <w:tr>
+        <w:trPr>
+          <w:cantSplit/>
+        </w:trPr>
+        <w:tc>
+          <w:tcPr>
+            <w:tcW w:w="50.00pt" w:type="dxa"/>
+          </w:tcPr>
+          <w:p>
+            <w:pPr>
+              <w:pStyle w:val="tablecopy"/>
+            </w:pPr>
+            <w:r>
+              <w:rPr>
+                <w:sz w:val="13"/>
+                <w:szCs w:val="13"/>
+              </w:rPr>
+              <w:t>HC3 RoBERTa</w:t>
+            </w:r>
+          </w:p>
+        </w:tc>
+        <w:tc>
+          <w:tcPr>
+            <w:tcW w:w="50.00pt" w:type="dxa"/>
+          </w:tcPr>
+          <w:p>
+            <w:pPr>
+              <w:pStyle w:val="tablecopy"/>
+            </w:pPr>
+            <w:r>
+              <w:rPr>
+                <w:sz w:val="13"/>
+                <w:szCs w:val="13"/>
+              </w:rPr>
+              <w:t>ICNALE</w:t>
+            </w:r>
+          </w:p>
+        </w:tc>
+        <w:tc>
+          <w:tcPr>
+            <w:tcW w:w="50.00pt" w:type="dxa"/>
+          </w:tcPr>
+          <w:p>
+            <w:pPr>
+              <w:pStyle w:val="tablecopy"/>
+            </w:pPr>
+            <w:r>
+              <w:rPr>
+                <w:sz w:val="13"/>
+                <w:szCs w:val="13"/>
+              </w:rPr>
+              <w:t>0.562</w:t>
+            </w:r>
+          </w:p>
+        </w:tc>
+        <w:tc>
+          <w:tcPr>
+            <w:tcW w:w="50.00pt" w:type="dxa"/>
+          </w:tcPr>
+          <w:p>
+            <w:pPr>
+              <w:pStyle w:val="tablecopy"/>
+            </w:pPr>
+            <w:r>
+              <w:rPr>
+                <w:sz w:val="13"/>
+                <w:szCs w:val="13"/>
+              </w:rPr>
+              <w:t>N/A</w:t>
+            </w:r>
+          </w:p>
+        </w:tc>
+        <w:tc>
+          <w:tcPr>
+            <w:tcW w:w="50.00pt" w:type="dxa"/>
+          </w:tcPr>
+          <w:p>
+            <w:pPr>
+              <w:pStyle w:val="tablecopy"/>
+            </w:pPr>
+            <w:r>
+              <w:rPr>
+                <w:sz w:val="13"/>
+                <w:szCs w:val="13"/>
+              </w:rPr>
+              <w:t>0.608</w:t>
+            </w:r>
+          </w:p>
+        </w:tc>
+      </w:tr>
+    </w:tbl>
+    <w:p>
+      <w:pPr>
+        <w:pStyle w:val="BodyText"/>
+      </w:pPr>
+      <w:r>
+        <w:t>On the fixed ICNALE sample, the OpenAI RoBERTa GPT-2 detector has lower false-positive rates than the default classical detector, and the GLTR heuristic also has lower ICNALE FPR than the default classical detector. The HC3 RoBERTa detector remains high on ICNALE. The conservative classical policy has the lowest ICNALE FPR, but this comes from raising the decision threshold and sacrificing recall on binary datasets.</w:t>
+      </w:r>
+    </w:p>
+    <w:p>
+      <w:pPr>
+        <w:pStyle w:val="BodyText"/>
+        <w:spacing w:before="6pt" w:after="3pt"/>
+        <w:ind w:firstLine="0pt"/>
+      </w:pPr>
+      <w:r>
+        <w:rPr>
+          <w:i/>
+          <w:sz w:val="18"/>
+          <w:szCs w:val="18"/>
+        </w:rPr>
+        <w:t>E. Feature Ablation Summary</w:t>
+      </w:r>
+    </w:p>
+    <w:p>
+      <w:pPr>
+        <w:pStyle w:val="BodyText"/>
+      </w:pPr>
+      <w:r>
+        <w:t>Feature ablations show that strong in-domain accuracy does not align cleanly with fairness safety. Word TF-IDF alone has HC3 test F1-macro 0.9724 and ICNALE FPR 0.1558. Basic lexical statistics alone have lower HC3 test F1-macro 0.7815 but ICNALE FPR 0.1061. The combined word, character, and statistics model has HC3 test F1-macro 0.9874 but ICNALE FPR 0.7773. This indicates that feature combinations that improve benchmark detection can also amplify false positives under distribution shift.</w:t>
+      </w:r>
+    </w:p>
+    <w:p>
+      <w:pPr>
+        <w:pStyle w:val="BodyText"/>
+      </w:pPr>
+      <w:r>
+        <w:t>This result is not a reason to prefer a weak model. Instead, it shows why detector development must evaluate both predictive performance and human false-positive risk before recommending any threshold for educational use.</w:t>
+      </w:r>
+    </w:p>
+    <w:p>
+      <w:pPr>
+        <w:keepNext/>
+        <w:keepLines/>
+        <w:jc w:val="center"/>
+        <w:spacing w:before="4pt" w:after="2pt"/>
+        <w:ind w:firstLine="0pt"/>
+      </w:pPr>
+      <w:r>
+        <w:drawing>
+          <wp:inline distT="0" distB="0" distL="0" distR="0">
+            <wp:extent cx="3063240" cy="2337826"/>
+            <wp:effectExtent l="0" t="0" r="0" b="0"/>
+            <wp:docPr id="1007" name="paper_figure_7.png" descr="FIGURE 7. Feature ablations show that higher HC3 F1-macro does not guarantee lower ICNALE human false-positive rates."/>
+            <wp:cNvGraphicFramePr>
+              <a:graphicFrameLocks noChangeAspect="1"/>
+            </wp:cNvGraphicFramePr>
+            <a:graphic>
+              <a:graphicData uri="http://schemas.openxmlformats.org/drawingml/2006/picture">
+                <pic:pic>
+                  <pic:nvPicPr>
+                    <pic:cNvPr id="0" name="paper_figure_7.png" descr="FIGURE 7. Feature ablations show that higher HC3 F1-macro does not guarantee lower ICNALE human false-positive rates."/>
+                    <pic:cNvPicPr/>
+                  </pic:nvPicPr>
+                  <pic:blipFill>
+                    <a:blip r:embed="rIdFigure7"/>
+                    <a:stretch>
+                      <a:fillRect/>
+                    </a:stretch>
+                  </pic:blipFill>
+                  <pic:spPr>
+                    <a:xfrm>
+                      <a:off x="0" y="0"/>
+                      <a:ext cx="3063240" cy="2337826"/>
+                    </a:xfrm>
+                    <a:prstGeom prst="rect">
+                      <a:avLst/>
+                    </a:prstGeom>
+                  </pic:spPr>
+                </pic:pic>
+              </a:graphicData>
+            </a:graphic>
+          </wp:inline>
+        </w:drawing>
+      </w:r>
+    </w:p>
+    <w:p>
+      <w:pPr>
+        <w:pStyle w:val="BodyText"/>
+        <w:jc w:val="center"/>
+        <w:keepLines/>
+        <w:spacing w:before="0pt" w:after="6pt"/>
+        <w:ind w:firstLine="0pt"/>
+      </w:pPr>
+      <w:r>
+        <w:rPr>
+          <w:i/>
+          <w:sz w:val="14"/>
+          <w:szCs w:val="14"/>
+        </w:rPr>
+        <w:t>FIGURE 7. Feature ablations show that higher HC3 F1-macro does not guarantee lower ICNALE human false-positive rates.</w:t>
+      </w:r>
+    </w:p>
+    <w:p>
+      <w:pPr>
+        <w:pStyle w:val="BodyText"/>
+        <w:spacing w:before="6pt" w:after="3pt"/>
+        <w:ind w:firstLine="0pt"/>
+      </w:pPr>
+      <w:r>
+        <w:rPr>
+          <w:i/>
+          <w:sz w:val="18"/>
+          <w:szCs w:val="18"/>
+        </w:rPr>
+        <w:t>F. Comparison with Prior Work</w:t>
+      </w:r>
+    </w:p>
+    <w:p>
+      <w:pPr>
+        <w:pStyle w:val="BodyText"/>
+      </w:pPr>
+      <w:r>
+        <w:t>The HC3 test results demonstrate that the classical model can fit its training distribution extremely well, obtaining an F1-macro of 0.9874 and AUROC of 0.9992. This result is consistent with prior supervised detectors that report very high benchmark performance, including Ghostbuster [9]. However, direct numerical comparison is inappropriate because the studies use different datasets, generators, prompts, document lengths, thresholds, and evaluation protocols.</w:t>
+      </w:r>
+    </w:p>
+    <w:p>
+      <w:pPr>
+        <w:pStyle w:val="BodyText"/>
+      </w:pPr>
+      <w:r>
+        <w:t>The more informative comparison concerns generalization. Under the HC3-calibrated threshold, the model's GPT-wiki-intro human false-positive rate rises to 0.7999 and its ICNALE human false-positive rate rises to 0.7773. This supports the broader conclusion of M4 and RAID that detector performance can deteriorate sharply under unseen domains, models, and evaluation conditions [10], [11]. In this study, the failure is especially serious because shifted human text is frequently classified as AI-generated, creating a direct risk of false accusation.</w:t>
+      </w:r>
+    </w:p>
+    <w:p>
+      <w:pPr>
+        <w:pStyle w:val="BodyText"/>
+      </w:pPr>
+      <w:r>
+        <w:t>The ICNALE result is directionally consistent with Liang et al. [1]. The default detector produces a false-positive rate of 0.7846 for learner-English essays and 0.6350 for native-speaker essays. Liang et al. also observed higher false-positive rates for non-native writing. However, the exact percentages should not be compared directly because TOEFL and ICNALE differ in participant populations, prompts, proficiency distributions, text sources, detector families, thresholds, and evaluation procedures.</w:t>
+      </w:r>
+    </w:p>
+    <w:p>
+      <w:pPr>
+        <w:pStyle w:val="BodyText"/>
+      </w:pPr>
+      <w:r>
+        <w:t>The findings also help explain the apparently different result reported by Jiang et al. [16]. Their study was developed in a large-scale writing-assessment setting and reported no evidence of bias against non-native speakers. In contrast, the present detector was trained on HC3 answers rather than learner essays. The difference suggests that population and task alignment may be more important for fairness than high benchmark accuracy alone.</w:t>
+      </w:r>
+    </w:p>
+    <w:p>
+      <w:pPr>
+        <w:pStyle w:val="BodyText"/>
+      </w:pPr>
+      <w:r>
+        <w:t>The conservative education threshold reduces the held-out ICNALE false-positive rate from 0.7769 to 0.0086. This demonstrates that target-population calibration can reduce harm, consistent with the importance of deployment-aligned data shown by Jiang et al. [16]. Nevertheless, the policy reduces HC3 AI recall to 0.4748 and GPT-wiki-intro AI recall to 0.1644. It therefore represents a risk-management policy rather than a competitive high-recall detector. A controlled comparison with Ghostbuster, Binoculars, DetectGPT, and other methods would require running all models on the same HC3, GPT-wiki-intro, and ICNALE samples under identical false-positive-rate targets.</w:t>
+      </w:r>
+    </w:p>
+    <w:p>
+      <w:pPr>
+        <w:pStyle w:val="BodyText"/>
+      </w:pPr>
+      <w:r>
+        <w:t>Binoculars reported detecting more than 90 percent of generated samples at a 0.01 percent false-positive rate across its evaluation settings [12]. By comparison, the low recall of the conservative policy in this project indicates that threshold adjustment cannot fully compensate for weak separation between shifted human and AI score distributions.</w:t>
       </w:r>
     </w:p>
     <w:p>
@@ -3277,39 +3271,39 @@
           <w:sz w:val="20"/>
           <w:szCs w:val="20"/>
         </w:rPr>
-        <w:t>VI. DISCUSSION</w:t>
-      </w:r>
-    </w:p>
-    <w:p>
-      <w:pPr>
-        <w:pStyle w:val="BodyText"/>
-      </w:pPr>
-      <w:r>
-        <w:t>The revised design is explicitly a reproduction-and-extension study. It begins from a concrete prior baseline, reproduces its dataset family and topic-split logic, and then adds a modification: fairness-constrained selective classification for sparse logistic detectors.</w:t>
-      </w:r>
-    </w:p>
-    <w:p>
-      <w:pPr>
-        <w:pStyle w:val="BodyText"/>
-      </w:pPr>
-      <w:r>
-        <w:t>The key deployment insight is that a detector can have strong benchmark metrics while still being unsafe as an accusation tool. A selective policy changes the output semantics. It does not claim that every uncertain text is human or AI. Instead, it exposes uncertainty as a manual-review zone and reserves the AI label for high-confidence cases calibrated against human writing from the target population.</w:t>
-      </w:r>
-    </w:p>
-    <w:p>
-      <w:pPr>
-        <w:pStyle w:val="BodyText"/>
-      </w:pPr>
-      <w:r>
-        <w:t>Feature-family comparisons are also important. Character n-grams improve validation high-confidence AI recall in the selected model, but they may encode style artifacts, punctuation habits, or corpus-specific formatting. The no-character and character-capped variants make this trade-off visible. The deterministic style audit gives a reproducible first test of whether surface edits move model scores.</w:t>
-      </w:r>
-    </w:p>
-    <w:p>
-      <w:pPr>
-        <w:pStyle w:val="BodyText"/>
-      </w:pPr>
-      <w:r>
-        <w:t>The most important limitation is recall under distribution shift. On GPT-wiki-intro, the high-confidence AI label is very precise but covers only a small fraction of AI texts. This means the proposed modification is not a complete detector. It is a safer decision policy for cases where the model has unusually strong evidence. The model is useful only as decision support and should not be used as automatic proof of misconduct.</w:t>
+        <w:t>VII. DISCUSSION</w:t>
+      </w:r>
+    </w:p>
+    <w:p>
+      <w:pPr>
+        <w:pStyle w:val="BodyText"/>
+      </w:pPr>
+      <w:r>
+        <w:t>The most important finding is that in-domain success is misleading. On HC3, the classical logistic-regression detector appears excellent. It has high F1, AUROC, AUPR, and recall at a low false-positive target. Yet the same model fails on GPT-wiki-intro and ICNALE under the default threshold. The failure is not small; it is large enough to make the default detector inappropriate for direct academic-integrity decisions.</w:t>
+      </w:r>
+    </w:p>
+    <w:p>
+      <w:pPr>
+        <w:pStyle w:val="BodyText"/>
+      </w:pPr>
+      <w:r>
+        <w:t>The likely reason is distribution shift. HC3 answers differ from Wikipedia introductions and from learner essays in length, topic, punctuation, discourse style, and lexical patterns. Logistic regression with high-dimensional n-grams can learn patterns that separate HC3 human and ChatGPT answers, but those patterns do not necessarily represent the general distinction between human and AI writing. The feature importance tables support this caution because character n-grams dominate coefficient mass and can capture dataset-specific style artifacts.</w:t>
+      </w:r>
+    </w:p>
+    <w:p>
+      <w:pPr>
+        <w:pStyle w:val="BodyText"/>
+      </w:pPr>
+      <w:r>
+        <w:t>The fairness result is also important. The ICNALE learner false-positive rate is higher than the native false-positive rate under the default threshold. Even though this project did not use TOEFL data, the ICNALE audit supports the broader concern from Liang et al. that AI-text detectors can penalize non-native or learner-English writing [1]. The exact rates should not be compared directly across TOEFL and ICNALE because the corpora differ.</w:t>
+      </w:r>
+    </w:p>
+    <w:p>
+      <w:pPr>
+        <w:pStyle w:val="BodyText"/>
+      </w:pPr>
+      <w:r>
+        <w:t>The conservative education policy demonstrates one practical mitigation: calibrate a higher threshold using human writing from the target population and treat mid-range scores as manual review. This reduces ICNALE false positives to near the target rate. However, the price is much lower recall for AI-generated text. Therefore, a conservative threshold can make the tool less harmful, but it cannot make it a definitive detector.</w:t>
       </w:r>
     </w:p>
     <w:p>
@@ -3325,55 +3319,23 @@
           <w:sz w:val="20"/>
           <w:szCs w:val="20"/>
         </w:rPr>
-        <w:t>VII. LIMITATIONS</w:t>
-      </w:r>
-    </w:p>
-    <w:p>
-      <w:pPr>
-        <w:pStyle w:val="BodyText"/>
-      </w:pPr>
-      <w:r>
-        <w:t>DAIGT v2 is a local external dataset and is not redistributed by this project. A full reproduction run requires the user to place the configured CSV file in the expected path.</w:t>
-      </w:r>
-    </w:p>
-    <w:p>
-      <w:pPr>
-        <w:pStyle w:val="BodyText"/>
-      </w:pPr>
-      <w:r>
-        <w:t>ICNALE is human-only here, so it cannot measure recall on learner-English AI generations. It only audits false positives for human writing.</w:t>
-      </w:r>
-    </w:p>
-    <w:p>
-      <w:pPr>
-        <w:pStyle w:val="BodyText"/>
-      </w:pPr>
-      <w:r>
-        <w:t>The transformer baselines are optional and may be sampled for feasibility. Any sampled baseline table must be labeled as sampled and should not be compared as if it were full-dataset inference.</w:t>
-      </w:r>
-    </w:p>
-    <w:p>
-      <w:pPr>
-        <w:pStyle w:val="BodyText"/>
-      </w:pPr>
-      <w:r>
-        <w:t>The style-invariance audit is deterministic and lightweight. It does not replace a full counterfactual rewriting study or adversarial paraphrase benchmark.</w:t>
-      </w:r>
-    </w:p>
-    <w:p>
-      <w:pPr>
-        <w:pStyle w:val="BodyText"/>
-      </w:pPr>
-      <w:r>
-        <w:t>Elastic-net logistic regression is implemented as an optional ablation but is excluded from the default final run because it is slow on large sparse matrices and does not change the main paper claim.</w:t>
-      </w:r>
-    </w:p>
-    <w:p>
-      <w:pPr>
-        <w:pStyle w:val="BodyText"/>
-      </w:pPr>
-      <w:r>
-        <w:t>Leave-one-source-out results show that some HC3 sources do not transfer cleanly. Future work should expand calibration data by assignment type and writing population, evaluate paraphrase and adversarial robustness, and test whether selective policies remain stable for newer generator families.</w:t>
+        <w:t>VIII. DEMO AND INTERPRETABILITY</w:t>
+      </w:r>
+    </w:p>
+    <w:p>
+      <w:pPr>
+        <w:pStyle w:val="BodyText"/>
+      </w:pPr>
+      <w:r>
+        <w:t>The project includes a Gradio demo that accepts text, returns an AI score, shows the default and education thresholds, labels the review zone, and lists feature contributions. Explanations are computed from logistic-regression feature contributions. The demo also warns users when input text is short, because short text is less reliable for detection.</w:t>
+      </w:r>
+    </w:p>
+    <w:p>
+      <w:pPr>
+        <w:pStyle w:val="BodyText"/>
+      </w:pPr>
+      <w:r>
+        <w:t>The interpretability layer is useful for transparency, but it has limits. A feature contribution is not a causal explanation of authorship. It shows which learned features pushed the score up or down for the trained model. In a real educational workflow, such explanations should support careful review, not replace human judgment.</w:t>
       </w:r>
     </w:p>
     <w:p>
@@ -3389,15 +3351,87 @@
           <w:sz w:val="20"/>
           <w:szCs w:val="20"/>
         </w:rPr>
-        <w:t>VIII. CONCLUSION</w:t>
-      </w:r>
-    </w:p>
-    <w:p>
-      <w:pPr>
-        <w:pStyle w:val="BodyText"/>
-      </w:pPr>
-      <w:r>
-        <w:t>This study turns the project into a reproduction-and-extension paper. It uses HC3 and DAIGT v2 to reproduce a sparse TF-IDF logistic-regression baseline under topic splitting, then extends the baseline with feature-family ablations, source-holdout robustness, learner-English false-positive auditing, and a fairness-constrained three-way selective policy. The final run shows that sparse interpretable detectors can reduce high-confidence false accusations when thresholds are calibrated against target-population human writing. The same run also shows the cost: high-confidence AI recall falls sharply under out-of-domain shift. The appropriate claim is therefore harm reduction and more careful deployment, not automatic authorship judgment.</w:t>
+        <w:t>IX. LIMITATIONS</w:t>
+      </w:r>
+    </w:p>
+    <w:p>
+      <w:pPr>
+        <w:pStyle w:val="BodyText"/>
+      </w:pPr>
+      <w:r>
+        <w:t>The first limitation is data access. The project could not obtain the TOEFL dataset because the relevant access is paid or restricted. ICNALE is a reasonable fallback for learner-English false-positive auditing, but it is not a direct reproduction of the TOEFL experiment.</w:t>
+      </w:r>
+    </w:p>
+    <w:p>
+      <w:pPr>
+        <w:pStyle w:val="BodyText"/>
+      </w:pPr>
+      <w:r>
+        <w:t>Second, ICNALE is human-only in this project. It supports false-positive analysis but cannot measure AI recall for learner-English prompts.</w:t>
+      </w:r>
+    </w:p>
+    <w:p>
+      <w:pPr>
+        <w:pStyle w:val="BodyText"/>
+      </w:pPr>
+      <w:r>
+        <w:t>Third, transformer baselines were evaluated only on fixed samples for paper comparison. Full transformer inference on all 300,000 GPT-wiki-intro examples was not run.</w:t>
+      </w:r>
+    </w:p>
+    <w:p>
+      <w:pPr>
+        <w:pStyle w:val="BodyText"/>
+      </w:pPr>
+      <w:r>
+        <w:t>Fourth, the reported final classical model does not include optional spaCy POS/NER/syntax features or GPT-2 perplexity features. These components exist in the implementation but are not part of the saved final model.</w:t>
+      </w:r>
+    </w:p>
+    <w:p>
+      <w:pPr>
+        <w:pStyle w:val="BodyText"/>
+      </w:pPr>
+      <w:r>
+        <w:t>Fifth, the current run reports point estimates without bootstrap confidence intervals. Confidence intervals would strengthen the paper, especially for subgroup comparisons.</w:t>
+      </w:r>
+    </w:p>
+    <w:p>
+      <w:pPr>
+        <w:pStyle w:val="BodyText"/>
+      </w:pPr>
+      <w:r>
+        <w:t>Sixth, the evaluation does not test adversarially paraphrased, human-edited, translated, or mixed human-AI text. Prior research has shown that paraphrasing can substantially reduce the effectiveness of several detector families; therefore, the reported out-of-domain results represent natural distribution shift rather than adversarial robustness [13], [14].</w:t>
+      </w:r>
+    </w:p>
+    <w:p>
+      <w:pPr>
+        <w:pStyle w:val="BodyText"/>
+      </w:pPr>
+      <w:r>
+        <w:t>Finally, WEP includes a corpus-specific caveat: participants declared that they did not use writing-support tools, but the ICNALE team notes that influence from such tools cannot be fully guaranteed for at-home writing. This does not invalidate the audit, but it should be disclosed.</w:t>
+      </w:r>
+    </w:p>
+    <w:p>
+      <w:pPr>
+        <w:pStyle w:val="BodyText"/>
+        <w:jc w:val="center"/>
+        <w:spacing w:before="8pt" w:after="4pt"/>
+        <w:ind w:firstLine="0pt"/>
+      </w:pPr>
+      <w:r>
+        <w:rPr>
+          <w:b/>
+          <w:sz w:val="20"/>
+          <w:szCs w:val="20"/>
+        </w:rPr>
+        <w:t>X. CONCLUSION</w:t>
+      </w:r>
+    </w:p>
+    <w:p>
+      <w:pPr>
+        <w:pStyle w:val="BodyText"/>
+      </w:pPr>
+      <w:r>
+        <w:t>This project implemented an interpretable and bias-aware AI-generated text detection pipeline using classical NLP features and logistic regression. The detector performs very well on the HC3 in-domain test split, but the full-data results show severe false-positive failures on GPT-wiki-intro and ICNALE under the default threshold. A conservative education threshold greatly reduces false positives on ICNALE, but also reduces AI recall. The main conclusion is therefore cautious: AI-text detectors should not be used as automatic evidence of misconduct, especially for learner-English writers. If used at all, they should be calibrated on target-domain human writing, framed as decision support, and paired with manual review.</w:t>
       </w:r>
     </w:p>
     <w:p>
@@ -3421,71 +3455,127 @@
         <w:pStyle w:val="BodyText"/>
       </w:pPr>
       <w:r>
-        <w:t>[1] A. Alikhanov, A. Amangeldi, D. Demeubay, D. Akhmetzhan, N. Moldakhmetov, O. Polat, and G. Zharas, "AI Generated Text Detection," arXiv:2601.03812, 2026.</w:t>
-      </w:r>
-    </w:p>
-    <w:p>
-      <w:pPr>
-        <w:pStyle w:val="BodyText"/>
-      </w:pPr>
-      <w:r>
-        <w:t>[2] B. Guo, X. Zhang, Z. Wang, M. Jiang, J. Nie, Y. Ding, J. Yue, and Y. Wu, "How Close is ChatGPT to Human Experts? Comparison Corpus, Evaluation, and Detection," arXiv:2301.07597, 2023.</w:t>
-      </w:r>
-    </w:p>
-    <w:p>
-      <w:pPr>
-        <w:pStyle w:val="BodyText"/>
-      </w:pPr>
-      <w:r>
-        <w:t>[3] W. Liang, M. Yuksekgonul, Y. Mao, E. Wu, and J. Zou, "GPT detectors are biased against non-native English writers," Patterns, vol. 4, no. 7, art. 100779, 2023, doi: 10.1016/j.patter.2023.100779.</w:t>
-      </w:r>
-    </w:p>
-    <w:p>
-      <w:pPr>
-        <w:pStyle w:val="BodyText"/>
-      </w:pPr>
-      <w:r>
-        <w:t>[4] V. Verma, E. Fleisig, N. Tomlin, and D. Klein, "Ghostbuster: Detecting Text Ghostwritten by Large Language Models," in Proc. 2024 Conf. North American Chapter of the Association for Computational Linguistics: Human Language Technologies, 2024, pp. 1702-1717, doi: 10.18653/v1/2024.naacl-long.95.</w:t>
-      </w:r>
-    </w:p>
-    <w:p>
-      <w:pPr>
-        <w:pStyle w:val="BodyText"/>
-      </w:pPr>
-      <w:r>
-        <w:t>[5] Y. Wang et al., "M4: Multi-generator, Multi-domain, and Multi-lingual Black-Box Machine-Generated Text Detection," in Proc. 18th Conf. European Chapter of the Association for Computational Linguistics, 2024, pp. 1369-1407, doi: 10.18653/v1/2024.eacl-long.83.</w:t>
-      </w:r>
-    </w:p>
-    <w:p>
-      <w:pPr>
-        <w:pStyle w:val="BodyText"/>
-      </w:pPr>
-      <w:r>
-        <w:t>[6] L. Dugan et al., "RAID: A Shared Benchmark for Robust Evaluation of Machine-Generated Text Detectors," in Proc. 62nd Annual Meeting of the Association for Computational Linguistics, 2024, pp. 12463-12492, doi: 10.18653/v1/2024.acl-long.674.</w:t>
-      </w:r>
-    </w:p>
-    <w:p>
-      <w:pPr>
-        <w:pStyle w:val="BodyText"/>
-      </w:pPr>
-      <w:r>
-        <w:t>[7] Y. Jiang, J. Hao, M. Fauss, and C. Li, "Detecting ChatGPT-generated essays in a large-scale writing assessment: Is there a bias against non-native English speakers?" Computers &amp; Education, vol. 217, art. no. 105070, 2024, doi: 10.1016/j.compedu.2024.105070.</w:t>
-      </w:r>
-    </w:p>
-    <w:p>
-      <w:pPr>
-        <w:pStyle w:val="BodyText"/>
-      </w:pPr>
-      <w:r>
-        <w:t>[8] S. Ishikawa, The ICNALE Guide: An Introduction to a Learner Corpus Study on Asian Learners' L2 English. London, U.K.: Routledge, 2023.</w:t>
-      </w:r>
-    </w:p>
-    <w:p>
-      <w:pPr>
-        <w:pStyle w:val="BodyText"/>
-      </w:pPr>
-      <w:r>
-        <w:t>[9] D. Crofter, "DAIGT V2 Train Dataset," Kaggle dataset release, 2023.</w:t>
+        <w:t>[1] W. Liang, M. Yuksekgonul, Y. Mao, E. Wu, and J. Zou, "GPT detectors are biased against non-native English writers," Patterns, vol. 4, no. 7, art. 100779, 2023, doi: 10.1016/j.patter.2023.100779.</w:t>
+      </w:r>
+    </w:p>
+    <w:p>
+      <w:pPr>
+        <w:pStyle w:val="BodyText"/>
+      </w:pPr>
+      <w:r>
+        <w:t>[2] B. Guo, X. Zhang, Z. Wang, M. Jiang, J. Nie, Y. Ding, J. Yue, and Y. Wu, "How close is ChatGPT to human experts? Comparison corpus, evaluation, and detection," arXiv:2301.07597, 2023.</w:t>
+      </w:r>
+    </w:p>
+    <w:p>
+      <w:pPr>
+        <w:pStyle w:val="BodyText"/>
+      </w:pPr>
+      <w:r>
+        <w:t>[3] S. Gehrmann, H. Strobelt, and A. M. Rush, "GLTR: Statistical detection and visualization of generated text," in Proc. 57th Annual Meeting of the Association for Computational Linguistics: System Demonstrations, 2019, pp. 111-116.</w:t>
+      </w:r>
+    </w:p>
+    <w:p>
+      <w:pPr>
+        <w:pStyle w:val="BodyText"/>
+      </w:pPr>
+      <w:r>
+        <w:t>[4] A. Bhat, "GPT-wiki-intro," Hugging Face dataset repository, 2023, doi: 10.57967/hf/0326. [Online]. Available: https://huggingface.co/datasets/aadityaubhat/GPT-wiki-intro</w:t>
+      </w:r>
+    </w:p>
+    <w:p>
+      <w:pPr>
+        <w:pStyle w:val="BodyText"/>
+      </w:pPr>
+      <w:r>
+        <w:t>[5] S. Ishikawa, The ICNALE Guide: An Introduction to a Learner Corpus Study on Asian Learners' L2 English. London, U.K.: Routledge, 2023.</w:t>
+      </w:r>
+    </w:p>
+    <w:p>
+      <w:pPr>
+        <w:pStyle w:val="BodyText"/>
+      </w:pPr>
+      <w:r>
+        <w:t>[6] OpenAI Community, "roberta-base-openai-detector," Hugging Face model repository. [Online]. Available: https://huggingface.co/openai-community/roberta-base-openai-detector</w:t>
+      </w:r>
+    </w:p>
+    <w:p>
+      <w:pPr>
+        <w:pStyle w:val="BodyText"/>
+      </w:pPr>
+      <w:r>
+        <w:t>[7] Hello-SimpleAI, "chatgpt-detector-roberta," Hugging Face model repository. [Online]. Available: https://huggingface.co/Hello-SimpleAI/chatgpt-detector-roberta</w:t>
+      </w:r>
+    </w:p>
+    <w:p>
+      <w:pPr>
+        <w:pStyle w:val="BodyText"/>
+      </w:pPr>
+      <w:r>
+        <w:t>[8] E. Mitchell, Y. Lee, A. Khazatsky, C. D. Manning, and C. Finn, "DetectGPT: Zero-shot machine-generated text detection using probability curvature," in Proc. 40th Int. Conf. Machine Learning, vol. 202, 2023, pp. 24950-24962.</w:t>
+      </w:r>
+    </w:p>
+    <w:p>
+      <w:pPr>
+        <w:pStyle w:val="BodyText"/>
+      </w:pPr>
+      <w:r>
+        <w:t>[9] V. Verma, E. Fleisig, N. Tomlin, and D. Klein, "Ghostbuster: Detecting text ghostwritten by large language models," in Proc. 2024 Conf. North American Chapter of the Association for Computational Linguistics: Human Language Technologies, 2024, pp. 1702-1717, doi: 10.18653/v1/2024.naacl-long.95.</w:t>
+      </w:r>
+    </w:p>
+    <w:p>
+      <w:pPr>
+        <w:pStyle w:val="BodyText"/>
+      </w:pPr>
+      <w:r>
+        <w:t>[10] Y. Wang et al., "M4: Multi-generator, multi-domain, and multi-lingual black-box machine-generated text detection," in Proc. 18th Conf. European Chapter of the Association for Computational Linguistics, 2024, pp. 1369-1407, doi: 10.18653/v1/2024.eacl-long.83.</w:t>
+      </w:r>
+    </w:p>
+    <w:p>
+      <w:pPr>
+        <w:pStyle w:val="BodyText"/>
+      </w:pPr>
+      <w:r>
+        <w:t>[11] L. Dugan et al., "RAID: A shared benchmark for robust evaluation of machine-generated text detectors," in Proc. 62nd Annual Meeting of the Association for Computational Linguistics, 2024, pp. 12463-12492, doi: 10.18653/v1/2024.acl-long.674.</w:t>
+      </w:r>
+    </w:p>
+    <w:p>
+      <w:pPr>
+        <w:pStyle w:val="BodyText"/>
+      </w:pPr>
+      <w:r>
+        <w:t>[12] A. Hans et al., "Spotting LLMs with Binoculars: Zero-shot detection of machine-generated text," in Proc. 41st Int. Conf. Machine Learning, vol. 235, 2024, pp. 17519-17537.</w:t>
+      </w:r>
+    </w:p>
+    <w:p>
+      <w:pPr>
+        <w:pStyle w:val="BodyText"/>
+      </w:pPr>
+      <w:r>
+        <w:t>[13] K. Krishna, Y. Song, M. Karpinska, J. Wieting, and M. Iyyer, "Paraphrasing evades detectors of AI-generated text, but retrieval is an effective defense," in Advances in Neural Information Processing Systems, vol. 36, 2023, pp. 27469-27500.</w:t>
+      </w:r>
+    </w:p>
+    <w:p>
+      <w:pPr>
+        <w:pStyle w:val="BodyText"/>
+      </w:pPr>
+      <w:r>
+        <w:t>[14] V. S. Sadasivan, A. Kumar, S. Balasubramanian, W. Wang, and S. Feizi, "Can AI-generated text be reliably detected? Stress testing AI text detectors under various attacks," Transactions on Machine Learning Research, Jan. 2025.</w:t>
+      </w:r>
+    </w:p>
+    <w:p>
+      <w:pPr>
+        <w:pStyle w:val="BodyText"/>
+      </w:pPr>
+      <w:r>
+        <w:t>[15] D. Weber-Wulff et al., "Testing of detection tools for AI-generated text," International Journal for Educational Integrity, vol. 19, art. no. 26, 2023, doi: 10.1007/s40979-023-00146-z.</w:t>
+      </w:r>
+    </w:p>
+    <w:p>
+      <w:pPr>
+        <w:pStyle w:val="BodyText"/>
+      </w:pPr>
+      <w:r>
+        <w:t>[16] Y. Jiang, J. Hao, M. Fauss, and C. Li, "Detecting ChatGPT-generated essays in a large-scale writing assessment: Is there a bias against non-native English speakers?" Computers &amp; Education, vol. 217, art. no. 105070, 2024, doi: 10.1016/j.compedu.2024.105070.</w:t>
       </w:r>
     </w:p>
     <w:sectPr>

--- a/paper/interpretable_bias_aware_ai_text_detection.docx
+++ b/paper/interpretable_bias_aware_ai_text_detection.docx
@@ -43,7 +43,7 @@
         <w:pStyle w:val="Abstract"/>
       </w:pPr>
       <w:r>
-        <w:t>Abstract- AI-generated text detectors are increasingly discussed in educational settings, but detectors can produce harmful false positives when used for academic-integrity decisions. This project implements and evaluates an interpretable classical detector for AI-generated text, with special attention to false positives on learner-English writing. The detector is trained on HC3 using word TF-IDF, character TF-IDF, and lexical/readability statistics with logistic regression. It is evaluated on an HC3 held-out test split, GPT-wiki-intro as an out-of-domain benchmark, and ICNALE essays as a human-only fairness audit after the paid/restricted TOEFL data could not be accessed. On HC3 test data, the model obtains strong in-domain performance: F1-macro 0.9874, AUROC 0.9992, AUPR 0.9986, false-positive rate 0.0128, and true-positive rate 0.9928. However, the same threshold fails badly under domain and population shift, with GPT-wiki-intro human false-positive rate 0.7999 and ICNALE human false-positive rate 0.7773. A conservative education policy calibrated with held-out human writing reduces ICNALE audit false positives to 0.0086, but lowers HC3 AI recall to 0.4748 and GPT-wiki-intro AI recall to 0.1644. These results show that interpretable classical features can fit in-domain AI-text detection well, but that high in-domain accuracy is not enough for safe educational deployment. The recommended use is cautious manual review, not automated accusation.</w:t>
+        <w:t>Abstract- AI-generated text detectors are increasingly discussed in educational settings, but detectors can produce harmful false positives when used for academic-integrity decisions. This project implements and evaluates an interpretable classical detector for AI-generated text, with special attention to false positives on learner-English writing. The detector is trained on HC3 using word TF-IDF, character TF-IDF, and lexical/readability statistics with logistic regression. To align the work with an existing same-model/same-dataset study, the implementation reproduces Alikhanov et al.'s HC3+DAIGT v2 topic-split TF-IDF logistic-regression baseline and evaluates the proposed feature extensions on the same rows [17]. The reproduced baseline obtains 0.8286 accuracy on the anchor test set, matching the reported 82.87 percent result. Adding character TF-IDF improves AUROC from 0.9121 to 0.9450, and adding lexical/readability statistics improves validation-threshold AI recall, but the default 0.5 threshold also increases human false positives. The detector is also evaluated on an HC3 held-out test split, GPT-wiki-intro as an out-of-domain benchmark, and ICNALE essays as a human-only learner-English false-positive audit after the paid/restricted TOEFL data could not be accessed. On HC3 test data, the model obtains strong in-domain performance, but the same threshold fails badly under domain and population shift. A conservative education policy calibrated with held-out human writing reduces ICNALE audit false positives to near 1 percent, but lowers AI recall. These results show that interpretable classical features can improve matched benchmark ranking while still requiring deployment-specific thresholding and learner-English false-positive auditing. The recommended use is cautious manual review, not automated accusation.</w:t>
       </w:r>
     </w:p>
     <w:p>
@@ -114,7 +114,7 @@
         <w:pStyle w:val="BodyText"/>
       </w:pPr>
       <w:r>
-        <w:t>The main contribution is a complete, reproducible pipeline that prepares data, trains a logistic-regression AI-text detector, evaluates in-domain and out-of-domain performance, audits subgroup false-positive rates, calibrates a conservative education-use threshold, and provides a Gradio demo with feature explanations. The results are mixed but important: the model performs very well on HC3 test data, yet produces severe false positives on GPT-wiki-intro and ICNALE under the default threshold. This finding supports a cautious conclusion: detector performance should be reported with domain-shift and fairness audits before any educational use.</w:t>
+        <w:t>The main contribution is a complete, reproducible pipeline that prepares data, trains a logistic-regression AI-text detector, reproduces a same-dataset TF-IDF logistic-regression anchor baseline from prior work, evaluates feature extensions under matched rows, audits subgroup false-positive rates with confidence intervals, calibrates conservative education-use thresholds, and provides a Gradio demo with feature explanations. The results are mixed but important: feature extensions improve some matched benchmark metrics, but benchmark gains do not automatically imply lower false-positive risk under domain and population shift. This finding supports a cautious conclusion: detector performance should be reported with domain-shift and learner-English false-positive audits before any educational use.</w:t>
       </w:r>
     </w:p>
     <w:p>
@@ -146,7 +146,7 @@
         <w:pStyle w:val="BodyText"/>
       </w:pPr>
       <w:r>
-        <w:t>Supervised detectors learn differences between human and machine writing from labelled corpora. HC3, introduced by Guo et al., provides paired human and ChatGPT answers across domains and is used as the primary training source in this project [2]. Ghostbuster combines features derived from weaker language models with a trained classifier and does not require probability access to the target generator [9]. It reports strong performance across writing domains, prompts, and generators. Compared with Ghostbuster, the present study uses a simpler and more auditable combination of word TF-IDF, character TF-IDF, lexical statistics, and logistic regression. The aim is not to establish state-of-the-art detection performance, but to examine whether an interpretable detector remains reliable when evaluated beyond its training distribution.</w:t>
+        <w:t>Supervised detectors learn differences between human and machine writing from labelled corpora. HC3, introduced by Guo et al., provides paired human and ChatGPT answers across domains and is used as the primary training source in this project [2]. Guo et al. remains the foundational HC3 source for this work. The closest same-dataset/same-model comparison is Alikhanov et al., an arXiv preprint that combines HC3 with DAIGT v2, uses a topic-based split to reduce leakage, and reports 82.87 percent accuracy for word TF-IDF with logistic regression [17]. Although it is not a peer-reviewed journal article, it is the strongest direct experimental anchor because it matches the dataset family, sparse TF-IDF representation, logistic-regression classifier, and topic-held-out evaluation protocol. Ghostbuster combines features derived from weaker language models with a trained classifier and does not require probability access to the target generator [9]. It reports strong performance across writing domains, prompts, and generators. Compared with Ghostbuster, the present study uses a simpler and more auditable combination of word TF-IDF, character TF-IDF, lexical statistics, and logistic regression. The aim is not to establish state-of-the-art detection performance, but to examine whether an interpretable detector remains reliable when evaluated beyond its training distribution.</w:t>
       </w:r>
     </w:p>
     <w:p>
@@ -186,7 +186,7 @@
         <w:pStyle w:val="BodyText"/>
       </w:pPr>
       <w:r>
-        <w:t>The present study contributes to this literature by jointly examining interpretability, domain shift, population shift, and threshold calibration. It evaluates a transparent classical detector on HC3, GPT-wiki-intro, and ICNALE, reports learner and native-speaker false-positive rates, and investigates whether a target-population-informed threshold can reduce the risk of false accusations.</w:t>
+        <w:t>The present study contributes to this literature by jointly examining interpretability, domain shift, population shift, and threshold calibration. It evaluates a transparent classical detector on HC3, GPT-wiki-intro, and ICNALE, reports learner and native-speaker false-positive rates, and investigates whether a target-population-informed threshold can reduce the risk of false accusations. The new anchor-study command (`aidetect anchor-study`) is designed to make the Alikhanov comparison reproducible rather than relying on broad comparisons against papers that use different datasets, classifiers, and thresholds.</w:t>
       </w:r>
     </w:p>
     <w:p>
@@ -605,6 +605,14 @@
         <w:pStyle w:val="BodyText"/>
       </w:pPr>
       <w:r>
+        <w:t>The anchor comparison additionally uses the hydrated HC3+DAIGT v2 combined CSV at `data/raw/anchor_merged/merged_dataset.csv`, matching the source groups described by Alikhanov et al. The implementation verifies the exact topic split sizes before training: 85,897 training rows, 24,987 validation rows, and 13,311 test rows. The cloned author repository is kept as a methodology reference, but its CSV and checkpoint files are Git LFS pointers in this workspace; therefore the hydrated local copy is treated as the authoritative executable dataset.</w:t>
+      </w:r>
+    </w:p>
+    <w:p>
+      <w:pPr>
+        <w:pStyle w:val="BodyText"/>
+      </w:pPr>
+      <w:r>
         <w:t>The HC3 data contain five sources in the processed corpus: reddit_eli5, finance, open_qa, medicine, and wiki_csai. The split used in the saved run contains 59,768 training rows, 12,826 validation rows, and 12,837 test rows. The validation split is used to set a default decision threshold targeting approximately 1 percent false-positive rate on HC3 human validation examples.</w:t>
       </w:r>
     </w:p>
@@ -668,7 +676,7 @@
         <w:pStyle w:val="BodyText"/>
       </w:pPr>
       <w:r>
-        <w:t>HC3 is split by group so that paired human and ChatGPT answers from the same source item do not cross train, validation, and test partitions. The split proportions are 70 percent training, 15 percent validation, and 15 percent test, with random seed 42.</w:t>
+        <w:t>HC3 is split by group so that paired human and ChatGPT answers from the same source item do not cross train, validation, and test partitions. The split proportions are 70 percent training, 15 percent validation, and 15 percent test, with random seed 42. Separately, the Alikhanov anchor-study split assigns entire HC3 and DAIGT v2 source topics to train, validation, or test exactly as described in their paper and notebooks. This second split is the only basis for direct numerical comparison with Alikhanov et al.; the HC3-only group split is not treated as an apples-to-apples comparison.</w:t>
       </w:r>
     </w:p>
     <w:p>
@@ -730,7 +738,7 @@
         <w:pStyle w:val="BodyText"/>
       </w:pPr>
       <w:r>
-        <w:t>Feature importance is reported from logistic-regression coefficients. The largest coefficient mass comes from character TF-IDF features, followed by word TF-IDF features and then basic statistics. This does not mean that all high-weight features are semantically meaningful; character n-gram coefficients can capture punctuation, spacing, and style artifacts. The demo therefore reports both raw feature contributions and grouped feature-family contributions.</w:t>
+        <w:t>Feature importance is inspected through feature-family ablations, grouped permutation importance, and per-sample linear contributions. Raw coefficient mass is treated only as a diagnostic, not as evidence that a feature family is causally important, because high-dimensional families such as character n-grams can dominate total absolute coefficient mass simply by containing more features. Character n-gram contributions are therefore interpreted cautiously as possible punctuation, spacing, and style artifacts.</w:t>
       </w:r>
     </w:p>
     <w:p>
@@ -746,7 +754,7 @@
           <wp:inline distT="0" distB="0" distL="0" distR="0">
             <wp:extent cx="3063240" cy="2020434"/>
             <wp:effectExtent l="0" t="0" r="0" b="0"/>
-            <wp:docPr id="1001" name="paper_figure_1.png" descr="FIGURE 1. Logistic-regression coefficient mass is concentrated in character and word TF-IDF features, while basic statistics contribute comparatively little total coefficient mass."/>
+            <wp:docPr id="1001" name="paper_figure_1.png" descr="FIGURE 1. Feature-family diagnostics motivate caution: character and word TF-IDF features carry large coefficient mass, but ablation and permutation analyses are needed before interpreting this as robust evidence of authorship signal."/>
             <wp:cNvGraphicFramePr>
               <a:graphicFrameLocks noChangeAspect="1"/>
             </wp:cNvGraphicFramePr>
@@ -754,7 +762,7 @@
               <a:graphicData uri="http://schemas.openxmlformats.org/drawingml/2006/picture">
                 <pic:pic>
                   <pic:nvPicPr>
-                    <pic:cNvPr id="0" name="paper_figure_1.png" descr="FIGURE 1. Logistic-regression coefficient mass is concentrated in character and word TF-IDF features, while basic statistics contribute comparatively little total coefficient mass."/>
+                    <pic:cNvPr id="0" name="paper_figure_1.png" descr="FIGURE 1. Feature-family diagnostics motivate caution: character and word TF-IDF features carry large coefficient mass, but ablation and permutation analyses are needed before interpreting this as robust evidence of authorship signal."/>
                     <pic:cNvPicPr/>
                   </pic:nvPicPr>
                   <pic:blipFill>
@@ -793,7 +801,7 @@
           <w:sz w:val="14"/>
           <w:szCs w:val="14"/>
         </w:rPr>
-        <w:t>FIGURE 1. Logistic-regression coefficient mass is concentrated in character and word TF-IDF features, while basic statistics contribute comparatively little total coefficient mass.</w:t>
+        <w:t>FIGURE 1. Feature-family diagnostics motivate caution: character and word TF-IDF features carry large coefficient mass, but ablation and permutation analyses are needed before interpreting this as robust evidence of authorship signal.</w:t>
       </w:r>
     </w:p>
     <w:p>
@@ -808,15 +816,31 @@
           <w:sz w:val="18"/>
           <w:szCs w:val="18"/>
         </w:rPr>
-        <w:t>D. Baselines</w:t>
-      </w:r>
-    </w:p>
-    <w:p>
-      <w:pPr>
-        <w:pStyle w:val="BodyText"/>
-      </w:pPr>
-      <w:r>
-        <w:t>The comparison includes three detector baselines on a fixed 500-row sample per evaluation set: a GLTR-style heuristic, an OpenAI-community RoBERTa GPT-2 detector, and the Hello-SimpleAI HC3 RoBERTa detector. The GLTR-style baseline uses GPT-2 token-rank statistics to construct a score. The transformer baselines use Hugging Face sequence-classification checkpoints [6], [7]. Baseline thresholds are calibrated on an HC3 validation sample to target the configured false-positive rate.</w:t>
+        <w:t>D. Anchor Comparison and Baselines</w:t>
+      </w:r>
+    </w:p>
+    <w:p>
+      <w:pPr>
+        <w:pStyle w:val="BodyText"/>
+      </w:pPr>
+      <w:r>
+        <w:t>The primary comparison baseline is the reproduced Alikhanov TF-IDF logistic-regression model. It uses word TF-IDF with unigrams and bigrams, English stop-word removal, logistic regression with the liblinear solver, five-fold cross-validation, vocabulary sizes of 15,000, 25,000, and 35,000, regularization strengths C = 0.1, 1, and 10, and L1/L2 penalties. The proposed extensions are evaluated on the same anchor train/validation/test rows: M1 adds character TF-IDF, and M2 adds character TF-IDF plus lexical/readability statistics.</w:t>
+      </w:r>
+    </w:p>
+    <w:p>
+      <w:pPr>
+        <w:pStyle w:val="BodyText"/>
+      </w:pPr>
+      <w:r>
+        <w:t>The implementation writes the reproducible anchor artifacts to `reports/results/anchor_study_summary.csv`, `anchor_grid_results.csv`, `anchor_threshold_metrics.csv`, `anchor_stat_tests.csv`, `anchor_subgroup_fpr_ci.csv`, and `anchor_calibration_metrics.csv`. A full paper run should use these files for the same-row comparison table.</w:t>
+      </w:r>
+    </w:p>
+    <w:p>
+      <w:pPr>
+        <w:pStyle w:val="BodyText"/>
+      </w:pPr>
+      <w:r>
+        <w:t>The secondary comparison includes three detector baselines on a fixed 500-row sample per evaluation set: a GLTR-style heuristic, an OpenAI-community RoBERTa GPT-2 detector, and the Hello-SimpleAI HC3 RoBERTa detector. The GLTR-style baseline uses GPT-2 token-rank statistics to construct a score. The transformer baselines use Hugging Face sequence-classification checkpoints [6], [7]. Baseline thresholds are calibrated on an HC3 validation sample to target the configured false-positive rate.</w:t>
       </w:r>
     </w:p>
     <w:p>
@@ -879,15 +903,15 @@
         <w:pStyle w:val="BodyText"/>
       </w:pPr>
       <w:r>
-        <w:t>For binary datasets, the project reports F1-macro, AUROC, AUPR, confusion matrices, false-positive rate (FPR), true-positive rate (TPR), and TPR at FPR &lt;= 1 percent. For human-only ICNALE fairness data, AUROC, AUPR, F1, and TPR are undefined; the paper reports human FPR, human recall, and subgroup FPR for groups of at least 30.</w:t>
-      </w:r>
-    </w:p>
-    <w:p>
-      <w:pPr>
-        <w:pStyle w:val="BodyText"/>
-      </w:pPr>
-      <w:r>
-        <w:t>Bootstrap confidence intervals are supported by the implementation but disabled in the current saved run. Therefore, all reported results are point estimates.</w:t>
+        <w:t>For binary datasets, the project reports accuracy, F1-macro, human-class F1, AI-class F1, AUROC, AUPR, confusion matrices, false-positive rate (FPR), false-negative rate (FNR), true-positive rate (TPR), and TPR at FPR &lt;= 1 percent. Accuracy is included because Alikhanov et al. report it as their primary metric. For human-only ICNALE fairness data, AUROC, AUPR, F1, and TPR are undefined; the paper reports human FPR, human recall, subgroup FPR, and confidence intervals for groups of at least 30.</w:t>
+      </w:r>
+    </w:p>
+    <w:p>
+      <w:pPr>
+        <w:pStyle w:val="BodyText"/>
+      </w:pPr>
+      <w:r>
+        <w:t>Bootstrap confidence intervals, McNemar paired tests, paired bootstrap AUROC comparisons, Brier score, expected calibration error, and Platt/isotonic score calibration are implemented in the anchor-study pipeline. The currently reported legacy HC3/GPT-wiki/ICNALE tables remain point estimates unless regenerated with bootstrap iterations enabled.</w:t>
       </w:r>
     </w:p>
     <w:p>
@@ -918,7 +942,7 @@
           <w:sz w:val="18"/>
           <w:szCs w:val="18"/>
         </w:rPr>
-        <w:t>A. Full-Data Classical Results</w:t>
+        <w:t>A. Alikhanov Anchor-Study Results</w:t>
       </w:r>
     </w:p>
     <w:p>
@@ -927,7 +951,691 @@
         <w:keepNext/>
       </w:pPr>
       <w:r>
-        <w:t>TABLE II reports the main full-data evaluation for the classical logistic-regression model under the default HC3-calibrated threshold.</w:t>
+        <w:t>TABLE II reports the same-row anchor comparison on the Alikhanov et al. HC3+DAIGT v2 topic test split. M0 exactly reproduces the anchor paper's TF-IDF logistic-regression setup. It obtains 0.8286 accuracy, which is within 0.5 percentage points of the 82.87 percent reported by Alikhanov et al. The reproduced confusion counts also match the paper's reported pattern: 1,638 human false positives and 644 missed AI samples at the default decision threshold.</w:t>
+      </w:r>
+    </w:p>
+    <w:tbl>
+      <w:tblPr>
+        <w:tblW w:w="250pt" w:type="dxa"/>
+        <w:tblLayout w:type="fixed"/>
+        <w:tblBorders>
+          <w:top w:val="single" w:sz="4" w:space="0" w:color="auto"/>
+          <w:left w:val="single" w:sz="4" w:space="0" w:color="auto"/>
+          <w:bottom w:val="single" w:sz="4" w:space="0" w:color="auto"/>
+          <w:right w:val="single" w:sz="4" w:space="0" w:color="auto"/>
+          <w:insideH w:val="single" w:sz="4" w:space="0" w:color="auto"/>
+          <w:insideV w:val="single" w:sz="4" w:space="0" w:color="auto"/>
+        </w:tblBorders>
+      </w:tblPr>
+      <w:tblGrid>
+        <w:gridCol w:w="34.00pt"/>
+        <w:gridCol w:w="34.00pt"/>
+        <w:gridCol w:w="34.00pt"/>
+        <w:gridCol w:w="34.00pt"/>
+        <w:gridCol w:w="34.00pt"/>
+        <w:gridCol w:w="34.00pt"/>
+        <w:gridCol w:w="34.00pt"/>
+        <w:gridCol w:w="34.00pt"/>
+      </w:tblGrid>
+      <w:tr>
+        <w:trPr>
+          <w:cantSplit/>
+        </w:trPr>
+        <w:tc>
+          <w:tcPr>
+            <w:tcW w:w="34.00pt" w:type="dxa"/>
+          </w:tcPr>
+          <w:p>
+            <w:pPr>
+              <w:pStyle w:val="tablecolhead"/>
+            </w:pPr>
+            <w:r>
+              <w:rPr>
+                <w:b/>
+                <w:sz w:val="13"/>
+                <w:szCs w:val="13"/>
+              </w:rPr>
+              <w:t>Model</w:t>
+            </w:r>
+          </w:p>
+        </w:tc>
+        <w:tc>
+          <w:tcPr>
+            <w:tcW w:w="34.00pt" w:type="dxa"/>
+          </w:tcPr>
+          <w:p>
+            <w:pPr>
+              <w:pStyle w:val="tablecolhead"/>
+            </w:pPr>
+            <w:r>
+              <w:rPr>
+                <w:b/>
+                <w:sz w:val="13"/>
+                <w:szCs w:val="13"/>
+              </w:rPr>
+              <w:t>Default accuracy</w:t>
+            </w:r>
+          </w:p>
+        </w:tc>
+        <w:tc>
+          <w:tcPr>
+            <w:tcW w:w="34.00pt" w:type="dxa"/>
+          </w:tcPr>
+          <w:p>
+            <w:pPr>
+              <w:pStyle w:val="tablecolhead"/>
+            </w:pPr>
+            <w:r>
+              <w:rPr>
+                <w:b/>
+                <w:sz w:val="13"/>
+                <w:szCs w:val="13"/>
+              </w:rPr>
+              <w:t>Default macro-F1</w:t>
+            </w:r>
+          </w:p>
+        </w:tc>
+        <w:tc>
+          <w:tcPr>
+            <w:tcW w:w="34.00pt" w:type="dxa"/>
+          </w:tcPr>
+          <w:p>
+            <w:pPr>
+              <w:pStyle w:val="tablecolhead"/>
+            </w:pPr>
+            <w:r>
+              <w:rPr>
+                <w:b/>
+                <w:sz w:val="13"/>
+                <w:szCs w:val="13"/>
+              </w:rPr>
+              <w:t>AUROC</w:t>
+            </w:r>
+          </w:p>
+        </w:tc>
+        <w:tc>
+          <w:tcPr>
+            <w:tcW w:w="34.00pt" w:type="dxa"/>
+          </w:tcPr>
+          <w:p>
+            <w:pPr>
+              <w:pStyle w:val="tablecolhead"/>
+            </w:pPr>
+            <w:r>
+              <w:rPr>
+                <w:b/>
+                <w:sz w:val="13"/>
+                <w:szCs w:val="13"/>
+              </w:rPr>
+              <w:t>Default FPR</w:t>
+            </w:r>
+          </w:p>
+        </w:tc>
+        <w:tc>
+          <w:tcPr>
+            <w:tcW w:w="34.00pt" w:type="dxa"/>
+          </w:tcPr>
+          <w:p>
+            <w:pPr>
+              <w:pStyle w:val="tablecolhead"/>
+            </w:pPr>
+            <w:r>
+              <w:rPr>
+                <w:b/>
+                <w:sz w:val="13"/>
+                <w:szCs w:val="13"/>
+              </w:rPr>
+              <w:t>Default TPR</w:t>
+            </w:r>
+          </w:p>
+        </w:tc>
+        <w:tc>
+          <w:tcPr>
+            <w:tcW w:w="34.00pt" w:type="dxa"/>
+          </w:tcPr>
+          <w:p>
+            <w:pPr>
+              <w:pStyle w:val="tablecolhead"/>
+            </w:pPr>
+            <w:r>
+              <w:rPr>
+                <w:b/>
+                <w:sz w:val="13"/>
+                <w:szCs w:val="13"/>
+              </w:rPr>
+              <w:t>Val-target FPR</w:t>
+            </w:r>
+          </w:p>
+        </w:tc>
+        <w:tc>
+          <w:tcPr>
+            <w:tcW w:w="34.00pt" w:type="dxa"/>
+          </w:tcPr>
+          <w:p>
+            <w:pPr>
+              <w:pStyle w:val="tablecolhead"/>
+            </w:pPr>
+            <w:r>
+              <w:rPr>
+                <w:b/>
+                <w:sz w:val="13"/>
+                <w:szCs w:val="13"/>
+              </w:rPr>
+              <w:t>Val-target TPR</w:t>
+            </w:r>
+          </w:p>
+        </w:tc>
+      </w:tr>
+      <w:tr>
+        <w:trPr>
+          <w:cantSplit/>
+        </w:trPr>
+        <w:tc>
+          <w:tcPr>
+            <w:tcW w:w="34.00pt" w:type="dxa"/>
+          </w:tcPr>
+          <w:p>
+            <w:pPr>
+              <w:pStyle w:val="tablecopy"/>
+            </w:pPr>
+            <w:r>
+              <w:rPr>
+                <w:sz w:val="13"/>
+                <w:szCs w:val="13"/>
+              </w:rPr>
+              <w:t>M0 Alikhanov TF-IDF-LR</w:t>
+            </w:r>
+          </w:p>
+        </w:tc>
+        <w:tc>
+          <w:tcPr>
+            <w:tcW w:w="34.00pt" w:type="dxa"/>
+          </w:tcPr>
+          <w:p>
+            <w:pPr>
+              <w:pStyle w:val="tablecopy"/>
+            </w:pPr>
+            <w:r>
+              <w:rPr>
+                <w:sz w:val="13"/>
+                <w:szCs w:val="13"/>
+              </w:rPr>
+              <w:t>0.8286</w:t>
+            </w:r>
+          </w:p>
+        </w:tc>
+        <w:tc>
+          <w:tcPr>
+            <w:tcW w:w="34.00pt" w:type="dxa"/>
+          </w:tcPr>
+          <w:p>
+            <w:pPr>
+              <w:pStyle w:val="tablecopy"/>
+            </w:pPr>
+            <w:r>
+              <w:rPr>
+                <w:sz w:val="13"/>
+                <w:szCs w:val="13"/>
+              </w:rPr>
+              <w:t>0.7987</w:t>
+            </w:r>
+          </w:p>
+        </w:tc>
+        <w:tc>
+          <w:tcPr>
+            <w:tcW w:w="34.00pt" w:type="dxa"/>
+          </w:tcPr>
+          <w:p>
+            <w:pPr>
+              <w:pStyle w:val="tablecopy"/>
+            </w:pPr>
+            <w:r>
+              <w:rPr>
+                <w:sz w:val="13"/>
+                <w:szCs w:val="13"/>
+              </w:rPr>
+              <w:t>0.9121</w:t>
+            </w:r>
+          </w:p>
+        </w:tc>
+        <w:tc>
+          <w:tcPr>
+            <w:tcW w:w="34.00pt" w:type="dxa"/>
+          </w:tcPr>
+          <w:p>
+            <w:pPr>
+              <w:pStyle w:val="tablecopy"/>
+            </w:pPr>
+            <w:r>
+              <w:rPr>
+                <w:sz w:val="13"/>
+                <w:szCs w:val="13"/>
+              </w:rPr>
+              <w:t>0.1686</w:t>
+            </w:r>
+          </w:p>
+        </w:tc>
+        <w:tc>
+          <w:tcPr>
+            <w:tcW w:w="34.00pt" w:type="dxa"/>
+          </w:tcPr>
+          <w:p>
+            <w:pPr>
+              <w:pStyle w:val="tablecopy"/>
+            </w:pPr>
+            <w:r>
+              <w:rPr>
+                <w:sz w:val="13"/>
+                <w:szCs w:val="13"/>
+              </w:rPr>
+              <w:t>0.8208</w:t>
+            </w:r>
+          </w:p>
+        </w:tc>
+        <w:tc>
+          <w:tcPr>
+            <w:tcW w:w="34.00pt" w:type="dxa"/>
+          </w:tcPr>
+          <w:p>
+            <w:pPr>
+              <w:pStyle w:val="tablecopy"/>
+            </w:pPr>
+            <w:r>
+              <w:rPr>
+                <w:sz w:val="13"/>
+                <w:szCs w:val="13"/>
+              </w:rPr>
+              <w:t>0.0135</w:t>
+            </w:r>
+          </w:p>
+        </w:tc>
+        <w:tc>
+          <w:tcPr>
+            <w:tcW w:w="34.00pt" w:type="dxa"/>
+          </w:tcPr>
+          <w:p>
+            <w:pPr>
+              <w:pStyle w:val="tablecopy"/>
+            </w:pPr>
+            <w:r>
+              <w:rPr>
+                <w:sz w:val="13"/>
+                <w:szCs w:val="13"/>
+              </w:rPr>
+              <w:t>0.4157</w:t>
+            </w:r>
+          </w:p>
+        </w:tc>
+      </w:tr>
+      <w:tr>
+        <w:trPr>
+          <w:cantSplit/>
+        </w:trPr>
+        <w:tc>
+          <w:tcPr>
+            <w:tcW w:w="34.00pt" w:type="dxa"/>
+          </w:tcPr>
+          <w:p>
+            <w:pPr>
+              <w:pStyle w:val="tablecopy"/>
+            </w:pPr>
+            <w:r>
+              <w:rPr>
+                <w:sz w:val="13"/>
+                <w:szCs w:val="13"/>
+              </w:rPr>
+              <w:t>M1 Word+Char LR</w:t>
+            </w:r>
+          </w:p>
+        </w:tc>
+        <w:tc>
+          <w:tcPr>
+            <w:tcW w:w="34.00pt" w:type="dxa"/>
+          </w:tcPr>
+          <w:p>
+            <w:pPr>
+              <w:pStyle w:val="tablecopy"/>
+            </w:pPr>
+            <w:r>
+              <w:rPr>
+                <w:sz w:val="13"/>
+                <w:szCs w:val="13"/>
+              </w:rPr>
+              <w:t>0.7887</w:t>
+            </w:r>
+          </w:p>
+        </w:tc>
+        <w:tc>
+          <w:tcPr>
+            <w:tcW w:w="34.00pt" w:type="dxa"/>
+          </w:tcPr>
+          <w:p>
+            <w:pPr>
+              <w:pStyle w:val="tablecopy"/>
+            </w:pPr>
+            <w:r>
+              <w:rPr>
+                <w:sz w:val="13"/>
+                <w:szCs w:val="13"/>
+              </w:rPr>
+              <w:t>0.7713</w:t>
+            </w:r>
+          </w:p>
+        </w:tc>
+        <w:tc>
+          <w:tcPr>
+            <w:tcW w:w="34.00pt" w:type="dxa"/>
+          </w:tcPr>
+          <w:p>
+            <w:pPr>
+              <w:pStyle w:val="tablecopy"/>
+            </w:pPr>
+            <w:r>
+              <w:rPr>
+                <w:sz w:val="13"/>
+                <w:szCs w:val="13"/>
+              </w:rPr>
+              <w:t>0.9450</w:t>
+            </w:r>
+          </w:p>
+        </w:tc>
+        <w:tc>
+          <w:tcPr>
+            <w:tcW w:w="34.00pt" w:type="dxa"/>
+          </w:tcPr>
+          <w:p>
+            <w:pPr>
+              <w:pStyle w:val="tablecopy"/>
+            </w:pPr>
+            <w:r>
+              <w:rPr>
+                <w:sz w:val="13"/>
+                <w:szCs w:val="13"/>
+              </w:rPr>
+              <w:t>0.2704</w:t>
+            </w:r>
+          </w:p>
+        </w:tc>
+        <w:tc>
+          <w:tcPr>
+            <w:tcW w:w="34.00pt" w:type="dxa"/>
+          </w:tcPr>
+          <w:p>
+            <w:pPr>
+              <w:pStyle w:val="tablecopy"/>
+            </w:pPr>
+            <w:r>
+              <w:rPr>
+                <w:sz w:val="13"/>
+                <w:szCs w:val="13"/>
+              </w:rPr>
+              <w:t>0.9485</w:t>
+            </w:r>
+          </w:p>
+        </w:tc>
+        <w:tc>
+          <w:tcPr>
+            <w:tcW w:w="34.00pt" w:type="dxa"/>
+          </w:tcPr>
+          <w:p>
+            <w:pPr>
+              <w:pStyle w:val="tablecopy"/>
+            </w:pPr>
+            <w:r>
+              <w:rPr>
+                <w:sz w:val="13"/>
+                <w:szCs w:val="13"/>
+              </w:rPr>
+              <w:t>0.0123</w:t>
+            </w:r>
+          </w:p>
+        </w:tc>
+        <w:tc>
+          <w:tcPr>
+            <w:tcW w:w="34.00pt" w:type="dxa"/>
+          </w:tcPr>
+          <w:p>
+            <w:pPr>
+              <w:pStyle w:val="tablecopy"/>
+            </w:pPr>
+            <w:r>
+              <w:rPr>
+                <w:sz w:val="13"/>
+                <w:szCs w:val="13"/>
+              </w:rPr>
+              <w:t>0.5607</w:t>
+            </w:r>
+          </w:p>
+        </w:tc>
+      </w:tr>
+      <w:tr>
+        <w:trPr>
+          <w:cantSplit/>
+        </w:trPr>
+        <w:tc>
+          <w:tcPr>
+            <w:tcW w:w="34.00pt" w:type="dxa"/>
+          </w:tcPr>
+          <w:p>
+            <w:pPr>
+              <w:pStyle w:val="tablecopy"/>
+            </w:pPr>
+            <w:r>
+              <w:rPr>
+                <w:sz w:val="13"/>
+                <w:szCs w:val="13"/>
+              </w:rPr>
+              <w:t>M2 Word+Char+Stats LR</w:t>
+            </w:r>
+          </w:p>
+        </w:tc>
+        <w:tc>
+          <w:tcPr>
+            <w:tcW w:w="34.00pt" w:type="dxa"/>
+          </w:tcPr>
+          <w:p>
+            <w:pPr>
+              <w:pStyle w:val="tablecopy"/>
+            </w:pPr>
+            <w:r>
+              <w:rPr>
+                <w:sz w:val="13"/>
+                <w:szCs w:val="13"/>
+              </w:rPr>
+              <w:t>0.7515</w:t>
+            </w:r>
+          </w:p>
+        </w:tc>
+        <w:tc>
+          <w:tcPr>
+            <w:tcW w:w="34.00pt" w:type="dxa"/>
+          </w:tcPr>
+          <w:p>
+            <w:pPr>
+              <w:pStyle w:val="tablecopy"/>
+            </w:pPr>
+            <w:r>
+              <w:rPr>
+                <w:sz w:val="13"/>
+                <w:szCs w:val="13"/>
+              </w:rPr>
+              <w:t>0.7357</w:t>
+            </w:r>
+          </w:p>
+        </w:tc>
+        <w:tc>
+          <w:tcPr>
+            <w:tcW w:w="34.00pt" w:type="dxa"/>
+          </w:tcPr>
+          <w:p>
+            <w:pPr>
+              <w:pStyle w:val="tablecopy"/>
+            </w:pPr>
+            <w:r>
+              <w:rPr>
+                <w:sz w:val="13"/>
+                <w:szCs w:val="13"/>
+              </w:rPr>
+              <w:t>0.9311</w:t>
+            </w:r>
+          </w:p>
+        </w:tc>
+        <w:tc>
+          <w:tcPr>
+            <w:tcW w:w="34.00pt" w:type="dxa"/>
+          </w:tcPr>
+          <w:p>
+            <w:pPr>
+              <w:pStyle w:val="tablecopy"/>
+            </w:pPr>
+            <w:r>
+              <w:rPr>
+                <w:sz w:val="13"/>
+                <w:szCs w:val="13"/>
+              </w:rPr>
+              <w:t>0.3179</w:t>
+            </w:r>
+          </w:p>
+        </w:tc>
+        <w:tc>
+          <w:tcPr>
+            <w:tcW w:w="34.00pt" w:type="dxa"/>
+          </w:tcPr>
+          <w:p>
+            <w:pPr>
+              <w:pStyle w:val="tablecopy"/>
+            </w:pPr>
+            <w:r>
+              <w:rPr>
+                <w:sz w:val="13"/>
+                <w:szCs w:val="13"/>
+              </w:rPr>
+              <w:t>0.9391</w:t>
+            </w:r>
+          </w:p>
+        </w:tc>
+        <w:tc>
+          <w:tcPr>
+            <w:tcW w:w="34.00pt" w:type="dxa"/>
+          </w:tcPr>
+          <w:p>
+            <w:pPr>
+              <w:pStyle w:val="tablecopy"/>
+            </w:pPr>
+            <w:r>
+              <w:rPr>
+                <w:sz w:val="13"/>
+                <w:szCs w:val="13"/>
+              </w:rPr>
+              <w:t>0.0288</w:t>
+            </w:r>
+          </w:p>
+        </w:tc>
+        <w:tc>
+          <w:tcPr>
+            <w:tcW w:w="34.00pt" w:type="dxa"/>
+          </w:tcPr>
+          <w:p>
+            <w:pPr>
+              <w:pStyle w:val="tablecopy"/>
+            </w:pPr>
+            <w:r>
+              <w:rPr>
+                <w:sz w:val="13"/>
+                <w:szCs w:val="13"/>
+              </w:rPr>
+              <w:t>0.6430</w:t>
+            </w:r>
+          </w:p>
+        </w:tc>
+      </w:tr>
+    </w:tbl>
+    <w:p>
+      <w:pPr>
+        <w:pStyle w:val="BodyText"/>
+      </w:pPr>
+      <w:r>
+        <w:t>The best reproduced M0 parameters were C = 10, L2 regularization, and 35,000 TF-IDF features. M1 improved ranking performance, with AUROC increasing from 0.9121 to 0.9450, but its default 0.5 threshold increased human false positives. M2 produced the highest validation-target AI recall on the anchor test set, but its test false-positive rate at the validation-selected threshold rose to 0.0288. These results show why threshold policy must be reported with any feature-extension claim.</w:t>
+      </w:r>
+    </w:p>
+    <w:p>
+      <w:pPr>
+        <w:keepNext/>
+        <w:keepLines/>
+        <w:jc w:val="center"/>
+        <w:spacing w:before="4pt" w:after="2pt"/>
+        <w:ind w:firstLine="0pt"/>
+      </w:pPr>
+      <w:r>
+        <w:drawing>
+          <wp:inline distT="0" distB="0" distL="0" distR="0">
+            <wp:extent cx="3063240" cy="1531620"/>
+            <wp:effectExtent l="0" t="0" r="0" b="0"/>
+            <wp:docPr id="1002" name="paper_figure_2.png" descr="FIGURE 2. Anchor test accuracy for the reproduced Alikhanov TF-IDF logistic-regression baseline and the proposed feature extensions."/>
+            <wp:cNvGraphicFramePr>
+              <a:graphicFrameLocks noChangeAspect="1"/>
+            </wp:cNvGraphicFramePr>
+            <a:graphic>
+              <a:graphicData uri="http://schemas.openxmlformats.org/drawingml/2006/picture">
+                <pic:pic>
+                  <pic:nvPicPr>
+                    <pic:cNvPr id="0" name="paper_figure_2.png" descr="FIGURE 2. Anchor test accuracy for the reproduced Alikhanov TF-IDF logistic-regression baseline and the proposed feature extensions."/>
+                    <pic:cNvPicPr/>
+                  </pic:nvPicPr>
+                  <pic:blipFill>
+                    <a:blip r:embed="rIdFigure2"/>
+                    <a:stretch>
+                      <a:fillRect/>
+                    </a:stretch>
+                  </pic:blipFill>
+                  <pic:spPr>
+                    <a:xfrm>
+                      <a:off x="0" y="0"/>
+                      <a:ext cx="3063240" cy="1531620"/>
+                    </a:xfrm>
+                    <a:prstGeom prst="rect">
+                      <a:avLst/>
+                    </a:prstGeom>
+                  </pic:spPr>
+                </pic:pic>
+              </a:graphicData>
+            </a:graphic>
+          </wp:inline>
+        </w:drawing>
+      </w:r>
+    </w:p>
+    <w:p>
+      <w:pPr>
+        <w:pStyle w:val="BodyText"/>
+        <w:jc w:val="center"/>
+        <w:keepLines/>
+        <w:spacing w:before="0pt" w:after="6pt"/>
+        <w:ind w:firstLine="0pt"/>
+      </w:pPr>
+      <w:r>
+        <w:rPr>
+          <w:i/>
+          <w:sz w:val="14"/>
+          <w:szCs w:val="14"/>
+        </w:rPr>
+        <w:t>FIGURE 2. Anchor test accuracy for the reproduced Alikhanov TF-IDF logistic-regression baseline and the proposed feature extensions.</w:t>
+      </w:r>
+    </w:p>
+    <w:p>
+      <w:pPr>
+        <w:pStyle w:val="BodyText"/>
+      </w:pPr>
+      <w:r>
+        <w:t>Paired tests support that the feature extensions change model behavior on the same anchor test rows. Compared with M0 at the default threshold, M1 improved AUROC by 0.0329 with a 95 percent paired bootstrap interval of [0.0283, 0.0377], and M2 improved AUROC by 0.0190 with interval [0.0137, 0.0247]. McNemar tests were significant for both M1 and M2, indicating that their errors are not interchangeable with the reproduced baseline.</w:t>
+      </w:r>
+    </w:p>
+    <w:p>
+      <w:pPr>
+        <w:pStyle w:val="BodyText"/>
+        <w:keepNext/>
+      </w:pPr>
+      <w:r>
+        <w:t>TABLE III reports transfer behavior under the validation-target FPR threshold. M1 and M2 improve HC3 group-test recall compared with M0, but GPT-wiki-intro and ICNALE show that the extra feature families do not guarantee safer deployment. In particular, M2 increases GPT-wiki-intro recall but at the cost of a much higher human false-positive rate.</w:t>
       </w:r>
     </w:p>
     <w:tbl>
@@ -969,7 +1677,7 @@
                 <w:sz w:val="13"/>
                 <w:szCs w:val="13"/>
               </w:rPr>
-              <w:t>Set</w:t>
+              <w:t>Model</w:t>
             </w:r>
           </w:p>
         </w:tc>
@@ -987,7 +1695,7 @@
                 <w:sz w:val="13"/>
                 <w:szCs w:val="13"/>
               </w:rPr>
-              <w:t>N</w:t>
+              <w:t>Evaluation set</w:t>
             </w:r>
           </w:p>
         </w:tc>
@@ -1005,7 +1713,7 @@
                 <w:sz w:val="13"/>
                 <w:szCs w:val="13"/>
               </w:rPr>
-              <w:t>F1</w:t>
+              <w:t>Accuracy</w:t>
             </w:r>
           </w:p>
         </w:tc>
@@ -1023,7 +1731,7 @@
                 <w:sz w:val="13"/>
                 <w:szCs w:val="13"/>
               </w:rPr>
-              <w:t>AUROC</w:t>
+              <w:t>Macro-F1</w:t>
             </w:r>
           </w:p>
         </w:tc>
@@ -1081,92 +1789,92 @@
                 <w:sz w:val="13"/>
                 <w:szCs w:val="13"/>
               </w:rPr>
-              <w:t>HC3 test</w:t>
-            </w:r>
-          </w:p>
-        </w:tc>
-        <w:tc>
-          <w:tcPr>
-            <w:tcW w:w="41.67pt" w:type="dxa"/>
-          </w:tcPr>
-          <w:p>
-            <w:pPr>
-              <w:pStyle w:val="tablecopy"/>
-            </w:pPr>
-            <w:r>
-              <w:rPr>
-                <w:sz w:val="13"/>
-                <w:szCs w:val="13"/>
-              </w:rPr>
-              <w:t>12,837</w:t>
-            </w:r>
-          </w:p>
-        </w:tc>
-        <w:tc>
-          <w:tcPr>
-            <w:tcW w:w="41.67pt" w:type="dxa"/>
-          </w:tcPr>
-          <w:p>
-            <w:pPr>
-              <w:pStyle w:val="tablecopy"/>
-            </w:pPr>
-            <w:r>
-              <w:rPr>
-                <w:sz w:val="13"/>
-                <w:szCs w:val="13"/>
-              </w:rPr>
-              <w:t>0.9874</w:t>
-            </w:r>
-          </w:p>
-        </w:tc>
-        <w:tc>
-          <w:tcPr>
-            <w:tcW w:w="41.67pt" w:type="dxa"/>
-          </w:tcPr>
-          <w:p>
-            <w:pPr>
-              <w:pStyle w:val="tablecopy"/>
-            </w:pPr>
-            <w:r>
-              <w:rPr>
-                <w:sz w:val="13"/>
-                <w:szCs w:val="13"/>
-              </w:rPr>
-              <w:t>0.9992</w:t>
-            </w:r>
-          </w:p>
-        </w:tc>
-        <w:tc>
-          <w:tcPr>
-            <w:tcW w:w="41.67pt" w:type="dxa"/>
-          </w:tcPr>
-          <w:p>
-            <w:pPr>
-              <w:pStyle w:val="tablecopy"/>
-            </w:pPr>
-            <w:r>
-              <w:rPr>
-                <w:sz w:val="13"/>
-                <w:szCs w:val="13"/>
-              </w:rPr>
-              <w:t>0.0128</w:t>
-            </w:r>
-          </w:p>
-        </w:tc>
-        <w:tc>
-          <w:tcPr>
-            <w:tcW w:w="41.67pt" w:type="dxa"/>
-          </w:tcPr>
-          <w:p>
-            <w:pPr>
-              <w:pStyle w:val="tablecopy"/>
-            </w:pPr>
-            <w:r>
-              <w:rPr>
-                <w:sz w:val="13"/>
-                <w:szCs w:val="13"/>
-              </w:rPr>
-              <w:t>0.9928</w:t>
+              <w:t>M0 Alikhanov TF-IDF-LR</w:t>
+            </w:r>
+          </w:p>
+        </w:tc>
+        <w:tc>
+          <w:tcPr>
+            <w:tcW w:w="41.67pt" w:type="dxa"/>
+          </w:tcPr>
+          <w:p>
+            <w:pPr>
+              <w:pStyle w:val="tablecopy"/>
+            </w:pPr>
+            <w:r>
+              <w:rPr>
+                <w:sz w:val="13"/>
+                <w:szCs w:val="13"/>
+              </w:rPr>
+              <w:t>Current HC3 group test</w:t>
+            </w:r>
+          </w:p>
+        </w:tc>
+        <w:tc>
+          <w:tcPr>
+            <w:tcW w:w="41.67pt" w:type="dxa"/>
+          </w:tcPr>
+          <w:p>
+            <w:pPr>
+              <w:pStyle w:val="tablecopy"/>
+            </w:pPr>
+            <w:r>
+              <w:rPr>
+                <w:sz w:val="13"/>
+                <w:szCs w:val="13"/>
+              </w:rPr>
+              <w:t>0.8598</w:t>
+            </w:r>
+          </w:p>
+        </w:tc>
+        <w:tc>
+          <w:tcPr>
+            <w:tcW w:w="41.67pt" w:type="dxa"/>
+          </w:tcPr>
+          <w:p>
+            <w:pPr>
+              <w:pStyle w:val="tablecopy"/>
+            </w:pPr>
+            <w:r>
+              <w:rPr>
+                <w:sz w:val="13"/>
+                <w:szCs w:val="13"/>
+              </w:rPr>
+              <w:t>0.8109</w:t>
+            </w:r>
+          </w:p>
+        </w:tc>
+        <w:tc>
+          <w:tcPr>
+            <w:tcW w:w="41.67pt" w:type="dxa"/>
+          </w:tcPr>
+          <w:p>
+            <w:pPr>
+              <w:pStyle w:val="tablecopy"/>
+            </w:pPr>
+            <w:r>
+              <w:rPr>
+                <w:sz w:val="13"/>
+                <w:szCs w:val="13"/>
+              </w:rPr>
+              <w:t>0.0001</w:t>
+            </w:r>
+          </w:p>
+        </w:tc>
+        <w:tc>
+          <w:tcPr>
+            <w:tcW w:w="41.67pt" w:type="dxa"/>
+          </w:tcPr>
+          <w:p>
+            <w:pPr>
+              <w:pStyle w:val="tablecopy"/>
+            </w:pPr>
+            <w:r>
+              <w:rPr>
+                <w:sz w:val="13"/>
+                <w:szCs w:val="13"/>
+              </w:rPr>
+              <w:t>0.5562</w:t>
             </w:r>
           </w:p>
         </w:tc>
@@ -1188,92 +1896,92 @@
                 <w:sz w:val="13"/>
                 <w:szCs w:val="13"/>
               </w:rPr>
-              <w:t>GPT-wiki OOD</w:t>
-            </w:r>
-          </w:p>
-        </w:tc>
-        <w:tc>
-          <w:tcPr>
-            <w:tcW w:w="41.67pt" w:type="dxa"/>
-          </w:tcPr>
-          <w:p>
-            <w:pPr>
-              <w:pStyle w:val="tablecopy"/>
-            </w:pPr>
-            <w:r>
-              <w:rPr>
-                <w:sz w:val="13"/>
-                <w:szCs w:val="13"/>
-              </w:rPr>
-              <w:t>300,000</w:t>
-            </w:r>
-          </w:p>
-        </w:tc>
-        <w:tc>
-          <w:tcPr>
-            <w:tcW w:w="41.67pt" w:type="dxa"/>
-          </w:tcPr>
-          <w:p>
-            <w:pPr>
-              <w:pStyle w:val="tablecopy"/>
-            </w:pPr>
-            <w:r>
-              <w:rPr>
-                <w:sz w:val="13"/>
-                <w:szCs w:val="13"/>
-              </w:rPr>
-              <w:t>0.5043</w:t>
-            </w:r>
-          </w:p>
-        </w:tc>
-        <w:tc>
-          <w:tcPr>
-            <w:tcW w:w="41.67pt" w:type="dxa"/>
-          </w:tcPr>
-          <w:p>
-            <w:pPr>
-              <w:pStyle w:val="tablecopy"/>
-            </w:pPr>
-            <w:r>
-              <w:rPr>
-                <w:sz w:val="13"/>
-                <w:szCs w:val="13"/>
-              </w:rPr>
-              <w:t>0.7902</w:t>
-            </w:r>
-          </w:p>
-        </w:tc>
-        <w:tc>
-          <w:tcPr>
-            <w:tcW w:w="41.67pt" w:type="dxa"/>
-          </w:tcPr>
-          <w:p>
-            <w:pPr>
-              <w:pStyle w:val="tablecopy"/>
-            </w:pPr>
-            <w:r>
-              <w:rPr>
-                <w:sz w:val="13"/>
-                <w:szCs w:val="13"/>
-              </w:rPr>
-              <w:t>0.7999</w:t>
-            </w:r>
-          </w:p>
-        </w:tc>
-        <w:tc>
-          <w:tcPr>
-            <w:tcW w:w="41.67pt" w:type="dxa"/>
-          </w:tcPr>
-          <w:p>
-            <w:pPr>
-              <w:pStyle w:val="tablecopy"/>
-            </w:pPr>
-            <w:r>
-              <w:rPr>
-                <w:sz w:val="13"/>
-                <w:szCs w:val="13"/>
-              </w:rPr>
-              <w:t>0.9466</w:t>
+              <w:t>M0 Alikhanov TF-IDF-LR</w:t>
+            </w:r>
+          </w:p>
+        </w:tc>
+        <w:tc>
+          <w:tcPr>
+            <w:tcW w:w="41.67pt" w:type="dxa"/>
+          </w:tcPr>
+          <w:p>
+            <w:pPr>
+              <w:pStyle w:val="tablecopy"/>
+            </w:pPr>
+            <w:r>
+              <w:rPr>
+                <w:sz w:val="13"/>
+                <w:szCs w:val="13"/>
+              </w:rPr>
+              <w:t>GPT-wiki-intro OOD</w:t>
+            </w:r>
+          </w:p>
+        </w:tc>
+        <w:tc>
+          <w:tcPr>
+            <w:tcW w:w="41.67pt" w:type="dxa"/>
+          </w:tcPr>
+          <w:p>
+            <w:pPr>
+              <w:pStyle w:val="tablecopy"/>
+            </w:pPr>
+            <w:r>
+              <w:rPr>
+                <w:sz w:val="13"/>
+                <w:szCs w:val="13"/>
+              </w:rPr>
+              <w:t>0.5354</w:t>
+            </w:r>
+          </w:p>
+        </w:tc>
+        <w:tc>
+          <w:tcPr>
+            <w:tcW w:w="41.67pt" w:type="dxa"/>
+          </w:tcPr>
+          <w:p>
+            <w:pPr>
+              <w:pStyle w:val="tablecopy"/>
+            </w:pPr>
+            <w:r>
+              <w:rPr>
+                <w:sz w:val="13"/>
+                <w:szCs w:val="13"/>
+              </w:rPr>
+              <w:t>0.4267</w:t>
+            </w:r>
+          </w:p>
+        </w:tc>
+        <w:tc>
+          <w:tcPr>
+            <w:tcW w:w="41.67pt" w:type="dxa"/>
+          </w:tcPr>
+          <w:p>
+            <w:pPr>
+              <w:pStyle w:val="tablecopy"/>
+            </w:pPr>
+            <w:r>
+              <w:rPr>
+                <w:sz w:val="13"/>
+                <w:szCs w:val="13"/>
+              </w:rPr>
+              <w:t>0.0293</w:t>
+            </w:r>
+          </w:p>
+        </w:tc>
+        <w:tc>
+          <w:tcPr>
+            <w:tcW w:w="41.67pt" w:type="dxa"/>
+          </w:tcPr>
+          <w:p>
+            <w:pPr>
+              <w:pStyle w:val="tablecopy"/>
+            </w:pPr>
+            <w:r>
+              <w:rPr>
+                <w:sz w:val="13"/>
+                <w:szCs w:val="13"/>
+              </w:rPr>
+              <w:t>0.1001</w:t>
             </w:r>
           </w:p>
         </w:tc>
@@ -1295,24 +2003,41 @@
                 <w:sz w:val="13"/>
                 <w:szCs w:val="13"/>
               </w:rPr>
-              <w:t>ICNALE</w:t>
-            </w:r>
-          </w:p>
-        </w:tc>
-        <w:tc>
-          <w:tcPr>
-            <w:tcW w:w="41.67pt" w:type="dxa"/>
-          </w:tcPr>
-          <w:p>
-            <w:pPr>
-              <w:pStyle w:val="tablecopy"/>
-            </w:pPr>
-            <w:r>
-              <w:rPr>
-                <w:sz w:val="13"/>
-                <w:szCs w:val="13"/>
-              </w:rPr>
-              <w:t>8,140</w:t>
+              <w:t>M0 Alikhanov TF-IDF-LR</w:t>
+            </w:r>
+          </w:p>
+        </w:tc>
+        <w:tc>
+          <w:tcPr>
+            <w:tcW w:w="41.67pt" w:type="dxa"/>
+          </w:tcPr>
+          <w:p>
+            <w:pPr>
+              <w:pStyle w:val="tablecopy"/>
+            </w:pPr>
+            <w:r>
+              <w:rPr>
+                <w:sz w:val="13"/>
+                <w:szCs w:val="13"/>
+              </w:rPr>
+              <w:t>ICNALE audit</w:t>
+            </w:r>
+          </w:p>
+        </w:tc>
+        <w:tc>
+          <w:tcPr>
+            <w:tcW w:w="41.67pt" w:type="dxa"/>
+          </w:tcPr>
+          <w:p>
+            <w:pPr>
+              <w:pStyle w:val="tablecopy"/>
+            </w:pPr>
+            <w:r>
+              <w:rPr>
+                <w:sz w:val="13"/>
+                <w:szCs w:val="13"/>
+              </w:rPr>
+              <w:t>0.9605</w:t>
             </w:r>
           </w:p>
         </w:tc>
@@ -1346,24 +2071,649 @@
                 <w:sz w:val="13"/>
                 <w:szCs w:val="13"/>
               </w:rPr>
+              <w:t>0.0395</w:t>
+            </w:r>
+          </w:p>
+        </w:tc>
+        <w:tc>
+          <w:tcPr>
+            <w:tcW w:w="41.67pt" w:type="dxa"/>
+          </w:tcPr>
+          <w:p>
+            <w:pPr>
+              <w:pStyle w:val="tablecopy"/>
+            </w:pPr>
+            <w:r>
+              <w:rPr>
+                <w:sz w:val="13"/>
+                <w:szCs w:val="13"/>
+              </w:rPr>
               <w:t>N/A</w:t>
             </w:r>
           </w:p>
         </w:tc>
-        <w:tc>
-          <w:tcPr>
-            <w:tcW w:w="41.67pt" w:type="dxa"/>
-          </w:tcPr>
-          <w:p>
-            <w:pPr>
-              <w:pStyle w:val="tablecopy"/>
-            </w:pPr>
-            <w:r>
-              <w:rPr>
-                <w:sz w:val="13"/>
-                <w:szCs w:val="13"/>
-              </w:rPr>
-              <w:t>0.7773</w:t>
+      </w:tr>
+      <w:tr>
+        <w:trPr>
+          <w:cantSplit/>
+        </w:trPr>
+        <w:tc>
+          <w:tcPr>
+            <w:tcW w:w="41.67pt" w:type="dxa"/>
+          </w:tcPr>
+          <w:p>
+            <w:pPr>
+              <w:pStyle w:val="tablecopy"/>
+            </w:pPr>
+            <w:r>
+              <w:rPr>
+                <w:sz w:val="13"/>
+                <w:szCs w:val="13"/>
+              </w:rPr>
+              <w:t>M1 Word+Char LR</w:t>
+            </w:r>
+          </w:p>
+        </w:tc>
+        <w:tc>
+          <w:tcPr>
+            <w:tcW w:w="41.67pt" w:type="dxa"/>
+          </w:tcPr>
+          <w:p>
+            <w:pPr>
+              <w:pStyle w:val="tablecopy"/>
+            </w:pPr>
+            <w:r>
+              <w:rPr>
+                <w:sz w:val="13"/>
+                <w:szCs w:val="13"/>
+              </w:rPr>
+              <w:t>Current HC3 group test</w:t>
+            </w:r>
+          </w:p>
+        </w:tc>
+        <w:tc>
+          <w:tcPr>
+            <w:tcW w:w="41.67pt" w:type="dxa"/>
+          </w:tcPr>
+          <w:p>
+            <w:pPr>
+              <w:pStyle w:val="tablecopy"/>
+            </w:pPr>
+            <w:r>
+              <w:rPr>
+                <w:sz w:val="13"/>
+                <w:szCs w:val="13"/>
+              </w:rPr>
+              <w:t>0.9352</w:t>
+            </w:r>
+          </w:p>
+        </w:tc>
+        <w:tc>
+          <w:tcPr>
+            <w:tcW w:w="41.67pt" w:type="dxa"/>
+          </w:tcPr>
+          <w:p>
+            <w:pPr>
+              <w:pStyle w:val="tablecopy"/>
+            </w:pPr>
+            <w:r>
+              <w:rPr>
+                <w:sz w:val="13"/>
+                <w:szCs w:val="13"/>
+              </w:rPr>
+              <w:t>0.9203</w:t>
+            </w:r>
+          </w:p>
+        </w:tc>
+        <w:tc>
+          <w:tcPr>
+            <w:tcW w:w="41.67pt" w:type="dxa"/>
+          </w:tcPr>
+          <w:p>
+            <w:pPr>
+              <w:pStyle w:val="tablecopy"/>
+            </w:pPr>
+            <w:r>
+              <w:rPr>
+                <w:sz w:val="13"/>
+                <w:szCs w:val="13"/>
+              </w:rPr>
+              <w:t>0.0009</w:t>
+            </w:r>
+          </w:p>
+        </w:tc>
+        <w:tc>
+          <w:tcPr>
+            <w:tcW w:w="41.67pt" w:type="dxa"/>
+          </w:tcPr>
+          <w:p>
+            <w:pPr>
+              <w:pStyle w:val="tablecopy"/>
+            </w:pPr>
+            <w:r>
+              <w:rPr>
+                <w:sz w:val="13"/>
+                <w:szCs w:val="13"/>
+              </w:rPr>
+              <w:t>0.7967</w:t>
+            </w:r>
+          </w:p>
+        </w:tc>
+      </w:tr>
+      <w:tr>
+        <w:trPr>
+          <w:cantSplit/>
+        </w:trPr>
+        <w:tc>
+          <w:tcPr>
+            <w:tcW w:w="41.67pt" w:type="dxa"/>
+          </w:tcPr>
+          <w:p>
+            <w:pPr>
+              <w:pStyle w:val="tablecopy"/>
+            </w:pPr>
+            <w:r>
+              <w:rPr>
+                <w:sz w:val="13"/>
+                <w:szCs w:val="13"/>
+              </w:rPr>
+              <w:t>M1 Word+Char LR</w:t>
+            </w:r>
+          </w:p>
+        </w:tc>
+        <w:tc>
+          <w:tcPr>
+            <w:tcW w:w="41.67pt" w:type="dxa"/>
+          </w:tcPr>
+          <w:p>
+            <w:pPr>
+              <w:pStyle w:val="tablecopy"/>
+            </w:pPr>
+            <w:r>
+              <w:rPr>
+                <w:sz w:val="13"/>
+                <w:szCs w:val="13"/>
+              </w:rPr>
+              <w:t>GPT-wiki-intro OOD</w:t>
+            </w:r>
+          </w:p>
+        </w:tc>
+        <w:tc>
+          <w:tcPr>
+            <w:tcW w:w="41.67pt" w:type="dxa"/>
+          </w:tcPr>
+          <w:p>
+            <w:pPr>
+              <w:pStyle w:val="tablecopy"/>
+            </w:pPr>
+            <w:r>
+              <w:rPr>
+                <w:sz w:val="13"/>
+                <w:szCs w:val="13"/>
+              </w:rPr>
+              <w:t>0.5761</w:t>
+            </w:r>
+          </w:p>
+        </w:tc>
+        <w:tc>
+          <w:tcPr>
+            <w:tcW w:w="41.67pt" w:type="dxa"/>
+          </w:tcPr>
+          <w:p>
+            <w:pPr>
+              <w:pStyle w:val="tablecopy"/>
+            </w:pPr>
+            <w:r>
+              <w:rPr>
+                <w:sz w:val="13"/>
+                <w:szCs w:val="13"/>
+              </w:rPr>
+              <w:t>0.5158</w:t>
+            </w:r>
+          </w:p>
+        </w:tc>
+        <w:tc>
+          <w:tcPr>
+            <w:tcW w:w="41.67pt" w:type="dxa"/>
+          </w:tcPr>
+          <w:p>
+            <w:pPr>
+              <w:pStyle w:val="tablecopy"/>
+            </w:pPr>
+            <w:r>
+              <w:rPr>
+                <w:sz w:val="13"/>
+                <w:szCs w:val="13"/>
+              </w:rPr>
+              <w:t>0.0709</w:t>
+            </w:r>
+          </w:p>
+        </w:tc>
+        <w:tc>
+          <w:tcPr>
+            <w:tcW w:w="41.67pt" w:type="dxa"/>
+          </w:tcPr>
+          <w:p>
+            <w:pPr>
+              <w:pStyle w:val="tablecopy"/>
+            </w:pPr>
+            <w:r>
+              <w:rPr>
+                <w:sz w:val="13"/>
+                <w:szCs w:val="13"/>
+              </w:rPr>
+              <w:t>0.2231</w:t>
+            </w:r>
+          </w:p>
+        </w:tc>
+      </w:tr>
+      <w:tr>
+        <w:trPr>
+          <w:cantSplit/>
+        </w:trPr>
+        <w:tc>
+          <w:tcPr>
+            <w:tcW w:w="41.67pt" w:type="dxa"/>
+          </w:tcPr>
+          <w:p>
+            <w:pPr>
+              <w:pStyle w:val="tablecopy"/>
+            </w:pPr>
+            <w:r>
+              <w:rPr>
+                <w:sz w:val="13"/>
+                <w:szCs w:val="13"/>
+              </w:rPr>
+              <w:t>M1 Word+Char LR</w:t>
+            </w:r>
+          </w:p>
+        </w:tc>
+        <w:tc>
+          <w:tcPr>
+            <w:tcW w:w="41.67pt" w:type="dxa"/>
+          </w:tcPr>
+          <w:p>
+            <w:pPr>
+              <w:pStyle w:val="tablecopy"/>
+            </w:pPr>
+            <w:r>
+              <w:rPr>
+                <w:sz w:val="13"/>
+                <w:szCs w:val="13"/>
+              </w:rPr>
+              <w:t>ICNALE audit</w:t>
+            </w:r>
+          </w:p>
+        </w:tc>
+        <w:tc>
+          <w:tcPr>
+            <w:tcW w:w="41.67pt" w:type="dxa"/>
+          </w:tcPr>
+          <w:p>
+            <w:pPr>
+              <w:pStyle w:val="tablecopy"/>
+            </w:pPr>
+            <w:r>
+              <w:rPr>
+                <w:sz w:val="13"/>
+                <w:szCs w:val="13"/>
+              </w:rPr>
+              <w:t>0.9556</w:t>
+            </w:r>
+          </w:p>
+        </w:tc>
+        <w:tc>
+          <w:tcPr>
+            <w:tcW w:w="41.67pt" w:type="dxa"/>
+          </w:tcPr>
+          <w:p>
+            <w:pPr>
+              <w:pStyle w:val="tablecopy"/>
+            </w:pPr>
+            <w:r>
+              <w:rPr>
+                <w:sz w:val="13"/>
+                <w:szCs w:val="13"/>
+              </w:rPr>
+              <w:t>N/A</w:t>
+            </w:r>
+          </w:p>
+        </w:tc>
+        <w:tc>
+          <w:tcPr>
+            <w:tcW w:w="41.67pt" w:type="dxa"/>
+          </w:tcPr>
+          <w:p>
+            <w:pPr>
+              <w:pStyle w:val="tablecopy"/>
+            </w:pPr>
+            <w:r>
+              <w:rPr>
+                <w:sz w:val="13"/>
+                <w:szCs w:val="13"/>
+              </w:rPr>
+              <w:t>0.0444</w:t>
+            </w:r>
+          </w:p>
+        </w:tc>
+        <w:tc>
+          <w:tcPr>
+            <w:tcW w:w="41.67pt" w:type="dxa"/>
+          </w:tcPr>
+          <w:p>
+            <w:pPr>
+              <w:pStyle w:val="tablecopy"/>
+            </w:pPr>
+            <w:r>
+              <w:rPr>
+                <w:sz w:val="13"/>
+                <w:szCs w:val="13"/>
+              </w:rPr>
+              <w:t>N/A</w:t>
+            </w:r>
+          </w:p>
+        </w:tc>
+      </w:tr>
+      <w:tr>
+        <w:trPr>
+          <w:cantSplit/>
+        </w:trPr>
+        <w:tc>
+          <w:tcPr>
+            <w:tcW w:w="41.67pt" w:type="dxa"/>
+          </w:tcPr>
+          <w:p>
+            <w:pPr>
+              <w:pStyle w:val="tablecopy"/>
+            </w:pPr>
+            <w:r>
+              <w:rPr>
+                <w:sz w:val="13"/>
+                <w:szCs w:val="13"/>
+              </w:rPr>
+              <w:t>M2 Word+Char+Stats LR</w:t>
+            </w:r>
+          </w:p>
+        </w:tc>
+        <w:tc>
+          <w:tcPr>
+            <w:tcW w:w="41.67pt" w:type="dxa"/>
+          </w:tcPr>
+          <w:p>
+            <w:pPr>
+              <w:pStyle w:val="tablecopy"/>
+            </w:pPr>
+            <w:r>
+              <w:rPr>
+                <w:sz w:val="13"/>
+                <w:szCs w:val="13"/>
+              </w:rPr>
+              <w:t>Current HC3 group test</w:t>
+            </w:r>
+          </w:p>
+        </w:tc>
+        <w:tc>
+          <w:tcPr>
+            <w:tcW w:w="41.67pt" w:type="dxa"/>
+          </w:tcPr>
+          <w:p>
+            <w:pPr>
+              <w:pStyle w:val="tablecopy"/>
+            </w:pPr>
+            <w:r>
+              <w:rPr>
+                <w:sz w:val="13"/>
+                <w:szCs w:val="13"/>
+              </w:rPr>
+              <w:t>0.9580</w:t>
+            </w:r>
+          </w:p>
+        </w:tc>
+        <w:tc>
+          <w:tcPr>
+            <w:tcW w:w="41.67pt" w:type="dxa"/>
+          </w:tcPr>
+          <w:p>
+            <w:pPr>
+              <w:pStyle w:val="tablecopy"/>
+            </w:pPr>
+            <w:r>
+              <w:rPr>
+                <w:sz w:val="13"/>
+                <w:szCs w:val="13"/>
+              </w:rPr>
+              <w:t>0.9496</w:t>
+            </w:r>
+          </w:p>
+        </w:tc>
+        <w:tc>
+          <w:tcPr>
+            <w:tcW w:w="41.67pt" w:type="dxa"/>
+          </w:tcPr>
+          <w:p>
+            <w:pPr>
+              <w:pStyle w:val="tablecopy"/>
+            </w:pPr>
+            <w:r>
+              <w:rPr>
+                <w:sz w:val="13"/>
+                <w:szCs w:val="13"/>
+              </w:rPr>
+              <w:t>0.0017</w:t>
+            </w:r>
+          </w:p>
+        </w:tc>
+        <w:tc>
+          <w:tcPr>
+            <w:tcW w:w="41.67pt" w:type="dxa"/>
+          </w:tcPr>
+          <w:p>
+            <w:pPr>
+              <w:pStyle w:val="tablecopy"/>
+            </w:pPr>
+            <w:r>
+              <w:rPr>
+                <w:sz w:val="13"/>
+                <w:szCs w:val="13"/>
+              </w:rPr>
+              <w:t>0.8707</w:t>
+            </w:r>
+          </w:p>
+        </w:tc>
+      </w:tr>
+      <w:tr>
+        <w:trPr>
+          <w:cantSplit/>
+        </w:trPr>
+        <w:tc>
+          <w:tcPr>
+            <w:tcW w:w="41.67pt" w:type="dxa"/>
+          </w:tcPr>
+          <w:p>
+            <w:pPr>
+              <w:pStyle w:val="tablecopy"/>
+            </w:pPr>
+            <w:r>
+              <w:rPr>
+                <w:sz w:val="13"/>
+                <w:szCs w:val="13"/>
+              </w:rPr>
+              <w:t>M2 Word+Char+Stats LR</w:t>
+            </w:r>
+          </w:p>
+        </w:tc>
+        <w:tc>
+          <w:tcPr>
+            <w:tcW w:w="41.67pt" w:type="dxa"/>
+          </w:tcPr>
+          <w:p>
+            <w:pPr>
+              <w:pStyle w:val="tablecopy"/>
+            </w:pPr>
+            <w:r>
+              <w:rPr>
+                <w:sz w:val="13"/>
+                <w:szCs w:val="13"/>
+              </w:rPr>
+              <w:t>GPT-wiki-intro OOD</w:t>
+            </w:r>
+          </w:p>
+        </w:tc>
+        <w:tc>
+          <w:tcPr>
+            <w:tcW w:w="41.67pt" w:type="dxa"/>
+          </w:tcPr>
+          <w:p>
+            <w:pPr>
+              <w:pStyle w:val="tablecopy"/>
+            </w:pPr>
+            <w:r>
+              <w:rPr>
+                <w:sz w:val="13"/>
+                <w:szCs w:val="13"/>
+              </w:rPr>
+              <w:t>0.6466</w:t>
+            </w:r>
+          </w:p>
+        </w:tc>
+        <w:tc>
+          <w:tcPr>
+            <w:tcW w:w="41.67pt" w:type="dxa"/>
+          </w:tcPr>
+          <w:p>
+            <w:pPr>
+              <w:pStyle w:val="tablecopy"/>
+            </w:pPr>
+            <w:r>
+              <w:rPr>
+                <w:sz w:val="13"/>
+                <w:szCs w:val="13"/>
+              </w:rPr>
+              <w:t>0.6465</w:t>
+            </w:r>
+          </w:p>
+        </w:tc>
+        <w:tc>
+          <w:tcPr>
+            <w:tcW w:w="41.67pt" w:type="dxa"/>
+          </w:tcPr>
+          <w:p>
+            <w:pPr>
+              <w:pStyle w:val="tablecopy"/>
+            </w:pPr>
+            <w:r>
+              <w:rPr>
+                <w:sz w:val="13"/>
+                <w:szCs w:val="13"/>
+              </w:rPr>
+              <w:t>0.3685</w:t>
+            </w:r>
+          </w:p>
+        </w:tc>
+        <w:tc>
+          <w:tcPr>
+            <w:tcW w:w="41.67pt" w:type="dxa"/>
+          </w:tcPr>
+          <w:p>
+            <w:pPr>
+              <w:pStyle w:val="tablecopy"/>
+            </w:pPr>
+            <w:r>
+              <w:rPr>
+                <w:sz w:val="13"/>
+                <w:szCs w:val="13"/>
+              </w:rPr>
+              <w:t>0.6618</w:t>
+            </w:r>
+          </w:p>
+        </w:tc>
+      </w:tr>
+      <w:tr>
+        <w:trPr>
+          <w:cantSplit/>
+        </w:trPr>
+        <w:tc>
+          <w:tcPr>
+            <w:tcW w:w="41.67pt" w:type="dxa"/>
+          </w:tcPr>
+          <w:p>
+            <w:pPr>
+              <w:pStyle w:val="tablecopy"/>
+            </w:pPr>
+            <w:r>
+              <w:rPr>
+                <w:sz w:val="13"/>
+                <w:szCs w:val="13"/>
+              </w:rPr>
+              <w:t>M2 Word+Char+Stats LR</w:t>
+            </w:r>
+          </w:p>
+        </w:tc>
+        <w:tc>
+          <w:tcPr>
+            <w:tcW w:w="41.67pt" w:type="dxa"/>
+          </w:tcPr>
+          <w:p>
+            <w:pPr>
+              <w:pStyle w:val="tablecopy"/>
+            </w:pPr>
+            <w:r>
+              <w:rPr>
+                <w:sz w:val="13"/>
+                <w:szCs w:val="13"/>
+              </w:rPr>
+              <w:t>ICNALE audit</w:t>
+            </w:r>
+          </w:p>
+        </w:tc>
+        <w:tc>
+          <w:tcPr>
+            <w:tcW w:w="41.67pt" w:type="dxa"/>
+          </w:tcPr>
+          <w:p>
+            <w:pPr>
+              <w:pStyle w:val="tablecopy"/>
+            </w:pPr>
+            <w:r>
+              <w:rPr>
+                <w:sz w:val="13"/>
+                <w:szCs w:val="13"/>
+              </w:rPr>
+              <w:t>0.9481</w:t>
+            </w:r>
+          </w:p>
+        </w:tc>
+        <w:tc>
+          <w:tcPr>
+            <w:tcW w:w="41.67pt" w:type="dxa"/>
+          </w:tcPr>
+          <w:p>
+            <w:pPr>
+              <w:pStyle w:val="tablecopy"/>
+            </w:pPr>
+            <w:r>
+              <w:rPr>
+                <w:sz w:val="13"/>
+                <w:szCs w:val="13"/>
+              </w:rPr>
+              <w:t>N/A</w:t>
+            </w:r>
+          </w:p>
+        </w:tc>
+        <w:tc>
+          <w:tcPr>
+            <w:tcW w:w="41.67pt" w:type="dxa"/>
+          </w:tcPr>
+          <w:p>
+            <w:pPr>
+              <w:pStyle w:val="tablecopy"/>
+            </w:pPr>
+            <w:r>
+              <w:rPr>
+                <w:sz w:val="13"/>
+                <w:szCs w:val="13"/>
+              </w:rPr>
+              <w:t>0.0519</w:t>
             </w:r>
           </w:p>
         </w:tc>
@@ -1391,9 +2741,786 @@
         <w:pStyle w:val="BodyText"/>
       </w:pPr>
       <w:r>
-        <w:t>Figure 2 shows the HC3 test confusion matrix at the default validation-calibrated threshold. The model correctly classifies most HC3 human and AI examples, with 112 false positives among 8,783 human examples and 29 false negatives among 4,054 AI examples.</w:t>
-      </w:r>
-    </w:p>
+        <w:t>The conservative review threshold greatly reduces ICNALE false positives. Under that threshold, M1 and M2 have slightly lower learner-English false-positive rates than the reproduced baseline, while both classify zero native-speaker essays as AI in the held-out ICNALE audit sample.</w:t>
+      </w:r>
+    </w:p>
+    <w:tbl>
+      <w:tblPr>
+        <w:tblW w:w="250pt" w:type="dxa"/>
+        <w:tblLayout w:type="fixed"/>
+        <w:tblBorders>
+          <w:top w:val="single" w:sz="4" w:space="0" w:color="auto"/>
+          <w:left w:val="single" w:sz="4" w:space="0" w:color="auto"/>
+          <w:bottom w:val="single" w:sz="4" w:space="0" w:color="auto"/>
+          <w:right w:val="single" w:sz="4" w:space="0" w:color="auto"/>
+          <w:insideH w:val="single" w:sz="4" w:space="0" w:color="auto"/>
+          <w:insideV w:val="single" w:sz="4" w:space="0" w:color="auto"/>
+        </w:tblBorders>
+      </w:tblPr>
+      <w:tblGrid>
+        <w:gridCol w:w="41.67pt"/>
+        <w:gridCol w:w="41.67pt"/>
+        <w:gridCol w:w="41.67pt"/>
+        <w:gridCol w:w="41.67pt"/>
+        <w:gridCol w:w="41.67pt"/>
+        <w:gridCol w:w="41.67pt"/>
+      </w:tblGrid>
+      <w:tr>
+        <w:trPr>
+          <w:cantSplit/>
+        </w:trPr>
+        <w:tc>
+          <w:tcPr>
+            <w:tcW w:w="41.67pt" w:type="dxa"/>
+          </w:tcPr>
+          <w:p>
+            <w:pPr>
+              <w:pStyle w:val="tablecolhead"/>
+            </w:pPr>
+            <w:r>
+              <w:rPr>
+                <w:b/>
+                <w:sz w:val="13"/>
+                <w:szCs w:val="13"/>
+              </w:rPr>
+              <w:t>Model</w:t>
+            </w:r>
+          </w:p>
+        </w:tc>
+        <w:tc>
+          <w:tcPr>
+            <w:tcW w:w="41.67pt" w:type="dxa"/>
+          </w:tcPr>
+          <w:p>
+            <w:pPr>
+              <w:pStyle w:val="tablecolhead"/>
+            </w:pPr>
+            <w:r>
+              <w:rPr>
+                <w:b/>
+                <w:sz w:val="13"/>
+                <w:szCs w:val="13"/>
+              </w:rPr>
+              <w:t>Group</w:t>
+            </w:r>
+          </w:p>
+        </w:tc>
+        <w:tc>
+          <w:tcPr>
+            <w:tcW w:w="41.67pt" w:type="dxa"/>
+          </w:tcPr>
+          <w:p>
+            <w:pPr>
+              <w:pStyle w:val="tablecolhead"/>
+            </w:pPr>
+            <w:r>
+              <w:rPr>
+                <w:b/>
+                <w:sz w:val="13"/>
+                <w:szCs w:val="13"/>
+              </w:rPr>
+              <w:t>N human</w:t>
+            </w:r>
+          </w:p>
+        </w:tc>
+        <w:tc>
+          <w:tcPr>
+            <w:tcW w:w="41.67pt" w:type="dxa"/>
+          </w:tcPr>
+          <w:p>
+            <w:pPr>
+              <w:pStyle w:val="tablecolhead"/>
+            </w:pPr>
+            <w:r>
+              <w:rPr>
+                <w:b/>
+                <w:sz w:val="13"/>
+                <w:szCs w:val="13"/>
+              </w:rPr>
+              <w:t>False positives</w:t>
+            </w:r>
+          </w:p>
+        </w:tc>
+        <w:tc>
+          <w:tcPr>
+            <w:tcW w:w="41.67pt" w:type="dxa"/>
+          </w:tcPr>
+          <w:p>
+            <w:pPr>
+              <w:pStyle w:val="tablecolhead"/>
+            </w:pPr>
+            <w:r>
+              <w:rPr>
+                <w:b/>
+                <w:sz w:val="13"/>
+                <w:szCs w:val="13"/>
+              </w:rPr>
+              <w:t>FPR</w:t>
+            </w:r>
+          </w:p>
+        </w:tc>
+        <w:tc>
+          <w:tcPr>
+            <w:tcW w:w="41.67pt" w:type="dxa"/>
+          </w:tcPr>
+          <w:p>
+            <w:pPr>
+              <w:pStyle w:val="tablecolhead"/>
+            </w:pPr>
+            <w:r>
+              <w:rPr>
+                <w:b/>
+                <w:sz w:val="13"/>
+                <w:szCs w:val="13"/>
+              </w:rPr>
+              <w:t>95% CI</w:t>
+            </w:r>
+          </w:p>
+        </w:tc>
+      </w:tr>
+      <w:tr>
+        <w:trPr>
+          <w:cantSplit/>
+        </w:trPr>
+        <w:tc>
+          <w:tcPr>
+            <w:tcW w:w="41.67pt" w:type="dxa"/>
+          </w:tcPr>
+          <w:p>
+            <w:pPr>
+              <w:pStyle w:val="tablecopy"/>
+            </w:pPr>
+            <w:r>
+              <w:rPr>
+                <w:sz w:val="13"/>
+                <w:szCs w:val="13"/>
+              </w:rPr>
+              <w:t>M0 Alikhanov TF-IDF-LR</w:t>
+            </w:r>
+          </w:p>
+        </w:tc>
+        <w:tc>
+          <w:tcPr>
+            <w:tcW w:w="41.67pt" w:type="dxa"/>
+          </w:tcPr>
+          <w:p>
+            <w:pPr>
+              <w:pStyle w:val="tablecopy"/>
+            </w:pPr>
+            <w:r>
+              <w:rPr>
+                <w:sz w:val="13"/>
+                <w:szCs w:val="13"/>
+              </w:rPr>
+              <w:t>Learner</w:t>
+            </w:r>
+          </w:p>
+        </w:tc>
+        <w:tc>
+          <w:tcPr>
+            <w:tcW w:w="41.67pt" w:type="dxa"/>
+          </w:tcPr>
+          <w:p>
+            <w:pPr>
+              <w:pStyle w:val="tablecopy"/>
+            </w:pPr>
+            <w:r>
+              <w:rPr>
+                <w:sz w:val="13"/>
+                <w:szCs w:val="13"/>
+              </w:rPr>
+              <w:t>5,418</w:t>
+            </w:r>
+          </w:p>
+        </w:tc>
+        <w:tc>
+          <w:tcPr>
+            <w:tcW w:w="41.67pt" w:type="dxa"/>
+          </w:tcPr>
+          <w:p>
+            <w:pPr>
+              <w:pStyle w:val="tablecopy"/>
+            </w:pPr>
+            <w:r>
+              <w:rPr>
+                <w:sz w:val="13"/>
+                <w:szCs w:val="13"/>
+              </w:rPr>
+              <w:t>60</w:t>
+            </w:r>
+          </w:p>
+        </w:tc>
+        <w:tc>
+          <w:tcPr>
+            <w:tcW w:w="41.67pt" w:type="dxa"/>
+          </w:tcPr>
+          <w:p>
+            <w:pPr>
+              <w:pStyle w:val="tablecopy"/>
+            </w:pPr>
+            <w:r>
+              <w:rPr>
+                <w:sz w:val="13"/>
+                <w:szCs w:val="13"/>
+              </w:rPr>
+              <w:t>0.0111</w:t>
+            </w:r>
+          </w:p>
+        </w:tc>
+        <w:tc>
+          <w:tcPr>
+            <w:tcW w:w="41.67pt" w:type="dxa"/>
+          </w:tcPr>
+          <w:p>
+            <w:pPr>
+              <w:pStyle w:val="tablecopy"/>
+            </w:pPr>
+            <w:r>
+              <w:rPr>
+                <w:sz w:val="13"/>
+                <w:szCs w:val="13"/>
+              </w:rPr>
+              <w:t>[0.0086, 0.0142]</w:t>
+            </w:r>
+          </w:p>
+        </w:tc>
+      </w:tr>
+      <w:tr>
+        <w:trPr>
+          <w:cantSplit/>
+        </w:trPr>
+        <w:tc>
+          <w:tcPr>
+            <w:tcW w:w="41.67pt" w:type="dxa"/>
+          </w:tcPr>
+          <w:p>
+            <w:pPr>
+              <w:pStyle w:val="tablecopy"/>
+            </w:pPr>
+            <w:r>
+              <w:rPr>
+                <w:sz w:val="13"/>
+                <w:szCs w:val="13"/>
+              </w:rPr>
+              <w:t>M0 Alikhanov TF-IDF-LR</w:t>
+            </w:r>
+          </w:p>
+        </w:tc>
+        <w:tc>
+          <w:tcPr>
+            <w:tcW w:w="41.67pt" w:type="dxa"/>
+          </w:tcPr>
+          <w:p>
+            <w:pPr>
+              <w:pStyle w:val="tablecopy"/>
+            </w:pPr>
+            <w:r>
+              <w:rPr>
+                <w:sz w:val="13"/>
+                <w:szCs w:val="13"/>
+              </w:rPr>
+              <w:t>Native</w:t>
+            </w:r>
+          </w:p>
+        </w:tc>
+        <w:tc>
+          <w:tcPr>
+            <w:tcW w:w="41.67pt" w:type="dxa"/>
+          </w:tcPr>
+          <w:p>
+            <w:pPr>
+              <w:pStyle w:val="tablecopy"/>
+            </w:pPr>
+            <w:r>
+              <w:rPr>
+                <w:sz w:val="13"/>
+                <w:szCs w:val="13"/>
+              </w:rPr>
+              <w:t>280</w:t>
+            </w:r>
+          </w:p>
+        </w:tc>
+        <w:tc>
+          <w:tcPr>
+            <w:tcW w:w="41.67pt" w:type="dxa"/>
+          </w:tcPr>
+          <w:p>
+            <w:pPr>
+              <w:pStyle w:val="tablecopy"/>
+            </w:pPr>
+            <w:r>
+              <w:rPr>
+                <w:sz w:val="13"/>
+                <w:szCs w:val="13"/>
+              </w:rPr>
+              <w:t>1</w:t>
+            </w:r>
+          </w:p>
+        </w:tc>
+        <w:tc>
+          <w:tcPr>
+            <w:tcW w:w="41.67pt" w:type="dxa"/>
+          </w:tcPr>
+          <w:p>
+            <w:pPr>
+              <w:pStyle w:val="tablecopy"/>
+            </w:pPr>
+            <w:r>
+              <w:rPr>
+                <w:sz w:val="13"/>
+                <w:szCs w:val="13"/>
+              </w:rPr>
+              <w:t>0.0036</w:t>
+            </w:r>
+          </w:p>
+        </w:tc>
+        <w:tc>
+          <w:tcPr>
+            <w:tcW w:w="41.67pt" w:type="dxa"/>
+          </w:tcPr>
+          <w:p>
+            <w:pPr>
+              <w:pStyle w:val="tablecopy"/>
+            </w:pPr>
+            <w:r>
+              <w:rPr>
+                <w:sz w:val="13"/>
+                <w:szCs w:val="13"/>
+              </w:rPr>
+              <w:t>[0.0006, 0.0199]</w:t>
+            </w:r>
+          </w:p>
+        </w:tc>
+      </w:tr>
+      <w:tr>
+        <w:trPr>
+          <w:cantSplit/>
+        </w:trPr>
+        <w:tc>
+          <w:tcPr>
+            <w:tcW w:w="41.67pt" w:type="dxa"/>
+          </w:tcPr>
+          <w:p>
+            <w:pPr>
+              <w:pStyle w:val="tablecopy"/>
+            </w:pPr>
+            <w:r>
+              <w:rPr>
+                <w:sz w:val="13"/>
+                <w:szCs w:val="13"/>
+              </w:rPr>
+              <w:t>M1 Word+Char LR</w:t>
+            </w:r>
+          </w:p>
+        </w:tc>
+        <w:tc>
+          <w:tcPr>
+            <w:tcW w:w="41.67pt" w:type="dxa"/>
+          </w:tcPr>
+          <w:p>
+            <w:pPr>
+              <w:pStyle w:val="tablecopy"/>
+            </w:pPr>
+            <w:r>
+              <w:rPr>
+                <w:sz w:val="13"/>
+                <w:szCs w:val="13"/>
+              </w:rPr>
+              <w:t>Learner</w:t>
+            </w:r>
+          </w:p>
+        </w:tc>
+        <w:tc>
+          <w:tcPr>
+            <w:tcW w:w="41.67pt" w:type="dxa"/>
+          </w:tcPr>
+          <w:p>
+            <w:pPr>
+              <w:pStyle w:val="tablecopy"/>
+            </w:pPr>
+            <w:r>
+              <w:rPr>
+                <w:sz w:val="13"/>
+                <w:szCs w:val="13"/>
+              </w:rPr>
+              <w:t>5,418</w:t>
+            </w:r>
+          </w:p>
+        </w:tc>
+        <w:tc>
+          <w:tcPr>
+            <w:tcW w:w="41.67pt" w:type="dxa"/>
+          </w:tcPr>
+          <w:p>
+            <w:pPr>
+              <w:pStyle w:val="tablecopy"/>
+            </w:pPr>
+            <w:r>
+              <w:rPr>
+                <w:sz w:val="13"/>
+                <w:szCs w:val="13"/>
+              </w:rPr>
+              <w:t>47</w:t>
+            </w:r>
+          </w:p>
+        </w:tc>
+        <w:tc>
+          <w:tcPr>
+            <w:tcW w:w="41.67pt" w:type="dxa"/>
+          </w:tcPr>
+          <w:p>
+            <w:pPr>
+              <w:pStyle w:val="tablecopy"/>
+            </w:pPr>
+            <w:r>
+              <w:rPr>
+                <w:sz w:val="13"/>
+                <w:szCs w:val="13"/>
+              </w:rPr>
+              <w:t>0.0087</w:t>
+            </w:r>
+          </w:p>
+        </w:tc>
+        <w:tc>
+          <w:tcPr>
+            <w:tcW w:w="41.67pt" w:type="dxa"/>
+          </w:tcPr>
+          <w:p>
+            <w:pPr>
+              <w:pStyle w:val="tablecopy"/>
+            </w:pPr>
+            <w:r>
+              <w:rPr>
+                <w:sz w:val="13"/>
+                <w:szCs w:val="13"/>
+              </w:rPr>
+              <w:t>[0.0065, 0.0115]</w:t>
+            </w:r>
+          </w:p>
+        </w:tc>
+      </w:tr>
+      <w:tr>
+        <w:trPr>
+          <w:cantSplit/>
+        </w:trPr>
+        <w:tc>
+          <w:tcPr>
+            <w:tcW w:w="41.67pt" w:type="dxa"/>
+          </w:tcPr>
+          <w:p>
+            <w:pPr>
+              <w:pStyle w:val="tablecopy"/>
+            </w:pPr>
+            <w:r>
+              <w:rPr>
+                <w:sz w:val="13"/>
+                <w:szCs w:val="13"/>
+              </w:rPr>
+              <w:t>M1 Word+Char LR</w:t>
+            </w:r>
+          </w:p>
+        </w:tc>
+        <w:tc>
+          <w:tcPr>
+            <w:tcW w:w="41.67pt" w:type="dxa"/>
+          </w:tcPr>
+          <w:p>
+            <w:pPr>
+              <w:pStyle w:val="tablecopy"/>
+            </w:pPr>
+            <w:r>
+              <w:rPr>
+                <w:sz w:val="13"/>
+                <w:szCs w:val="13"/>
+              </w:rPr>
+              <w:t>Native</w:t>
+            </w:r>
+          </w:p>
+        </w:tc>
+        <w:tc>
+          <w:tcPr>
+            <w:tcW w:w="41.67pt" w:type="dxa"/>
+          </w:tcPr>
+          <w:p>
+            <w:pPr>
+              <w:pStyle w:val="tablecopy"/>
+            </w:pPr>
+            <w:r>
+              <w:rPr>
+                <w:sz w:val="13"/>
+                <w:szCs w:val="13"/>
+              </w:rPr>
+              <w:t>280</w:t>
+            </w:r>
+          </w:p>
+        </w:tc>
+        <w:tc>
+          <w:tcPr>
+            <w:tcW w:w="41.67pt" w:type="dxa"/>
+          </w:tcPr>
+          <w:p>
+            <w:pPr>
+              <w:pStyle w:val="tablecopy"/>
+            </w:pPr>
+            <w:r>
+              <w:rPr>
+                <w:sz w:val="13"/>
+                <w:szCs w:val="13"/>
+              </w:rPr>
+              <w:t>0</w:t>
+            </w:r>
+          </w:p>
+        </w:tc>
+        <w:tc>
+          <w:tcPr>
+            <w:tcW w:w="41.67pt" w:type="dxa"/>
+          </w:tcPr>
+          <w:p>
+            <w:pPr>
+              <w:pStyle w:val="tablecopy"/>
+            </w:pPr>
+            <w:r>
+              <w:rPr>
+                <w:sz w:val="13"/>
+                <w:szCs w:val="13"/>
+              </w:rPr>
+              <w:t>0.0000</w:t>
+            </w:r>
+          </w:p>
+        </w:tc>
+        <w:tc>
+          <w:tcPr>
+            <w:tcW w:w="41.67pt" w:type="dxa"/>
+          </w:tcPr>
+          <w:p>
+            <w:pPr>
+              <w:pStyle w:val="tablecopy"/>
+            </w:pPr>
+            <w:r>
+              <w:rPr>
+                <w:sz w:val="13"/>
+                <w:szCs w:val="13"/>
+              </w:rPr>
+              <w:t>[0.0000, 0.0135]</w:t>
+            </w:r>
+          </w:p>
+        </w:tc>
+      </w:tr>
+      <w:tr>
+        <w:trPr>
+          <w:cantSplit/>
+        </w:trPr>
+        <w:tc>
+          <w:tcPr>
+            <w:tcW w:w="41.67pt" w:type="dxa"/>
+          </w:tcPr>
+          <w:p>
+            <w:pPr>
+              <w:pStyle w:val="tablecopy"/>
+            </w:pPr>
+            <w:r>
+              <w:rPr>
+                <w:sz w:val="13"/>
+                <w:szCs w:val="13"/>
+              </w:rPr>
+              <w:t>M2 Word+Char+Stats LR</w:t>
+            </w:r>
+          </w:p>
+        </w:tc>
+        <w:tc>
+          <w:tcPr>
+            <w:tcW w:w="41.67pt" w:type="dxa"/>
+          </w:tcPr>
+          <w:p>
+            <w:pPr>
+              <w:pStyle w:val="tablecopy"/>
+            </w:pPr>
+            <w:r>
+              <w:rPr>
+                <w:sz w:val="13"/>
+                <w:szCs w:val="13"/>
+              </w:rPr>
+              <w:t>Learner</w:t>
+            </w:r>
+          </w:p>
+        </w:tc>
+        <w:tc>
+          <w:tcPr>
+            <w:tcW w:w="41.67pt" w:type="dxa"/>
+          </w:tcPr>
+          <w:p>
+            <w:pPr>
+              <w:pStyle w:val="tablecopy"/>
+            </w:pPr>
+            <w:r>
+              <w:rPr>
+                <w:sz w:val="13"/>
+                <w:szCs w:val="13"/>
+              </w:rPr>
+              <w:t>5,418</w:t>
+            </w:r>
+          </w:p>
+        </w:tc>
+        <w:tc>
+          <w:tcPr>
+            <w:tcW w:w="41.67pt" w:type="dxa"/>
+          </w:tcPr>
+          <w:p>
+            <w:pPr>
+              <w:pStyle w:val="tablecopy"/>
+            </w:pPr>
+            <w:r>
+              <w:rPr>
+                <w:sz w:val="13"/>
+                <w:szCs w:val="13"/>
+              </w:rPr>
+              <w:t>46</w:t>
+            </w:r>
+          </w:p>
+        </w:tc>
+        <w:tc>
+          <w:tcPr>
+            <w:tcW w:w="41.67pt" w:type="dxa"/>
+          </w:tcPr>
+          <w:p>
+            <w:pPr>
+              <w:pStyle w:val="tablecopy"/>
+            </w:pPr>
+            <w:r>
+              <w:rPr>
+                <w:sz w:val="13"/>
+                <w:szCs w:val="13"/>
+              </w:rPr>
+              <w:t>0.0085</w:t>
+            </w:r>
+          </w:p>
+        </w:tc>
+        <w:tc>
+          <w:tcPr>
+            <w:tcW w:w="41.67pt" w:type="dxa"/>
+          </w:tcPr>
+          <w:p>
+            <w:pPr>
+              <w:pStyle w:val="tablecopy"/>
+            </w:pPr>
+            <w:r>
+              <w:rPr>
+                <w:sz w:val="13"/>
+                <w:szCs w:val="13"/>
+              </w:rPr>
+              <w:t>[0.0064, 0.0113]</w:t>
+            </w:r>
+          </w:p>
+        </w:tc>
+      </w:tr>
+      <w:tr>
+        <w:trPr>
+          <w:cantSplit/>
+        </w:trPr>
+        <w:tc>
+          <w:tcPr>
+            <w:tcW w:w="41.67pt" w:type="dxa"/>
+          </w:tcPr>
+          <w:p>
+            <w:pPr>
+              <w:pStyle w:val="tablecopy"/>
+            </w:pPr>
+            <w:r>
+              <w:rPr>
+                <w:sz w:val="13"/>
+                <w:szCs w:val="13"/>
+              </w:rPr>
+              <w:t>M2 Word+Char+Stats LR</w:t>
+            </w:r>
+          </w:p>
+        </w:tc>
+        <w:tc>
+          <w:tcPr>
+            <w:tcW w:w="41.67pt" w:type="dxa"/>
+          </w:tcPr>
+          <w:p>
+            <w:pPr>
+              <w:pStyle w:val="tablecopy"/>
+            </w:pPr>
+            <w:r>
+              <w:rPr>
+                <w:sz w:val="13"/>
+                <w:szCs w:val="13"/>
+              </w:rPr>
+              <w:t>Native</w:t>
+            </w:r>
+          </w:p>
+        </w:tc>
+        <w:tc>
+          <w:tcPr>
+            <w:tcW w:w="41.67pt" w:type="dxa"/>
+          </w:tcPr>
+          <w:p>
+            <w:pPr>
+              <w:pStyle w:val="tablecopy"/>
+            </w:pPr>
+            <w:r>
+              <w:rPr>
+                <w:sz w:val="13"/>
+                <w:szCs w:val="13"/>
+              </w:rPr>
+              <w:t>280</w:t>
+            </w:r>
+          </w:p>
+        </w:tc>
+        <w:tc>
+          <w:tcPr>
+            <w:tcW w:w="41.67pt" w:type="dxa"/>
+          </w:tcPr>
+          <w:p>
+            <w:pPr>
+              <w:pStyle w:val="tablecopy"/>
+            </w:pPr>
+            <w:r>
+              <w:rPr>
+                <w:sz w:val="13"/>
+                <w:szCs w:val="13"/>
+              </w:rPr>
+              <w:t>0</w:t>
+            </w:r>
+          </w:p>
+        </w:tc>
+        <w:tc>
+          <w:tcPr>
+            <w:tcW w:w="41.67pt" w:type="dxa"/>
+          </w:tcPr>
+          <w:p>
+            <w:pPr>
+              <w:pStyle w:val="tablecopy"/>
+            </w:pPr>
+            <w:r>
+              <w:rPr>
+                <w:sz w:val="13"/>
+                <w:szCs w:val="13"/>
+              </w:rPr>
+              <w:t>0.0000</w:t>
+            </w:r>
+          </w:p>
+        </w:tc>
+        <w:tc>
+          <w:tcPr>
+            <w:tcW w:w="41.67pt" w:type="dxa"/>
+          </w:tcPr>
+          <w:p>
+            <w:pPr>
+              <w:pStyle w:val="tablecopy"/>
+            </w:pPr>
+            <w:r>
+              <w:rPr>
+                <w:sz w:val="13"/>
+                <w:szCs w:val="13"/>
+              </w:rPr>
+              <w:t>[0.0000, 0.0135]</w:t>
+            </w:r>
+          </w:p>
+        </w:tc>
+      </w:tr>
+    </w:tbl>
     <w:p>
       <w:pPr>
         <w:keepNext/>
@@ -1405,9 +3532,9 @@
       <w:r>
         <w:drawing>
           <wp:inline distT="0" distB="0" distL="0" distR="0">
-            <wp:extent cx="3063240" cy="2494803"/>
+            <wp:extent cx="3063240" cy="1361440"/>
             <wp:effectExtent l="0" t="0" r="0" b="0"/>
-            <wp:docPr id="1002" name="paper_figure_2.png" descr="FIGURE 2. HC3 test confusion matrix for the classical logistic-regression detector under the default HC3 validation threshold. Cell annotations show counts and row-normalized percentages."/>
+            <wp:docPr id="1003" name="paper_figure_3.png" descr="FIGURE 3. Conservative thresholding reduces ICNALE high-confidence false positives, but it changes the workload/recall tradeoff."/>
             <wp:cNvGraphicFramePr>
               <a:graphicFrameLocks noChangeAspect="1"/>
             </wp:cNvGraphicFramePr>
@@ -1415,11 +3542,775 @@
               <a:graphicData uri="http://schemas.openxmlformats.org/drawingml/2006/picture">
                 <pic:pic>
                   <pic:nvPicPr>
-                    <pic:cNvPr id="0" name="paper_figure_2.png" descr="FIGURE 2. HC3 test confusion matrix for the classical logistic-regression detector under the default HC3 validation threshold. Cell annotations show counts and row-normalized percentages."/>
+                    <pic:cNvPr id="0" name="paper_figure_3.png" descr="FIGURE 3. Conservative thresholding reduces ICNALE high-confidence false positives, but it changes the workload/recall tradeoff."/>
                     <pic:cNvPicPr/>
                   </pic:nvPicPr>
                   <pic:blipFill>
-                    <a:blip r:embed="rIdFigure2"/>
+                    <a:blip r:embed="rIdFigure3"/>
+                    <a:stretch>
+                      <a:fillRect/>
+                    </a:stretch>
+                  </pic:blipFill>
+                  <pic:spPr>
+                    <a:xfrm>
+                      <a:off x="0" y="0"/>
+                      <a:ext cx="3063240" cy="1361440"/>
+                    </a:xfrm>
+                    <a:prstGeom prst="rect">
+                      <a:avLst/>
+                    </a:prstGeom>
+                  </pic:spPr>
+                </pic:pic>
+              </a:graphicData>
+            </a:graphic>
+          </wp:inline>
+        </w:drawing>
+      </w:r>
+    </w:p>
+    <w:p>
+      <w:pPr>
+        <w:pStyle w:val="BodyText"/>
+        <w:jc w:val="center"/>
+        <w:keepLines/>
+        <w:spacing w:before="0pt" w:after="6pt"/>
+        <w:ind w:firstLine="0pt"/>
+      </w:pPr>
+      <w:r>
+        <w:rPr>
+          <w:i/>
+          <w:sz w:val="14"/>
+          <w:szCs w:val="14"/>
+        </w:rPr>
+        <w:t>FIGURE 3. Conservative thresholding reduces ICNALE high-confidence false positives, but it changes the workload/recall tradeoff.</w:t>
+      </w:r>
+    </w:p>
+    <w:p>
+      <w:pPr>
+        <w:pStyle w:val="BodyText"/>
+      </w:pPr>
+      <w:r>
+        <w:t>The anchor-study calibration diagnostics show that raw logistic-regression scores are not automatically calibrated probabilities. On the anchor test set, M0 raw scores had Brier score 0.1218 and ECE 0.0932; Platt scaling improved these to 0.1109 and 0.0639, while isotonic calibration improved them to 0.1043 and 0.0441. Therefore, threshold selection and probability calibration are reported as distinct procedures.</w:t>
+      </w:r>
+    </w:p>
+    <w:p>
+      <w:pPr>
+        <w:keepNext/>
+        <w:keepLines/>
+        <w:jc w:val="center"/>
+        <w:spacing w:before="4pt" w:after="2pt"/>
+        <w:ind w:firstLine="0pt"/>
+      </w:pPr>
+      <w:r>
+        <w:drawing>
+          <wp:inline distT="0" distB="0" distL="0" distR="0">
+            <wp:extent cx="3063240" cy="1531620"/>
+            <wp:effectExtent l="0" t="0" r="0" b="0"/>
+            <wp:docPr id="1004" name="paper_figure_4.png" descr="FIGURE 4. Calibration diagnostics for raw, Platt-scaled, and isotonic-calibrated scores."/>
+            <wp:cNvGraphicFramePr>
+              <a:graphicFrameLocks noChangeAspect="1"/>
+            </wp:cNvGraphicFramePr>
+            <a:graphic>
+              <a:graphicData uri="http://schemas.openxmlformats.org/drawingml/2006/picture">
+                <pic:pic>
+                  <pic:nvPicPr>
+                    <pic:cNvPr id="0" name="paper_figure_4.png" descr="FIGURE 4. Calibration diagnostics for raw, Platt-scaled, and isotonic-calibrated scores."/>
+                    <pic:cNvPicPr/>
+                  </pic:nvPicPr>
+                  <pic:blipFill>
+                    <a:blip r:embed="rIdFigure4"/>
+                    <a:stretch>
+                      <a:fillRect/>
+                    </a:stretch>
+                  </pic:blipFill>
+                  <pic:spPr>
+                    <a:xfrm>
+                      <a:off x="0" y="0"/>
+                      <a:ext cx="3063240" cy="1531620"/>
+                    </a:xfrm>
+                    <a:prstGeom prst="rect">
+                      <a:avLst/>
+                    </a:prstGeom>
+                  </pic:spPr>
+                </pic:pic>
+              </a:graphicData>
+            </a:graphic>
+          </wp:inline>
+        </w:drawing>
+      </w:r>
+    </w:p>
+    <w:p>
+      <w:pPr>
+        <w:pStyle w:val="BodyText"/>
+        <w:jc w:val="center"/>
+        <w:keepLines/>
+        <w:spacing w:before="0pt" w:after="6pt"/>
+        <w:ind w:firstLine="0pt"/>
+      </w:pPr>
+      <w:r>
+        <w:rPr>
+          <w:i/>
+          <w:sz w:val="14"/>
+          <w:szCs w:val="14"/>
+        </w:rPr>
+        <w:t>FIGURE 4. Calibration diagnostics for raw, Platt-scaled, and isotonic-calibrated scores.</w:t>
+      </w:r>
+    </w:p>
+    <w:p>
+      <w:pPr>
+        <w:pStyle w:val="BodyText"/>
+      </w:pPr>
+      <w:r>
+        <w:t>Leave-one-domain-out HC3 experiments confirm split sensitivity. Performance varies sharply by held-out source, especially when finance is the target domain for models with character/statistical features. This supports Alikhanov et al.'s warning that topic-aware evaluation is necessary and shows that feature additions should be stress-tested by source.</w:t>
+      </w:r>
+    </w:p>
+    <w:p>
+      <w:pPr>
+        <w:keepNext/>
+        <w:keepLines/>
+        <w:jc w:val="center"/>
+        <w:spacing w:before="4pt" w:after="2pt"/>
+        <w:ind w:firstLine="0pt"/>
+      </w:pPr>
+      <w:r>
+        <w:drawing>
+          <wp:inline distT="0" distB="0" distL="0" distR="0">
+            <wp:extent cx="3063240" cy="1361440"/>
+            <wp:effectExtent l="0" t="0" r="0" b="0"/>
+            <wp:docPr id="1005" name="paper_figure_5.png" descr="FIGURE 5. HC3 leave-one-domain-out results show source sensitivity even within the same nominal dataset."/>
+            <wp:cNvGraphicFramePr>
+              <a:graphicFrameLocks noChangeAspect="1"/>
+            </wp:cNvGraphicFramePr>
+            <a:graphic>
+              <a:graphicData uri="http://schemas.openxmlformats.org/drawingml/2006/picture">
+                <pic:pic>
+                  <pic:nvPicPr>
+                    <pic:cNvPr id="0" name="paper_figure_5.png" descr="FIGURE 5. HC3 leave-one-domain-out results show source sensitivity even within the same nominal dataset."/>
+                    <pic:cNvPicPr/>
+                  </pic:nvPicPr>
+                  <pic:blipFill>
+                    <a:blip r:embed="rIdFigure5"/>
+                    <a:stretch>
+                      <a:fillRect/>
+                    </a:stretch>
+                  </pic:blipFill>
+                  <pic:spPr>
+                    <a:xfrm>
+                      <a:off x="0" y="0"/>
+                      <a:ext cx="3063240" cy="1361440"/>
+                    </a:xfrm>
+                    <a:prstGeom prst="rect">
+                      <a:avLst/>
+                    </a:prstGeom>
+                  </pic:spPr>
+                </pic:pic>
+              </a:graphicData>
+            </a:graphic>
+          </wp:inline>
+        </w:drawing>
+      </w:r>
+    </w:p>
+    <w:p>
+      <w:pPr>
+        <w:pStyle w:val="BodyText"/>
+        <w:jc w:val="center"/>
+        <w:keepLines/>
+        <w:spacing w:before="0pt" w:after="6pt"/>
+        <w:ind w:firstLine="0pt"/>
+      </w:pPr>
+      <w:r>
+        <w:rPr>
+          <w:i/>
+          <w:sz w:val="14"/>
+          <w:szCs w:val="14"/>
+        </w:rPr>
+        <w:t>FIGURE 5. HC3 leave-one-domain-out results show source sensitivity even within the same nominal dataset.</w:t>
+      </w:r>
+    </w:p>
+    <w:p>
+      <w:pPr>
+        <w:pStyle w:val="BodyText"/>
+      </w:pPr>
+      <w:r>
+        <w:t>Grouped permutation importance on the anchor test set supports a more cautious interpretability claim than raw coefficient mass. For M2, permuting word TF-IDF caused the largest macro-F1 drop, followed by character TF-IDF and basic statistics. The interpretability conclusion is therefore based on ablation/permutation behavior rather than coefficient mass alone.</w:t>
+      </w:r>
+    </w:p>
+    <w:p>
+      <w:pPr>
+        <w:keepNext/>
+        <w:keepLines/>
+        <w:jc w:val="center"/>
+        <w:spacing w:before="4pt" w:after="2pt"/>
+        <w:ind w:firstLine="0pt"/>
+      </w:pPr>
+      <w:r>
+        <w:drawing>
+          <wp:inline distT="0" distB="0" distL="0" distR="0">
+            <wp:extent cx="3063240" cy="1531620"/>
+            <wp:effectExtent l="0" t="0" r="0" b="0"/>
+            <wp:docPr id="1006" name="paper_figure_6.png" descr="FIGURE 6. Grouped permutation importance on the anchor test split."/>
+            <wp:cNvGraphicFramePr>
+              <a:graphicFrameLocks noChangeAspect="1"/>
+            </wp:cNvGraphicFramePr>
+            <a:graphic>
+              <a:graphicData uri="http://schemas.openxmlformats.org/drawingml/2006/picture">
+                <pic:pic>
+                  <pic:nvPicPr>
+                    <pic:cNvPr id="0" name="paper_figure_6.png" descr="FIGURE 6. Grouped permutation importance on the anchor test split."/>
+                    <pic:cNvPicPr/>
+                  </pic:nvPicPr>
+                  <pic:blipFill>
+                    <a:blip r:embed="rIdFigure6"/>
+                    <a:stretch>
+                      <a:fillRect/>
+                    </a:stretch>
+                  </pic:blipFill>
+                  <pic:spPr>
+                    <a:xfrm>
+                      <a:off x="0" y="0"/>
+                      <a:ext cx="3063240" cy="1531620"/>
+                    </a:xfrm>
+                    <a:prstGeom prst="rect">
+                      <a:avLst/>
+                    </a:prstGeom>
+                  </pic:spPr>
+                </pic:pic>
+              </a:graphicData>
+            </a:graphic>
+          </wp:inline>
+        </w:drawing>
+      </w:r>
+    </w:p>
+    <w:p>
+      <w:pPr>
+        <w:pStyle w:val="BodyText"/>
+        <w:jc w:val="center"/>
+        <w:keepLines/>
+        <w:spacing w:before="0pt" w:after="6pt"/>
+        <w:ind w:firstLine="0pt"/>
+      </w:pPr>
+      <w:r>
+        <w:rPr>
+          <w:i/>
+          <w:sz w:val="14"/>
+          <w:szCs w:val="14"/>
+        </w:rPr>
+        <w:t>FIGURE 6. Grouped permutation importance on the anchor test split.</w:t>
+      </w:r>
+    </w:p>
+    <w:p>
+      <w:pPr>
+        <w:pStyle w:val="BodyText"/>
+        <w:spacing w:before="6pt" w:after="3pt"/>
+        <w:ind w:firstLine="0pt"/>
+      </w:pPr>
+      <w:r>
+        <w:rPr>
+          <w:i/>
+          <w:sz w:val="18"/>
+          <w:szCs w:val="18"/>
+        </w:rPr>
+        <w:t>B. Full-Data Classical Results</w:t>
+      </w:r>
+    </w:p>
+    <w:p>
+      <w:pPr>
+        <w:pStyle w:val="BodyText"/>
+        <w:keepNext/>
+      </w:pPr>
+      <w:r>
+        <w:t>TABLE IV reports the main full-data evaluation for the original HC3-trained classical logistic-regression model under the default HC3-calibrated threshold.</w:t>
+      </w:r>
+    </w:p>
+    <w:tbl>
+      <w:tblPr>
+        <w:tblW w:w="250pt" w:type="dxa"/>
+        <w:tblLayout w:type="fixed"/>
+        <w:tblBorders>
+          <w:top w:val="single" w:sz="4" w:space="0" w:color="auto"/>
+          <w:left w:val="single" w:sz="4" w:space="0" w:color="auto"/>
+          <w:bottom w:val="single" w:sz="4" w:space="0" w:color="auto"/>
+          <w:right w:val="single" w:sz="4" w:space="0" w:color="auto"/>
+          <w:insideH w:val="single" w:sz="4" w:space="0" w:color="auto"/>
+          <w:insideV w:val="single" w:sz="4" w:space="0" w:color="auto"/>
+        </w:tblBorders>
+      </w:tblPr>
+      <w:tblGrid>
+        <w:gridCol w:w="41.67pt"/>
+        <w:gridCol w:w="41.67pt"/>
+        <w:gridCol w:w="41.67pt"/>
+        <w:gridCol w:w="41.67pt"/>
+        <w:gridCol w:w="41.67pt"/>
+        <w:gridCol w:w="41.67pt"/>
+      </w:tblGrid>
+      <w:tr>
+        <w:trPr>
+          <w:cantSplit/>
+        </w:trPr>
+        <w:tc>
+          <w:tcPr>
+            <w:tcW w:w="41.67pt" w:type="dxa"/>
+          </w:tcPr>
+          <w:p>
+            <w:pPr>
+              <w:pStyle w:val="tablecolhead"/>
+            </w:pPr>
+            <w:r>
+              <w:rPr>
+                <w:b/>
+                <w:sz w:val="13"/>
+                <w:szCs w:val="13"/>
+              </w:rPr>
+              <w:t>Set</w:t>
+            </w:r>
+          </w:p>
+        </w:tc>
+        <w:tc>
+          <w:tcPr>
+            <w:tcW w:w="41.67pt" w:type="dxa"/>
+          </w:tcPr>
+          <w:p>
+            <w:pPr>
+              <w:pStyle w:val="tablecolhead"/>
+            </w:pPr>
+            <w:r>
+              <w:rPr>
+                <w:b/>
+                <w:sz w:val="13"/>
+                <w:szCs w:val="13"/>
+              </w:rPr>
+              <w:t>N</w:t>
+            </w:r>
+          </w:p>
+        </w:tc>
+        <w:tc>
+          <w:tcPr>
+            <w:tcW w:w="41.67pt" w:type="dxa"/>
+          </w:tcPr>
+          <w:p>
+            <w:pPr>
+              <w:pStyle w:val="tablecolhead"/>
+            </w:pPr>
+            <w:r>
+              <w:rPr>
+                <w:b/>
+                <w:sz w:val="13"/>
+                <w:szCs w:val="13"/>
+              </w:rPr>
+              <w:t>F1</w:t>
+            </w:r>
+          </w:p>
+        </w:tc>
+        <w:tc>
+          <w:tcPr>
+            <w:tcW w:w="41.67pt" w:type="dxa"/>
+          </w:tcPr>
+          <w:p>
+            <w:pPr>
+              <w:pStyle w:val="tablecolhead"/>
+            </w:pPr>
+            <w:r>
+              <w:rPr>
+                <w:b/>
+                <w:sz w:val="13"/>
+                <w:szCs w:val="13"/>
+              </w:rPr>
+              <w:t>AUROC</w:t>
+            </w:r>
+          </w:p>
+        </w:tc>
+        <w:tc>
+          <w:tcPr>
+            <w:tcW w:w="41.67pt" w:type="dxa"/>
+          </w:tcPr>
+          <w:p>
+            <w:pPr>
+              <w:pStyle w:val="tablecolhead"/>
+            </w:pPr>
+            <w:r>
+              <w:rPr>
+                <w:b/>
+                <w:sz w:val="13"/>
+                <w:szCs w:val="13"/>
+              </w:rPr>
+              <w:t>FPR</w:t>
+            </w:r>
+          </w:p>
+        </w:tc>
+        <w:tc>
+          <w:tcPr>
+            <w:tcW w:w="41.67pt" w:type="dxa"/>
+          </w:tcPr>
+          <w:p>
+            <w:pPr>
+              <w:pStyle w:val="tablecolhead"/>
+            </w:pPr>
+            <w:r>
+              <w:rPr>
+                <w:b/>
+                <w:sz w:val="13"/>
+                <w:szCs w:val="13"/>
+              </w:rPr>
+              <w:t>TPR</w:t>
+            </w:r>
+          </w:p>
+        </w:tc>
+      </w:tr>
+      <w:tr>
+        <w:trPr>
+          <w:cantSplit/>
+        </w:trPr>
+        <w:tc>
+          <w:tcPr>
+            <w:tcW w:w="41.67pt" w:type="dxa"/>
+          </w:tcPr>
+          <w:p>
+            <w:pPr>
+              <w:pStyle w:val="tablecopy"/>
+            </w:pPr>
+            <w:r>
+              <w:rPr>
+                <w:sz w:val="13"/>
+                <w:szCs w:val="13"/>
+              </w:rPr>
+              <w:t>HC3 test</w:t>
+            </w:r>
+          </w:p>
+        </w:tc>
+        <w:tc>
+          <w:tcPr>
+            <w:tcW w:w="41.67pt" w:type="dxa"/>
+          </w:tcPr>
+          <w:p>
+            <w:pPr>
+              <w:pStyle w:val="tablecopy"/>
+            </w:pPr>
+            <w:r>
+              <w:rPr>
+                <w:sz w:val="13"/>
+                <w:szCs w:val="13"/>
+              </w:rPr>
+              <w:t>12,837</w:t>
+            </w:r>
+          </w:p>
+        </w:tc>
+        <w:tc>
+          <w:tcPr>
+            <w:tcW w:w="41.67pt" w:type="dxa"/>
+          </w:tcPr>
+          <w:p>
+            <w:pPr>
+              <w:pStyle w:val="tablecopy"/>
+            </w:pPr>
+            <w:r>
+              <w:rPr>
+                <w:sz w:val="13"/>
+                <w:szCs w:val="13"/>
+              </w:rPr>
+              <w:t>0.9874</w:t>
+            </w:r>
+          </w:p>
+        </w:tc>
+        <w:tc>
+          <w:tcPr>
+            <w:tcW w:w="41.67pt" w:type="dxa"/>
+          </w:tcPr>
+          <w:p>
+            <w:pPr>
+              <w:pStyle w:val="tablecopy"/>
+            </w:pPr>
+            <w:r>
+              <w:rPr>
+                <w:sz w:val="13"/>
+                <w:szCs w:val="13"/>
+              </w:rPr>
+              <w:t>0.9992</w:t>
+            </w:r>
+          </w:p>
+        </w:tc>
+        <w:tc>
+          <w:tcPr>
+            <w:tcW w:w="41.67pt" w:type="dxa"/>
+          </w:tcPr>
+          <w:p>
+            <w:pPr>
+              <w:pStyle w:val="tablecopy"/>
+            </w:pPr>
+            <w:r>
+              <w:rPr>
+                <w:sz w:val="13"/>
+                <w:szCs w:val="13"/>
+              </w:rPr>
+              <w:t>0.0128</w:t>
+            </w:r>
+          </w:p>
+        </w:tc>
+        <w:tc>
+          <w:tcPr>
+            <w:tcW w:w="41.67pt" w:type="dxa"/>
+          </w:tcPr>
+          <w:p>
+            <w:pPr>
+              <w:pStyle w:val="tablecopy"/>
+            </w:pPr>
+            <w:r>
+              <w:rPr>
+                <w:sz w:val="13"/>
+                <w:szCs w:val="13"/>
+              </w:rPr>
+              <w:t>0.9928</w:t>
+            </w:r>
+          </w:p>
+        </w:tc>
+      </w:tr>
+      <w:tr>
+        <w:trPr>
+          <w:cantSplit/>
+        </w:trPr>
+        <w:tc>
+          <w:tcPr>
+            <w:tcW w:w="41.67pt" w:type="dxa"/>
+          </w:tcPr>
+          <w:p>
+            <w:pPr>
+              <w:pStyle w:val="tablecopy"/>
+            </w:pPr>
+            <w:r>
+              <w:rPr>
+                <w:sz w:val="13"/>
+                <w:szCs w:val="13"/>
+              </w:rPr>
+              <w:t>GPT-wiki OOD</w:t>
+            </w:r>
+          </w:p>
+        </w:tc>
+        <w:tc>
+          <w:tcPr>
+            <w:tcW w:w="41.67pt" w:type="dxa"/>
+          </w:tcPr>
+          <w:p>
+            <w:pPr>
+              <w:pStyle w:val="tablecopy"/>
+            </w:pPr>
+            <w:r>
+              <w:rPr>
+                <w:sz w:val="13"/>
+                <w:szCs w:val="13"/>
+              </w:rPr>
+              <w:t>300,000</w:t>
+            </w:r>
+          </w:p>
+        </w:tc>
+        <w:tc>
+          <w:tcPr>
+            <w:tcW w:w="41.67pt" w:type="dxa"/>
+          </w:tcPr>
+          <w:p>
+            <w:pPr>
+              <w:pStyle w:val="tablecopy"/>
+            </w:pPr>
+            <w:r>
+              <w:rPr>
+                <w:sz w:val="13"/>
+                <w:szCs w:val="13"/>
+              </w:rPr>
+              <w:t>0.5043</w:t>
+            </w:r>
+          </w:p>
+        </w:tc>
+        <w:tc>
+          <w:tcPr>
+            <w:tcW w:w="41.67pt" w:type="dxa"/>
+          </w:tcPr>
+          <w:p>
+            <w:pPr>
+              <w:pStyle w:val="tablecopy"/>
+            </w:pPr>
+            <w:r>
+              <w:rPr>
+                <w:sz w:val="13"/>
+                <w:szCs w:val="13"/>
+              </w:rPr>
+              <w:t>0.7902</w:t>
+            </w:r>
+          </w:p>
+        </w:tc>
+        <w:tc>
+          <w:tcPr>
+            <w:tcW w:w="41.67pt" w:type="dxa"/>
+          </w:tcPr>
+          <w:p>
+            <w:pPr>
+              <w:pStyle w:val="tablecopy"/>
+            </w:pPr>
+            <w:r>
+              <w:rPr>
+                <w:sz w:val="13"/>
+                <w:szCs w:val="13"/>
+              </w:rPr>
+              <w:t>0.7999</w:t>
+            </w:r>
+          </w:p>
+        </w:tc>
+        <w:tc>
+          <w:tcPr>
+            <w:tcW w:w="41.67pt" w:type="dxa"/>
+          </w:tcPr>
+          <w:p>
+            <w:pPr>
+              <w:pStyle w:val="tablecopy"/>
+            </w:pPr>
+            <w:r>
+              <w:rPr>
+                <w:sz w:val="13"/>
+                <w:szCs w:val="13"/>
+              </w:rPr>
+              <w:t>0.9466</w:t>
+            </w:r>
+          </w:p>
+        </w:tc>
+      </w:tr>
+      <w:tr>
+        <w:trPr>
+          <w:cantSplit/>
+        </w:trPr>
+        <w:tc>
+          <w:tcPr>
+            <w:tcW w:w="41.67pt" w:type="dxa"/>
+          </w:tcPr>
+          <w:p>
+            <w:pPr>
+              <w:pStyle w:val="tablecopy"/>
+            </w:pPr>
+            <w:r>
+              <w:rPr>
+                <w:sz w:val="13"/>
+                <w:szCs w:val="13"/>
+              </w:rPr>
+              <w:t>ICNALE</w:t>
+            </w:r>
+          </w:p>
+        </w:tc>
+        <w:tc>
+          <w:tcPr>
+            <w:tcW w:w="41.67pt" w:type="dxa"/>
+          </w:tcPr>
+          <w:p>
+            <w:pPr>
+              <w:pStyle w:val="tablecopy"/>
+            </w:pPr>
+            <w:r>
+              <w:rPr>
+                <w:sz w:val="13"/>
+                <w:szCs w:val="13"/>
+              </w:rPr>
+              <w:t>8,140</w:t>
+            </w:r>
+          </w:p>
+        </w:tc>
+        <w:tc>
+          <w:tcPr>
+            <w:tcW w:w="41.67pt" w:type="dxa"/>
+          </w:tcPr>
+          <w:p>
+            <w:pPr>
+              <w:pStyle w:val="tablecopy"/>
+            </w:pPr>
+            <w:r>
+              <w:rPr>
+                <w:sz w:val="13"/>
+                <w:szCs w:val="13"/>
+              </w:rPr>
+              <w:t>N/A</w:t>
+            </w:r>
+          </w:p>
+        </w:tc>
+        <w:tc>
+          <w:tcPr>
+            <w:tcW w:w="41.67pt" w:type="dxa"/>
+          </w:tcPr>
+          <w:p>
+            <w:pPr>
+              <w:pStyle w:val="tablecopy"/>
+            </w:pPr>
+            <w:r>
+              <w:rPr>
+                <w:sz w:val="13"/>
+                <w:szCs w:val="13"/>
+              </w:rPr>
+              <w:t>N/A</w:t>
+            </w:r>
+          </w:p>
+        </w:tc>
+        <w:tc>
+          <w:tcPr>
+            <w:tcW w:w="41.67pt" w:type="dxa"/>
+          </w:tcPr>
+          <w:p>
+            <w:pPr>
+              <w:pStyle w:val="tablecopy"/>
+            </w:pPr>
+            <w:r>
+              <w:rPr>
+                <w:sz w:val="13"/>
+                <w:szCs w:val="13"/>
+              </w:rPr>
+              <w:t>0.7773</w:t>
+            </w:r>
+          </w:p>
+        </w:tc>
+        <w:tc>
+          <w:tcPr>
+            <w:tcW w:w="41.67pt" w:type="dxa"/>
+          </w:tcPr>
+          <w:p>
+            <w:pPr>
+              <w:pStyle w:val="tablecopy"/>
+            </w:pPr>
+            <w:r>
+              <w:rPr>
+                <w:sz w:val="13"/>
+                <w:szCs w:val="13"/>
+              </w:rPr>
+              <w:t>N/A</w:t>
+            </w:r>
+          </w:p>
+        </w:tc>
+      </w:tr>
+    </w:tbl>
+    <w:p>
+      <w:pPr>
+        <w:pStyle w:val="BodyText"/>
+      </w:pPr>
+      <w:r>
+        <w:t>Figure 7 shows the HC3 test confusion matrix at the default validation-calibrated threshold. The model correctly classifies most HC3 human and AI examples, with 112 false positives among 8,783 human examples and 29 false negatives among 4,054 AI examples.</w:t>
+      </w:r>
+    </w:p>
+    <w:p>
+      <w:pPr>
+        <w:keepNext/>
+        <w:keepLines/>
+        <w:jc w:val="center"/>
+        <w:spacing w:before="4pt" w:after="2pt"/>
+        <w:ind w:firstLine="0pt"/>
+      </w:pPr>
+      <w:r>
+        <w:drawing>
+          <wp:inline distT="0" distB="0" distL="0" distR="0">
+            <wp:extent cx="3063240" cy="2494803"/>
+            <wp:effectExtent l="0" t="0" r="0" b="0"/>
+            <wp:docPr id="1007" name="paper_figure_7.png" descr="FIGURE 7. HC3 test confusion matrix for the classical logistic-regression detector under the default HC3 validation threshold. Cell annotations show counts and row-normalized percentages."/>
+            <wp:cNvGraphicFramePr>
+              <a:graphicFrameLocks noChangeAspect="1"/>
+            </wp:cNvGraphicFramePr>
+            <a:graphic>
+              <a:graphicData uri="http://schemas.openxmlformats.org/drawingml/2006/picture">
+                <pic:pic>
+                  <pic:nvPicPr>
+                    <pic:cNvPr id="0" name="paper_figure_7.png" descr="FIGURE 7. HC3 test confusion matrix for the classical logistic-regression detector under the default HC3 validation threshold. Cell annotations show counts and row-normalized percentages."/>
+                    <pic:cNvPicPr/>
+                  </pic:nvPicPr>
+                  <pic:blipFill>
+                    <a:blip r:embed="rIdFigure7"/>
                     <a:stretch>
                       <a:fillRect/>
                     </a:stretch>
@@ -1454,7 +4345,7 @@
           <w:sz w:val="14"/>
           <w:szCs w:val="14"/>
         </w:rPr>
-        <w:t>FIGURE 2. HC3 test confusion matrix for the classical logistic-regression detector under the default HC3 validation threshold. Cell annotations show counts and row-normalized percentages.</w:t>
+        <w:t>FIGURE 7. HC3 test confusion matrix for the classical logistic-regression detector under the default HC3 validation threshold. Cell annotations show counts and row-normalized percentages.</w:t>
       </w:r>
     </w:p>
     <w:p>
@@ -1463,6 +4354,14 @@
       </w:pPr>
       <w:r>
         <w:t>The model performs strongly on the in-domain HC3 test split, but the default threshold does not transfer. GPT-wiki-intro human FPR is 0.7999, and ICNALE human-only FPR is 0.7773. These rates show that HC3 validation calibration is unsafe for Wikipedia-style text and learner-English essays.</w:t>
+      </w:r>
+    </w:p>
+    <w:p>
+      <w:pPr>
+        <w:pStyle w:val="BodyText"/>
+      </w:pPr>
+      <w:r>
+        <w:t>These HC3-only results must not be described as outperforming Alikhanov et al.'s 82.87 percent logistic-regression result. The training data, split, feature set, class balance, and threshold rule differ. The correct direct comparison is the anchor-study M0/M1/M2 table generated by `aidetect anchor-study`, where M0 reproduces the Alikhanov baseline and M1/M2 are evaluated on the identical rows.</w:t>
       </w:r>
     </w:p>
     <w:p>
@@ -1478,7 +4377,7 @@
           <wp:inline distT="0" distB="0" distL="0" distR="0">
             <wp:extent cx="3063240" cy="2244081"/>
             <wp:effectExtent l="0" t="0" r="0" b="0"/>
-            <wp:docPr id="1003" name="paper_figure_3.png" descr="FIGURE 3. Under the default HC3-calibrated threshold, human false-positive rates remain low on HC3 but rise sharply on GPT-wiki-intro and ICNALE."/>
+            <wp:docPr id="1008" name="paper_figure_8.png" descr="FIGURE 8. Under the default HC3-calibrated threshold, human false-positive rates remain low on HC3 but rise sharply on GPT-wiki-intro and ICNALE."/>
             <wp:cNvGraphicFramePr>
               <a:graphicFrameLocks noChangeAspect="1"/>
             </wp:cNvGraphicFramePr>
@@ -1486,11 +4385,11 @@
               <a:graphicData uri="http://schemas.openxmlformats.org/drawingml/2006/picture">
                 <pic:pic>
                   <pic:nvPicPr>
-                    <pic:cNvPr id="0" name="paper_figure_3.png" descr="FIGURE 3. Under the default HC3-calibrated threshold, human false-positive rates remain low on HC3 but rise sharply on GPT-wiki-intro and ICNALE."/>
+                    <pic:cNvPr id="0" name="paper_figure_8.png" descr="FIGURE 8. Under the default HC3-calibrated threshold, human false-positive rates remain low on HC3 but rise sharply on GPT-wiki-intro and ICNALE."/>
                     <pic:cNvPicPr/>
                   </pic:nvPicPr>
                   <pic:blipFill>
-                    <a:blip r:embed="rIdFigure3"/>
+                    <a:blip r:embed="rIdFigure8"/>
                     <a:stretch>
                       <a:fillRect/>
                     </a:stretch>
@@ -1525,15 +4424,15 @@
           <w:sz w:val="14"/>
           <w:szCs w:val="14"/>
         </w:rPr>
-        <w:t>FIGURE 3. Under the default HC3-calibrated threshold, human false-positive rates remain low on HC3 but rise sharply on GPT-wiki-intro and ICNALE.</w:t>
-      </w:r>
-    </w:p>
-    <w:p>
-      <w:pPr>
-        <w:pStyle w:val="BodyText"/>
-      </w:pPr>
-      <w:r>
-        <w:t>Figure 4 shows the score-distribution reason for this failure. HC3 human and AI examples are mostly separated, but GPT-wiki human text and ICNALE human essays receive high AI scores, placing many human samples above the default threshold.</w:t>
+        <w:t>FIGURE 8. Under the default HC3-calibrated threshold, human false-positive rates remain low on HC3 but rise sharply on GPT-wiki-intro and ICNALE.</w:t>
+      </w:r>
+    </w:p>
+    <w:p>
+      <w:pPr>
+        <w:pStyle w:val="BodyText"/>
+      </w:pPr>
+      <w:r>
+        <w:t>Figure 9 shows the score-distribution reason for this failure. HC3 human and AI examples are mostly separated, but GPT-wiki human text and ICNALE human essays receive high AI scores, placing many human samples above the default threshold.</w:t>
       </w:r>
     </w:p>
     <w:p>
@@ -1549,7 +4448,7 @@
           <wp:inline distT="0" distB="0" distL="0" distR="0">
             <wp:extent cx="3063240" cy="2171802"/>
             <wp:effectExtent l="0" t="0" r="0" b="0"/>
-            <wp:docPr id="1004" name="paper_figure_4.png" descr="FIGURE 4. AI-score distributions show clean in-domain separation on HC3 but substantial score shift for GPT-wiki and ICNALE human writing. Dashed and dotted vertical lines mark the default and education thresholds."/>
+            <wp:docPr id="1009" name="paper_figure_9.png" descr="FIGURE 9. AI-score distributions show clean in-domain separation on HC3 but substantial score shift for GPT-wiki and ICNALE human writing. Dashed and dotted vertical lines mark the default and education thresholds."/>
             <wp:cNvGraphicFramePr>
               <a:graphicFrameLocks noChangeAspect="1"/>
             </wp:cNvGraphicFramePr>
@@ -1557,11 +4456,11 @@
               <a:graphicData uri="http://schemas.openxmlformats.org/drawingml/2006/picture">
                 <pic:pic>
                   <pic:nvPicPr>
-                    <pic:cNvPr id="0" name="paper_figure_4.png" descr="FIGURE 4. AI-score distributions show clean in-domain separation on HC3 but substantial score shift for GPT-wiki and ICNALE human writing. Dashed and dotted vertical lines mark the default and education thresholds."/>
+                    <pic:cNvPr id="0" name="paper_figure_9.png" descr="FIGURE 9. AI-score distributions show clean in-domain separation on HC3 but substantial score shift for GPT-wiki and ICNALE human writing. Dashed and dotted vertical lines mark the default and education thresholds."/>
                     <pic:cNvPicPr/>
                   </pic:nvPicPr>
                   <pic:blipFill>
-                    <a:blip r:embed="rIdFigure4"/>
+                    <a:blip r:embed="rIdFigure9"/>
                     <a:stretch>
                       <a:fillRect/>
                     </a:stretch>
@@ -1596,7 +4495,7 @@
           <w:sz w:val="14"/>
           <w:szCs w:val="14"/>
         </w:rPr>
-        <w:t>FIGURE 4. AI-score distributions show clean in-domain separation on HC3 but substantial score shift for GPT-wiki and ICNALE human writing. Dashed and dotted vertical lines mark the default and education thresholds.</w:t>
+        <w:t>FIGURE 9. AI-score distributions show clean in-domain separation on HC3 but substantial score shift for GPT-wiki and ICNALE human writing. Dashed and dotted vertical lines mark the default and education thresholds.</w:t>
       </w:r>
     </w:p>
     <w:p>
@@ -1611,7 +4510,7 @@
           <w:sz w:val="18"/>
           <w:szCs w:val="18"/>
         </w:rPr>
-        <w:t>B. Native and Learner-English False Positives</w:t>
+        <w:t>C. Native and Learner-English False Positives</w:t>
       </w:r>
     </w:p>
     <w:p>
@@ -1643,7 +4542,7 @@
           <wp:inline distT="0" distB="0" distL="0" distR="0">
             <wp:extent cx="3063240" cy="2257848"/>
             <wp:effectExtent l="0" t="0" r="0" b="0"/>
-            <wp:docPr id="1005" name="paper_figure_5.png" descr="FIGURE 5. The conservative education threshold greatly lowers held-out ICNALE false positives for both native-speaker and learner-English essays, but it does this by moving the decision boundary close to 1.0."/>
+            <wp:docPr id="1010" name="paper_figure_10.png" descr="FIGURE 10. The conservative education threshold greatly lowers held-out ICNALE false positives for both native-speaker and learner-English essays, but it does this by moving the decision boundary close to 1.0."/>
             <wp:cNvGraphicFramePr>
               <a:graphicFrameLocks noChangeAspect="1"/>
             </wp:cNvGraphicFramePr>
@@ -1651,11 +4550,11 @@
               <a:graphicData uri="http://schemas.openxmlformats.org/drawingml/2006/picture">
                 <pic:pic>
                   <pic:nvPicPr>
-                    <pic:cNvPr id="0" name="paper_figure_5.png" descr="FIGURE 5. The conservative education threshold greatly lowers held-out ICNALE false positives for both native-speaker and learner-English essays, but it does this by moving the decision boundary close to 1.0."/>
+                    <pic:cNvPr id="0" name="paper_figure_10.png" descr="FIGURE 10. The conservative education threshold greatly lowers held-out ICNALE false positives for both native-speaker and learner-English essays, but it does this by moving the decision boundary close to 1.0."/>
                     <pic:cNvPicPr/>
                   </pic:nvPicPr>
                   <pic:blipFill>
-                    <a:blip r:embed="rIdFigure5"/>
+                    <a:blip r:embed="rIdFigure10"/>
                     <a:stretch>
                       <a:fillRect/>
                     </a:stretch>
@@ -1690,7 +4589,7 @@
           <w:sz w:val="14"/>
           <w:szCs w:val="14"/>
         </w:rPr>
-        <w:t>FIGURE 5. The conservative education threshold greatly lowers held-out ICNALE false positives for both native-speaker and learner-English essays, but it does this by moving the decision boundary close to 1.0.</w:t>
+        <w:t>FIGURE 10. The conservative education threshold greatly lowers held-out ICNALE false positives for both native-speaker and learner-English essays, but it does this by moving the decision boundary close to 1.0.</w:t>
       </w:r>
     </w:p>
     <w:p>
@@ -1705,7 +4604,7 @@
           <w:sz w:val="18"/>
           <w:szCs w:val="18"/>
         </w:rPr>
-        <w:t>C. Calibrated Education Policy</w:t>
+        <w:t>D. Calibrated Education Policy</w:t>
       </w:r>
     </w:p>
     <w:p>
@@ -1714,7 +4613,7 @@
         <w:keepNext/>
       </w:pPr>
       <w:r>
-        <w:t>TABLE III compares the default threshold with the conservative education threshold.</w:t>
+        <w:t>TABLE V compares the default threshold with the conservative education threshold.</w:t>
       </w:r>
     </w:p>
     <w:tbl>
@@ -2273,7 +5172,7 @@
           <wp:inline distT="0" distB="0" distL="0" distR="0">
             <wp:extent cx="3063240" cy="3063240"/>
             <wp:effectExtent l="0" t="0" r="0" b="0"/>
-            <wp:docPr id="1006" name="paper_figure_6.png" descr="FIGURE 6. The education threshold reduces human false positives across shifted sets, but sharply reduces AI recall on HC3 and GPT-wiki-intro. ICNALE has no AI recall because it is human-only in this project."/>
+            <wp:docPr id="1011" name="paper_figure_11.png" descr="FIGURE 11. The education threshold reduces human false positives across shifted sets, but sharply reduces AI recall on HC3 and GPT-wiki-intro. ICNALE has no AI recall because it is human-only in this project."/>
             <wp:cNvGraphicFramePr>
               <a:graphicFrameLocks noChangeAspect="1"/>
             </wp:cNvGraphicFramePr>
@@ -2281,11 +5180,11 @@
               <a:graphicData uri="http://schemas.openxmlformats.org/drawingml/2006/picture">
                 <pic:pic>
                   <pic:nvPicPr>
-                    <pic:cNvPr id="0" name="paper_figure_6.png" descr="FIGURE 6. The education threshold reduces human false positives across shifted sets, but sharply reduces AI recall on HC3 and GPT-wiki-intro. ICNALE has no AI recall because it is human-only in this project."/>
+                    <pic:cNvPr id="0" name="paper_figure_11.png" descr="FIGURE 11. The education threshold reduces human false positives across shifted sets, but sharply reduces AI recall on HC3 and GPT-wiki-intro. ICNALE has no AI recall because it is human-only in this project."/>
                     <pic:cNvPicPr/>
                   </pic:nvPicPr>
                   <pic:blipFill>
-                    <a:blip r:embed="rIdFigure6"/>
+                    <a:blip r:embed="rIdFigure11"/>
                     <a:stretch>
                       <a:fillRect/>
                     </a:stretch>
@@ -2320,7 +5219,7 @@
           <w:sz w:val="14"/>
           <w:szCs w:val="14"/>
         </w:rPr>
-        <w:t>FIGURE 6. The education threshold reduces human false positives across shifted sets, but sharply reduces AI recall on HC3 and GPT-wiki-intro. ICNALE has no AI recall because it is human-only in this project.</w:t>
+        <w:t>FIGURE 11. The education threshold reduces human false positives across shifted sets, but sharply reduces AI recall on HC3 and GPT-wiki-intro. ICNALE has no AI recall because it is human-only in this project.</w:t>
       </w:r>
     </w:p>
     <w:p>
@@ -2335,7 +5234,7 @@
           <w:sz w:val="18"/>
           <w:szCs w:val="18"/>
         </w:rPr>
-        <w:t>D. Fixed-Sample Baseline Comparison</w:t>
+        <w:t>E. Fixed-Sample Baseline Comparison</w:t>
       </w:r>
     </w:p>
     <w:p>
@@ -2344,7 +5243,7 @@
         <w:keepNext/>
       </w:pPr>
       <w:r>
-        <w:t>TABLE IV reports the same-row 500-example comparison for the classical detector and baselines. These results are useful for approximate comparison, but they are not full-dataset transformer results.</w:t>
+        <w:t>TABLE VI reports the same-row 500-example comparison for the classical detector and baselines. These results are useful for approximate comparison, but they are not full-dataset transformer results.</w:t>
       </w:r>
     </w:p>
     <w:tbl>
@@ -3113,7 +6012,7 @@
           <w:sz w:val="18"/>
           <w:szCs w:val="18"/>
         </w:rPr>
-        <w:t>E. Feature Ablation Summary</w:t>
+        <w:t>F. Feature Ablation Summary</w:t>
       </w:r>
     </w:p>
     <w:p>
@@ -3145,7 +6044,7 @@
           <wp:inline distT="0" distB="0" distL="0" distR="0">
             <wp:extent cx="3063240" cy="2337826"/>
             <wp:effectExtent l="0" t="0" r="0" b="0"/>
-            <wp:docPr id="1007" name="paper_figure_7.png" descr="FIGURE 7. Feature ablations show that higher HC3 F1-macro does not guarantee lower ICNALE human false-positive rates."/>
+            <wp:docPr id="1012" name="paper_figure_12.png" descr="FIGURE 12. Feature ablations show that higher HC3 F1-macro does not guarantee lower ICNALE human false-positive rates."/>
             <wp:cNvGraphicFramePr>
               <a:graphicFrameLocks noChangeAspect="1"/>
             </wp:cNvGraphicFramePr>
@@ -3153,11 +6052,11 @@
               <a:graphicData uri="http://schemas.openxmlformats.org/drawingml/2006/picture">
                 <pic:pic>
                   <pic:nvPicPr>
-                    <pic:cNvPr id="0" name="paper_figure_7.png" descr="FIGURE 7. Feature ablations show that higher HC3 F1-macro does not guarantee lower ICNALE human false-positive rates."/>
+                    <pic:cNvPr id="0" name="paper_figure_12.png" descr="FIGURE 12. Feature ablations show that higher HC3 F1-macro does not guarantee lower ICNALE human false-positive rates."/>
                     <pic:cNvPicPr/>
                   </pic:nvPicPr>
                   <pic:blipFill>
-                    <a:blip r:embed="rIdFigure7"/>
+                    <a:blip r:embed="rIdFigure12"/>
                     <a:stretch>
                       <a:fillRect/>
                     </a:stretch>
@@ -3192,7 +6091,7 @@
           <w:sz w:val="14"/>
           <w:szCs w:val="14"/>
         </w:rPr>
-        <w:t>FIGURE 7. Feature ablations show that higher HC3 F1-macro does not guarantee lower ICNALE human false-positive rates.</w:t>
+        <w:t>FIGURE 12. Feature ablations show that higher HC3 F1-macro does not guarantee lower ICNALE human false-positive rates.</w:t>
       </w:r>
     </w:p>
     <w:p>
@@ -3207,15 +6106,23 @@
           <w:sz w:val="18"/>
           <w:szCs w:val="18"/>
         </w:rPr>
-        <w:t>F. Comparison with Prior Work</w:t>
-      </w:r>
-    </w:p>
-    <w:p>
-      <w:pPr>
-        <w:pStyle w:val="BodyText"/>
-      </w:pPr>
-      <w:r>
-        <w:t>The HC3 test results demonstrate that the classical model can fit its training distribution extremely well, obtaining an F1-macro of 0.9874 and AUROC of 0.9992. This result is consistent with prior supervised detectors that report very high benchmark performance, including Ghostbuster [9]. However, direct numerical comparison is inappropriate because the studies use different datasets, generators, prompts, document lengths, thresholds, and evaluation protocols.</w:t>
+        <w:t>G. Comparison with Prior Work</w:t>
+      </w:r>
+    </w:p>
+    <w:p>
+      <w:pPr>
+        <w:pStyle w:val="BodyText"/>
+      </w:pPr>
+      <w:r>
+        <w:t>Alikhanov et al. is the main direct comparison for this paper because it uses the same broad data family and the same TF-IDF logistic-regression baseline under a topic-held-out protocol [17]. Their reported 82.87 percent logistic-regression accuracy is not directly comparable to the HC3-only F1-macro of 0.9874 in TABLE IV, because TABLE IV uses HC3 only, group-based splits within HC3 domains, additional character/statistical features, and a validation threshold targeting low false-positive rate. The direct comparison is TABLE II, where M0 reproduces the Alikhanov baseline and M1/M2 are evaluated on the same HC3+DAIGT topic split.</w:t>
+      </w:r>
+    </w:p>
+    <w:p>
+      <w:pPr>
+        <w:pStyle w:val="BodyText"/>
+      </w:pPr>
+      <w:r>
+        <w:t>The HC3 test results demonstrate that the classical model can fit its training distribution extremely well, obtaining an F1-macro of 0.9874 and AUROC of 0.9992. This result is consistent with prior supervised detectors that report very high benchmark performance, including Ghostbuster [9]. However, broad numerical comparison is inappropriate when studies use different datasets, generators, prompts, document lengths, thresholds, and evaluation protocols.</w:t>
       </w:r>
     </w:p>
     <w:p>
@@ -3287,7 +6194,7 @@
         <w:pStyle w:val="BodyText"/>
       </w:pPr>
       <w:r>
-        <w:t>The likely reason is distribution shift. HC3 answers differ from Wikipedia introductions and from learner essays in length, topic, punctuation, discourse style, and lexical patterns. Logistic regression with high-dimensional n-grams can learn patterns that separate HC3 human and ChatGPT answers, but those patterns do not necessarily represent the general distinction between human and AI writing. The feature importance tables support this caution because character n-grams dominate coefficient mass and can capture dataset-specific style artifacts.</w:t>
+        <w:t>The likely reason is distribution shift. HC3 answers differ from Wikipedia introductions and from learner essays in length, topic, punctuation, discourse style, and lexical patterns. Logistic regression with high-dimensional n-grams can learn patterns that separate HC3 human and ChatGPT answers, but those patterns do not necessarily represent the general distinction between human and AI writing. The feature-family ablations and grouped diagnostics support this caution because character n-grams can improve benchmark performance while also capturing dataset-specific style artifacts.</w:t>
       </w:r>
     </w:p>
     <w:p>
@@ -3391,7 +6298,7 @@
         <w:pStyle w:val="BodyText"/>
       </w:pPr>
       <w:r>
-        <w:t>Fifth, the current run reports point estimates without bootstrap confidence intervals. Confidence intervals would strengthen the paper, especially for subgroup comparisons.</w:t>
+        <w:t>Fifth, the legacy full-data HC3/GPT-wiki/ICNALE tables report point estimates without bootstrap confidence intervals. The anchor-study tables include bootstrap intervals and paired tests, so strong claims about small differences should be based on the anchor-study outputs rather than the older point-estimate-only tables.</w:t>
       </w:r>
     </w:p>
     <w:p>
@@ -3431,7 +6338,7 @@
         <w:pStyle w:val="BodyText"/>
       </w:pPr>
       <w:r>
-        <w:t>This project implemented an interpretable and bias-aware AI-generated text detection pipeline using classical NLP features and logistic regression. The detector performs very well on the HC3 in-domain test split, but the full-data results show severe false-positive failures on GPT-wiki-intro and ICNALE under the default threshold. A conservative education threshold greatly reduces false positives on ICNALE, but also reduces AI recall. The main conclusion is therefore cautious: AI-text detectors should not be used as automatic evidence of misconduct, especially for learner-English writers. If used at all, they should be calibrated on target-domain human writing, framed as decision support, and paired with manual review.</w:t>
+        <w:t>This project implemented an interpretable and bias-aware AI-generated text detection pipeline using classical NLP features and logistic regression. It reproduces Alikhanov et al.'s HC3+DAIGT TF-IDF logistic-regression baseline within the reported accuracy tolerance, then evaluates word/character/statistical feature extensions on the same rows. The extensions improve ranking and some low-FPR recall measures, but they also expose threshold sensitivity and false-positive tradeoffs under domain and population shift. The detector performs very well on the HC3 in-domain test split, but the broader results show false-positive failures on GPT-wiki-intro and ICNALE under default thresholds. A conservative education threshold greatly reduces false positives on ICNALE, but also reduces AI recall. The main conclusion is therefore cautious: AI-text detectors should not be used as automatic evidence of misconduct, especially for learner-English writers. If used at all, they should be calibrated on target-domain human writing, framed as decision support, and paired with manual review.</w:t>
       </w:r>
     </w:p>
     <w:p>
@@ -3576,6 +6483,14 @@
       </w:pPr>
       <w:r>
         <w:t>[16] Y. Jiang, J. Hao, M. Fauss, and C. Li, "Detecting ChatGPT-generated essays in a large-scale writing assessment: Is there a bias against non-native English speakers?" Computers &amp; Education, vol. 217, art. no. 105070, 2024, doi: 10.1016/j.compedu.2024.105070.</w:t>
+      </w:r>
+    </w:p>
+    <w:p>
+      <w:pPr>
+        <w:pStyle w:val="BodyText"/>
+      </w:pPr>
+      <w:r>
+        <w:t>[17] A. Alikhanov, A. Amangeldi, D. Demeubay, D. Akhmetzhan, O. Polat, G. Zharas, and N. Moldakhmetov, "AI Generated Text Detection," arXiv:2601.03812, 2026.</w:t>
       </w:r>
     </w:p>
     <w:sectPr>
